--- a/PDS_Actividad_03_Grupo06.docx
+++ b/PDS_Actividad_03_Grupo06.docx
@@ -9889,14 +9889,9027 @@
       <w:pPr>
         <w:pStyle w:val="NormalWeb"/>
         <w:shd w:val="clear" w:color="auto" w:fill="FFFFFF"/>
-        <w:spacing w:lineRule="auto" w:line="360" w:before="0" w:after="280"/>
-        <w:jc w:val="both"/>
-        <w:rPr>
-          <w:rFonts w:ascii="Calibri" w:hAnsi="Calibri" w:eastAsia="" w:cs="Calibri" w:asciiTheme="minorHAnsi" w:cstheme="minorHAnsi" w:eastAsiaTheme="majorEastAsia" w:hAnsiTheme="minorHAnsi"/>
+        <w:spacing w:lineRule="auto" w:line="360" w:before="0" w:after="0"/>
+        <w:jc w:val="both"/>
+        <w:rPr>
+          <w:b/>
+          <w:bCs/>
+        </w:rPr>
+      </w:pPr>
+      <w:r>
+        <w:rPr>
+          <w:rFonts w:eastAsia="" w:cs="Calibri" w:ascii="Calibri" w:hAnsi="Calibri" w:asciiTheme="minorHAnsi" w:cstheme="minorHAnsi" w:eastAsiaTheme="majorEastAsia" w:hAnsiTheme="minorHAnsi"/>
+          <w:b/>
+          <w:bCs/>
           <w:color w:themeColor="accent1" w:themeShade="bf" w:val="2F5496"/>
           <w:sz w:val="20"/>
           <w:szCs w:val="20"/>
           <w:lang w:eastAsia="en-US"/>
+        </w:rPr>
+        <w:t xml:space="preserve">Patrón 02: Visitor — Paquete Turístico</w:t>
+      </w:r>
+    </w:p>
+    <w:p>
+      <w:pPr>
+        <w:pStyle w:val="NormalWeb"/>
+        <w:shd w:val="clear" w:color="auto" w:fill="FFFFFF"/>
+        <w:spacing w:lineRule="auto" w:line="360" w:before="0" w:after="0"/>
+        <w:jc w:val="both"/>
+        <w:rPr>
+          <w:rFonts w:ascii="Calibri" w:hAnsi="Calibri" w:cs="Calibri" w:asciiTheme="minorHAnsi" w:cstheme="minorHAnsi" w:hAnsiTheme="minorHAnsi"/>
+          <w:sz w:val="20"/>
+          <w:szCs w:val="20"/>
+        </w:rPr>
+      </w:pPr>
+      <w:r>
+        <w:rPr>
+          <w:rFonts w:cs="Calibri" w:cstheme="minorHAnsi" w:ascii="Calibri" w:hAnsi="Calibri"/>
+          <w:sz w:val="20"/>
+          <w:szCs w:val="20"/>
+        </w:rPr>
+      </w:r>
+    </w:p>
+    <w:p>
+      <w:pPr>
+        <w:pStyle w:val="NormalWeb"/>
+        <w:shd w:val="clear" w:color="auto" w:fill="FFFFFF"/>
+        <w:spacing w:lineRule="auto" w:line="360" w:beforeAutospacing="0" w:before="0" w:afterAutospacing="0" w:after="0"/>
+        <w:jc w:val="both"/>
+        <w:rPr>
+          <w:b/>
+          <w:bCs/>
+        </w:rPr>
+      </w:pPr>
+      <w:r>
+        <w:rPr>
+          <w:rFonts w:eastAsia="" w:cs="Calibri" w:ascii="Calibri" w:hAnsi="Calibri" w:asciiTheme="minorHAnsi" w:cstheme="minorHAnsi" w:eastAsiaTheme="majorEastAsia" w:hAnsiTheme="minorHAnsi"/>
+          <w:b/>
+          <w:bCs/>
+          <w:color w:themeColor="accent1" w:themeShade="bf" w:val="2F5496"/>
+          <w:sz w:val="20"/>
+          <w:szCs w:val="20"/>
+          <w:lang w:eastAsia="en-US"/>
+        </w:rPr>
+        <w:t xml:space="preserve">Escenario / Motivación</w:t>
+      </w:r>
+    </w:p>
+    <w:p>
+      <w:pPr>
+        <w:pStyle w:val="NormalWeb"/>
+        <w:shd w:val="clear" w:color="auto" w:fill="FFFFFF"/>
+        <w:spacing w:lineRule="auto" w:line="360" w:before="0" w:after="0"/>
+        <w:jc w:val="both"/>
+        <w:rPr>
+          <w:color w:val="auto"/>
+        </w:rPr>
+      </w:pPr>
+      <w:r>
+        <w:rPr>
+          <w:rFonts w:cs="Calibri" w:ascii="Calibri" w:hAnsi="Calibri" w:asciiTheme="minorHAnsi" w:cstheme="minorHAnsi" w:hAnsiTheme="minorHAnsi"/>
+          <w:b/>
+          <w:bCs/>
+          <w:color w:val="auto"/>
+          <w:sz w:val="20"/>
+          <w:szCs w:val="20"/>
+        </w:rPr>
+        <w:t xml:space="preserve">Escenario.</w:t>
+      </w:r>
+      <w:r>
+        <w:rPr>
+          <w:rFonts w:cs="Calibri" w:ascii="Calibri" w:hAnsi="Calibri" w:asciiTheme="minorHAnsi" w:cstheme="minorHAnsi" w:hAnsiTheme="minorHAnsi"/>
+          <w:color w:val="auto"/>
+          <w:sz w:val="20"/>
+          <w:szCs w:val="20"/>
+        </w:rPr>
+        <w:t xml:space="preserve"> La misma agencia en línea del Patrón 01 vende paquetes turísticos. Un paquete (</w:t>
+      </w:r>
+      <w:r>
+        <w:rPr>
+          <w:rFonts w:cs="Calibri" w:ascii="Calibri" w:hAnsi="Calibri" w:asciiTheme="minorHAnsi" w:cstheme="minorHAnsi" w:hAnsiTheme="minorHAnsi"/>
+          <w:color w:val="auto"/>
+          <w:sz w:val="20"/>
+          <w:szCs w:val="20"/>
+        </w:rPr>
+        <w:t xml:space="preserve">PaqueteTuristico</w:t>
+      </w:r>
+      <w:r>
+        <w:rPr>
+          <w:rFonts w:cs="Calibri" w:ascii="Calibri" w:hAnsi="Calibri" w:asciiTheme="minorHAnsi" w:cstheme="minorHAnsi" w:hAnsiTheme="minorHAnsi"/>
+          <w:color w:val="auto"/>
+          <w:sz w:val="20"/>
+          <w:szCs w:val="20"/>
+        </w:rPr>
+        <w:t xml:space="preserve">) agrupa servicios de distinto tipo:</w:t>
+      </w:r>
+    </w:p>
+    <w:p>
+      <w:pPr>
+        <w:pStyle w:val="NormalWeb"/>
+        <w:shd w:val="clear" w:color="auto" w:fill="FFFFFF"/>
+        <w:spacing w:lineRule="auto" w:line="360" w:before="0" w:after="0"/>
+        <w:jc w:val="both"/>
+        <w:rPr>
+          <w:rFonts w:ascii="Calibri" w:hAnsi="Calibri" w:cs="Calibri" w:asciiTheme="minorHAnsi" w:cstheme="minorHAnsi" w:hAnsiTheme="minorHAnsi"/>
+          <w:sz w:val="20"/>
+          <w:szCs w:val="20"/>
+        </w:rPr>
+      </w:pPr>
+      <w:r>
+        <w:rPr>
+          <w:rFonts w:cs="Calibri" w:cstheme="minorHAnsi" w:ascii="Calibri" w:hAnsi="Calibri"/>
+          <w:sz w:val="20"/>
+          <w:szCs w:val="20"/>
+        </w:rPr>
+      </w:r>
+    </w:p>
+    <w:tbl>
+      <w:tblPr>
+        <w:tblW w:w="10185" w:type="dxa"/>
+        <w:jc w:val="left"/>
+        <w:tblInd w:w="-698" w:type="dxa"/>
+        <w:tblLayout w:type="fixed"/>
+        <w:tblCellMar>
+          <w:top w:w="55" w:type="dxa"/>
+          <w:left w:w="55" w:type="dxa"/>
+          <w:bottom w:w="55" w:type="dxa"/>
+          <w:right w:w="55" w:type="dxa"/>
+        </w:tblCellMar>
+      </w:tblPr>
+      <w:tblGrid>
+        <w:gridCol w:w="3490"/>
+        <w:gridCol w:w="6695"/>
+      </w:tblGrid>
+      <w:tr>
+        <w:trPr>
+          <w:tblHeader/>
+        </w:trPr>
+        <w:tc>
+          <w:tcPr>
+            <w:tcW w:w="3490" w:type="dxa"/>
+            <w:tcBorders>
+              <w:top w:val="single" w:sz="4" w:space="0" w:color="000000"/>
+              <w:left w:val="single" w:sz="4" w:space="0" w:color="000000"/>
+              <w:bottom w:val="single" w:sz="4" w:space="0" w:color="000000"/>
+            </w:tcBorders>
+          </w:tcPr>
+          <w:p>
+            <w:pPr>
+              <w:pStyle w:val="Contenidodelatabla"/>
+              <w:spacing w:lineRule="auto" w:line="276"/>
+              <w:jc w:val="center"/>
+            </w:pPr>
+            <w:r>
+              <w:rPr>
+                <w:rFonts w:ascii="Calibri" w:hAnsi="Calibri"/>
+                <w:b/>
+                <w:bCs/>
+                <w:color w:val="000000"/>
+                <w:sz w:val="20"/>
+                <w:szCs w:val="20"/>
+              </w:rPr>
+              <w:t xml:space="preserve">Servicio</w:t>
+            </w:r>
+          </w:p>
+        </w:tc>
+        <w:tc>
+          <w:tcPr>
+            <w:tcW w:w="6695" w:type="dxa"/>
+            <w:tcBorders>
+              <w:top w:val="single" w:sz="4" w:space="0" w:color="000000"/>
+              <w:left w:val="single" w:sz="4" w:space="0" w:color="000000"/>
+              <w:bottom w:val="single" w:sz="4" w:space="0" w:color="000000"/>
+              <w:right w:val="single" w:sz="4" w:space="0" w:color="000000"/>
+            </w:tcBorders>
+          </w:tcPr>
+          <w:p>
+            <w:pPr>
+              <w:pStyle w:val="Contenidodelatabla"/>
+              <w:spacing w:lineRule="auto" w:line="276"/>
+              <w:jc w:val="center"/>
+            </w:pPr>
+            <w:r>
+              <w:rPr>
+                <w:rFonts w:ascii="Calibri" w:hAnsi="Calibri"/>
+                <w:b/>
+                <w:bCs/>
+                <w:color w:val="000000"/>
+                <w:sz w:val="20"/>
+                <w:szCs w:val="20"/>
+              </w:rPr>
+              <w:t xml:space="preserve">Datos propios</w:t>
+            </w:r>
+          </w:p>
+        </w:tc>
+      </w:tr>
+      <w:tr>
+        <w:trPr/>
+        <w:tc>
+          <w:tcPr>
+            <w:tcW w:w="3490" w:type="dxa"/>
+            <w:tcBorders>
+              <w:top w:val="single" w:sz="4" w:space="0" w:color="000000"/>
+              <w:left w:val="single" w:sz="4" w:space="0" w:color="000000"/>
+              <w:bottom w:val="single" w:sz="4" w:space="0" w:color="000000"/>
+            </w:tcBorders>
+          </w:tcPr>
+          <w:p>
+            <w:pPr>
+              <w:pStyle w:val="Contenidodelatabla"/>
+              <w:spacing w:lineRule="auto" w:line="276"/>
+              <w:jc w:val="left"/>
+            </w:pPr>
+            <w:r>
+              <w:rPr>
+                <w:rFonts w:ascii="Calibri" w:hAnsi="Calibri"/>
+                <w:color w:val="000000"/>
+                <w:sz w:val="20"/>
+                <w:szCs w:val="20"/>
+              </w:rPr>
+              <w:t xml:space="preserve">ServicioVuelo</w:t>
+            </w:r>
+          </w:p>
+        </w:tc>
+        <w:tc>
+          <w:tcPr>
+            <w:tcW w:w="6695" w:type="dxa"/>
+            <w:tcBorders>
+              <w:top w:val="single" w:sz="4" w:space="0" w:color="000000"/>
+              <w:left w:val="single" w:sz="4" w:space="0" w:color="000000"/>
+              <w:bottom w:val="single" w:sz="4" w:space="0" w:color="000000"/>
+              <w:right w:val="single" w:sz="4" w:space="0" w:color="000000"/>
+            </w:tcBorders>
+          </w:tcPr>
+          <w:p>
+            <w:pPr>
+              <w:pStyle w:val="Contenidodelatabla"/>
+              <w:spacing w:lineRule="auto" w:line="276"/>
+              <w:jc w:val="left"/>
+            </w:pPr>
+            <w:r>
+              <w:rPr>
+                <w:rFonts w:ascii="Calibri" w:hAnsi="Calibri"/>
+                <w:color w:val="000000"/>
+                <w:sz w:val="20"/>
+                <w:szCs w:val="20"/>
+              </w:rPr>
+              <w:t xml:space="preserve">Origen, destino, fecha, si es internacional, precio</w:t>
+            </w:r>
+          </w:p>
+        </w:tc>
+      </w:tr>
+      <w:tr>
+        <w:trPr/>
+        <w:tc>
+          <w:tcPr>
+            <w:tcW w:w="3490" w:type="dxa"/>
+            <w:tcBorders>
+              <w:top w:val="single" w:sz="4" w:space="0" w:color="000000"/>
+              <w:left w:val="single" w:sz="4" w:space="0" w:color="000000"/>
+              <w:bottom w:val="single" w:sz="4" w:space="0" w:color="000000"/>
+            </w:tcBorders>
+          </w:tcPr>
+          <w:p>
+            <w:pPr>
+              <w:pStyle w:val="Contenidodelatabla"/>
+              <w:spacing w:lineRule="auto" w:line="276"/>
+              <w:jc w:val="left"/>
+            </w:pPr>
+            <w:r>
+              <w:rPr>
+                <w:rFonts w:ascii="Calibri" w:hAnsi="Calibri"/>
+                <w:color w:val="000000"/>
+                <w:sz w:val="20"/>
+                <w:szCs w:val="20"/>
+              </w:rPr>
+              <w:t xml:space="preserve">ServicioHotel</w:t>
+            </w:r>
+          </w:p>
+        </w:tc>
+        <w:tc>
+          <w:tcPr>
+            <w:tcW w:w="6695" w:type="dxa"/>
+            <w:tcBorders>
+              <w:top w:val="single" w:sz="4" w:space="0" w:color="000000"/>
+              <w:left w:val="single" w:sz="4" w:space="0" w:color="000000"/>
+              <w:bottom w:val="single" w:sz="4" w:space="0" w:color="000000"/>
+              <w:right w:val="single" w:sz="4" w:space="0" w:color="000000"/>
+            </w:tcBorders>
+          </w:tcPr>
+          <w:p>
+            <w:pPr>
+              <w:pStyle w:val="Contenidodelatabla"/>
+              <w:spacing w:lineRule="auto" w:line="276"/>
+              <w:jc w:val="left"/>
+            </w:pPr>
+            <w:r>
+              <w:rPr>
+                <w:rFonts w:ascii="Calibri" w:hAnsi="Calibri"/>
+                <w:color w:val="000000"/>
+                <w:sz w:val="20"/>
+                <w:szCs w:val="20"/>
+              </w:rPr>
+              <w:t xml:space="preserve">Hotel, ciudad, fecha de ingreso, noches, precio por noche</w:t>
+            </w:r>
+          </w:p>
+        </w:tc>
+      </w:tr>
+      <w:tr>
+        <w:trPr/>
+        <w:tc>
+          <w:tcPr>
+            <w:tcW w:w="3490" w:type="dxa"/>
+            <w:tcBorders>
+              <w:top w:val="single" w:sz="4" w:space="0" w:color="000000"/>
+              <w:left w:val="single" w:sz="4" w:space="0" w:color="000000"/>
+              <w:bottom w:val="single" w:sz="4" w:space="0" w:color="000000"/>
+            </w:tcBorders>
+          </w:tcPr>
+          <w:p>
+            <w:pPr>
+              <w:pStyle w:val="Contenidodelatabla"/>
+              <w:spacing w:lineRule="auto" w:line="276"/>
+              <w:jc w:val="left"/>
+            </w:pPr>
+            <w:r>
+              <w:rPr>
+                <w:rFonts w:ascii="Calibri" w:hAnsi="Calibri"/>
+                <w:color w:val="000000"/>
+                <w:sz w:val="20"/>
+                <w:szCs w:val="20"/>
+              </w:rPr>
+              <w:t xml:space="preserve">ServicioTraslado</w:t>
+            </w:r>
+          </w:p>
+        </w:tc>
+        <w:tc>
+          <w:tcPr>
+            <w:tcW w:w="6695" w:type="dxa"/>
+            <w:tcBorders>
+              <w:top w:val="single" w:sz="4" w:space="0" w:color="000000"/>
+              <w:left w:val="single" w:sz="4" w:space="0" w:color="000000"/>
+              <w:bottom w:val="single" w:sz="4" w:space="0" w:color="000000"/>
+              <w:right w:val="single" w:sz="4" w:space="0" w:color="000000"/>
+            </w:tcBorders>
+          </w:tcPr>
+          <w:p>
+            <w:pPr>
+              <w:pStyle w:val="Contenidodelatabla"/>
+              <w:spacing w:lineRule="auto" w:line="276"/>
+              <w:jc w:val="left"/>
+            </w:pPr>
+            <w:r>
+              <w:rPr>
+                <w:rFonts w:ascii="Calibri" w:hAnsi="Calibri"/>
+                <w:color w:val="000000"/>
+                <w:sz w:val="20"/>
+                <w:szCs w:val="20"/>
+              </w:rPr>
+              <w:t xml:space="preserve">Origen, destino, fecha, precio</w:t>
+            </w:r>
+          </w:p>
+        </w:tc>
+      </w:tr>
+      <w:tr>
+        <w:trPr/>
+        <w:tc>
+          <w:tcPr>
+            <w:tcW w:w="3490" w:type="dxa"/>
+            <w:tcBorders>
+              <w:top w:val="single" w:sz="4" w:space="0" w:color="000000"/>
+              <w:left w:val="single" w:sz="4" w:space="0" w:color="000000"/>
+              <w:bottom w:val="single" w:sz="4" w:space="0" w:color="000000"/>
+            </w:tcBorders>
+          </w:tcPr>
+          <w:p>
+            <w:pPr>
+              <w:pStyle w:val="Contenidodelatabla"/>
+              <w:spacing w:lineRule="auto" w:line="276"/>
+              <w:jc w:val="left"/>
+            </w:pPr>
+            <w:r>
+              <w:rPr>
+                <w:rFonts w:ascii="Calibri" w:hAnsi="Calibri"/>
+                <w:color w:val="000000"/>
+                <w:sz w:val="20"/>
+                <w:szCs w:val="20"/>
+              </w:rPr>
+              <w:t xml:space="preserve">ServicioExcursion</w:t>
+            </w:r>
+          </w:p>
+        </w:tc>
+        <w:tc>
+          <w:tcPr>
+            <w:tcW w:w="6695" w:type="dxa"/>
+            <w:tcBorders>
+              <w:top w:val="single" w:sz="4" w:space="0" w:color="000000"/>
+              <w:left w:val="single" w:sz="4" w:space="0" w:color="000000"/>
+              <w:bottom w:val="single" w:sz="4" w:space="0" w:color="000000"/>
+              <w:right w:val="single" w:sz="4" w:space="0" w:color="000000"/>
+            </w:tcBorders>
+          </w:tcPr>
+          <w:p>
+            <w:pPr>
+              <w:pStyle w:val="Contenidodelatabla"/>
+              <w:spacing w:lineRule="auto" w:line="276"/>
+              <w:jc w:val="left"/>
+            </w:pPr>
+            <w:r>
+              <w:rPr>
+                <w:rFonts w:ascii="Calibri" w:hAnsi="Calibri"/>
+                <w:color w:val="000000"/>
+                <w:sz w:val="20"/>
+                <w:szCs w:val="20"/>
+              </w:rPr>
+              <w:t xml:space="preserve">Nombre, fecha, personas, precio por persona</w:t>
+            </w:r>
+          </w:p>
+        </w:tc>
+      </w:tr>
+      <w:tr>
+        <w:trPr/>
+        <w:tc>
+          <w:tcPr>
+            <w:tcW w:w="3490" w:type="dxa"/>
+            <w:tcBorders>
+              <w:top w:val="single" w:sz="4" w:space="0" w:color="000000"/>
+              <w:left w:val="single" w:sz="4" w:space="0" w:color="000000"/>
+              <w:bottom w:val="single" w:sz="4" w:space="0" w:color="000000"/>
+            </w:tcBorders>
+          </w:tcPr>
+          <w:p>
+            <w:pPr>
+              <w:pStyle w:val="Contenidodelatabla"/>
+              <w:spacing w:lineRule="auto" w:line="276"/>
+              <w:jc w:val="left"/>
+            </w:pPr>
+            <w:r>
+              <w:rPr>
+                <w:rFonts w:ascii="Calibri" w:hAnsi="Calibri"/>
+                <w:color w:val="000000"/>
+                <w:sz w:val="20"/>
+                <w:szCs w:val="20"/>
+              </w:rPr>
+              <w:t xml:space="preserve">ServicioSeguro</w:t>
+            </w:r>
+          </w:p>
+        </w:tc>
+        <w:tc>
+          <w:tcPr>
+            <w:tcW w:w="6695" w:type="dxa"/>
+            <w:tcBorders>
+              <w:top w:val="single" w:sz="4" w:space="0" w:color="000000"/>
+              <w:left w:val="single" w:sz="4" w:space="0" w:color="000000"/>
+              <w:bottom w:val="single" w:sz="4" w:space="0" w:color="000000"/>
+              <w:right w:val="single" w:sz="4" w:space="0" w:color="000000"/>
+            </w:tcBorders>
+          </w:tcPr>
+          <w:p>
+            <w:pPr>
+              <w:pStyle w:val="Contenidodelatabla"/>
+              <w:spacing w:lineRule="auto" w:line="276"/>
+              <w:jc w:val="left"/>
+            </w:pPr>
+            <w:r>
+              <w:rPr>
+                <w:rFonts w:ascii="Calibri" w:hAnsi="Calibri"/>
+                <w:color w:val="000000"/>
+                <w:sz w:val="20"/>
+                <w:szCs w:val="20"/>
+              </w:rPr>
+              <w:t xml:space="preserve">Cobertura, fecha de inicio, días, precio por día</w:t>
+            </w:r>
+          </w:p>
+        </w:tc>
+      </w:tr>
+    </w:tbl>
+    <w:p>
+      <w:pPr>
+        <w:pStyle w:val="NormalWeb"/>
+        <w:shd w:val="clear" w:color="auto" w:fill="FFFFFF"/>
+        <w:spacing w:lineRule="auto" w:line="360" w:before="0" w:after="0"/>
+        <w:jc w:val="both"/>
+        <w:rPr>
+          <w:rFonts w:ascii="Calibri" w:hAnsi="Calibri" w:cs="Calibri" w:asciiTheme="minorHAnsi" w:cstheme="minorHAnsi" w:hAnsiTheme="minorHAnsi"/>
+          <w:sz w:val="20"/>
+          <w:szCs w:val="20"/>
+        </w:rPr>
+      </w:pPr>
+      <w:r>
+        <w:rPr>
+          <w:rFonts w:cs="Calibri" w:cstheme="minorHAnsi" w:ascii="Calibri" w:hAnsi="Calibri"/>
+          <w:sz w:val="20"/>
+          <w:szCs w:val="20"/>
+        </w:rPr>
+      </w:r>
+    </w:p>
+    <w:p>
+      <w:pPr>
+        <w:pStyle w:val="NormalWeb"/>
+        <w:shd w:val="clear" w:color="auto" w:fill="FFFFFF"/>
+        <w:spacing w:lineRule="auto" w:line="360" w:before="0" w:after="0"/>
+        <w:jc w:val="both"/>
+        <w:rPr>
+          <w:color w:val="auto"/>
+        </w:rPr>
+      </w:pPr>
+      <w:r>
+        <w:rPr>
+          <w:rFonts w:cs="Calibri" w:ascii="Calibri" w:hAnsi="Calibri" w:asciiTheme="minorHAnsi" w:cstheme="minorHAnsi" w:hAnsiTheme="minorHAnsi"/>
+          <w:color w:val="auto"/>
+          <w:sz w:val="20"/>
+          <w:szCs w:val="20"/>
+        </w:rPr>
+        <w:t xml:space="preserve">Sobre el mismo paquete, distintas áreas de la agencia necesitan ejecutar operaciones que tratan cada servicio de forma diferente:</w:t>
+      </w:r>
+    </w:p>
+    <w:p>
+      <w:pPr>
+        <w:pStyle w:val="NormalWeb"/>
+        <w:shd w:val="clear" w:color="auto" w:fill="FFFFFF"/>
+        <w:spacing w:lineRule="auto" w:line="360" w:before="0" w:after="0"/>
+        <w:jc w:val="both"/>
+        <w:rPr>
+          <w:rFonts w:ascii="Calibri" w:hAnsi="Calibri" w:cs="Calibri" w:asciiTheme="minorHAnsi" w:cstheme="minorHAnsi" w:hAnsiTheme="minorHAnsi"/>
+          <w:sz w:val="20"/>
+          <w:szCs w:val="20"/>
+        </w:rPr>
+      </w:pPr>
+      <w:r>
+        <w:rPr>
+          <w:rFonts w:cs="Calibri" w:cstheme="minorHAnsi" w:ascii="Calibri" w:hAnsi="Calibri"/>
+          <w:sz w:val="20"/>
+          <w:szCs w:val="20"/>
+        </w:rPr>
+      </w:r>
+    </w:p>
+    <w:p>
+      <w:pPr>
+        <w:pStyle w:val="NormalWeb"/>
+        <w:numPr>
+          <w:ilvl w:val="0"/>
+          <w:numId w:val="10"/>
+        </w:numPr>
+        <w:shd w:val="clear" w:color="auto" w:fill="FFFFFF"/>
+        <w:spacing w:lineRule="auto" w:line="360" w:before="0" w:after="0"/>
+        <w:jc w:val="both"/>
+        <w:rPr>
+          <w:b w:val="false"/>
+          <w:bCs w:val="false"/>
+          <w:color w:val="auto"/>
+        </w:rPr>
+      </w:pPr>
+      <w:r>
+        <w:rPr>
+          <w:rFonts w:cs="Calibri" w:ascii="Calibri" w:hAnsi="Calibri" w:asciiTheme="minorHAnsi" w:cstheme="minorHAnsi" w:hAnsiTheme="minorHAnsi"/>
+          <w:b/>
+          <w:bCs/>
+          <w:color w:val="auto"/>
+          <w:sz w:val="20"/>
+          <w:szCs w:val="20"/>
+        </w:rPr>
+        <w:t xml:space="preserve">Contabilidad:</w:t>
+      </w:r>
+      <w:r>
+        <w:rPr>
+          <w:rFonts w:cs="Calibri" w:ascii="Calibri" w:hAnsi="Calibri" w:asciiTheme="minorHAnsi" w:cstheme="minorHAnsi" w:hAnsiTheme="minorHAnsi"/>
+          <w:color w:val="auto"/>
+          <w:sz w:val="20"/>
+          <w:szCs w:val="20"/>
+        </w:rPr>
+        <w:t xml:space="preserve"> calcular impuestos. Un vuelo internacional paga tasa aeroportuaria y está exento de IVA, un vuelo nacional paga IVA, un hotel paga IVA más una tasa turística por noche y un seguro paga una contribución propia.</w:t>
+      </w:r>
+    </w:p>
+    <w:p>
+      <w:pPr>
+        <w:pStyle w:val="NormalWeb"/>
+        <w:numPr>
+          <w:ilvl w:val="0"/>
+          <w:numId w:val="10"/>
+        </w:numPr>
+        <w:shd w:val="clear" w:color="auto" w:fill="FFFFFF"/>
+        <w:spacing w:lineRule="auto" w:line="360" w:before="0" w:after="0"/>
+        <w:jc w:val="both"/>
+        <w:rPr>
+          <w:b w:val="false"/>
+          <w:bCs w:val="false"/>
+          <w:color w:val="auto"/>
+        </w:rPr>
+      </w:pPr>
+      <w:r>
+        <w:rPr>
+          <w:rFonts w:cs="Calibri" w:ascii="Calibri" w:hAnsi="Calibri" w:asciiTheme="minorHAnsi" w:cstheme="minorHAnsi" w:hAnsiTheme="minorHAnsi"/>
+          <w:b/>
+          <w:bCs/>
+          <w:color w:val="auto"/>
+          <w:sz w:val="20"/>
+          <w:szCs w:val="20"/>
+        </w:rPr>
+        <w:t xml:space="preserve">Marketing:</w:t>
+      </w:r>
+      <w:r>
+        <w:rPr>
+          <w:rFonts w:cs="Calibri" w:ascii="Calibri" w:hAnsi="Calibri" w:asciiTheme="minorHAnsi" w:cstheme="minorHAnsi" w:hAnsiTheme="minorHAnsi"/>
+          <w:color w:val="auto"/>
+          <w:sz w:val="20"/>
+          <w:szCs w:val="20"/>
+        </w:rPr>
+        <w:t xml:space="preserve"> calcular puntos de fidelidad. Los vuelos acumulan por dólar (doble si son internacionales), los hoteles por noche, las excursiones por persona, y los traslados y seguros no acumulan.</w:t>
+      </w:r>
+    </w:p>
+    <w:p>
+      <w:pPr>
+        <w:pStyle w:val="NormalWeb"/>
+        <w:numPr>
+          <w:ilvl w:val="0"/>
+          <w:numId w:val="10"/>
+        </w:numPr>
+        <w:shd w:val="clear" w:color="auto" w:fill="FFFFFF"/>
+        <w:spacing w:lineRule="auto" w:line="360" w:before="0" w:after="0"/>
+        <w:jc w:val="both"/>
+        <w:rPr>
+          <w:b w:val="false"/>
+          <w:bCs w:val="false"/>
+          <w:color w:val="auto"/>
+        </w:rPr>
+      </w:pPr>
+      <w:r>
+        <w:rPr>
+          <w:rFonts w:cs="Calibri" w:ascii="Calibri" w:hAnsi="Calibri" w:asciiTheme="minorHAnsi" w:cstheme="minorHAnsi" w:hAnsiTheme="minorHAnsi"/>
+          <w:b/>
+          <w:bCs/>
+          <w:color w:val="auto"/>
+          <w:sz w:val="20"/>
+          <w:szCs w:val="20"/>
+        </w:rPr>
+        <w:t xml:space="preserve">Operaciones:</w:t>
+      </w:r>
+      <w:r>
+        <w:rPr>
+          <w:rFonts w:cs="Calibri" w:ascii="Calibri" w:hAnsi="Calibri" w:asciiTheme="minorHAnsi" w:cstheme="minorHAnsi" w:hAnsiTheme="minorHAnsi"/>
+          <w:color w:val="auto"/>
+          <w:sz w:val="20"/>
+          <w:szCs w:val="20"/>
+        </w:rPr>
+        <w:t xml:space="preserve"> generar el itinerario del viajero ordenado por fecha, con check-in y check-out del hotel.</w:t>
+      </w:r>
+    </w:p>
+    <w:p>
+      <w:pPr>
+        <w:pStyle w:val="NormalWeb"/>
+        <w:shd w:val="clear" w:color="auto" w:fill="FFFFFF"/>
+        <w:spacing w:lineRule="auto" w:line="360" w:before="0" w:after="0"/>
+        <w:jc w:val="both"/>
+        <w:rPr>
+          <w:rFonts w:ascii="Calibri" w:hAnsi="Calibri" w:cs="Calibri" w:asciiTheme="minorHAnsi" w:cstheme="minorHAnsi" w:hAnsiTheme="minorHAnsi"/>
+          <w:sz w:val="20"/>
+          <w:szCs w:val="20"/>
+        </w:rPr>
+      </w:pPr>
+      <w:r>
+        <w:rPr>
+          <w:rFonts w:cs="Calibri" w:cstheme="minorHAnsi" w:ascii="Calibri" w:hAnsi="Calibri"/>
+          <w:sz w:val="20"/>
+          <w:szCs w:val="20"/>
+        </w:rPr>
+      </w:r>
+    </w:p>
+    <w:p>
+      <w:pPr>
+        <w:pStyle w:val="NormalWeb"/>
+        <w:shd w:val="clear" w:color="auto" w:fill="FFFFFF"/>
+        <w:spacing w:lineRule="auto" w:line="360" w:before="0" w:after="0"/>
+        <w:jc w:val="both"/>
+        <w:rPr>
+          <w:color w:val="auto"/>
+        </w:rPr>
+      </w:pPr>
+      <w:r>
+        <w:rPr>
+          <w:rFonts w:cs="Calibri" w:ascii="Calibri" w:hAnsi="Calibri" w:asciiTheme="minorHAnsi" w:cstheme="minorHAnsi" w:hAnsiTheme="minorHAnsi"/>
+          <w:b/>
+          <w:bCs/>
+          <w:color w:val="auto"/>
+          <w:sz w:val="20"/>
+          <w:szCs w:val="20"/>
+        </w:rPr>
+        <w:t xml:space="preserve">Contexto.</w:t>
+      </w:r>
+      <w:r>
+        <w:rPr>
+          <w:rFonts w:cs="Calibri" w:ascii="Calibri" w:hAnsi="Calibri" w:asciiTheme="minorHAnsi" w:cstheme="minorHAnsi" w:hAnsiTheme="minorHAnsi"/>
+          <w:color w:val="auto"/>
+          <w:sz w:val="20"/>
+          <w:szCs w:val="20"/>
+        </w:rPr>
+        <w:t xml:space="preserve"> La jerarquía de servicios es </w:t>
+      </w:r>
+      <w:r>
+        <w:rPr>
+          <w:rFonts w:cs="Calibri" w:ascii="Calibri" w:hAnsi="Calibri" w:asciiTheme="minorHAnsi" w:cstheme="minorHAnsi" w:hAnsiTheme="minorHAnsi"/>
+          <w:b/>
+          <w:bCs/>
+          <w:color w:val="auto"/>
+          <w:sz w:val="20"/>
+          <w:szCs w:val="20"/>
+        </w:rPr>
+        <w:t xml:space="preserve">estable</w:t>
+      </w:r>
+      <w:r>
+        <w:rPr>
+          <w:rFonts w:cs="Calibri" w:ascii="Calibri" w:hAnsi="Calibri" w:asciiTheme="minorHAnsi" w:cstheme="minorHAnsi" w:hAnsiTheme="minorHAnsi"/>
+          <w:color w:val="auto"/>
+          <w:sz w:val="20"/>
+          <w:szCs w:val="20"/>
+        </w:rPr>
+        <w:t xml:space="preserve">: la agencia vende estos cinco tipos desde hace años y rara vez incorpora uno nuevo. En cambio, las </w:t>
+      </w:r>
+      <w:r>
+        <w:rPr>
+          <w:rFonts w:cs="Calibri" w:ascii="Calibri" w:hAnsi="Calibri" w:asciiTheme="minorHAnsi" w:cstheme="minorHAnsi" w:hAnsiTheme="minorHAnsi"/>
+          <w:b/>
+          <w:bCs/>
+          <w:color w:val="auto"/>
+          <w:sz w:val="20"/>
+          <w:szCs w:val="20"/>
+        </w:rPr>
+        <w:t xml:space="preserve">operaciones crecen</w:t>
+      </w:r>
+      <w:r>
+        <w:rPr>
+          <w:rFonts w:cs="Calibri" w:ascii="Calibri" w:hAnsi="Calibri" w:asciiTheme="minorHAnsi" w:cstheme="minorHAnsi" w:hAnsiTheme="minorHAnsi"/>
+          <w:color w:val="auto"/>
+          <w:sz w:val="20"/>
+          <w:szCs w:val="20"/>
+        </w:rPr>
+        <w:t xml:space="preserve"> con frecuencia. Después de las tres anteriores ya se piden otras: exportar al operador mayorista, calcular comisiones de agentes, generar el voucher en PDF o validar requisitos migratorios.</w:t>
+      </w:r>
+    </w:p>
+    <w:p>
+      <w:pPr>
+        <w:pStyle w:val="NormalWeb"/>
+        <w:shd w:val="clear" w:color="auto" w:fill="FFFFFF"/>
+        <w:spacing w:lineRule="auto" w:line="360" w:before="0" w:after="0"/>
+        <w:jc w:val="both"/>
+        <w:rPr>
+          <w:rFonts w:ascii="Calibri" w:hAnsi="Calibri" w:cs="Calibri" w:asciiTheme="minorHAnsi" w:cstheme="minorHAnsi" w:hAnsiTheme="minorHAnsi"/>
+          <w:sz w:val="20"/>
+          <w:szCs w:val="20"/>
+        </w:rPr>
+      </w:pPr>
+      <w:r>
+        <w:rPr>
+          <w:rFonts w:cs="Calibri" w:cstheme="minorHAnsi" w:ascii="Calibri" w:hAnsi="Calibri"/>
+          <w:sz w:val="20"/>
+          <w:szCs w:val="20"/>
+        </w:rPr>
+      </w:r>
+    </w:p>
+    <w:p>
+      <w:pPr>
+        <w:pStyle w:val="NormalWeb"/>
+        <w:shd w:val="clear" w:color="auto" w:fill="FFFFFF"/>
+        <w:spacing w:lineRule="auto" w:line="360" w:before="0" w:after="0"/>
+        <w:jc w:val="both"/>
+        <w:rPr>
+          <w:color w:val="auto"/>
+        </w:rPr>
+      </w:pPr>
+      <w:r>
+        <w:rPr>
+          <w:rFonts w:cs="Calibri" w:ascii="Calibri" w:hAnsi="Calibri" w:asciiTheme="minorHAnsi" w:cstheme="minorHAnsi" w:hAnsiTheme="minorHAnsi"/>
+          <w:b/>
+          <w:bCs/>
+          <w:color w:val="auto"/>
+          <w:sz w:val="20"/>
+          <w:szCs w:val="20"/>
+        </w:rPr>
+        <w:t xml:space="preserve">Responsabilidades e interacciones que generan el problema.</w:t>
+      </w:r>
+    </w:p>
+    <w:p>
+      <w:pPr>
+        <w:pStyle w:val="NormalWeb"/>
+        <w:shd w:val="clear" w:color="auto" w:fill="FFFFFF"/>
+        <w:spacing w:lineRule="auto" w:line="360" w:before="0" w:after="0"/>
+        <w:jc w:val="both"/>
+        <w:rPr>
+          <w:rFonts w:ascii="Calibri" w:hAnsi="Calibri" w:cs="Calibri" w:asciiTheme="minorHAnsi" w:cstheme="minorHAnsi" w:hAnsiTheme="minorHAnsi"/>
+          <w:sz w:val="20"/>
+          <w:szCs w:val="20"/>
+        </w:rPr>
+      </w:pPr>
+      <w:r>
+        <w:rPr>
+          <w:rFonts w:cs="Calibri" w:cstheme="minorHAnsi" w:ascii="Calibri" w:hAnsi="Calibri"/>
+          <w:sz w:val="20"/>
+          <w:szCs w:val="20"/>
+        </w:rPr>
+      </w:r>
+    </w:p>
+    <w:p>
+      <w:pPr>
+        <w:pStyle w:val="NormalWeb"/>
+        <w:numPr>
+          <w:ilvl w:val="0"/>
+          <w:numId w:val="10"/>
+        </w:numPr>
+        <w:shd w:val="clear" w:color="auto" w:fill="FFFFFF"/>
+        <w:spacing w:lineRule="auto" w:line="360" w:before="0" w:after="0"/>
+        <w:jc w:val="both"/>
+        <w:rPr>
+          <w:b w:val="false"/>
+          <w:bCs w:val="false"/>
+          <w:color w:val="auto"/>
+        </w:rPr>
+      </w:pPr>
+      <w:r>
+        <w:rPr>
+          <w:rFonts w:cs="Calibri" w:ascii="Calibri" w:hAnsi="Calibri" w:asciiTheme="minorHAnsi" w:cstheme="minorHAnsi" w:hAnsiTheme="minorHAnsi"/>
+          <w:b/>
+          <w:bCs/>
+          <w:color w:val="auto"/>
+          <w:sz w:val="20"/>
+          <w:szCs w:val="20"/>
+        </w:rPr>
+        <w:t xml:space="preserve">Los servicios</w:t>
+      </w:r>
+      <w:r>
+        <w:rPr>
+          <w:rFonts w:cs="Calibri" w:ascii="Calibri" w:hAnsi="Calibri" w:asciiTheme="minorHAnsi" w:cstheme="minorHAnsi" w:hAnsiTheme="minorHAnsi"/>
+          <w:color w:val="auto"/>
+          <w:sz w:val="20"/>
+          <w:szCs w:val="20"/>
+        </w:rPr>
+        <w:t xml:space="preserve"> representan conceptos del dominio y conocen sus propios datos.</w:t>
+      </w:r>
+    </w:p>
+    <w:p>
+      <w:pPr>
+        <w:pStyle w:val="NormalWeb"/>
+        <w:numPr>
+          <w:ilvl w:val="0"/>
+          <w:numId w:val="10"/>
+        </w:numPr>
+        <w:shd w:val="clear" w:color="auto" w:fill="FFFFFF"/>
+        <w:spacing w:lineRule="auto" w:line="360" w:before="0" w:after="0"/>
+        <w:jc w:val="both"/>
+        <w:rPr>
+          <w:b w:val="false"/>
+          <w:bCs w:val="false"/>
+          <w:color w:val="auto"/>
+        </w:rPr>
+      </w:pPr>
+      <w:r>
+        <w:rPr>
+          <w:rFonts w:cs="Calibri" w:ascii="Calibri" w:hAnsi="Calibri" w:asciiTheme="minorHAnsi" w:cstheme="minorHAnsi" w:hAnsiTheme="minorHAnsi"/>
+          <w:b/>
+          <w:bCs/>
+          <w:color w:val="auto"/>
+          <w:sz w:val="20"/>
+          <w:szCs w:val="20"/>
+        </w:rPr>
+        <w:t xml:space="preserve">El paquete</w:t>
+      </w:r>
+      <w:r>
+        <w:rPr>
+          <w:rFonts w:cs="Calibri" w:ascii="Calibri" w:hAnsi="Calibri" w:asciiTheme="minorHAnsi" w:cstheme="minorHAnsi" w:hAnsiTheme="minorHAnsi"/>
+          <w:color w:val="auto"/>
+          <w:sz w:val="20"/>
+          <w:szCs w:val="20"/>
+        </w:rPr>
+        <w:t xml:space="preserve"> agrupa los servicios y permite recorrerlos.</w:t>
+      </w:r>
+    </w:p>
+    <w:p>
+      <w:pPr>
+        <w:pStyle w:val="NormalWeb"/>
+        <w:numPr>
+          <w:ilvl w:val="0"/>
+          <w:numId w:val="10"/>
+        </w:numPr>
+        <w:shd w:val="clear" w:color="auto" w:fill="FFFFFF"/>
+        <w:spacing w:lineRule="auto" w:line="360" w:before="0" w:after="0"/>
+        <w:jc w:val="both"/>
+        <w:rPr>
+          <w:b w:val="false"/>
+          <w:bCs w:val="false"/>
+          <w:color w:val="auto"/>
+        </w:rPr>
+      </w:pPr>
+      <w:r>
+        <w:rPr>
+          <w:rFonts w:cs="Calibri" w:ascii="Calibri" w:hAnsi="Calibri" w:asciiTheme="minorHAnsi" w:cstheme="minorHAnsi" w:hAnsiTheme="minorHAnsi"/>
+          <w:b/>
+          <w:bCs/>
+          <w:color w:val="auto"/>
+          <w:sz w:val="20"/>
+          <w:szCs w:val="20"/>
+        </w:rPr>
+        <w:t xml:space="preserve">Cada operación</w:t>
+      </w:r>
+      <w:r>
+        <w:rPr>
+          <w:rFonts w:cs="Calibri" w:ascii="Calibri" w:hAnsi="Calibri" w:asciiTheme="minorHAnsi" w:cstheme="minorHAnsi" w:hAnsiTheme="minorHAnsi"/>
+          <w:color w:val="auto"/>
+          <w:sz w:val="20"/>
+          <w:szCs w:val="20"/>
+        </w:rPr>
+        <w:t xml:space="preserve"> necesita un comportamiento distinto según el tipo concreto de servicio, y pertenece a un área distinta (contabilidad, marketing, operaciones).</w:t>
+      </w:r>
+    </w:p>
+    <w:p>
+      <w:pPr>
+        <w:pStyle w:val="NormalWeb"/>
+        <w:shd w:val="clear" w:color="auto" w:fill="FFFFFF"/>
+        <w:spacing w:lineRule="auto" w:line="360" w:before="0" w:after="0"/>
+        <w:jc w:val="both"/>
+        <w:rPr>
+          <w:rFonts w:ascii="Calibri" w:hAnsi="Calibri" w:cs="Calibri" w:asciiTheme="minorHAnsi" w:cstheme="minorHAnsi" w:hAnsiTheme="minorHAnsi"/>
+          <w:sz w:val="20"/>
+          <w:szCs w:val="20"/>
+        </w:rPr>
+      </w:pPr>
+      <w:r>
+        <w:rPr>
+          <w:rFonts w:cs="Calibri" w:cstheme="minorHAnsi" w:ascii="Calibri" w:hAnsi="Calibri"/>
+          <w:sz w:val="20"/>
+          <w:szCs w:val="20"/>
+        </w:rPr>
+      </w:r>
+    </w:p>
+    <w:p>
+      <w:pPr>
+        <w:pStyle w:val="NormalWeb"/>
+        <w:shd w:val="clear" w:color="auto" w:fill="FFFFFF"/>
+        <w:spacing w:lineRule="auto" w:line="360" w:before="0" w:after="0"/>
+        <w:jc w:val="both"/>
+        <w:rPr>
+          <w:color w:val="auto"/>
+        </w:rPr>
+      </w:pPr>
+      <w:r>
+        <w:rPr>
+          <w:rFonts w:cs="Calibri" w:ascii="Calibri" w:hAnsi="Calibri" w:asciiTheme="minorHAnsi" w:cstheme="minorHAnsi" w:hAnsiTheme="minorHAnsi"/>
+          <w:color w:val="auto"/>
+          <w:sz w:val="20"/>
+          <w:szCs w:val="20"/>
+        </w:rPr>
+        <w:t xml:space="preserve">La tensión está en que cada operación depende del tipo concreto del servicio, pero no pertenece al servicio. Un </w:t>
+      </w:r>
+      <w:r>
+        <w:rPr>
+          <w:rFonts w:cs="Calibri" w:ascii="Calibri" w:hAnsi="Calibri" w:asciiTheme="minorHAnsi" w:cstheme="minorHAnsi" w:hAnsiTheme="minorHAnsi"/>
+          <w:color w:val="auto"/>
+          <w:sz w:val="20"/>
+          <w:szCs w:val="20"/>
+        </w:rPr>
+        <w:t xml:space="preserve">ServicioHotel</w:t>
+      </w:r>
+      <w:r>
+        <w:rPr>
+          <w:rFonts w:cs="Calibri" w:ascii="Calibri" w:hAnsi="Calibri" w:asciiTheme="minorHAnsi" w:cstheme="minorHAnsi" w:hAnsiTheme="minorHAnsi"/>
+          <w:color w:val="auto"/>
+          <w:sz w:val="20"/>
+          <w:szCs w:val="20"/>
+        </w:rPr>
+        <w:t xml:space="preserve"> no debería saber cómo se calculan los puntos de marketing ni cómo exige su formato el operador mayorista.</w:t>
+      </w:r>
+    </w:p>
+    <w:p>
+      <w:pPr>
+        <w:pStyle w:val="NormalWeb"/>
+        <w:shd w:val="clear" w:color="auto" w:fill="FFFFFF"/>
+        <w:spacing w:lineRule="auto" w:line="360" w:before="0" w:after="0"/>
+        <w:jc w:val="both"/>
+        <w:rPr>
+          <w:rFonts w:ascii="Calibri" w:hAnsi="Calibri" w:cs="Calibri" w:asciiTheme="minorHAnsi" w:cstheme="minorHAnsi" w:hAnsiTheme="minorHAnsi"/>
+          <w:sz w:val="20"/>
+          <w:szCs w:val="20"/>
+        </w:rPr>
+      </w:pPr>
+      <w:r>
+        <w:rPr>
+          <w:rFonts w:cs="Calibri" w:cstheme="minorHAnsi" w:ascii="Calibri" w:hAnsi="Calibri"/>
+          <w:sz w:val="20"/>
+          <w:szCs w:val="20"/>
+        </w:rPr>
+      </w:r>
+    </w:p>
+    <w:p>
+      <w:pPr>
+        <w:pStyle w:val="NormalWeb"/>
+        <w:shd w:val="clear" w:color="auto" w:fill="FFFFFF"/>
+        <w:spacing w:lineRule="auto" w:line="360" w:beforeAutospacing="0" w:before="0" w:afterAutospacing="0" w:after="0"/>
+        <w:jc w:val="both"/>
+        <w:rPr>
+          <w:b/>
+          <w:bCs/>
+        </w:rPr>
+      </w:pPr>
+      <w:r>
+        <w:rPr>
+          <w:rFonts w:eastAsia="" w:cs="Calibri" w:ascii="Calibri" w:hAnsi="Calibri" w:asciiTheme="minorHAnsi" w:cstheme="minorHAnsi" w:eastAsiaTheme="majorEastAsia" w:hAnsiTheme="minorHAnsi"/>
+          <w:b/>
+          <w:bCs/>
+          <w:color w:themeColor="accent1" w:themeShade="bf" w:val="2F5496"/>
+          <w:sz w:val="20"/>
+          <w:szCs w:val="20"/>
+          <w:lang w:eastAsia="en-US"/>
+        </w:rPr>
+        <w:t xml:space="preserve">Problema de diseño identificado</w:t>
+      </w:r>
+    </w:p>
+    <w:p>
+      <w:pPr>
+        <w:pStyle w:val="NormalWeb"/>
+        <w:shd w:val="clear" w:color="auto" w:fill="FFFFFF"/>
+        <w:spacing w:lineRule="auto" w:line="360" w:before="0" w:after="0"/>
+        <w:jc w:val="both"/>
+        <w:rPr>
+          <w:color w:val="auto"/>
+        </w:rPr>
+      </w:pPr>
+      <w:r>
+        <w:rPr>
+          <w:rFonts w:cs="Calibri" w:ascii="Calibri" w:hAnsi="Calibri" w:asciiTheme="minorHAnsi" w:cstheme="minorHAnsi" w:hAnsiTheme="minorHAnsi"/>
+          <w:b/>
+          <w:bCs/>
+          <w:color w:val="auto"/>
+          <w:sz w:val="20"/>
+          <w:szCs w:val="20"/>
+        </w:rPr>
+        <w:t xml:space="preserve">Solución directa típica.</w:t>
+      </w:r>
+      <w:r>
+        <w:rPr>
+          <w:rFonts w:cs="Calibri" w:ascii="Calibri" w:hAnsi="Calibri" w:asciiTheme="minorHAnsi" w:cstheme="minorHAnsi" w:hAnsiTheme="minorHAnsi"/>
+          <w:color w:val="auto"/>
+          <w:sz w:val="20"/>
+          <w:szCs w:val="20"/>
+        </w:rPr>
+        <w:t xml:space="preserve"> Existen dos variantes y ambas fallan.</w:t>
+      </w:r>
+    </w:p>
+    <w:p>
+      <w:pPr>
+        <w:pStyle w:val="NormalWeb"/>
+        <w:shd w:val="clear" w:color="auto" w:fill="FFFFFF"/>
+        <w:spacing w:lineRule="auto" w:line="360" w:before="0" w:after="0"/>
+        <w:jc w:val="both"/>
+        <w:rPr>
+          <w:rFonts w:ascii="Calibri" w:hAnsi="Calibri" w:cs="Calibri" w:asciiTheme="minorHAnsi" w:cstheme="minorHAnsi" w:hAnsiTheme="minorHAnsi"/>
+          <w:sz w:val="20"/>
+          <w:szCs w:val="20"/>
+        </w:rPr>
+      </w:pPr>
+      <w:r>
+        <w:rPr>
+          <w:rFonts w:cs="Calibri" w:cstheme="minorHAnsi" w:ascii="Calibri" w:hAnsi="Calibri"/>
+          <w:sz w:val="20"/>
+          <w:szCs w:val="20"/>
+        </w:rPr>
+      </w:r>
+    </w:p>
+    <w:p>
+      <w:pPr>
+        <w:pStyle w:val="NormalWeb"/>
+        <w:shd w:val="clear" w:color="auto" w:fill="FFFFFF"/>
+        <w:spacing w:lineRule="auto" w:line="360" w:before="0" w:after="0"/>
+        <w:jc w:val="both"/>
+        <w:rPr>
+          <w:color w:val="auto"/>
+        </w:rPr>
+      </w:pPr>
+      <w:r>
+        <w:rPr>
+          <w:rFonts w:cs="Calibri" w:ascii="Calibri" w:hAnsi="Calibri" w:asciiTheme="minorHAnsi" w:cstheme="minorHAnsi" w:hAnsiTheme="minorHAnsi"/>
+          <w:color w:val="auto"/>
+          <w:sz w:val="20"/>
+          <w:szCs w:val="20"/>
+          <w:i/>
+          <w:iCs/>
+        </w:rPr>
+        <w:t xml:space="preserve">Variante A — un método por operación en cada servicio:</w:t>
+      </w:r>
+    </w:p>
+    <w:p>
+      <w:pPr>
+        <w:pStyle w:val="NormalWeb"/>
+        <w:shd w:val="clear" w:color="auto" w:fill="FFFFFF"/>
+        <w:spacing w:lineRule="auto" w:line="360" w:before="0" w:after="0"/>
+        <w:jc w:val="both"/>
+        <w:rPr>
+          <w:rFonts w:ascii="Calibri" w:hAnsi="Calibri" w:cs="Calibri" w:asciiTheme="minorHAnsi" w:cstheme="minorHAnsi" w:hAnsiTheme="minorHAnsi"/>
+          <w:sz w:val="20"/>
+          <w:szCs w:val="20"/>
+        </w:rPr>
+      </w:pPr>
+      <w:r>
+        <w:rPr>
+          <w:rFonts w:cs="Calibri" w:cstheme="minorHAnsi" w:ascii="Calibri" w:hAnsi="Calibri"/>
+          <w:sz w:val="20"/>
+          <w:szCs w:val="20"/>
+        </w:rPr>
+      </w:r>
+    </w:p>
+    <w:p>
+      <w:pPr>
+        <w:pStyle w:val="Textopreformateado"/>
+        <w:widowControl/>
+        <w:pBdr>
+          <w:top w:val="single" w:sz="2" w:space="12" w:color="D4D4D4"/>
+          <w:left w:val="single" w:sz="2" w:space="12" w:color="D4D4D4"/>
+          <w:bottom w:val="single" w:sz="2" w:space="12" w:color="D4D4D4"/>
+        </w:pBdr>
+        <w:shd w:fill="DCDCDC" w:val="clear"/>
+        <w:spacing w:before="0" w:after="140"/>
+        <w:ind w:hanging="0" w:left="0" w:right="0"/>
+        <w:rPr/>
+      </w:pPr>
+      <w:r>
+        <w:rPr>
+          <w:rFonts w:ascii="Courier New" w:hAnsi="Courier New" w:cs="Courier New"/>
+          <w:color w:val="1F1F1F"/>
+          <w:sz w:val="17"/>
+          <w:szCs w:val="17"/>
+        </w:rPr>
+        <w:t xml:space="preserve">public interface ServicioTuristico {</w:t>
+      </w:r>
+    </w:p>
+    <w:p>
+      <w:pPr>
+        <w:pStyle w:val="Textopreformateado"/>
+        <w:widowControl/>
+        <w:pBdr>
+          <w:top w:val="single" w:sz="2" w:space="12" w:color="D4D4D4"/>
+          <w:left w:val="single" w:sz="2" w:space="12" w:color="D4D4D4"/>
+          <w:bottom w:val="single" w:sz="2" w:space="12" w:color="D4D4D4"/>
+        </w:pBdr>
+        <w:shd w:fill="DCDCDC" w:val="clear"/>
+        <w:spacing w:before="0" w:after="140"/>
+        <w:ind w:hanging="0" w:left="0" w:right="0"/>
+        <w:rPr/>
+      </w:pPr>
+      <w:r>
+        <w:rPr>
+          <w:rFonts w:ascii="Courier New" w:hAnsi="Courier New" w:cs="Courier New"/>
+          <w:color w:val="1F1F1F"/>
+          <w:sz w:val="17"/>
+          <w:szCs w:val="17"/>
+        </w:rPr>
+        <w:t xml:space="preserve">    BigDecimal calcularImpuesto();</w:t>
+      </w:r>
+    </w:p>
+    <w:p>
+      <w:pPr>
+        <w:pStyle w:val="Textopreformateado"/>
+        <w:widowControl/>
+        <w:pBdr>
+          <w:top w:val="single" w:sz="2" w:space="12" w:color="D4D4D4"/>
+          <w:left w:val="single" w:sz="2" w:space="12" w:color="D4D4D4"/>
+          <w:bottom w:val="single" w:sz="2" w:space="12" w:color="D4D4D4"/>
+        </w:pBdr>
+        <w:shd w:fill="DCDCDC" w:val="clear"/>
+        <w:spacing w:before="0" w:after="140"/>
+        <w:ind w:hanging="0" w:left="0" w:right="0"/>
+        <w:rPr/>
+      </w:pPr>
+      <w:r>
+        <w:rPr>
+          <w:rFonts w:ascii="Courier New" w:hAnsi="Courier New" w:cs="Courier New"/>
+          <w:color w:val="1F1F1F"/>
+          <w:sz w:val="17"/>
+          <w:szCs w:val="17"/>
+        </w:rPr>
+        <w:t xml:space="preserve">    int calcularPuntos();</w:t>
+      </w:r>
+    </w:p>
+    <w:p>
+      <w:pPr>
+        <w:pStyle w:val="Textopreformateado"/>
+        <w:widowControl/>
+        <w:pBdr>
+          <w:top w:val="single" w:sz="2" w:space="12" w:color="D4D4D4"/>
+          <w:left w:val="single" w:sz="2" w:space="12" w:color="D4D4D4"/>
+          <w:bottom w:val="single" w:sz="2" w:space="12" w:color="D4D4D4"/>
+        </w:pBdr>
+        <w:shd w:fill="DCDCDC" w:val="clear"/>
+        <w:spacing w:before="0" w:after="140"/>
+        <w:ind w:hanging="0" w:left="0" w:right="0"/>
+        <w:rPr/>
+      </w:pPr>
+      <w:r>
+        <w:rPr>
+          <w:rFonts w:ascii="Courier New" w:hAnsi="Courier New" w:cs="Courier New"/>
+          <w:color w:val="1F1F1F"/>
+          <w:sz w:val="17"/>
+          <w:szCs w:val="17"/>
+        </w:rPr>
+        <w:t xml:space="preserve">    String lineaItinerario();</w:t>
+      </w:r>
+    </w:p>
+    <w:p>
+      <w:pPr>
+        <w:pStyle w:val="Textopreformateado"/>
+        <w:widowControl/>
+        <w:pBdr>
+          <w:top w:val="single" w:sz="2" w:space="12" w:color="D4D4D4"/>
+          <w:left w:val="single" w:sz="2" w:space="12" w:color="D4D4D4"/>
+          <w:bottom w:val="single" w:sz="2" w:space="12" w:color="D4D4D4"/>
+        </w:pBdr>
+        <w:shd w:fill="DCDCDC" w:val="clear"/>
+        <w:spacing w:before="0" w:after="140"/>
+        <w:ind w:hanging="0" w:left="0" w:right="0"/>
+        <w:rPr/>
+      </w:pPr>
+      <w:r>
+        <w:rPr>
+          <w:rFonts w:ascii="Courier New" w:hAnsi="Courier New" w:cs="Courier New"/>
+          <w:color w:val="1F1F1F"/>
+          <w:sz w:val="17"/>
+          <w:szCs w:val="17"/>
+        </w:rPr>
+        <w:t xml:space="preserve">    String exportarOperador();   // operación nueva: hay que tocar las 5 clases</w:t>
+      </w:r>
+    </w:p>
+    <w:p>
+      <w:pPr>
+        <w:pStyle w:val="Textopreformateado"/>
+        <w:widowControl/>
+        <w:pBdr>
+          <w:top w:val="single" w:sz="2" w:space="12" w:color="D4D4D4"/>
+          <w:left w:val="single" w:sz="2" w:space="12" w:color="D4D4D4"/>
+          <w:bottom w:val="single" w:sz="2" w:space="12" w:color="D4D4D4"/>
+        </w:pBdr>
+        <w:shd w:fill="DCDCDC" w:val="clear"/>
+        <w:spacing w:before="0" w:after="140"/>
+        <w:ind w:hanging="0" w:left="0" w:right="0"/>
+        <w:rPr/>
+      </w:pPr>
+      <w:r>
+        <w:rPr>
+          <w:rFonts w:ascii="Courier New" w:hAnsi="Courier New" w:cs="Courier New"/>
+          <w:color w:val="1F1F1F"/>
+          <w:sz w:val="17"/>
+          <w:szCs w:val="17"/>
+        </w:rPr>
+        <w:t xml:space="preserve">}</w:t>
+      </w:r>
+    </w:p>
+    <w:p>
+      <w:pPr>
+        <w:pStyle w:val="NormalWeb"/>
+        <w:shd w:val="clear" w:color="auto" w:fill="FFFFFF"/>
+        <w:spacing w:lineRule="auto" w:line="360" w:before="0" w:after="0"/>
+        <w:jc w:val="both"/>
+        <w:rPr>
+          <w:rFonts w:ascii="Calibri" w:hAnsi="Calibri" w:cs="Calibri" w:asciiTheme="minorHAnsi" w:cstheme="minorHAnsi" w:hAnsiTheme="minorHAnsi"/>
+          <w:sz w:val="20"/>
+          <w:szCs w:val="20"/>
+        </w:rPr>
+      </w:pPr>
+      <w:r>
+        <w:rPr>
+          <w:rFonts w:cs="Calibri" w:cstheme="minorHAnsi" w:ascii="Calibri" w:hAnsi="Calibri"/>
+          <w:sz w:val="20"/>
+          <w:szCs w:val="20"/>
+        </w:rPr>
+      </w:r>
+    </w:p>
+    <w:p>
+      <w:pPr>
+        <w:pStyle w:val="NormalWeb"/>
+        <w:shd w:val="clear" w:color="auto" w:fill="FFFFFF"/>
+        <w:spacing w:lineRule="auto" w:line="360" w:before="0" w:after="0"/>
+        <w:jc w:val="both"/>
+        <w:rPr>
+          <w:color w:val="auto"/>
+        </w:rPr>
+      </w:pPr>
+      <w:r>
+        <w:rPr>
+          <w:rFonts w:cs="Calibri" w:ascii="Calibri" w:hAnsi="Calibri" w:asciiTheme="minorHAnsi" w:cstheme="minorHAnsi" w:hAnsiTheme="minorHAnsi"/>
+          <w:color w:val="auto"/>
+          <w:sz w:val="20"/>
+          <w:szCs w:val="20"/>
+          <w:i/>
+          <w:iCs/>
+        </w:rPr>
+        <w:t xml:space="preserve">Variante B — condicionales por tipo en cada operación:</w:t>
+      </w:r>
+    </w:p>
+    <w:p>
+      <w:pPr>
+        <w:pStyle w:val="NormalWeb"/>
+        <w:shd w:val="clear" w:color="auto" w:fill="FFFFFF"/>
+        <w:spacing w:lineRule="auto" w:line="360" w:before="0" w:after="0"/>
+        <w:jc w:val="both"/>
+        <w:rPr>
+          <w:rFonts w:ascii="Calibri" w:hAnsi="Calibri" w:cs="Calibri" w:asciiTheme="minorHAnsi" w:cstheme="minorHAnsi" w:hAnsiTheme="minorHAnsi"/>
+          <w:sz w:val="20"/>
+          <w:szCs w:val="20"/>
+        </w:rPr>
+      </w:pPr>
+      <w:r>
+        <w:rPr>
+          <w:rFonts w:cs="Calibri" w:cstheme="minorHAnsi" w:ascii="Calibri" w:hAnsi="Calibri"/>
+          <w:sz w:val="20"/>
+          <w:szCs w:val="20"/>
+        </w:rPr>
+      </w:r>
+    </w:p>
+    <w:p>
+      <w:pPr>
+        <w:pStyle w:val="Textopreformateado"/>
+        <w:widowControl/>
+        <w:pBdr>
+          <w:top w:val="single" w:sz="2" w:space="12" w:color="D4D4D4"/>
+          <w:left w:val="single" w:sz="2" w:space="12" w:color="D4D4D4"/>
+          <w:bottom w:val="single" w:sz="2" w:space="12" w:color="D4D4D4"/>
+        </w:pBdr>
+        <w:shd w:fill="DCDCDC" w:val="clear"/>
+        <w:spacing w:before="0" w:after="140"/>
+        <w:ind w:hanging="0" w:left="0" w:right="0"/>
+        <w:rPr/>
+      </w:pPr>
+      <w:r>
+        <w:rPr>
+          <w:rFonts w:ascii="Courier New" w:hAnsi="Courier New" w:cs="Courier New"/>
+          <w:color w:val="1F1F1F"/>
+          <w:sz w:val="17"/>
+          <w:szCs w:val="17"/>
+        </w:rPr>
+        <w:t xml:space="preserve">BigDecimal calcularImpuestos(PaqueteTuristico paquete) {</w:t>
+      </w:r>
+    </w:p>
+    <w:p>
+      <w:pPr>
+        <w:pStyle w:val="Textopreformateado"/>
+        <w:widowControl/>
+        <w:pBdr>
+          <w:top w:val="single" w:sz="2" w:space="12" w:color="D4D4D4"/>
+          <w:left w:val="single" w:sz="2" w:space="12" w:color="D4D4D4"/>
+          <w:bottom w:val="single" w:sz="2" w:space="12" w:color="D4D4D4"/>
+        </w:pBdr>
+        <w:shd w:fill="DCDCDC" w:val="clear"/>
+        <w:spacing w:before="0" w:after="140"/>
+        <w:ind w:hanging="0" w:left="0" w:right="0"/>
+        <w:rPr/>
+      </w:pPr>
+      <w:r>
+        <w:rPr>
+          <w:rFonts w:ascii="Courier New" w:hAnsi="Courier New" w:cs="Courier New"/>
+          <w:color w:val="1F1F1F"/>
+          <w:sz w:val="17"/>
+          <w:szCs w:val="17"/>
+        </w:rPr>
+        <w:t xml:space="preserve">    BigDecimal total = BigDecimal.ZERO;</w:t>
+      </w:r>
+    </w:p>
+    <w:p>
+      <w:pPr>
+        <w:pStyle w:val="Textopreformateado"/>
+        <w:widowControl/>
+        <w:pBdr>
+          <w:top w:val="single" w:sz="2" w:space="12" w:color="D4D4D4"/>
+          <w:left w:val="single" w:sz="2" w:space="12" w:color="D4D4D4"/>
+          <w:bottom w:val="single" w:sz="2" w:space="12" w:color="D4D4D4"/>
+        </w:pBdr>
+        <w:shd w:fill="DCDCDC" w:val="clear"/>
+        <w:spacing w:before="0" w:after="140"/>
+        <w:ind w:hanging="0" w:left="0" w:right="0"/>
+        <w:rPr/>
+      </w:pPr>
+      <w:r>
+        <w:rPr>
+          <w:rFonts w:ascii="Courier New" w:hAnsi="Courier New" w:cs="Courier New"/>
+          <w:color w:val="1F1F1F"/>
+          <w:sz w:val="17"/>
+          <w:szCs w:val="17"/>
+        </w:rPr>
+        <w:t xml:space="preserve">    for (ServicioTuristico s : paquete.getServicios()) {</w:t>
+      </w:r>
+    </w:p>
+    <w:p>
+      <w:pPr>
+        <w:pStyle w:val="Textopreformateado"/>
+        <w:widowControl/>
+        <w:pBdr>
+          <w:top w:val="single" w:sz="2" w:space="12" w:color="D4D4D4"/>
+          <w:left w:val="single" w:sz="2" w:space="12" w:color="D4D4D4"/>
+          <w:bottom w:val="single" w:sz="2" w:space="12" w:color="D4D4D4"/>
+        </w:pBdr>
+        <w:shd w:fill="DCDCDC" w:val="clear"/>
+        <w:spacing w:before="0" w:after="140"/>
+        <w:ind w:hanging="0" w:left="0" w:right="0"/>
+        <w:rPr/>
+      </w:pPr>
+      <w:r>
+        <w:rPr>
+          <w:rFonts w:ascii="Courier New" w:hAnsi="Courier New" w:cs="Courier New"/>
+          <w:color w:val="1F1F1F"/>
+          <w:sz w:val="17"/>
+          <w:szCs w:val="17"/>
+        </w:rPr>
+        <w:t xml:space="preserve">        if (s instanceof ServicioVuelo v) {</w:t>
+      </w:r>
+    </w:p>
+    <w:p>
+      <w:pPr>
+        <w:pStyle w:val="Textopreformateado"/>
+        <w:widowControl/>
+        <w:pBdr>
+          <w:top w:val="single" w:sz="2" w:space="12" w:color="D4D4D4"/>
+          <w:left w:val="single" w:sz="2" w:space="12" w:color="D4D4D4"/>
+          <w:bottom w:val="single" w:sz="2" w:space="12" w:color="D4D4D4"/>
+        </w:pBdr>
+        <w:shd w:fill="DCDCDC" w:val="clear"/>
+        <w:spacing w:before="0" w:after="140"/>
+        <w:ind w:hanging="0" w:left="0" w:right="0"/>
+        <w:rPr/>
+      </w:pPr>
+      <w:r>
+        <w:rPr>
+          <w:rFonts w:ascii="Courier New" w:hAnsi="Courier New" w:cs="Courier New"/>
+          <w:color w:val="1F1F1F"/>
+          <w:sz w:val="17"/>
+          <w:szCs w:val="17"/>
+        </w:rPr>
+        <w:t xml:space="preserve">            total = total.add(v.isInternacional()</w:t>
+      </w:r>
+    </w:p>
+    <w:p>
+      <w:pPr>
+        <w:pStyle w:val="Textopreformateado"/>
+        <w:widowControl/>
+        <w:pBdr>
+          <w:top w:val="single" w:sz="2" w:space="12" w:color="D4D4D4"/>
+          <w:left w:val="single" w:sz="2" w:space="12" w:color="D4D4D4"/>
+          <w:bottom w:val="single" w:sz="2" w:space="12" w:color="D4D4D4"/>
+        </w:pBdr>
+        <w:shd w:fill="DCDCDC" w:val="clear"/>
+        <w:spacing w:before="0" w:after="140"/>
+        <w:ind w:hanging="0" w:left="0" w:right="0"/>
+        <w:rPr/>
+      </w:pPr>
+      <w:r>
+        <w:rPr>
+          <w:rFonts w:ascii="Courier New" w:hAnsi="Courier New" w:cs="Courier New"/>
+          <w:color w:val="1F1F1F"/>
+          <w:sz w:val="17"/>
+          <w:szCs w:val="17"/>
+        </w:rPr>
+        <w:t xml:space="preserve">                    ? TASA : v.getPrecio().multiply(IVA));</w:t>
+      </w:r>
+    </w:p>
+    <w:p>
+      <w:pPr>
+        <w:pStyle w:val="Textopreformateado"/>
+        <w:widowControl/>
+        <w:pBdr>
+          <w:top w:val="single" w:sz="2" w:space="12" w:color="D4D4D4"/>
+          <w:left w:val="single" w:sz="2" w:space="12" w:color="D4D4D4"/>
+          <w:bottom w:val="single" w:sz="2" w:space="12" w:color="D4D4D4"/>
+        </w:pBdr>
+        <w:shd w:fill="DCDCDC" w:val="clear"/>
+        <w:spacing w:before="0" w:after="140"/>
+        <w:ind w:hanging="0" w:left="0" w:right="0"/>
+        <w:rPr/>
+      </w:pPr>
+      <w:r>
+        <w:rPr>
+          <w:rFonts w:ascii="Courier New" w:hAnsi="Courier New" w:cs="Courier New"/>
+          <w:color w:val="1F1F1F"/>
+          <w:sz w:val="17"/>
+          <w:szCs w:val="17"/>
+        </w:rPr>
+        <w:t xml:space="preserve">        } else if (s instanceof ServicioHotel h) {</w:t>
+      </w:r>
+    </w:p>
+    <w:p>
+      <w:pPr>
+        <w:pStyle w:val="Textopreformateado"/>
+        <w:widowControl/>
+        <w:pBdr>
+          <w:top w:val="single" w:sz="2" w:space="12" w:color="D4D4D4"/>
+          <w:left w:val="single" w:sz="2" w:space="12" w:color="D4D4D4"/>
+          <w:bottom w:val="single" w:sz="2" w:space="12" w:color="D4D4D4"/>
+        </w:pBdr>
+        <w:shd w:fill="DCDCDC" w:val="clear"/>
+        <w:spacing w:before="0" w:after="140"/>
+        <w:ind w:hanging="0" w:left="0" w:right="0"/>
+        <w:rPr/>
+      </w:pPr>
+      <w:r>
+        <w:rPr>
+          <w:rFonts w:ascii="Courier New" w:hAnsi="Courier New" w:cs="Courier New"/>
+          <w:color w:val="1F1F1F"/>
+          <w:sz w:val="17"/>
+          <w:szCs w:val="17"/>
+        </w:rPr>
+        <w:t xml:space="preserve">            total = total.add(h.getPrecio().multiply(IVA)</w:t>
+      </w:r>
+    </w:p>
+    <w:p>
+      <w:pPr>
+        <w:pStyle w:val="Textopreformateado"/>
+        <w:widowControl/>
+        <w:pBdr>
+          <w:top w:val="single" w:sz="2" w:space="12" w:color="D4D4D4"/>
+          <w:left w:val="single" w:sz="2" w:space="12" w:color="D4D4D4"/>
+          <w:bottom w:val="single" w:sz="2" w:space="12" w:color="D4D4D4"/>
+        </w:pBdr>
+        <w:shd w:fill="DCDCDC" w:val="clear"/>
+        <w:spacing w:before="0" w:after="140"/>
+        <w:ind w:hanging="0" w:left="0" w:right="0"/>
+        <w:rPr/>
+      </w:pPr>
+      <w:r>
+        <w:rPr>
+          <w:rFonts w:ascii="Courier New" w:hAnsi="Courier New" w:cs="Courier New"/>
+          <w:color w:val="1F1F1F"/>
+          <w:sz w:val="17"/>
+          <w:szCs w:val="17"/>
+        </w:rPr>
+        <w:t xml:space="preserve">                    .add(TASA_NOCHE.multiply(...)));</w:t>
+      </w:r>
+    </w:p>
+    <w:p>
+      <w:pPr>
+        <w:pStyle w:val="Textopreformateado"/>
+        <w:widowControl/>
+        <w:pBdr>
+          <w:top w:val="single" w:sz="2" w:space="12" w:color="D4D4D4"/>
+          <w:left w:val="single" w:sz="2" w:space="12" w:color="D4D4D4"/>
+          <w:bottom w:val="single" w:sz="2" w:space="12" w:color="D4D4D4"/>
+        </w:pBdr>
+        <w:shd w:fill="DCDCDC" w:val="clear"/>
+        <w:spacing w:before="0" w:after="140"/>
+        <w:ind w:hanging="0" w:left="0" w:right="0"/>
+        <w:rPr/>
+      </w:pPr>
+      <w:r>
+        <w:rPr>
+          <w:rFonts w:ascii="Courier New" w:hAnsi="Courier New" w:cs="Courier New"/>
+          <w:color w:val="1F1F1F"/>
+          <w:sz w:val="17"/>
+          <w:szCs w:val="17"/>
+        </w:rPr>
+        <w:t xml:space="preserve">        } else if (s instanceof ServicioTraslado t) {</w:t>
+      </w:r>
+    </w:p>
+    <w:p>
+      <w:pPr>
+        <w:pStyle w:val="Textopreformateado"/>
+        <w:widowControl/>
+        <w:pBdr>
+          <w:top w:val="single" w:sz="2" w:space="12" w:color="D4D4D4"/>
+          <w:left w:val="single" w:sz="2" w:space="12" w:color="D4D4D4"/>
+          <w:bottom w:val="single" w:sz="2" w:space="12" w:color="D4D4D4"/>
+        </w:pBdr>
+        <w:shd w:fill="DCDCDC" w:val="clear"/>
+        <w:spacing w:before="0" w:after="140"/>
+        <w:ind w:hanging="0" w:left="0" w:right="0"/>
+        <w:rPr/>
+      </w:pPr>
+      <w:r>
+        <w:rPr>
+          <w:rFonts w:ascii="Courier New" w:hAnsi="Courier New" w:cs="Courier New"/>
+          <w:color w:val="1F1F1F"/>
+          <w:sz w:val="17"/>
+          <w:szCs w:val="17"/>
+        </w:rPr>
+        <w:t xml:space="preserve">            // ...</w:t>
+      </w:r>
+    </w:p>
+    <w:p>
+      <w:pPr>
+        <w:pStyle w:val="Textopreformateado"/>
+        <w:widowControl/>
+        <w:pBdr>
+          <w:top w:val="single" w:sz="2" w:space="12" w:color="D4D4D4"/>
+          <w:left w:val="single" w:sz="2" w:space="12" w:color="D4D4D4"/>
+          <w:bottom w:val="single" w:sz="2" w:space="12" w:color="D4D4D4"/>
+        </w:pBdr>
+        <w:shd w:fill="DCDCDC" w:val="clear"/>
+        <w:spacing w:before="0" w:after="140"/>
+        <w:ind w:hanging="0" w:left="0" w:right="0"/>
+        <w:rPr/>
+      </w:pPr>
+      <w:r>
+        <w:rPr>
+          <w:rFonts w:ascii="Courier New" w:hAnsi="Courier New" w:cs="Courier New"/>
+          <w:color w:val="1F1F1F"/>
+          <w:sz w:val="17"/>
+          <w:szCs w:val="17"/>
+        </w:rPr>
+        <w:t xml:space="preserve">        } // si se olvida un tipo, no tributa</w:t>
+      </w:r>
+    </w:p>
+    <w:p>
+      <w:pPr>
+        <w:pStyle w:val="Textopreformateado"/>
+        <w:widowControl/>
+        <w:pBdr>
+          <w:top w:val="single" w:sz="2" w:space="12" w:color="D4D4D4"/>
+          <w:left w:val="single" w:sz="2" w:space="12" w:color="D4D4D4"/>
+          <w:bottom w:val="single" w:sz="2" w:space="12" w:color="D4D4D4"/>
+        </w:pBdr>
+        <w:shd w:fill="DCDCDC" w:val="clear"/>
+        <w:spacing w:before="0" w:after="140"/>
+        <w:ind w:hanging="0" w:left="0" w:right="0"/>
+        <w:rPr/>
+      </w:pPr>
+      <w:r>
+        <w:rPr>
+          <w:rFonts w:ascii="Courier New" w:hAnsi="Courier New" w:cs="Courier New"/>
+          <w:color w:val="1F1F1F"/>
+          <w:sz w:val="17"/>
+          <w:szCs w:val="17"/>
+        </w:rPr>
+        <w:t xml:space="preserve">    }</w:t>
+      </w:r>
+    </w:p>
+    <w:p>
+      <w:pPr>
+        <w:pStyle w:val="Textopreformateado"/>
+        <w:widowControl/>
+        <w:pBdr>
+          <w:top w:val="single" w:sz="2" w:space="12" w:color="D4D4D4"/>
+          <w:left w:val="single" w:sz="2" w:space="12" w:color="D4D4D4"/>
+          <w:bottom w:val="single" w:sz="2" w:space="12" w:color="D4D4D4"/>
+        </w:pBdr>
+        <w:shd w:fill="DCDCDC" w:val="clear"/>
+        <w:spacing w:before="0" w:after="140"/>
+        <w:ind w:hanging="0" w:left="0" w:right="0"/>
+        <w:rPr/>
+      </w:pPr>
+      <w:r>
+        <w:rPr>
+          <w:rFonts w:ascii="Courier New" w:hAnsi="Courier New" w:cs="Courier New"/>
+          <w:color w:val="1F1F1F"/>
+          <w:sz w:val="17"/>
+          <w:szCs w:val="17"/>
+        </w:rPr>
+        <w:t xml:space="preserve">    return total;</w:t>
+      </w:r>
+    </w:p>
+    <w:p>
+      <w:pPr>
+        <w:pStyle w:val="Textopreformateado"/>
+        <w:widowControl/>
+        <w:pBdr>
+          <w:top w:val="single" w:sz="2" w:space="12" w:color="D4D4D4"/>
+          <w:left w:val="single" w:sz="2" w:space="12" w:color="D4D4D4"/>
+          <w:bottom w:val="single" w:sz="2" w:space="12" w:color="D4D4D4"/>
+        </w:pBdr>
+        <w:shd w:fill="DCDCDC" w:val="clear"/>
+        <w:spacing w:before="0" w:after="140"/>
+        <w:ind w:hanging="0" w:left="0" w:right="0"/>
+        <w:rPr/>
+      </w:pPr>
+      <w:r>
+        <w:rPr>
+          <w:rFonts w:ascii="Courier New" w:hAnsi="Courier New" w:cs="Courier New"/>
+          <w:color w:val="1F1F1F"/>
+          <w:sz w:val="17"/>
+          <w:szCs w:val="17"/>
+        </w:rPr>
+        <w:t xml:space="preserve">}</w:t>
+      </w:r>
+    </w:p>
+    <w:p>
+      <w:pPr>
+        <w:pStyle w:val="Textopreformateado"/>
+        <w:widowControl/>
+        <w:pBdr>
+          <w:top w:val="single" w:sz="2" w:space="12" w:color="D4D4D4"/>
+          <w:left w:val="single" w:sz="2" w:space="12" w:color="D4D4D4"/>
+          <w:bottom w:val="single" w:sz="2" w:space="12" w:color="D4D4D4"/>
+        </w:pBdr>
+        <w:shd w:fill="DCDCDC" w:val="clear"/>
+        <w:spacing w:before="0" w:after="140"/>
+        <w:ind w:hanging="0" w:left="0" w:right="0"/>
+        <w:rPr/>
+      </w:pPr>
+      <w:r>
+        <w:rPr>
+          <w:rFonts w:ascii="Courier New" w:hAnsi="Courier New" w:cs="Courier New"/>
+          <w:color w:val="1F1F1F"/>
+          <w:sz w:val="17"/>
+          <w:szCs w:val="17"/>
+        </w:rPr>
+        <w:t xml:space="preserve">// La misma cadena se repite en calcularPuntos(),</w:t>
+      </w:r>
+    </w:p>
+    <w:p>
+      <w:pPr>
+        <w:pStyle w:val="Textopreformateado"/>
+        <w:widowControl/>
+        <w:pBdr>
+          <w:top w:val="single" w:sz="2" w:space="12" w:color="D4D4D4"/>
+          <w:left w:val="single" w:sz="2" w:space="12" w:color="D4D4D4"/>
+          <w:bottom w:val="single" w:sz="2" w:space="12" w:color="D4D4D4"/>
+        </w:pBdr>
+        <w:shd w:fill="DCDCDC" w:val="clear"/>
+        <w:spacing w:before="0" w:after="140"/>
+        <w:ind w:hanging="0" w:left="0" w:right="0"/>
+        <w:rPr/>
+      </w:pPr>
+      <w:r>
+        <w:rPr>
+          <w:rFonts w:ascii="Courier New" w:hAnsi="Courier New" w:cs="Courier New"/>
+          <w:color w:val="1F1F1F"/>
+          <w:sz w:val="17"/>
+          <w:szCs w:val="17"/>
+        </w:rPr>
+        <w:t xml:space="preserve">// generarItinerario()...</w:t>
+      </w:r>
+    </w:p>
+    <w:p>
+      <w:pPr>
+        <w:pStyle w:val="NormalWeb"/>
+        <w:shd w:val="clear" w:color="auto" w:fill="FFFFFF"/>
+        <w:spacing w:lineRule="auto" w:line="360" w:before="0" w:after="0"/>
+        <w:jc w:val="both"/>
+        <w:rPr>
+          <w:rFonts w:ascii="Calibri" w:hAnsi="Calibri" w:cs="Calibri" w:asciiTheme="minorHAnsi" w:cstheme="minorHAnsi" w:hAnsiTheme="minorHAnsi"/>
+          <w:sz w:val="20"/>
+          <w:szCs w:val="20"/>
+        </w:rPr>
+      </w:pPr>
+      <w:r>
+        <w:rPr>
+          <w:rFonts w:cs="Calibri" w:cstheme="minorHAnsi" w:ascii="Calibri" w:hAnsi="Calibri"/>
+          <w:sz w:val="20"/>
+          <w:szCs w:val="20"/>
+        </w:rPr>
+      </w:r>
+    </w:p>
+    <w:p>
+      <w:pPr>
+        <w:pStyle w:val="NormalWeb"/>
+        <w:shd w:val="clear" w:color="auto" w:fill="FFFFFF"/>
+        <w:spacing w:lineRule="auto" w:line="360" w:before="0" w:after="0"/>
+        <w:jc w:val="both"/>
+        <w:rPr>
+          <w:color w:val="auto"/>
+        </w:rPr>
+      </w:pPr>
+      <w:r>
+        <w:rPr>
+          <w:rFonts w:cs="Calibri" w:ascii="Calibri" w:hAnsi="Calibri" w:asciiTheme="minorHAnsi" w:cstheme="minorHAnsi" w:hAnsiTheme="minorHAnsi"/>
+          <w:b/>
+          <w:bCs/>
+          <w:color w:val="auto"/>
+          <w:sz w:val="20"/>
+          <w:szCs w:val="20"/>
+        </w:rPr>
+        <w:t xml:space="preserve">Dificultades que presenta.</w:t>
+      </w:r>
+    </w:p>
+    <w:p>
+      <w:pPr>
+        <w:pStyle w:val="NormalWeb"/>
+        <w:shd w:val="clear" w:color="auto" w:fill="FFFFFF"/>
+        <w:spacing w:lineRule="auto" w:line="360" w:before="0" w:after="0"/>
+        <w:jc w:val="both"/>
+        <w:rPr>
+          <w:rFonts w:ascii="Calibri" w:hAnsi="Calibri" w:cs="Calibri" w:asciiTheme="minorHAnsi" w:cstheme="minorHAnsi" w:hAnsiTheme="minorHAnsi"/>
+          <w:sz w:val="20"/>
+          <w:szCs w:val="20"/>
+        </w:rPr>
+      </w:pPr>
+      <w:r>
+        <w:rPr>
+          <w:rFonts w:cs="Calibri" w:cstheme="minorHAnsi" w:ascii="Calibri" w:hAnsi="Calibri"/>
+          <w:sz w:val="20"/>
+          <w:szCs w:val="20"/>
+        </w:rPr>
+      </w:r>
+    </w:p>
+    <w:p>
+      <w:pPr>
+        <w:pStyle w:val="NormalWeb"/>
+        <w:numPr>
+          <w:ilvl w:val="0"/>
+          <w:numId w:val="17"/>
+        </w:numPr>
+        <w:shd w:val="clear" w:color="auto" w:fill="FFFFFF"/>
+        <w:spacing w:lineRule="auto" w:line="360" w:before="0" w:after="0"/>
+        <w:jc w:val="both"/>
+        <w:rPr>
+          <w:color w:val="auto"/>
+        </w:rPr>
+      </w:pPr>
+      <w:r>
+        <w:rPr>
+          <w:rFonts w:cs="Calibri" w:ascii="Calibri" w:hAnsi="Calibri" w:asciiTheme="minorHAnsi" w:cstheme="minorHAnsi" w:hAnsiTheme="minorHAnsi"/>
+          <w:b/>
+          <w:bCs/>
+          <w:color w:val="auto"/>
+          <w:sz w:val="20"/>
+          <w:szCs w:val="20"/>
+        </w:rPr>
+        <w:t xml:space="preserve">Clases de dominio infladas (variante A).</w:t>
+      </w:r>
+      <w:r>
+        <w:rPr>
+          <w:rFonts w:cs="Calibri" w:ascii="Calibri" w:hAnsi="Calibri" w:asciiTheme="minorHAnsi" w:cstheme="minorHAnsi" w:hAnsiTheme="minorHAnsi"/>
+          <w:color w:val="auto"/>
+          <w:sz w:val="20"/>
+          <w:szCs w:val="20"/>
+        </w:rPr>
+        <w:t xml:space="preserve"> Cada servicio acumula lógica de contabilidad, marketing y operaciones. Se viola la responsabilidad única, y las clases cambian por motivos ajenos a su concepto.</w:t>
+      </w:r>
+    </w:p>
+    <w:p>
+      <w:pPr>
+        <w:pStyle w:val="NormalWeb"/>
+        <w:numPr>
+          <w:ilvl w:val="0"/>
+          <w:numId w:val="17"/>
+        </w:numPr>
+        <w:shd w:val="clear" w:color="auto" w:fill="FFFFFF"/>
+        <w:spacing w:lineRule="auto" w:line="360" w:before="0" w:after="0"/>
+        <w:jc w:val="both"/>
+        <w:rPr>
+          <w:color w:val="auto"/>
+        </w:rPr>
+      </w:pPr>
+      <w:r>
+        <w:rPr>
+          <w:rFonts w:cs="Calibri" w:ascii="Calibri" w:hAnsi="Calibri" w:asciiTheme="minorHAnsi" w:cstheme="minorHAnsi" w:hAnsiTheme="minorHAnsi"/>
+          <w:b/>
+          <w:bCs/>
+          <w:color w:val="auto"/>
+          <w:sz w:val="20"/>
+          <w:szCs w:val="20"/>
+        </w:rPr>
+        <w:t xml:space="preserve">Cambios en cascada (variante A).</w:t>
+      </w:r>
+      <w:r>
+        <w:rPr>
+          <w:rFonts w:cs="Calibri" w:ascii="Calibri" w:hAnsi="Calibri" w:asciiTheme="minorHAnsi" w:cstheme="minorHAnsi" w:hAnsiTheme="minorHAnsi"/>
+          <w:color w:val="auto"/>
+          <w:sz w:val="20"/>
+          <w:szCs w:val="20"/>
+        </w:rPr>
+        <w:t xml:space="preserve"> Cada operación nueva obliga a modificar las cinco clases de servicio y la interfaz. Se viola el principio abierto/cerrado.</w:t>
+      </w:r>
+    </w:p>
+    <w:p>
+      <w:pPr>
+        <w:pStyle w:val="NormalWeb"/>
+        <w:numPr>
+          <w:ilvl w:val="0"/>
+          <w:numId w:val="17"/>
+        </w:numPr>
+        <w:shd w:val="clear" w:color="auto" w:fill="FFFFFF"/>
+        <w:spacing w:lineRule="auto" w:line="360" w:before="0" w:after="0"/>
+        <w:jc w:val="both"/>
+        <w:rPr>
+          <w:color w:val="auto"/>
+        </w:rPr>
+      </w:pPr>
+      <w:r>
+        <w:rPr>
+          <w:rFonts w:cs="Calibri" w:ascii="Calibri" w:hAnsi="Calibri" w:asciiTheme="minorHAnsi" w:cstheme="minorHAnsi" w:hAnsiTheme="minorHAnsi"/>
+          <w:b/>
+          <w:bCs/>
+          <w:color w:val="auto"/>
+          <w:sz w:val="20"/>
+          <w:szCs w:val="20"/>
+        </w:rPr>
+        <w:t xml:space="preserve">Lógica dispersa (variante A).</w:t>
+      </w:r>
+      <w:r>
+        <w:rPr>
+          <w:rFonts w:cs="Calibri" w:ascii="Calibri" w:hAnsi="Calibri" w:asciiTheme="minorHAnsi" w:cstheme="minorHAnsi" w:hAnsiTheme="minorHAnsi"/>
+          <w:color w:val="auto"/>
+          <w:sz w:val="20"/>
+          <w:szCs w:val="20"/>
+        </w:rPr>
+        <w:t xml:space="preserve"> Las reglas tributarias quedan repartidas en cinco archivos. Para entender o cambiar "cómo se calculan los impuestos" hay que recorrer toda la jerarquía.</w:t>
+      </w:r>
+    </w:p>
+    <w:p>
+      <w:pPr>
+        <w:pStyle w:val="NormalWeb"/>
+        <w:numPr>
+          <w:ilvl w:val="0"/>
+          <w:numId w:val="17"/>
+        </w:numPr>
+        <w:shd w:val="clear" w:color="auto" w:fill="FFFFFF"/>
+        <w:spacing w:lineRule="auto" w:line="360" w:before="0" w:after="0"/>
+        <w:jc w:val="both"/>
+        <w:rPr>
+          <w:color w:val="auto"/>
+        </w:rPr>
+      </w:pPr>
+      <w:r>
+        <w:rPr>
+          <w:rFonts w:cs="Calibri" w:ascii="Calibri" w:hAnsi="Calibri" w:asciiTheme="minorHAnsi" w:cstheme="minorHAnsi" w:hAnsiTheme="minorHAnsi"/>
+          <w:b/>
+          <w:bCs/>
+          <w:color w:val="auto"/>
+          <w:sz w:val="20"/>
+          <w:szCs w:val="20"/>
+        </w:rPr>
+        <w:t xml:space="preserve">Condicionales duplicados (variante B).</w:t>
+      </w:r>
+      <w:r>
+        <w:rPr>
+          <w:rFonts w:cs="Calibri" w:ascii="Calibri" w:hAnsi="Calibri" w:asciiTheme="minorHAnsi" w:cstheme="minorHAnsi" w:hAnsiTheme="minorHAnsi"/>
+          <w:color w:val="auto"/>
+          <w:sz w:val="20"/>
+          <w:szCs w:val="20"/>
+        </w:rPr>
+        <w:t xml:space="preserve"> La cadena </w:t>
+      </w:r>
+      <w:r>
+        <w:rPr>
+          <w:rFonts w:cs="Calibri" w:ascii="Calibri" w:hAnsi="Calibri" w:asciiTheme="minorHAnsi" w:cstheme="minorHAnsi" w:hAnsiTheme="minorHAnsi"/>
+          <w:color w:val="auto"/>
+          <w:sz w:val="20"/>
+          <w:szCs w:val="20"/>
+        </w:rPr>
+        <w:t xml:space="preserve">if/instanceof</w:t>
+      </w:r>
+      <w:r>
+        <w:rPr>
+          <w:rFonts w:cs="Calibri" w:ascii="Calibri" w:hAnsi="Calibri" w:asciiTheme="minorHAnsi" w:cstheme="minorHAnsi" w:hAnsiTheme="minorHAnsi"/>
+          <w:color w:val="auto"/>
+          <w:sz w:val="20"/>
+          <w:szCs w:val="20"/>
+        </w:rPr>
+        <w:t xml:space="preserve"> se repite en cada operación. El orden de las ramas importa y el código crece con cada operación.</w:t>
+      </w:r>
+    </w:p>
+    <w:p>
+      <w:pPr>
+        <w:pStyle w:val="NormalWeb"/>
+        <w:numPr>
+          <w:ilvl w:val="0"/>
+          <w:numId w:val="17"/>
+        </w:numPr>
+        <w:shd w:val="clear" w:color="auto" w:fill="FFFFFF"/>
+        <w:spacing w:lineRule="auto" w:line="360" w:before="0" w:after="0"/>
+        <w:jc w:val="both"/>
+        <w:rPr>
+          <w:color w:val="auto"/>
+        </w:rPr>
+      </w:pPr>
+      <w:r>
+        <w:rPr>
+          <w:rFonts w:cs="Calibri" w:ascii="Calibri" w:hAnsi="Calibri" w:asciiTheme="minorHAnsi" w:cstheme="minorHAnsi" w:hAnsiTheme="minorHAnsi"/>
+          <w:b/>
+          <w:bCs/>
+          <w:color w:val="auto"/>
+          <w:sz w:val="20"/>
+          <w:szCs w:val="20"/>
+        </w:rPr>
+        <w:t xml:space="preserve">Errores silenciosos (variante B).</w:t>
+      </w:r>
+      <w:r>
+        <w:rPr>
+          <w:rFonts w:cs="Calibri" w:ascii="Calibri" w:hAnsi="Calibri" w:asciiTheme="minorHAnsi" w:cstheme="minorHAnsi" w:hAnsiTheme="minorHAnsi"/>
+          <w:color w:val="auto"/>
+          <w:sz w:val="20"/>
+          <w:szCs w:val="20"/>
+        </w:rPr>
+        <w:t xml:space="preserve"> Si una operación olvida un tipo, el compilador no avisa: el servicio simplemente no tributa o no acumula puntos.</w:t>
+      </w:r>
+    </w:p>
+    <w:p>
+      <w:pPr>
+        <w:pStyle w:val="NormalWeb"/>
+        <w:numPr>
+          <w:ilvl w:val="0"/>
+          <w:numId w:val="17"/>
+        </w:numPr>
+        <w:shd w:val="clear" w:color="auto" w:fill="FFFFFF"/>
+        <w:spacing w:lineRule="auto" w:line="360" w:before="0" w:after="0"/>
+        <w:jc w:val="both"/>
+        <w:rPr>
+          <w:color w:val="auto"/>
+        </w:rPr>
+      </w:pPr>
+      <w:r>
+        <w:rPr>
+          <w:rFonts w:cs="Calibri" w:ascii="Calibri" w:hAnsi="Calibri" w:asciiTheme="minorHAnsi" w:cstheme="minorHAnsi" w:hAnsiTheme="minorHAnsi"/>
+          <w:b/>
+          <w:bCs/>
+          <w:color w:val="auto"/>
+          <w:sz w:val="20"/>
+          <w:szCs w:val="20"/>
+        </w:rPr>
+        <w:t xml:space="preserve">Acoplamiento al recorrido.</w:t>
+      </w:r>
+      <w:r>
+        <w:rPr>
+          <w:rFonts w:cs="Calibri" w:ascii="Calibri" w:hAnsi="Calibri" w:asciiTheme="minorHAnsi" w:cstheme="minorHAnsi" w:hAnsiTheme="minorHAnsi"/>
+          <w:color w:val="auto"/>
+          <w:sz w:val="20"/>
+          <w:szCs w:val="20"/>
+        </w:rPr>
+        <w:t xml:space="preserve"> Ambas variantes obligan a exponer la colección de servicios del paquete (</w:t>
+      </w:r>
+      <w:r>
+        <w:rPr>
+          <w:rFonts w:cs="Calibri" w:ascii="Calibri" w:hAnsi="Calibri" w:asciiTheme="minorHAnsi" w:cstheme="minorHAnsi" w:hAnsiTheme="minorHAnsi"/>
+          <w:color w:val="auto"/>
+          <w:sz w:val="20"/>
+          <w:szCs w:val="20"/>
+        </w:rPr>
+        <w:t xml:space="preserve">getServicios()</w:t>
+      </w:r>
+      <w:r>
+        <w:rPr>
+          <w:rFonts w:cs="Calibri" w:ascii="Calibri" w:hAnsi="Calibri" w:asciiTheme="minorHAnsi" w:cstheme="minorHAnsi" w:hAnsiTheme="minorHAnsi"/>
+          <w:color w:val="auto"/>
+          <w:sz w:val="20"/>
+          <w:szCs w:val="20"/>
+        </w:rPr>
+        <w:t xml:space="preserve">) para recorrerla desde fuera.</w:t>
+      </w:r>
+    </w:p>
+    <w:p>
+      <w:pPr>
+        <w:pStyle w:val="NormalWeb"/>
+        <w:shd w:val="clear" w:color="auto" w:fill="FFFFFF"/>
+        <w:spacing w:lineRule="auto" w:line="360" w:before="0" w:after="0"/>
+        <w:jc w:val="both"/>
+        <w:rPr>
+          <w:rFonts w:ascii="Calibri" w:hAnsi="Calibri" w:cs="Calibri" w:asciiTheme="minorHAnsi" w:cstheme="minorHAnsi" w:hAnsiTheme="minorHAnsi"/>
+          <w:sz w:val="20"/>
+          <w:szCs w:val="20"/>
+        </w:rPr>
+      </w:pPr>
+      <w:r>
+        <w:rPr>
+          <w:rFonts w:cs="Calibri" w:cstheme="minorHAnsi" w:ascii="Calibri" w:hAnsi="Calibri"/>
+          <w:sz w:val="20"/>
+          <w:szCs w:val="20"/>
+        </w:rPr>
+      </w:r>
+    </w:p>
+    <w:p>
+      <w:pPr>
+        <w:pStyle w:val="NormalWeb"/>
+        <w:shd w:val="clear" w:color="auto" w:fill="FFFFFF"/>
+        <w:spacing w:lineRule="auto" w:line="360" w:before="0" w:after="0"/>
+        <w:jc w:val="both"/>
+        <w:rPr>
+          <w:color w:val="auto"/>
+        </w:rPr>
+      </w:pPr>
+      <w:r>
+        <w:rPr>
+          <w:rFonts w:cs="Calibri" w:ascii="Calibri" w:hAnsi="Calibri" w:asciiTheme="minorHAnsi" w:cstheme="minorHAnsi" w:hAnsiTheme="minorHAnsi"/>
+          <w:b/>
+          <w:bCs/>
+          <w:color w:val="auto"/>
+          <w:sz w:val="20"/>
+          <w:szCs w:val="20"/>
+        </w:rPr>
+        <w:t xml:space="preserve">Aspecto que necesita organizarse.</w:t>
+      </w:r>
+      <w:r>
+        <w:rPr>
+          <w:rFonts w:cs="Calibri" w:ascii="Calibri" w:hAnsi="Calibri" w:asciiTheme="minorHAnsi" w:cstheme="minorHAnsi" w:hAnsiTheme="minorHAnsi"/>
+          <w:color w:val="auto"/>
+          <w:sz w:val="20"/>
+          <w:szCs w:val="20"/>
+        </w:rPr>
+        <w:t xml:space="preserve"> Hay que separar las operaciones de la jerarquía de servicios, de modo que cada operación quede </w:t>
+      </w:r>
+      <w:r>
+        <w:rPr>
+          <w:rFonts w:cs="Calibri" w:ascii="Calibri" w:hAnsi="Calibri" w:asciiTheme="minorHAnsi" w:cstheme="minorHAnsi" w:hAnsiTheme="minorHAnsi"/>
+          <w:b/>
+          <w:bCs/>
+          <w:color w:val="auto"/>
+          <w:sz w:val="20"/>
+          <w:szCs w:val="20"/>
+        </w:rPr>
+        <w:t xml:space="preserve">completa en un solo lugar</w:t>
+      </w:r>
+      <w:r>
+        <w:rPr>
+          <w:rFonts w:cs="Calibri" w:ascii="Calibri" w:hAnsi="Calibri" w:asciiTheme="minorHAnsi" w:cstheme="minorHAnsi" w:hAnsiTheme="minorHAnsi"/>
+          <w:color w:val="auto"/>
+          <w:sz w:val="20"/>
+          <w:szCs w:val="20"/>
+        </w:rPr>
+        <w:t xml:space="preserve">, que agregar una nueva </w:t>
+      </w:r>
+      <w:r>
+        <w:rPr>
+          <w:rFonts w:cs="Calibri" w:ascii="Calibri" w:hAnsi="Calibri" w:asciiTheme="minorHAnsi" w:cstheme="minorHAnsi" w:hAnsiTheme="minorHAnsi"/>
+          <w:b/>
+          <w:bCs/>
+          <w:color w:val="auto"/>
+          <w:sz w:val="20"/>
+          <w:szCs w:val="20"/>
+        </w:rPr>
+        <w:t xml:space="preserve">no modifique los servicios</w:t>
+      </w:r>
+      <w:r>
+        <w:rPr>
+          <w:rFonts w:cs="Calibri" w:ascii="Calibri" w:hAnsi="Calibri" w:asciiTheme="minorHAnsi" w:cstheme="minorHAnsi" w:hAnsiTheme="minorHAnsi"/>
+          <w:color w:val="auto"/>
+          <w:sz w:val="20"/>
+          <w:szCs w:val="20"/>
+        </w:rPr>
+        <w:t xml:space="preserve"> y que el compilador </w:t>
+      </w:r>
+      <w:r>
+        <w:rPr>
+          <w:rFonts w:cs="Calibri" w:ascii="Calibri" w:hAnsi="Calibri" w:asciiTheme="minorHAnsi" w:cstheme="minorHAnsi" w:hAnsiTheme="minorHAnsi"/>
+          <w:b/>
+          <w:bCs/>
+          <w:color w:val="auto"/>
+          <w:sz w:val="20"/>
+          <w:szCs w:val="20"/>
+        </w:rPr>
+        <w:t xml:space="preserve">garantice</w:t>
+      </w:r>
+      <w:r>
+        <w:rPr>
+          <w:rFonts w:cs="Calibri" w:ascii="Calibri" w:hAnsi="Calibri" w:asciiTheme="minorHAnsi" w:cstheme="minorHAnsi" w:hAnsiTheme="minorHAnsi"/>
+          <w:color w:val="auto"/>
+          <w:sz w:val="20"/>
+          <w:szCs w:val="20"/>
+        </w:rPr>
+        <w:t xml:space="preserve"> que cada operación trata todos los tipos.</w:t>
+      </w:r>
+    </w:p>
+    <w:p>
+      <w:pPr>
+        <w:pStyle w:val="NormalWeb"/>
+        <w:shd w:val="clear" w:color="auto" w:fill="FFFFFF"/>
+        <w:spacing w:lineRule="auto" w:line="360" w:before="0" w:after="0"/>
+        <w:jc w:val="both"/>
+        <w:rPr>
+          <w:rFonts w:ascii="Calibri" w:hAnsi="Calibri" w:cs="Calibri" w:asciiTheme="minorHAnsi" w:cstheme="minorHAnsi" w:hAnsiTheme="minorHAnsi"/>
+          <w:sz w:val="20"/>
+          <w:szCs w:val="20"/>
+        </w:rPr>
+      </w:pPr>
+      <w:r>
+        <w:rPr>
+          <w:rFonts w:cs="Calibri" w:cstheme="minorHAnsi" w:ascii="Calibri" w:hAnsi="Calibri"/>
+          <w:sz w:val="20"/>
+          <w:szCs w:val="20"/>
+        </w:rPr>
+      </w:r>
+    </w:p>
+    <w:p>
+      <w:pPr>
+        <w:pStyle w:val="NormalWeb"/>
+        <w:shd w:val="clear" w:color="auto" w:fill="FFFFFF"/>
+        <w:spacing w:lineRule="auto" w:line="360" w:beforeAutospacing="0" w:before="0" w:afterAutospacing="0" w:after="0"/>
+        <w:jc w:val="both"/>
+        <w:rPr>
+          <w:b/>
+          <w:bCs/>
+        </w:rPr>
+      </w:pPr>
+      <w:r>
+        <w:rPr>
+          <w:rFonts w:eastAsia="" w:cs="Calibri" w:ascii="Calibri" w:hAnsi="Calibri" w:asciiTheme="minorHAnsi" w:cstheme="minorHAnsi" w:eastAsiaTheme="majorEastAsia" w:hAnsiTheme="minorHAnsi"/>
+          <w:b/>
+          <w:bCs/>
+          <w:color w:themeColor="accent1" w:themeShade="bf" w:val="2F5496"/>
+          <w:sz w:val="20"/>
+          <w:szCs w:val="20"/>
+          <w:lang w:eastAsia="en-US"/>
+        </w:rPr>
+        <w:t xml:space="preserve">Justificación del patrón</w:t>
+      </w:r>
+    </w:p>
+    <w:p>
+      <w:pPr>
+        <w:pStyle w:val="NormalWeb"/>
+        <w:shd w:val="clear" w:color="auto" w:fill="FFFFFF"/>
+        <w:spacing w:lineRule="auto" w:line="360" w:before="0" w:after="0"/>
+        <w:jc w:val="both"/>
+        <w:rPr>
+          <w:color w:val="auto"/>
+        </w:rPr>
+      </w:pPr>
+      <w:r>
+        <w:rPr>
+          <w:rFonts w:cs="Calibri" w:ascii="Calibri" w:hAnsi="Calibri" w:asciiTheme="minorHAnsi" w:cstheme="minorHAnsi" w:hAnsiTheme="minorHAnsi"/>
+          <w:b/>
+          <w:bCs/>
+          <w:color w:val="auto"/>
+          <w:sz w:val="20"/>
+          <w:szCs w:val="20"/>
+        </w:rPr>
+        <w:t xml:space="preserve">Por qué Visitor es adecuado.</w:t>
+      </w:r>
+      <w:r>
+        <w:rPr>
+          <w:rFonts w:cs="Calibri" w:ascii="Calibri" w:hAnsi="Calibri" w:asciiTheme="minorHAnsi" w:cstheme="minorHAnsi" w:hAnsiTheme="minorHAnsi"/>
+          <w:color w:val="auto"/>
+          <w:sz w:val="20"/>
+          <w:szCs w:val="20"/>
+        </w:rPr>
+        <w:t xml:space="preserve"> Visitor representa una operación que se aplica sobre los elementos de una estructura de objetos y permite definir operaciones nuevas sin cambiar las clases de esos elementos. Es exactamente la combinación del escenario: jerarquía estable y operaciones que crecen.</w:t>
+      </w:r>
+    </w:p>
+    <w:p>
+      <w:pPr>
+        <w:pStyle w:val="NormalWeb"/>
+        <w:shd w:val="clear" w:color="auto" w:fill="FFFFFF"/>
+        <w:spacing w:lineRule="auto" w:line="360" w:before="0" w:after="0"/>
+        <w:jc w:val="both"/>
+        <w:rPr>
+          <w:rFonts w:ascii="Calibri" w:hAnsi="Calibri" w:cs="Calibri" w:asciiTheme="minorHAnsi" w:cstheme="minorHAnsi" w:hAnsiTheme="minorHAnsi"/>
+          <w:sz w:val="20"/>
+          <w:szCs w:val="20"/>
+        </w:rPr>
+      </w:pPr>
+      <w:r>
+        <w:rPr>
+          <w:rFonts w:cs="Calibri" w:cstheme="minorHAnsi" w:ascii="Calibri" w:hAnsi="Calibri"/>
+          <w:sz w:val="20"/>
+          <w:szCs w:val="20"/>
+        </w:rPr>
+      </w:r>
+    </w:p>
+    <w:tbl>
+      <w:tblPr>
+        <w:tblW w:w="10185" w:type="dxa"/>
+        <w:jc w:val="left"/>
+        <w:tblInd w:w="-698" w:type="dxa"/>
+        <w:tblLayout w:type="fixed"/>
+        <w:tblCellMar>
+          <w:top w:w="55" w:type="dxa"/>
+          <w:left w:w="55" w:type="dxa"/>
+          <w:bottom w:w="55" w:type="dxa"/>
+          <w:right w:w="55" w:type="dxa"/>
+        </w:tblCellMar>
+      </w:tblPr>
+      <w:tblGrid>
+        <w:gridCol w:w="3273"/>
+        <w:gridCol w:w="6912"/>
+      </w:tblGrid>
+      <w:tr>
+        <w:trPr>
+          <w:tblHeader/>
+        </w:trPr>
+        <w:tc>
+          <w:tcPr>
+            <w:tcW w:w="3273" w:type="dxa"/>
+            <w:tcBorders>
+              <w:top w:val="single" w:sz="4" w:space="0" w:color="000000"/>
+              <w:left w:val="single" w:sz="4" w:space="0" w:color="000000"/>
+              <w:bottom w:val="single" w:sz="4" w:space="0" w:color="000000"/>
+            </w:tcBorders>
+          </w:tcPr>
+          <w:p>
+            <w:pPr>
+              <w:pStyle w:val="Contenidodelatabla"/>
+              <w:spacing w:lineRule="auto" w:line="276"/>
+              <w:jc w:val="center"/>
+            </w:pPr>
+            <w:r>
+              <w:rPr>
+                <w:rFonts w:ascii="Calibri" w:hAnsi="Calibri"/>
+                <w:b/>
+                <w:bCs/>
+                <w:color w:val="000000"/>
+                <w:sz w:val="20"/>
+                <w:szCs w:val="20"/>
+              </w:rPr>
+              <w:t xml:space="preserve">Necesidad del problema</w:t>
+            </w:r>
+          </w:p>
+        </w:tc>
+        <w:tc>
+          <w:tcPr>
+            <w:tcW w:w="6912" w:type="dxa"/>
+            <w:tcBorders>
+              <w:top w:val="single" w:sz="4" w:space="0" w:color="000000"/>
+              <w:left w:val="single" w:sz="4" w:space="0" w:color="000000"/>
+              <w:bottom w:val="single" w:sz="4" w:space="0" w:color="000000"/>
+              <w:right w:val="single" w:sz="4" w:space="0" w:color="000000"/>
+            </w:tcBorders>
+          </w:tcPr>
+          <w:p>
+            <w:pPr>
+              <w:pStyle w:val="Contenidodelatabla"/>
+              <w:spacing w:lineRule="auto" w:line="276"/>
+              <w:jc w:val="center"/>
+            </w:pPr>
+            <w:r>
+              <w:rPr>
+                <w:rFonts w:ascii="Calibri" w:hAnsi="Calibri"/>
+                <w:b/>
+                <w:bCs/>
+                <w:color w:val="000000"/>
+                <w:sz w:val="20"/>
+                <w:szCs w:val="20"/>
+              </w:rPr>
+              <w:t xml:space="preserve">Cómo la resuelve Visitor</w:t>
+            </w:r>
+          </w:p>
+        </w:tc>
+      </w:tr>
+      <w:tr>
+        <w:trPr/>
+        <w:tc>
+          <w:tcPr>
+            <w:tcW w:w="3273" w:type="dxa"/>
+            <w:tcBorders>
+              <w:top w:val="single" w:sz="4" w:space="0" w:color="000000"/>
+              <w:left w:val="single" w:sz="4" w:space="0" w:color="000000"/>
+              <w:bottom w:val="single" w:sz="4" w:space="0" w:color="000000"/>
+            </w:tcBorders>
+          </w:tcPr>
+          <w:p>
+            <w:pPr>
+              <w:pStyle w:val="Contenidodelatabla"/>
+              <w:spacing w:lineRule="auto" w:line="276"/>
+              <w:jc w:val="left"/>
+            </w:pPr>
+            <w:r>
+              <w:rPr>
+                <w:rFonts w:ascii="Calibri" w:hAnsi="Calibri"/>
+                <w:color w:val="000000"/>
+                <w:sz w:val="20"/>
+                <w:szCs w:val="20"/>
+              </w:rPr>
+              <w:t xml:space="preserve">Agregar operaciones sin tocar los servicios</w:t>
+            </w:r>
+          </w:p>
+        </w:tc>
+        <w:tc>
+          <w:tcPr>
+            <w:tcW w:w="6912" w:type="dxa"/>
+            <w:tcBorders>
+              <w:top w:val="single" w:sz="4" w:space="0" w:color="000000"/>
+              <w:left w:val="single" w:sz="4" w:space="0" w:color="000000"/>
+              <w:bottom w:val="single" w:sz="4" w:space="0" w:color="000000"/>
+              <w:right w:val="single" w:sz="4" w:space="0" w:color="000000"/>
+            </w:tcBorders>
+          </w:tcPr>
+          <w:p>
+            <w:pPr>
+              <w:pStyle w:val="Contenidodelatabla"/>
+              <w:spacing w:lineRule="auto" w:line="276"/>
+              <w:jc w:val="left"/>
+            </w:pPr>
+            <w:r>
+              <w:rPr>
+                <w:rFonts w:ascii="Calibri" w:hAnsi="Calibri"/>
+                <w:color w:val="000000"/>
+                <w:sz w:val="20"/>
+                <w:szCs w:val="20"/>
+              </w:rPr>
+              <w:t xml:space="preserve">Cada operación es una clase nueva que implementa </w:t>
+            </w:r>
+            <w:r>
+              <w:rPr>
+                <w:rFonts w:ascii="Calibri" w:hAnsi="Calibri"/>
+                <w:color w:val="000000"/>
+                <w:sz w:val="20"/>
+                <w:szCs w:val="20"/>
+              </w:rPr>
+              <w:t xml:space="preserve">VisitanteServicio</w:t>
+            </w:r>
+            <w:r>
+              <w:rPr>
+                <w:rFonts w:ascii="Calibri" w:hAnsi="Calibri"/>
+                <w:color w:val="000000"/>
+                <w:sz w:val="20"/>
+                <w:szCs w:val="20"/>
+              </w:rPr>
+              <w:t xml:space="preserve">.</w:t>
+            </w:r>
+          </w:p>
+        </w:tc>
+      </w:tr>
+      <w:tr>
+        <w:trPr/>
+        <w:tc>
+          <w:tcPr>
+            <w:tcW w:w="3273" w:type="dxa"/>
+            <w:tcBorders>
+              <w:top w:val="single" w:sz="4" w:space="0" w:color="000000"/>
+              <w:left w:val="single" w:sz="4" w:space="0" w:color="000000"/>
+              <w:bottom w:val="single" w:sz="4" w:space="0" w:color="000000"/>
+            </w:tcBorders>
+          </w:tcPr>
+          <w:p>
+            <w:pPr>
+              <w:pStyle w:val="Contenidodelatabla"/>
+              <w:spacing w:lineRule="auto" w:line="276"/>
+              <w:jc w:val="left"/>
+            </w:pPr>
+            <w:r>
+              <w:rPr>
+                <w:rFonts w:ascii="Calibri" w:hAnsi="Calibri"/>
+                <w:color w:val="000000"/>
+                <w:sz w:val="20"/>
+                <w:szCs w:val="20"/>
+              </w:rPr>
+              <w:t xml:space="preserve">Concentrar cada operación en un solo lugar</w:t>
+            </w:r>
+          </w:p>
+        </w:tc>
+        <w:tc>
+          <w:tcPr>
+            <w:tcW w:w="6912" w:type="dxa"/>
+            <w:tcBorders>
+              <w:top w:val="single" w:sz="4" w:space="0" w:color="000000"/>
+              <w:left w:val="single" w:sz="4" w:space="0" w:color="000000"/>
+              <w:bottom w:val="single" w:sz="4" w:space="0" w:color="000000"/>
+              <w:right w:val="single" w:sz="4" w:space="0" w:color="000000"/>
+            </w:tcBorders>
+          </w:tcPr>
+          <w:p>
+            <w:pPr>
+              <w:pStyle w:val="Contenidodelatabla"/>
+              <w:spacing w:lineRule="auto" w:line="276"/>
+              <w:jc w:val="left"/>
+            </w:pPr>
+            <w:r>
+              <w:rPr>
+                <w:rFonts w:ascii="Calibri" w:hAnsi="Calibri"/>
+                <w:color w:val="000000"/>
+                <w:sz w:val="20"/>
+                <w:szCs w:val="20"/>
+              </w:rPr>
+              <w:t xml:space="preserve">Todas las reglas de impuestos viven en </w:t>
+            </w:r>
+            <w:r>
+              <w:rPr>
+                <w:rFonts w:ascii="Calibri" w:hAnsi="Calibri"/>
+                <w:color w:val="000000"/>
+                <w:sz w:val="20"/>
+                <w:szCs w:val="20"/>
+              </w:rPr>
+              <w:t xml:space="preserve">CalculadoraImpuestos</w:t>
+            </w:r>
+            <w:r>
+              <w:rPr>
+                <w:rFonts w:ascii="Calibri" w:hAnsi="Calibri"/>
+                <w:color w:val="000000"/>
+                <w:sz w:val="20"/>
+                <w:szCs w:val="20"/>
+              </w:rPr>
+              <w:t xml:space="preserve">.</w:t>
+            </w:r>
+          </w:p>
+        </w:tc>
+      </w:tr>
+      <w:tr>
+        <w:trPr/>
+        <w:tc>
+          <w:tcPr>
+            <w:tcW w:w="3273" w:type="dxa"/>
+            <w:tcBorders>
+              <w:top w:val="single" w:sz="4" w:space="0" w:color="000000"/>
+              <w:left w:val="single" w:sz="4" w:space="0" w:color="000000"/>
+              <w:bottom w:val="single" w:sz="4" w:space="0" w:color="000000"/>
+            </w:tcBorders>
+          </w:tcPr>
+          <w:p>
+            <w:pPr>
+              <w:pStyle w:val="Contenidodelatabla"/>
+              <w:spacing w:lineRule="auto" w:line="276"/>
+              <w:jc w:val="left"/>
+            </w:pPr>
+            <w:r>
+              <w:rPr>
+                <w:rFonts w:ascii="Calibri" w:hAnsi="Calibri"/>
+                <w:color w:val="000000"/>
+                <w:sz w:val="20"/>
+                <w:szCs w:val="20"/>
+              </w:rPr>
+              <w:t xml:space="preserve">Comportamiento distinto por tipo sin </w:t>
+            </w:r>
+            <w:r>
+              <w:rPr>
+                <w:rFonts w:ascii="Calibri" w:hAnsi="Calibri"/>
+                <w:color w:val="000000"/>
+                <w:sz w:val="20"/>
+                <w:szCs w:val="20"/>
+              </w:rPr>
+              <w:t xml:space="preserve">instanceof</w:t>
+            </w:r>
+          </w:p>
+        </w:tc>
+        <w:tc>
+          <w:tcPr>
+            <w:tcW w:w="6912" w:type="dxa"/>
+            <w:tcBorders>
+              <w:top w:val="single" w:sz="4" w:space="0" w:color="000000"/>
+              <w:left w:val="single" w:sz="4" w:space="0" w:color="000000"/>
+              <w:bottom w:val="single" w:sz="4" w:space="0" w:color="000000"/>
+              <w:right w:val="single" w:sz="4" w:space="0" w:color="000000"/>
+            </w:tcBorders>
+          </w:tcPr>
+          <w:p>
+            <w:pPr>
+              <w:pStyle w:val="Contenidodelatabla"/>
+              <w:spacing w:lineRule="auto" w:line="276"/>
+              <w:jc w:val="left"/>
+            </w:pPr>
+            <w:r>
+              <w:rPr>
+                <w:rFonts w:ascii="Calibri" w:hAnsi="Calibri"/>
+                <w:color w:val="000000"/>
+                <w:sz w:val="20"/>
+                <w:szCs w:val="20"/>
+              </w:rPr>
+              <w:t xml:space="preserve">Doble despacho: </w:t>
+            </w:r>
+            <w:r>
+              <w:rPr>
+                <w:rFonts w:ascii="Calibri" w:hAnsi="Calibri"/>
+                <w:color w:val="000000"/>
+                <w:sz w:val="20"/>
+                <w:szCs w:val="20"/>
+              </w:rPr>
+              <w:t xml:space="preserve">servicio.aceptar(v)</w:t>
+            </w:r>
+            <w:r>
+              <w:rPr>
+                <w:rFonts w:ascii="Calibri" w:hAnsi="Calibri"/>
+                <w:color w:val="000000"/>
+                <w:sz w:val="20"/>
+                <w:szCs w:val="20"/>
+              </w:rPr>
+              <w:t xml:space="preserve"> llama a </w:t>
+            </w:r>
+            <w:r>
+              <w:rPr>
+                <w:rFonts w:ascii="Calibri" w:hAnsi="Calibri"/>
+                <w:color w:val="000000"/>
+                <w:sz w:val="20"/>
+                <w:szCs w:val="20"/>
+              </w:rPr>
+              <w:t xml:space="preserve">v.visitarHotel(this)</w:t>
+            </w:r>
+            <w:r>
+              <w:rPr>
+                <w:rFonts w:ascii="Calibri" w:hAnsi="Calibri"/>
+                <w:color w:val="000000"/>
+                <w:sz w:val="20"/>
+                <w:szCs w:val="20"/>
+              </w:rPr>
+              <w:t xml:space="preserve">, y el tipo concreto se resuelve por polimorfismo.</w:t>
+            </w:r>
+          </w:p>
+        </w:tc>
+      </w:tr>
+      <w:tr>
+        <w:trPr/>
+        <w:tc>
+          <w:tcPr>
+            <w:tcW w:w="3273" w:type="dxa"/>
+            <w:tcBorders>
+              <w:top w:val="single" w:sz="4" w:space="0" w:color="000000"/>
+              <w:left w:val="single" w:sz="4" w:space="0" w:color="000000"/>
+              <w:bottom w:val="single" w:sz="4" w:space="0" w:color="000000"/>
+            </w:tcBorders>
+          </w:tcPr>
+          <w:p>
+            <w:pPr>
+              <w:pStyle w:val="Contenidodelatabla"/>
+              <w:spacing w:lineRule="auto" w:line="276"/>
+              <w:jc w:val="left"/>
+            </w:pPr>
+            <w:r>
+              <w:rPr>
+                <w:rFonts w:ascii="Calibri" w:hAnsi="Calibri"/>
+                <w:color w:val="000000"/>
+                <w:sz w:val="20"/>
+                <w:szCs w:val="20"/>
+              </w:rPr>
+              <w:t xml:space="preserve">Que el compilador detecte tipos olvidados</w:t>
+            </w:r>
+          </w:p>
+        </w:tc>
+        <w:tc>
+          <w:tcPr>
+            <w:tcW w:w="6912" w:type="dxa"/>
+            <w:tcBorders>
+              <w:top w:val="single" w:sz="4" w:space="0" w:color="000000"/>
+              <w:left w:val="single" w:sz="4" w:space="0" w:color="000000"/>
+              <w:bottom w:val="single" w:sz="4" w:space="0" w:color="000000"/>
+              <w:right w:val="single" w:sz="4" w:space="0" w:color="000000"/>
+            </w:tcBorders>
+          </w:tcPr>
+          <w:p>
+            <w:pPr>
+              <w:pStyle w:val="Contenidodelatabla"/>
+              <w:spacing w:lineRule="auto" w:line="276"/>
+              <w:jc w:val="left"/>
+            </w:pPr>
+            <w:r>
+              <w:rPr>
+                <w:rFonts w:ascii="Calibri" w:hAnsi="Calibri"/>
+                <w:color w:val="000000"/>
+                <w:sz w:val="20"/>
+                <w:szCs w:val="20"/>
+              </w:rPr>
+              <w:t xml:space="preserve">VisitanteServicio</w:t>
+            </w:r>
+            <w:r>
+              <w:rPr>
+                <w:rFonts w:ascii="Calibri" w:hAnsi="Calibri"/>
+                <w:color w:val="000000"/>
+                <w:sz w:val="20"/>
+                <w:szCs w:val="20"/>
+              </w:rPr>
+              <w:t xml:space="preserve"> declara un método por tipo, y una clase que no los implemente todos no compila.</w:t>
+            </w:r>
+          </w:p>
+        </w:tc>
+      </w:tr>
+      <w:tr>
+        <w:trPr/>
+        <w:tc>
+          <w:tcPr>
+            <w:tcW w:w="3273" w:type="dxa"/>
+            <w:tcBorders>
+              <w:top w:val="single" w:sz="4" w:space="0" w:color="000000"/>
+              <w:left w:val="single" w:sz="4" w:space="0" w:color="000000"/>
+              <w:bottom w:val="single" w:sz="4" w:space="0" w:color="000000"/>
+            </w:tcBorders>
+          </w:tcPr>
+          <w:p>
+            <w:pPr>
+              <w:pStyle w:val="Contenidodelatabla"/>
+              <w:spacing w:lineRule="auto" w:line="276"/>
+              <w:jc w:val="left"/>
+            </w:pPr>
+            <w:r>
+              <w:rPr>
+                <w:rFonts w:ascii="Calibri" w:hAnsi="Calibri"/>
+                <w:color w:val="000000"/>
+                <w:sz w:val="20"/>
+                <w:szCs w:val="20"/>
+              </w:rPr>
+              <w:t xml:space="preserve">No exponer la colección del paquete</w:t>
+            </w:r>
+          </w:p>
+        </w:tc>
+        <w:tc>
+          <w:tcPr>
+            <w:tcW w:w="6912" w:type="dxa"/>
+            <w:tcBorders>
+              <w:top w:val="single" w:sz="4" w:space="0" w:color="000000"/>
+              <w:left w:val="single" w:sz="4" w:space="0" w:color="000000"/>
+              <w:bottom w:val="single" w:sz="4" w:space="0" w:color="000000"/>
+              <w:right w:val="single" w:sz="4" w:space="0" w:color="000000"/>
+            </w:tcBorders>
+          </w:tcPr>
+          <w:p>
+            <w:pPr>
+              <w:pStyle w:val="Contenidodelatabla"/>
+              <w:spacing w:lineRule="auto" w:line="276"/>
+              <w:jc w:val="left"/>
+            </w:pPr>
+            <w:r>
+              <w:rPr>
+                <w:rFonts w:ascii="Calibri" w:hAnsi="Calibri"/>
+                <w:color w:val="000000"/>
+                <w:sz w:val="20"/>
+                <w:szCs w:val="20"/>
+              </w:rPr>
+              <w:t xml:space="preserve">PaqueteTuristico.aceptar(v)</w:t>
+            </w:r>
+            <w:r>
+              <w:rPr>
+                <w:rFonts w:ascii="Calibri" w:hAnsi="Calibri"/>
+                <w:color w:val="000000"/>
+                <w:sz w:val="20"/>
+                <w:szCs w:val="20"/>
+              </w:rPr>
+              <w:t xml:space="preserve"> recorre sus servicios internamente.</w:t>
+            </w:r>
+          </w:p>
+        </w:tc>
+      </w:tr>
+      <w:tr>
+        <w:trPr/>
+        <w:tc>
+          <w:tcPr>
+            <w:tcW w:w="3273" w:type="dxa"/>
+            <w:tcBorders>
+              <w:top w:val="single" w:sz="4" w:space="0" w:color="000000"/>
+              <w:left w:val="single" w:sz="4" w:space="0" w:color="000000"/>
+              <w:bottom w:val="single" w:sz="4" w:space="0" w:color="000000"/>
+            </w:tcBorders>
+          </w:tcPr>
+          <w:p>
+            <w:pPr>
+              <w:pStyle w:val="Contenidodelatabla"/>
+              <w:spacing w:lineRule="auto" w:line="276"/>
+              <w:jc w:val="left"/>
+            </w:pPr>
+            <w:r>
+              <w:rPr>
+                <w:rFonts w:ascii="Calibri" w:hAnsi="Calibri"/>
+                <w:color w:val="000000"/>
+                <w:sz w:val="20"/>
+                <w:szCs w:val="20"/>
+              </w:rPr>
+              <w:t xml:space="preserve">Acumular resultados durante el recorrido</w:t>
+            </w:r>
+          </w:p>
+        </w:tc>
+        <w:tc>
+          <w:tcPr>
+            <w:tcW w:w="6912" w:type="dxa"/>
+            <w:tcBorders>
+              <w:top w:val="single" w:sz="4" w:space="0" w:color="000000"/>
+              <w:left w:val="single" w:sz="4" w:space="0" w:color="000000"/>
+              <w:bottom w:val="single" w:sz="4" w:space="0" w:color="000000"/>
+              <w:right w:val="single" w:sz="4" w:space="0" w:color="000000"/>
+            </w:tcBorders>
+          </w:tcPr>
+          <w:p>
+            <w:pPr>
+              <w:pStyle w:val="Contenidodelatabla"/>
+              <w:spacing w:lineRule="auto" w:line="276"/>
+              <w:jc w:val="left"/>
+            </w:pPr>
+            <w:r>
+              <w:rPr>
+                <w:rFonts w:ascii="Calibri" w:hAnsi="Calibri"/>
+                <w:color w:val="000000"/>
+                <w:sz w:val="20"/>
+                <w:szCs w:val="20"/>
+              </w:rPr>
+              <w:t xml:space="preserve">El visitante guarda su estado (total, detalle, entradas) mientras recorre.</w:t>
+            </w:r>
+          </w:p>
+        </w:tc>
+      </w:tr>
+    </w:tbl>
+    <w:p>
+      <w:pPr>
+        <w:pStyle w:val="NormalWeb"/>
+        <w:shd w:val="clear" w:color="auto" w:fill="FFFFFF"/>
+        <w:spacing w:lineRule="auto" w:line="360" w:before="0" w:after="0"/>
+        <w:jc w:val="both"/>
+        <w:rPr>
+          <w:rFonts w:ascii="Calibri" w:hAnsi="Calibri" w:cs="Calibri" w:asciiTheme="minorHAnsi" w:cstheme="minorHAnsi" w:hAnsiTheme="minorHAnsi"/>
+          <w:sz w:val="20"/>
+          <w:szCs w:val="20"/>
+        </w:rPr>
+      </w:pPr>
+      <w:r>
+        <w:rPr>
+          <w:rFonts w:cs="Calibri" w:cstheme="minorHAnsi" w:ascii="Calibri" w:hAnsi="Calibri"/>
+          <w:sz w:val="20"/>
+          <w:szCs w:val="20"/>
+        </w:rPr>
+      </w:r>
+    </w:p>
+    <w:p>
+      <w:pPr>
+        <w:pStyle w:val="NormalWeb"/>
+        <w:shd w:val="clear" w:color="auto" w:fill="FFFFFF"/>
+        <w:spacing w:lineRule="auto" w:line="360" w:before="0" w:after="0"/>
+        <w:jc w:val="both"/>
+        <w:rPr>
+          <w:color w:val="auto"/>
+        </w:rPr>
+      </w:pPr>
+      <w:r>
+        <w:rPr>
+          <w:rFonts w:cs="Calibri" w:ascii="Calibri" w:hAnsi="Calibri" w:asciiTheme="minorHAnsi" w:cstheme="minorHAnsi" w:hAnsiTheme="minorHAnsi"/>
+          <w:b/>
+          <w:bCs/>
+          <w:color w:val="auto"/>
+          <w:sz w:val="20"/>
+          <w:szCs w:val="20"/>
+        </w:rPr>
+        <w:t xml:space="preserve">Alternativas consideradas.</w:t>
+      </w:r>
+    </w:p>
+    <w:p>
+      <w:pPr>
+        <w:pStyle w:val="NormalWeb"/>
+        <w:shd w:val="clear" w:color="auto" w:fill="FFFFFF"/>
+        <w:spacing w:lineRule="auto" w:line="360" w:before="0" w:after="0"/>
+        <w:jc w:val="both"/>
+        <w:rPr>
+          <w:rFonts w:ascii="Calibri" w:hAnsi="Calibri" w:cs="Calibri" w:asciiTheme="minorHAnsi" w:cstheme="minorHAnsi" w:hAnsiTheme="minorHAnsi"/>
+          <w:sz w:val="20"/>
+          <w:szCs w:val="20"/>
+        </w:rPr>
+      </w:pPr>
+      <w:r>
+        <w:rPr>
+          <w:rFonts w:cs="Calibri" w:cstheme="minorHAnsi" w:ascii="Calibri" w:hAnsi="Calibri"/>
+          <w:sz w:val="20"/>
+          <w:szCs w:val="20"/>
+        </w:rPr>
+      </w:r>
+    </w:p>
+    <w:tbl>
+      <w:tblPr>
+        <w:tblW w:w="10185" w:type="dxa"/>
+        <w:jc w:val="left"/>
+        <w:tblInd w:w="-698" w:type="dxa"/>
+        <w:tblLayout w:type="fixed"/>
+        <w:tblCellMar>
+          <w:top w:w="55" w:type="dxa"/>
+          <w:left w:w="55" w:type="dxa"/>
+          <w:bottom w:w="55" w:type="dxa"/>
+          <w:right w:w="55" w:type="dxa"/>
+        </w:tblCellMar>
+      </w:tblPr>
+      <w:tblGrid>
+        <w:gridCol w:w="3679"/>
+        <w:gridCol w:w="6506"/>
+      </w:tblGrid>
+      <w:tr>
+        <w:trPr>
+          <w:tblHeader/>
+        </w:trPr>
+        <w:tc>
+          <w:tcPr>
+            <w:tcW w:w="3679" w:type="dxa"/>
+            <w:tcBorders>
+              <w:top w:val="single" w:sz="4" w:space="0" w:color="000000"/>
+              <w:left w:val="single" w:sz="4" w:space="0" w:color="000000"/>
+              <w:bottom w:val="single" w:sz="4" w:space="0" w:color="000000"/>
+            </w:tcBorders>
+          </w:tcPr>
+          <w:p>
+            <w:pPr>
+              <w:pStyle w:val="Contenidodelatabla"/>
+              <w:spacing w:lineRule="auto" w:line="276"/>
+              <w:jc w:val="center"/>
+            </w:pPr>
+            <w:r>
+              <w:rPr>
+                <w:rFonts w:ascii="Calibri" w:hAnsi="Calibri"/>
+                <w:b/>
+                <w:bCs/>
+                <w:color w:val="000000"/>
+                <w:sz w:val="20"/>
+                <w:szCs w:val="20"/>
+              </w:rPr>
+              <w:t xml:space="preserve">Alternativa</w:t>
+            </w:r>
+          </w:p>
+        </w:tc>
+        <w:tc>
+          <w:tcPr>
+            <w:tcW w:w="6506" w:type="dxa"/>
+            <w:tcBorders>
+              <w:top w:val="single" w:sz="4" w:space="0" w:color="000000"/>
+              <w:left w:val="single" w:sz="4" w:space="0" w:color="000000"/>
+              <w:bottom w:val="single" w:sz="4" w:space="0" w:color="000000"/>
+              <w:right w:val="single" w:sz="4" w:space="0" w:color="000000"/>
+            </w:tcBorders>
+          </w:tcPr>
+          <w:p>
+            <w:pPr>
+              <w:pStyle w:val="Contenidodelatabla"/>
+              <w:spacing w:lineRule="auto" w:line="276"/>
+              <w:jc w:val="center"/>
+            </w:pPr>
+            <w:r>
+              <w:rPr>
+                <w:rFonts w:ascii="Calibri" w:hAnsi="Calibri"/>
+                <w:b/>
+                <w:bCs/>
+                <w:color w:val="000000"/>
+                <w:sz w:val="20"/>
+                <w:szCs w:val="20"/>
+              </w:rPr>
+              <w:t xml:space="preserve">Por qué se descartó</w:t>
+            </w:r>
+          </w:p>
+        </w:tc>
+      </w:tr>
+      <w:tr>
+        <w:trPr/>
+        <w:tc>
+          <w:tcPr>
+            <w:tcW w:w="3679" w:type="dxa"/>
+            <w:tcBorders>
+              <w:top w:val="single" w:sz="4" w:space="0" w:color="000000"/>
+              <w:left w:val="single" w:sz="4" w:space="0" w:color="000000"/>
+              <w:bottom w:val="single" w:sz="4" w:space="0" w:color="000000"/>
+            </w:tcBorders>
+          </w:tcPr>
+          <w:p>
+            <w:pPr>
+              <w:pStyle w:val="Contenidodelatabla"/>
+              <w:spacing w:lineRule="auto" w:line="276"/>
+              <w:jc w:val="left"/>
+            </w:pPr>
+            <w:r>
+              <w:rPr>
+                <w:rFonts w:ascii="Calibri" w:hAnsi="Calibri"/>
+                <w:color w:val="000000"/>
+                <w:sz w:val="20"/>
+                <w:szCs w:val="20"/>
+              </w:rPr>
+              <w:t xml:space="preserve">Un método por operación en cada servicio (variante A)</w:t>
+            </w:r>
+          </w:p>
+        </w:tc>
+        <w:tc>
+          <w:tcPr>
+            <w:tcW w:w="6506" w:type="dxa"/>
+            <w:tcBorders>
+              <w:top w:val="single" w:sz="4" w:space="0" w:color="000000"/>
+              <w:left w:val="single" w:sz="4" w:space="0" w:color="000000"/>
+              <w:bottom w:val="single" w:sz="4" w:space="0" w:color="000000"/>
+              <w:right w:val="single" w:sz="4" w:space="0" w:color="000000"/>
+            </w:tcBorders>
+          </w:tcPr>
+          <w:p>
+            <w:pPr>
+              <w:pStyle w:val="Contenidodelatabla"/>
+              <w:spacing w:lineRule="auto" w:line="276"/>
+              <w:jc w:val="left"/>
+            </w:pPr>
+            <w:r>
+              <w:rPr>
+                <w:rFonts w:ascii="Calibri" w:hAnsi="Calibri"/>
+                <w:color w:val="000000"/>
+                <w:sz w:val="20"/>
+                <w:szCs w:val="20"/>
+              </w:rPr>
+              <w:t xml:space="preserve">Infla las clases de dominio y obliga a modificar toda la jerarquía por cada operación nueva.</w:t>
+            </w:r>
+          </w:p>
+        </w:tc>
+      </w:tr>
+      <w:tr>
+        <w:trPr/>
+        <w:tc>
+          <w:tcPr>
+            <w:tcW w:w="3679" w:type="dxa"/>
+            <w:tcBorders>
+              <w:top w:val="single" w:sz="4" w:space="0" w:color="000000"/>
+              <w:left w:val="single" w:sz="4" w:space="0" w:color="000000"/>
+              <w:bottom w:val="single" w:sz="4" w:space="0" w:color="000000"/>
+            </w:tcBorders>
+          </w:tcPr>
+          <w:p>
+            <w:pPr>
+              <w:pStyle w:val="Contenidodelatabla"/>
+              <w:spacing w:lineRule="auto" w:line="276"/>
+              <w:jc w:val="left"/>
+            </w:pPr>
+            <w:r>
+              <w:rPr>
+                <w:rFonts w:ascii="Calibri" w:hAnsi="Calibri"/>
+                <w:color w:val="000000"/>
+                <w:sz w:val="20"/>
+                <w:szCs w:val="20"/>
+              </w:rPr>
+              <w:t xml:space="preserve">if/instanceof</w:t>
+            </w:r>
+            <w:r>
+              <w:rPr>
+                <w:rFonts w:ascii="Calibri" w:hAnsi="Calibri"/>
+                <w:color w:val="000000"/>
+                <w:sz w:val="20"/>
+                <w:szCs w:val="20"/>
+              </w:rPr>
+              <w:t xml:space="preserve"> en cada operación (variante B)</w:t>
+            </w:r>
+          </w:p>
+        </w:tc>
+        <w:tc>
+          <w:tcPr>
+            <w:tcW w:w="6506" w:type="dxa"/>
+            <w:tcBorders>
+              <w:top w:val="single" w:sz="4" w:space="0" w:color="000000"/>
+              <w:left w:val="single" w:sz="4" w:space="0" w:color="000000"/>
+              <w:bottom w:val="single" w:sz="4" w:space="0" w:color="000000"/>
+              <w:right w:val="single" w:sz="4" w:space="0" w:color="000000"/>
+            </w:tcBorders>
+          </w:tcPr>
+          <w:p>
+            <w:pPr>
+              <w:pStyle w:val="Contenidodelatabla"/>
+              <w:spacing w:lineRule="auto" w:line="276"/>
+              <w:jc w:val="left"/>
+            </w:pPr>
+            <w:r>
+              <w:rPr>
+                <w:rFonts w:ascii="Calibri" w:hAnsi="Calibri"/>
+                <w:color w:val="000000"/>
+                <w:sz w:val="20"/>
+                <w:szCs w:val="20"/>
+              </w:rPr>
+              <w:t xml:space="preserve">Duplica condicionales y no detecta tipos olvidados en compilación.</w:t>
+            </w:r>
+          </w:p>
+        </w:tc>
+      </w:tr>
+      <w:tr>
+        <w:trPr/>
+        <w:tc>
+          <w:tcPr>
+            <w:tcW w:w="3679" w:type="dxa"/>
+            <w:tcBorders>
+              <w:top w:val="single" w:sz="4" w:space="0" w:color="000000"/>
+              <w:left w:val="single" w:sz="4" w:space="0" w:color="000000"/>
+              <w:bottom w:val="single" w:sz="4" w:space="0" w:color="000000"/>
+            </w:tcBorders>
+          </w:tcPr>
+          <w:p>
+            <w:pPr>
+              <w:pStyle w:val="Contenidodelatabla"/>
+              <w:spacing w:lineRule="auto" w:line="276"/>
+              <w:jc w:val="left"/>
+            </w:pPr>
+            <w:r>
+              <w:rPr>
+                <w:rFonts w:ascii="Calibri" w:hAnsi="Calibri"/>
+                <w:b/>
+                <w:bCs/>
+                <w:color w:val="000000"/>
+                <w:sz w:val="20"/>
+                <w:szCs w:val="20"/>
+              </w:rPr>
+              <w:t xml:space="preserve">Strategy</w:t>
+            </w:r>
+            <w:r>
+              <w:rPr>
+                <w:rFonts w:ascii="Calibri" w:hAnsi="Calibri"/>
+                <w:color w:val="000000"/>
+                <w:sz w:val="20"/>
+                <w:szCs w:val="20"/>
+              </w:rPr>
+              <w:t xml:space="preserve"> por operación</w:t>
+            </w:r>
+          </w:p>
+        </w:tc>
+        <w:tc>
+          <w:tcPr>
+            <w:tcW w:w="6506" w:type="dxa"/>
+            <w:tcBorders>
+              <w:top w:val="single" w:sz="4" w:space="0" w:color="000000"/>
+              <w:left w:val="single" w:sz="4" w:space="0" w:color="000000"/>
+              <w:bottom w:val="single" w:sz="4" w:space="0" w:color="000000"/>
+              <w:right w:val="single" w:sz="4" w:space="0" w:color="000000"/>
+            </w:tcBorders>
+          </w:tcPr>
+          <w:p>
+            <w:pPr>
+              <w:pStyle w:val="Contenidodelatabla"/>
+              <w:spacing w:lineRule="auto" w:line="276"/>
+              <w:jc w:val="left"/>
+            </w:pPr>
+            <w:r>
+              <w:rPr>
+                <w:rFonts w:ascii="Calibri" w:hAnsi="Calibri"/>
+                <w:color w:val="000000"/>
+                <w:sz w:val="20"/>
+                <w:szCs w:val="20"/>
+              </w:rPr>
+              <w:t xml:space="preserve">Una estrategia recibiría un </w:t>
+            </w:r>
+            <w:r>
+              <w:rPr>
+                <w:rFonts w:ascii="Calibri" w:hAnsi="Calibri"/>
+                <w:color w:val="000000"/>
+                <w:sz w:val="20"/>
+                <w:szCs w:val="20"/>
+              </w:rPr>
+              <w:t xml:space="preserve">ServicioTuristico</w:t>
+            </w:r>
+            <w:r>
+              <w:rPr>
+                <w:rFonts w:ascii="Calibri" w:hAnsi="Calibri"/>
+                <w:color w:val="000000"/>
+                <w:sz w:val="20"/>
+                <w:szCs w:val="20"/>
+              </w:rPr>
+              <w:t xml:space="preserve"> genérico y volvería a necesitar </w:t>
+            </w:r>
+            <w:r>
+              <w:rPr>
+                <w:rFonts w:ascii="Calibri" w:hAnsi="Calibri"/>
+                <w:color w:val="000000"/>
+                <w:sz w:val="20"/>
+                <w:szCs w:val="20"/>
+              </w:rPr>
+              <w:t xml:space="preserve">instanceof</w:t>
+            </w:r>
+            <w:r>
+              <w:rPr>
+                <w:rFonts w:ascii="Calibri" w:hAnsi="Calibri"/>
+                <w:color w:val="000000"/>
+                <w:sz w:val="20"/>
+                <w:szCs w:val="20"/>
+              </w:rPr>
+              <w:t xml:space="preserve"> para distinguir el tipo. Strategy varía un algoritmo, no despacha por tipo.</w:t>
+            </w:r>
+          </w:p>
+        </w:tc>
+      </w:tr>
+      <w:tr>
+        <w:trPr/>
+        <w:tc>
+          <w:tcPr>
+            <w:tcW w:w="3679" w:type="dxa"/>
+            <w:tcBorders>
+              <w:top w:val="single" w:sz="4" w:space="0" w:color="000000"/>
+              <w:left w:val="single" w:sz="4" w:space="0" w:color="000000"/>
+              <w:bottom w:val="single" w:sz="4" w:space="0" w:color="000000"/>
+            </w:tcBorders>
+          </w:tcPr>
+          <w:p>
+            <w:pPr>
+              <w:pStyle w:val="Contenidodelatabla"/>
+              <w:spacing w:lineRule="auto" w:line="276"/>
+              <w:jc w:val="left"/>
+            </w:pPr>
+            <w:r>
+              <w:rPr>
+                <w:rFonts w:ascii="Calibri" w:hAnsi="Calibri"/>
+                <w:color w:val="000000"/>
+                <w:sz w:val="20"/>
+                <w:szCs w:val="20"/>
+              </w:rPr>
+              <w:t xml:space="preserve">sealed interface</w:t>
+            </w:r>
+            <w:r>
+              <w:rPr>
+                <w:rFonts w:ascii="Calibri" w:hAnsi="Calibri"/>
+                <w:color w:val="000000"/>
+                <w:sz w:val="20"/>
+                <w:szCs w:val="20"/>
+              </w:rPr>
+              <w:t xml:space="preserve"> + </w:t>
+            </w:r>
+            <w:r>
+              <w:rPr>
+                <w:rFonts w:ascii="Calibri" w:hAnsi="Calibri"/>
+                <w:color w:val="000000"/>
+                <w:sz w:val="20"/>
+                <w:szCs w:val="20"/>
+              </w:rPr>
+              <w:t xml:space="preserve">switch</w:t>
+            </w:r>
+            <w:r>
+              <w:rPr>
+                <w:rFonts w:ascii="Calibri" w:hAnsi="Calibri"/>
+                <w:color w:val="000000"/>
+                <w:sz w:val="20"/>
+                <w:szCs w:val="20"/>
+              </w:rPr>
+              <w:t xml:space="preserve"> con </w:t>
+            </w:r>
+            <w:r>
+              <w:rPr>
+                <w:rFonts w:ascii="Calibri" w:hAnsi="Calibri"/>
+                <w:color w:val="000000"/>
+                <w:sz w:val="20"/>
+                <w:szCs w:val="20"/>
+                <w:i/>
+                <w:iCs/>
+              </w:rPr>
+              <w:t xml:space="preserve">pattern matching</w:t>
+            </w:r>
+            <w:r>
+              <w:rPr>
+                <w:rFonts w:ascii="Calibri" w:hAnsi="Calibri"/>
+                <w:color w:val="000000"/>
+                <w:sz w:val="20"/>
+                <w:szCs w:val="20"/>
+              </w:rPr>
+              <w:t xml:space="preserve"> (Java 21)</w:t>
+            </w:r>
+          </w:p>
+        </w:tc>
+        <w:tc>
+          <w:tcPr>
+            <w:tcW w:w="6506" w:type="dxa"/>
+            <w:tcBorders>
+              <w:top w:val="single" w:sz="4" w:space="0" w:color="000000"/>
+              <w:left w:val="single" w:sz="4" w:space="0" w:color="000000"/>
+              <w:bottom w:val="single" w:sz="4" w:space="0" w:color="000000"/>
+              <w:right w:val="single" w:sz="4" w:space="0" w:color="000000"/>
+            </w:tcBorders>
+          </w:tcPr>
+          <w:p>
+            <w:pPr>
+              <w:pStyle w:val="Contenidodelatabla"/>
+              <w:spacing w:lineRule="auto" w:line="276"/>
+              <w:jc w:val="left"/>
+            </w:pPr>
+            <w:r>
+              <w:rPr>
+                <w:rFonts w:ascii="Calibri" w:hAnsi="Calibri"/>
+                <w:color w:val="000000"/>
+                <w:sz w:val="20"/>
+                <w:szCs w:val="20"/>
+              </w:rPr>
+              <w:t xml:space="preserve">Ofrece exhaustividad en compilación sin doble despacho y es una alternativa moderna válida. Se descartó porque el proyecto usa Java 17, donde esa característica es preliminar, y porque la actividad pide evidenciar el patrón GoF.</w:t>
+            </w:r>
+          </w:p>
+        </w:tc>
+      </w:tr>
+      <w:tr>
+        <w:trPr/>
+        <w:tc>
+          <w:tcPr>
+            <w:tcW w:w="3679" w:type="dxa"/>
+            <w:tcBorders>
+              <w:top w:val="single" w:sz="4" w:space="0" w:color="000000"/>
+              <w:left w:val="single" w:sz="4" w:space="0" w:color="000000"/>
+              <w:bottom w:val="single" w:sz="4" w:space="0" w:color="000000"/>
+            </w:tcBorders>
+          </w:tcPr>
+          <w:p>
+            <w:pPr>
+              <w:pStyle w:val="Contenidodelatabla"/>
+              <w:spacing w:lineRule="auto" w:line="276"/>
+              <w:jc w:val="left"/>
+            </w:pPr>
+            <w:r>
+              <w:rPr>
+                <w:rFonts w:ascii="Calibri" w:hAnsi="Calibri"/>
+                <w:color w:val="000000"/>
+                <w:sz w:val="20"/>
+                <w:szCs w:val="20"/>
+              </w:rPr>
+              <w:t xml:space="preserve">Mapa </w:t>
+            </w:r>
+            <w:r>
+              <w:rPr>
+                <w:rFonts w:ascii="Calibri" w:hAnsi="Calibri"/>
+                <w:color w:val="000000"/>
+                <w:sz w:val="20"/>
+                <w:szCs w:val="20"/>
+              </w:rPr>
+              <w:t xml:space="preserve">Class → función</w:t>
+            </w:r>
+          </w:p>
+        </w:tc>
+        <w:tc>
+          <w:tcPr>
+            <w:tcW w:w="6506" w:type="dxa"/>
+            <w:tcBorders>
+              <w:top w:val="single" w:sz="4" w:space="0" w:color="000000"/>
+              <w:left w:val="single" w:sz="4" w:space="0" w:color="000000"/>
+              <w:bottom w:val="single" w:sz="4" w:space="0" w:color="000000"/>
+              <w:right w:val="single" w:sz="4" w:space="0" w:color="000000"/>
+            </w:tcBorders>
+          </w:tcPr>
+          <w:p>
+            <w:pPr>
+              <w:pStyle w:val="Contenidodelatabla"/>
+              <w:spacing w:lineRule="auto" w:line="276"/>
+              <w:jc w:val="left"/>
+            </w:pPr>
+            <w:r>
+              <w:rPr>
+                <w:rFonts w:ascii="Calibri" w:hAnsi="Calibri"/>
+                <w:color w:val="000000"/>
+                <w:sz w:val="20"/>
+                <w:szCs w:val="20"/>
+              </w:rPr>
+              <w:t xml:space="preserve">Evita los </w:t>
+            </w:r>
+            <w:r>
+              <w:rPr>
+                <w:rFonts w:ascii="Calibri" w:hAnsi="Calibri"/>
+                <w:color w:val="000000"/>
+                <w:sz w:val="20"/>
+                <w:szCs w:val="20"/>
+              </w:rPr>
+              <w:t xml:space="preserve">if</w:t>
+            </w:r>
+            <w:r>
+              <w:rPr>
+                <w:rFonts w:ascii="Calibri" w:hAnsi="Calibri"/>
+                <w:color w:val="000000"/>
+                <w:sz w:val="20"/>
+                <w:szCs w:val="20"/>
+              </w:rPr>
+              <w:t xml:space="preserve">, pero pierde la verificación en compilación y depende de registrar cada tipo a mano.</w:t>
+            </w:r>
+          </w:p>
+        </w:tc>
+      </w:tr>
+    </w:tbl>
+    <w:p>
+      <w:pPr>
+        <w:pStyle w:val="NormalWeb"/>
+        <w:shd w:val="clear" w:color="auto" w:fill="FFFFFF"/>
+        <w:spacing w:lineRule="auto" w:line="360" w:before="0" w:after="0"/>
+        <w:jc w:val="both"/>
+        <w:rPr>
+          <w:rFonts w:ascii="Calibri" w:hAnsi="Calibri" w:cs="Calibri" w:asciiTheme="minorHAnsi" w:cstheme="minorHAnsi" w:hAnsiTheme="minorHAnsi"/>
+          <w:sz w:val="20"/>
+          <w:szCs w:val="20"/>
+        </w:rPr>
+      </w:pPr>
+      <w:r>
+        <w:rPr>
+          <w:rFonts w:cs="Calibri" w:cstheme="minorHAnsi" w:ascii="Calibri" w:hAnsi="Calibri"/>
+          <w:sz w:val="20"/>
+          <w:szCs w:val="20"/>
+        </w:rPr>
+      </w:r>
+    </w:p>
+    <w:p>
+      <w:pPr>
+        <w:pStyle w:val="NormalWeb"/>
+        <w:shd w:val="clear" w:color="auto" w:fill="FFFFFF"/>
+        <w:spacing w:lineRule="auto" w:line="360" w:before="0" w:after="0"/>
+        <w:jc w:val="both"/>
+        <w:rPr>
+          <w:color w:val="auto"/>
+        </w:rPr>
+      </w:pPr>
+      <w:r>
+        <w:rPr>
+          <w:rFonts w:cs="Calibri" w:ascii="Calibri" w:hAnsi="Calibri" w:asciiTheme="minorHAnsi" w:cstheme="minorHAnsi" w:hAnsiTheme="minorHAnsi"/>
+          <w:b/>
+          <w:bCs/>
+          <w:color w:val="auto"/>
+          <w:sz w:val="20"/>
+          <w:szCs w:val="20"/>
+        </w:rPr>
+        <w:t xml:space="preserve">Conclusión de la justificación.</w:t>
+      </w:r>
+      <w:r>
+        <w:rPr>
+          <w:rFonts w:cs="Calibri" w:ascii="Calibri" w:hAnsi="Calibri" w:asciiTheme="minorHAnsi" w:cstheme="minorHAnsi" w:hAnsiTheme="minorHAnsi"/>
+          <w:color w:val="auto"/>
+          <w:sz w:val="20"/>
+          <w:szCs w:val="20"/>
+        </w:rPr>
+        <w:t xml:space="preserve"> Visitor ofrece la forma más clara de agregar operaciones sobre una jerarquía estable, con cada operación completa en una clase y verificada por el compilador. El costo es que agregar un tipo de servicio nuevo obliga a modificar todos los visitantes, algo aceptable porque en este dominio los tipos casi no cambian.</w:t>
+      </w:r>
+    </w:p>
+    <w:p>
+      <w:pPr>
+        <w:pStyle w:val="NormalWeb"/>
+        <w:shd w:val="clear" w:color="auto" w:fill="FFFFFF"/>
+        <w:spacing w:lineRule="auto" w:line="360" w:before="0" w:after="0"/>
+        <w:jc w:val="both"/>
+        <w:rPr>
+          <w:rFonts w:ascii="Calibri" w:hAnsi="Calibri" w:cs="Calibri" w:asciiTheme="minorHAnsi" w:cstheme="minorHAnsi" w:hAnsiTheme="minorHAnsi"/>
+          <w:sz w:val="20"/>
+          <w:szCs w:val="20"/>
+        </w:rPr>
+      </w:pPr>
+      <w:r>
+        <w:rPr>
+          <w:rFonts w:cs="Calibri" w:cstheme="minorHAnsi" w:ascii="Calibri" w:hAnsi="Calibri"/>
+          <w:sz w:val="20"/>
+          <w:szCs w:val="20"/>
+        </w:rPr>
+      </w:r>
+    </w:p>
+    <w:p>
+      <w:pPr>
+        <w:pStyle w:val="NormalWeb"/>
+        <w:shd w:val="clear" w:color="auto" w:fill="FFFFFF"/>
+        <w:spacing w:lineRule="auto" w:line="360" w:beforeAutospacing="0" w:before="0" w:afterAutospacing="0" w:after="0"/>
+        <w:jc w:val="both"/>
+        <w:rPr>
+          <w:b/>
+          <w:bCs/>
+        </w:rPr>
+      </w:pPr>
+      <w:r>
+        <w:rPr>
+          <w:rFonts w:eastAsia="" w:cs="Calibri" w:ascii="Calibri" w:hAnsi="Calibri" w:asciiTheme="minorHAnsi" w:cstheme="minorHAnsi" w:eastAsiaTheme="majorEastAsia" w:hAnsiTheme="minorHAnsi"/>
+          <w:b/>
+          <w:bCs/>
+          <w:color w:themeColor="accent1" w:themeShade="bf" w:val="2F5496"/>
+          <w:sz w:val="20"/>
+          <w:szCs w:val="20"/>
+          <w:lang w:eastAsia="en-US"/>
+        </w:rPr>
+        <w:t xml:space="preserve">Participantes del patrón</w:t>
+      </w:r>
+    </w:p>
+    <w:p>
+      <w:pPr>
+        <w:pStyle w:val="NormalWeb"/>
+        <w:shd w:val="clear" w:color="auto" w:fill="FFFFFF"/>
+        <w:spacing w:lineRule="auto" w:line="360" w:before="0" w:after="0"/>
+        <w:jc w:val="both"/>
+        <w:rPr>
+          <w:color w:val="auto"/>
+        </w:rPr>
+      </w:pPr>
+      <w:r>
+        <w:rPr>
+          <w:rFonts w:cs="Calibri" w:ascii="Calibri" w:hAnsi="Calibri" w:asciiTheme="minorHAnsi" w:cstheme="minorHAnsi" w:hAnsiTheme="minorHAnsi"/>
+          <w:color w:val="auto"/>
+          <w:sz w:val="20"/>
+          <w:szCs w:val="20"/>
+        </w:rPr>
+        <w:t xml:space="preserve">Participantes GoF dentro de la solución propuesta:</w:t>
+      </w:r>
+    </w:p>
+    <w:p>
+      <w:pPr>
+        <w:pStyle w:val="NormalWeb"/>
+        <w:shd w:val="clear" w:color="auto" w:fill="FFFFFF"/>
+        <w:spacing w:lineRule="auto" w:line="360" w:before="0" w:after="0"/>
+        <w:jc w:val="both"/>
+        <w:rPr>
+          <w:rFonts w:ascii="Calibri" w:hAnsi="Calibri" w:cs="Calibri" w:asciiTheme="minorHAnsi" w:cstheme="minorHAnsi" w:hAnsiTheme="minorHAnsi"/>
+          <w:sz w:val="20"/>
+          <w:szCs w:val="20"/>
+        </w:rPr>
+      </w:pPr>
+      <w:r>
+        <w:rPr>
+          <w:rFonts w:cs="Calibri" w:cstheme="minorHAnsi" w:ascii="Calibri" w:hAnsi="Calibri"/>
+          <w:sz w:val="20"/>
+          <w:szCs w:val="20"/>
+        </w:rPr>
+      </w:r>
+    </w:p>
+    <w:p>
+      <w:pPr>
+        <w:pStyle w:val="NormalWeb"/>
+        <w:numPr>
+          <w:ilvl w:val="0"/>
+          <w:numId w:val="10"/>
+        </w:numPr>
+        <w:shd w:val="clear" w:color="auto" w:fill="FFFFFF"/>
+        <w:spacing w:lineRule="auto" w:line="360" w:before="0" w:after="0"/>
+        <w:jc w:val="both"/>
+        <w:rPr>
+          <w:b w:val="false"/>
+          <w:bCs w:val="false"/>
+          <w:color w:val="auto"/>
+        </w:rPr>
+      </w:pPr>
+      <w:r>
+        <w:rPr>
+          <w:rFonts w:cs="Calibri" w:ascii="Calibri" w:hAnsi="Calibri" w:asciiTheme="minorHAnsi" w:cstheme="minorHAnsi" w:hAnsiTheme="minorHAnsi"/>
+          <w:b/>
+          <w:bCs/>
+          <w:color w:val="auto"/>
+          <w:sz w:val="20"/>
+          <w:szCs w:val="20"/>
+        </w:rPr>
+        <w:t xml:space="preserve">Visitor</w:t>
+      </w:r>
+      <w:r>
+        <w:rPr>
+          <w:rFonts w:cs="Calibri" w:ascii="Calibri" w:hAnsi="Calibri" w:asciiTheme="minorHAnsi" w:cstheme="minorHAnsi" w:hAnsiTheme="minorHAnsi"/>
+          <w:color w:val="auto"/>
+          <w:sz w:val="20"/>
+          <w:szCs w:val="20"/>
+        </w:rPr>
+        <w:t xml:space="preserve"> → </w:t>
+      </w:r>
+      <w:r>
+        <w:rPr>
+          <w:rFonts w:cs="Calibri" w:ascii="Calibri" w:hAnsi="Calibri" w:asciiTheme="minorHAnsi" w:cstheme="minorHAnsi" w:hAnsiTheme="minorHAnsi"/>
+          <w:color w:val="auto"/>
+          <w:sz w:val="20"/>
+          <w:szCs w:val="20"/>
+        </w:rPr>
+        <w:t xml:space="preserve">VisitanteServicio</w:t>
+      </w:r>
+    </w:p>
+    <w:p>
+      <w:pPr>
+        <w:pStyle w:val="NormalWeb"/>
+        <w:numPr>
+          <w:ilvl w:val="0"/>
+          <w:numId w:val="10"/>
+        </w:numPr>
+        <w:shd w:val="clear" w:color="auto" w:fill="FFFFFF"/>
+        <w:spacing w:lineRule="auto" w:line="360" w:before="0" w:after="0"/>
+        <w:jc w:val="both"/>
+        <w:rPr>
+          <w:b w:val="false"/>
+          <w:bCs w:val="false"/>
+          <w:color w:val="auto"/>
+        </w:rPr>
+      </w:pPr>
+      <w:r>
+        <w:rPr>
+          <w:rFonts w:cs="Calibri" w:ascii="Calibri" w:hAnsi="Calibri" w:asciiTheme="minorHAnsi" w:cstheme="minorHAnsi" w:hAnsiTheme="minorHAnsi"/>
+          <w:b/>
+          <w:bCs/>
+          <w:color w:val="auto"/>
+          <w:sz w:val="20"/>
+          <w:szCs w:val="20"/>
+        </w:rPr>
+        <w:t xml:space="preserve">ConcreteVisitor</w:t>
+      </w:r>
+      <w:r>
+        <w:rPr>
+          <w:rFonts w:cs="Calibri" w:ascii="Calibri" w:hAnsi="Calibri" w:asciiTheme="minorHAnsi" w:cstheme="minorHAnsi" w:hAnsiTheme="minorHAnsi"/>
+          <w:color w:val="auto"/>
+          <w:sz w:val="20"/>
+          <w:szCs w:val="20"/>
+        </w:rPr>
+        <w:t xml:space="preserve"> → </w:t>
+      </w:r>
+      <w:r>
+        <w:rPr>
+          <w:rFonts w:cs="Calibri" w:ascii="Calibri" w:hAnsi="Calibri" w:asciiTheme="minorHAnsi" w:cstheme="minorHAnsi" w:hAnsiTheme="minorHAnsi"/>
+          <w:color w:val="auto"/>
+          <w:sz w:val="20"/>
+          <w:szCs w:val="20"/>
+        </w:rPr>
+        <w:t xml:space="preserve">CalculadoraImpuestos</w:t>
+      </w:r>
+      <w:r>
+        <w:rPr>
+          <w:rFonts w:cs="Calibri" w:ascii="Calibri" w:hAnsi="Calibri" w:asciiTheme="minorHAnsi" w:cstheme="minorHAnsi" w:hAnsiTheme="minorHAnsi"/>
+          <w:color w:val="auto"/>
+          <w:sz w:val="20"/>
+          <w:szCs w:val="20"/>
+        </w:rPr>
+        <w:t xml:space="preserve">, </w:t>
+      </w:r>
+      <w:r>
+        <w:rPr>
+          <w:rFonts w:cs="Calibri" w:ascii="Calibri" w:hAnsi="Calibri" w:asciiTheme="minorHAnsi" w:cstheme="minorHAnsi" w:hAnsiTheme="minorHAnsi"/>
+          <w:color w:val="auto"/>
+          <w:sz w:val="20"/>
+          <w:szCs w:val="20"/>
+        </w:rPr>
+        <w:t xml:space="preserve">CalculadoraPuntosFidelidad</w:t>
+      </w:r>
+      <w:r>
+        <w:rPr>
+          <w:rFonts w:cs="Calibri" w:ascii="Calibri" w:hAnsi="Calibri" w:asciiTheme="minorHAnsi" w:cstheme="minorHAnsi" w:hAnsiTheme="minorHAnsi"/>
+          <w:color w:val="auto"/>
+          <w:sz w:val="20"/>
+          <w:szCs w:val="20"/>
+        </w:rPr>
+        <w:t xml:space="preserve">, </w:t>
+      </w:r>
+      <w:r>
+        <w:rPr>
+          <w:rFonts w:cs="Calibri" w:ascii="Calibri" w:hAnsi="Calibri" w:asciiTheme="minorHAnsi" w:cstheme="minorHAnsi" w:hAnsiTheme="minorHAnsi"/>
+          <w:color w:val="auto"/>
+          <w:sz w:val="20"/>
+          <w:szCs w:val="20"/>
+        </w:rPr>
+        <w:t xml:space="preserve">GeneradorItinerario</w:t>
+      </w:r>
+    </w:p>
+    <w:p>
+      <w:pPr>
+        <w:pStyle w:val="NormalWeb"/>
+        <w:numPr>
+          <w:ilvl w:val="0"/>
+          <w:numId w:val="10"/>
+        </w:numPr>
+        <w:shd w:val="clear" w:color="auto" w:fill="FFFFFF"/>
+        <w:spacing w:lineRule="auto" w:line="360" w:before="0" w:after="0"/>
+        <w:jc w:val="both"/>
+        <w:rPr>
+          <w:b w:val="false"/>
+          <w:bCs w:val="false"/>
+          <w:color w:val="auto"/>
+        </w:rPr>
+      </w:pPr>
+      <w:r>
+        <w:rPr>
+          <w:rFonts w:cs="Calibri" w:ascii="Calibri" w:hAnsi="Calibri" w:asciiTheme="minorHAnsi" w:cstheme="minorHAnsi" w:hAnsiTheme="minorHAnsi"/>
+          <w:b/>
+          <w:bCs/>
+          <w:color w:val="auto"/>
+          <w:sz w:val="20"/>
+          <w:szCs w:val="20"/>
+        </w:rPr>
+        <w:t xml:space="preserve">Element</w:t>
+      </w:r>
+      <w:r>
+        <w:rPr>
+          <w:rFonts w:cs="Calibri" w:ascii="Calibri" w:hAnsi="Calibri" w:asciiTheme="minorHAnsi" w:cstheme="minorHAnsi" w:hAnsiTheme="minorHAnsi"/>
+          <w:color w:val="auto"/>
+          <w:sz w:val="20"/>
+          <w:szCs w:val="20"/>
+        </w:rPr>
+        <w:t xml:space="preserve"> → </w:t>
+      </w:r>
+      <w:r>
+        <w:rPr>
+          <w:rFonts w:cs="Calibri" w:ascii="Calibri" w:hAnsi="Calibri" w:asciiTheme="minorHAnsi" w:cstheme="minorHAnsi" w:hAnsiTheme="minorHAnsi"/>
+          <w:color w:val="auto"/>
+          <w:sz w:val="20"/>
+          <w:szCs w:val="20"/>
+        </w:rPr>
+        <w:t xml:space="preserve">ServicioTuristico</w:t>
+      </w:r>
+    </w:p>
+    <w:p>
+      <w:pPr>
+        <w:pStyle w:val="NormalWeb"/>
+        <w:numPr>
+          <w:ilvl w:val="0"/>
+          <w:numId w:val="10"/>
+        </w:numPr>
+        <w:shd w:val="clear" w:color="auto" w:fill="FFFFFF"/>
+        <w:spacing w:lineRule="auto" w:line="360" w:before="0" w:after="0"/>
+        <w:jc w:val="both"/>
+        <w:rPr>
+          <w:b w:val="false"/>
+          <w:bCs w:val="false"/>
+          <w:color w:val="auto"/>
+        </w:rPr>
+      </w:pPr>
+      <w:r>
+        <w:rPr>
+          <w:rFonts w:cs="Calibri" w:ascii="Calibri" w:hAnsi="Calibri" w:asciiTheme="minorHAnsi" w:cstheme="minorHAnsi" w:hAnsiTheme="minorHAnsi"/>
+          <w:b/>
+          <w:bCs/>
+          <w:color w:val="auto"/>
+          <w:sz w:val="20"/>
+          <w:szCs w:val="20"/>
+        </w:rPr>
+        <w:t xml:space="preserve">ConcreteElement</w:t>
+      </w:r>
+      <w:r>
+        <w:rPr>
+          <w:rFonts w:cs="Calibri" w:ascii="Calibri" w:hAnsi="Calibri" w:asciiTheme="minorHAnsi" w:cstheme="minorHAnsi" w:hAnsiTheme="minorHAnsi"/>
+          <w:color w:val="auto"/>
+          <w:sz w:val="20"/>
+          <w:szCs w:val="20"/>
+        </w:rPr>
+        <w:t xml:space="preserve"> → </w:t>
+      </w:r>
+      <w:r>
+        <w:rPr>
+          <w:rFonts w:cs="Calibri" w:ascii="Calibri" w:hAnsi="Calibri" w:asciiTheme="minorHAnsi" w:cstheme="minorHAnsi" w:hAnsiTheme="minorHAnsi"/>
+          <w:color w:val="auto"/>
+          <w:sz w:val="20"/>
+          <w:szCs w:val="20"/>
+        </w:rPr>
+        <w:t xml:space="preserve">ServicioVuelo</w:t>
+      </w:r>
+      <w:r>
+        <w:rPr>
+          <w:rFonts w:cs="Calibri" w:ascii="Calibri" w:hAnsi="Calibri" w:asciiTheme="minorHAnsi" w:cstheme="minorHAnsi" w:hAnsiTheme="minorHAnsi"/>
+          <w:color w:val="auto"/>
+          <w:sz w:val="20"/>
+          <w:szCs w:val="20"/>
+        </w:rPr>
+        <w:t xml:space="preserve">, </w:t>
+      </w:r>
+      <w:r>
+        <w:rPr>
+          <w:rFonts w:cs="Calibri" w:ascii="Calibri" w:hAnsi="Calibri" w:asciiTheme="minorHAnsi" w:cstheme="minorHAnsi" w:hAnsiTheme="minorHAnsi"/>
+          <w:color w:val="auto"/>
+          <w:sz w:val="20"/>
+          <w:szCs w:val="20"/>
+        </w:rPr>
+        <w:t xml:space="preserve">ServicioHotel</w:t>
+      </w:r>
+      <w:r>
+        <w:rPr>
+          <w:rFonts w:cs="Calibri" w:ascii="Calibri" w:hAnsi="Calibri" w:asciiTheme="minorHAnsi" w:cstheme="minorHAnsi" w:hAnsiTheme="minorHAnsi"/>
+          <w:color w:val="auto"/>
+          <w:sz w:val="20"/>
+          <w:szCs w:val="20"/>
+        </w:rPr>
+        <w:t xml:space="preserve">, </w:t>
+      </w:r>
+      <w:r>
+        <w:rPr>
+          <w:rFonts w:cs="Calibri" w:ascii="Calibri" w:hAnsi="Calibri" w:asciiTheme="minorHAnsi" w:cstheme="minorHAnsi" w:hAnsiTheme="minorHAnsi"/>
+          <w:color w:val="auto"/>
+          <w:sz w:val="20"/>
+          <w:szCs w:val="20"/>
+        </w:rPr>
+        <w:t xml:space="preserve">ServicioTraslado</w:t>
+      </w:r>
+      <w:r>
+        <w:rPr>
+          <w:rFonts w:cs="Calibri" w:ascii="Calibri" w:hAnsi="Calibri" w:asciiTheme="minorHAnsi" w:cstheme="minorHAnsi" w:hAnsiTheme="minorHAnsi"/>
+          <w:color w:val="auto"/>
+          <w:sz w:val="20"/>
+          <w:szCs w:val="20"/>
+        </w:rPr>
+        <w:t xml:space="preserve">, </w:t>
+      </w:r>
+      <w:r>
+        <w:rPr>
+          <w:rFonts w:cs="Calibri" w:ascii="Calibri" w:hAnsi="Calibri" w:asciiTheme="minorHAnsi" w:cstheme="minorHAnsi" w:hAnsiTheme="minorHAnsi"/>
+          <w:color w:val="auto"/>
+          <w:sz w:val="20"/>
+          <w:szCs w:val="20"/>
+        </w:rPr>
+        <w:t xml:space="preserve">ServicioExcursion</w:t>
+      </w:r>
+      <w:r>
+        <w:rPr>
+          <w:rFonts w:cs="Calibri" w:ascii="Calibri" w:hAnsi="Calibri" w:asciiTheme="minorHAnsi" w:cstheme="minorHAnsi" w:hAnsiTheme="minorHAnsi"/>
+          <w:color w:val="auto"/>
+          <w:sz w:val="20"/>
+          <w:szCs w:val="20"/>
+        </w:rPr>
+        <w:t xml:space="preserve">, </w:t>
+      </w:r>
+      <w:r>
+        <w:rPr>
+          <w:rFonts w:cs="Calibri" w:ascii="Calibri" w:hAnsi="Calibri" w:asciiTheme="minorHAnsi" w:cstheme="minorHAnsi" w:hAnsiTheme="minorHAnsi"/>
+          <w:color w:val="auto"/>
+          <w:sz w:val="20"/>
+          <w:szCs w:val="20"/>
+        </w:rPr>
+        <w:t xml:space="preserve">ServicioSeguro</w:t>
+      </w:r>
+    </w:p>
+    <w:p>
+      <w:pPr>
+        <w:pStyle w:val="NormalWeb"/>
+        <w:numPr>
+          <w:ilvl w:val="0"/>
+          <w:numId w:val="10"/>
+        </w:numPr>
+        <w:shd w:val="clear" w:color="auto" w:fill="FFFFFF"/>
+        <w:spacing w:lineRule="auto" w:line="360" w:before="0" w:after="0"/>
+        <w:jc w:val="both"/>
+        <w:rPr>
+          <w:b w:val="false"/>
+          <w:bCs w:val="false"/>
+          <w:color w:val="auto"/>
+        </w:rPr>
+      </w:pPr>
+      <w:r>
+        <w:rPr>
+          <w:rFonts w:cs="Calibri" w:ascii="Calibri" w:hAnsi="Calibri" w:asciiTheme="minorHAnsi" w:cstheme="minorHAnsi" w:hAnsiTheme="minorHAnsi"/>
+          <w:b/>
+          <w:bCs/>
+          <w:color w:val="auto"/>
+          <w:sz w:val="20"/>
+          <w:szCs w:val="20"/>
+        </w:rPr>
+        <w:t xml:space="preserve">ObjectStructure</w:t>
+      </w:r>
+      <w:r>
+        <w:rPr>
+          <w:rFonts w:cs="Calibri" w:ascii="Calibri" w:hAnsi="Calibri" w:asciiTheme="minorHAnsi" w:cstheme="minorHAnsi" w:hAnsiTheme="minorHAnsi"/>
+          <w:color w:val="auto"/>
+          <w:sz w:val="20"/>
+          <w:szCs w:val="20"/>
+        </w:rPr>
+        <w:t xml:space="preserve"> → </w:t>
+      </w:r>
+      <w:r>
+        <w:rPr>
+          <w:rFonts w:cs="Calibri" w:ascii="Calibri" w:hAnsi="Calibri" w:asciiTheme="minorHAnsi" w:cstheme="minorHAnsi" w:hAnsiTheme="minorHAnsi"/>
+          <w:color w:val="auto"/>
+          <w:sz w:val="20"/>
+          <w:szCs w:val="20"/>
+        </w:rPr>
+        <w:t xml:space="preserve">PaqueteTuristico</w:t>
+      </w:r>
+    </w:p>
+    <w:p>
+      <w:pPr>
+        <w:pStyle w:val="NormalWeb"/>
+        <w:numPr>
+          <w:ilvl w:val="0"/>
+          <w:numId w:val="10"/>
+        </w:numPr>
+        <w:shd w:val="clear" w:color="auto" w:fill="FFFFFF"/>
+        <w:spacing w:lineRule="auto" w:line="360" w:before="0" w:after="0"/>
+        <w:jc w:val="both"/>
+        <w:rPr>
+          <w:b w:val="false"/>
+          <w:bCs w:val="false"/>
+          <w:color w:val="auto"/>
+        </w:rPr>
+      </w:pPr>
+      <w:r>
+        <w:rPr>
+          <w:rFonts w:cs="Calibri" w:ascii="Calibri" w:hAnsi="Calibri" w:asciiTheme="minorHAnsi" w:cstheme="minorHAnsi" w:hAnsiTheme="minorHAnsi"/>
+          <w:b/>
+          <w:bCs/>
+          <w:color w:val="auto"/>
+          <w:sz w:val="20"/>
+          <w:szCs w:val="20"/>
+        </w:rPr>
+        <w:t xml:space="preserve">Client</w:t>
+      </w:r>
+      <w:r>
+        <w:rPr>
+          <w:rFonts w:cs="Calibri" w:ascii="Calibri" w:hAnsi="Calibri" w:asciiTheme="minorHAnsi" w:cstheme="minorHAnsi" w:hAnsiTheme="minorHAnsi"/>
+          <w:color w:val="auto"/>
+          <w:sz w:val="20"/>
+          <w:szCs w:val="20"/>
+        </w:rPr>
+        <w:t xml:space="preserve"> → </w:t>
+      </w:r>
+      <w:r>
+        <w:rPr>
+          <w:rFonts w:cs="Calibri" w:ascii="Calibri" w:hAnsi="Calibri" w:asciiTheme="minorHAnsi" w:cstheme="minorHAnsi" w:hAnsiTheme="minorHAnsi"/>
+          <w:color w:val="auto"/>
+          <w:sz w:val="20"/>
+          <w:szCs w:val="20"/>
+        </w:rPr>
+        <w:t xml:space="preserve">App</w:t>
+      </w:r>
+    </w:p>
+    <w:p>
+      <w:pPr>
+        <w:pStyle w:val="NormalWeb"/>
+        <w:shd w:val="clear" w:color="auto" w:fill="FFFFFF"/>
+        <w:spacing w:lineRule="auto" w:line="360" w:before="0" w:after="0"/>
+        <w:jc w:val="both"/>
+        <w:rPr>
+          <w:rFonts w:ascii="Calibri" w:hAnsi="Calibri" w:cs="Calibri" w:asciiTheme="minorHAnsi" w:cstheme="minorHAnsi" w:hAnsiTheme="minorHAnsi"/>
+          <w:sz w:val="20"/>
+          <w:szCs w:val="20"/>
+        </w:rPr>
+      </w:pPr>
+      <w:r>
+        <w:rPr>
+          <w:rFonts w:cs="Calibri" w:cstheme="minorHAnsi" w:ascii="Calibri" w:hAnsi="Calibri"/>
+          <w:sz w:val="20"/>
+          <w:szCs w:val="20"/>
+        </w:rPr>
+      </w:r>
+    </w:p>
+    <w:p>
+      <w:pPr>
+        <w:pStyle w:val="NormalWeb"/>
+        <w:shd w:val="clear" w:color="auto" w:fill="FFFFFF"/>
+        <w:spacing w:lineRule="auto" w:line="360" w:before="0" w:after="0"/>
+        <w:jc w:val="both"/>
+        <w:rPr>
+          <w:color w:val="auto"/>
+        </w:rPr>
+      </w:pPr>
+      <w:r>
+        <w:rPr>
+          <w:rFonts w:cs="Calibri" w:ascii="Calibri" w:hAnsi="Calibri" w:asciiTheme="minorHAnsi" w:cstheme="minorHAnsi" w:hAnsiTheme="minorHAnsi"/>
+          <w:b/>
+          <w:bCs/>
+          <w:color w:val="auto"/>
+          <w:sz w:val="20"/>
+          <w:szCs w:val="20"/>
+        </w:rPr>
+        <w:t xml:space="preserve">Responsabilidades de cada participante.</w:t>
+      </w:r>
+    </w:p>
+    <w:p>
+      <w:pPr>
+        <w:pStyle w:val="NormalWeb"/>
+        <w:shd w:val="clear" w:color="auto" w:fill="FFFFFF"/>
+        <w:spacing w:lineRule="auto" w:line="360" w:before="0" w:after="0"/>
+        <w:jc w:val="both"/>
+        <w:rPr>
+          <w:rFonts w:ascii="Calibri" w:hAnsi="Calibri" w:cs="Calibri" w:asciiTheme="minorHAnsi" w:cstheme="minorHAnsi" w:hAnsiTheme="minorHAnsi"/>
+          <w:sz w:val="20"/>
+          <w:szCs w:val="20"/>
+        </w:rPr>
+      </w:pPr>
+      <w:r>
+        <w:rPr>
+          <w:rFonts w:cs="Calibri" w:cstheme="minorHAnsi" w:ascii="Calibri" w:hAnsi="Calibri"/>
+          <w:sz w:val="20"/>
+          <w:szCs w:val="20"/>
+        </w:rPr>
+      </w:r>
+    </w:p>
+    <w:tbl>
+      <w:tblPr>
+        <w:tblW w:w="10185" w:type="dxa"/>
+        <w:jc w:val="left"/>
+        <w:tblInd w:w="-698" w:type="dxa"/>
+        <w:tblLayout w:type="fixed"/>
+        <w:tblCellMar>
+          <w:top w:w="55" w:type="dxa"/>
+          <w:left w:w="55" w:type="dxa"/>
+          <w:bottom w:w="55" w:type="dxa"/>
+          <w:right w:w="55" w:type="dxa"/>
+        </w:tblCellMar>
+      </w:tblPr>
+      <w:tblGrid>
+        <w:gridCol w:w="1962"/>
+        <w:gridCol w:w="3341"/>
+        <w:gridCol w:w="4882"/>
+      </w:tblGrid>
+      <w:tr>
+        <w:trPr>
+          <w:tblHeader/>
+        </w:trPr>
+        <w:tc>
+          <w:tcPr>
+            <w:tcW w:w="1962" w:type="dxa"/>
+            <w:tcBorders>
+              <w:top w:val="single" w:sz="4" w:space="0" w:color="000000"/>
+              <w:left w:val="single" w:sz="4" w:space="0" w:color="000000"/>
+              <w:bottom w:val="single" w:sz="4" w:space="0" w:color="000000"/>
+            </w:tcBorders>
+          </w:tcPr>
+          <w:p>
+            <w:pPr>
+              <w:pStyle w:val="Contenidodelatabla"/>
+              <w:spacing w:lineRule="auto" w:line="276"/>
+              <w:jc w:val="center"/>
+            </w:pPr>
+            <w:r>
+              <w:rPr>
+                <w:rFonts w:ascii="Calibri" w:hAnsi="Calibri"/>
+                <w:b/>
+                <w:bCs/>
+                <w:color w:val="000000"/>
+                <w:sz w:val="20"/>
+                <w:szCs w:val="20"/>
+              </w:rPr>
+              <w:t xml:space="preserve">Participante</w:t>
+            </w:r>
+          </w:p>
+        </w:tc>
+        <w:tc>
+          <w:tcPr>
+            <w:tcW w:w="3341" w:type="dxa"/>
+            <w:tcBorders>
+              <w:top w:val="single" w:sz="4" w:space="0" w:color="000000"/>
+              <w:left w:val="single" w:sz="4" w:space="0" w:color="000000"/>
+              <w:bottom w:val="single" w:sz="4" w:space="0" w:color="000000"/>
+            </w:tcBorders>
+          </w:tcPr>
+          <w:p>
+            <w:pPr>
+              <w:pStyle w:val="Contenidodelatabla"/>
+              <w:spacing w:lineRule="auto" w:line="276"/>
+              <w:jc w:val="center"/>
+            </w:pPr>
+            <w:r>
+              <w:rPr>
+                <w:rFonts w:ascii="Calibri" w:hAnsi="Calibri"/>
+                <w:b/>
+                <w:bCs/>
+                <w:color w:val="000000"/>
+                <w:sz w:val="20"/>
+                <w:szCs w:val="20"/>
+              </w:rPr>
+              <w:t xml:space="preserve">Clase</w:t>
+            </w:r>
+          </w:p>
+        </w:tc>
+        <w:tc>
+          <w:tcPr>
+            <w:tcW w:w="4882" w:type="dxa"/>
+            <w:tcBorders>
+              <w:top w:val="single" w:sz="4" w:space="0" w:color="000000"/>
+              <w:left w:val="single" w:sz="4" w:space="0" w:color="000000"/>
+              <w:bottom w:val="single" w:sz="4" w:space="0" w:color="000000"/>
+              <w:right w:val="single" w:sz="4" w:space="0" w:color="000000"/>
+            </w:tcBorders>
+          </w:tcPr>
+          <w:p>
+            <w:pPr>
+              <w:pStyle w:val="Contenidodelatabla"/>
+              <w:spacing w:lineRule="auto" w:line="276"/>
+              <w:jc w:val="center"/>
+            </w:pPr>
+            <w:r>
+              <w:rPr>
+                <w:rFonts w:ascii="Calibri" w:hAnsi="Calibri"/>
+                <w:b/>
+                <w:bCs/>
+                <w:color w:val="000000"/>
+                <w:sz w:val="20"/>
+                <w:szCs w:val="20"/>
+              </w:rPr>
+              <w:t xml:space="preserve">Responsabilidades</w:t>
+            </w:r>
+          </w:p>
+        </w:tc>
+      </w:tr>
+      <w:tr>
+        <w:trPr/>
+        <w:tc>
+          <w:tcPr>
+            <w:tcW w:w="1962" w:type="dxa"/>
+            <w:tcBorders>
+              <w:top w:val="single" w:sz="4" w:space="0" w:color="000000"/>
+              <w:left w:val="single" w:sz="4" w:space="0" w:color="000000"/>
+              <w:bottom w:val="single" w:sz="4" w:space="0" w:color="000000"/>
+            </w:tcBorders>
+          </w:tcPr>
+          <w:p>
+            <w:pPr>
+              <w:pStyle w:val="Contenidodelatabla"/>
+              <w:spacing w:lineRule="auto" w:line="276"/>
+              <w:jc w:val="left"/>
+            </w:pPr>
+            <w:r>
+              <w:rPr>
+                <w:rFonts w:ascii="Calibri" w:hAnsi="Calibri"/>
+                <w:color w:val="000000"/>
+                <w:sz w:val="20"/>
+                <w:szCs w:val="20"/>
+              </w:rPr>
+              <w:t xml:space="preserve">Visitor</w:t>
+            </w:r>
+          </w:p>
+        </w:tc>
+        <w:tc>
+          <w:tcPr>
+            <w:tcW w:w="3341" w:type="dxa"/>
+            <w:tcBorders>
+              <w:top w:val="single" w:sz="4" w:space="0" w:color="000000"/>
+              <w:left w:val="single" w:sz="4" w:space="0" w:color="000000"/>
+              <w:bottom w:val="single" w:sz="4" w:space="0" w:color="000000"/>
+            </w:tcBorders>
+          </w:tcPr>
+          <w:p>
+            <w:pPr>
+              <w:pStyle w:val="Contenidodelatabla"/>
+              <w:spacing w:lineRule="auto" w:line="276"/>
+              <w:jc w:val="left"/>
+            </w:pPr>
+            <w:r>
+              <w:rPr>
+                <w:rFonts w:ascii="Calibri" w:hAnsi="Calibri"/>
+                <w:color w:val="000000"/>
+                <w:sz w:val="20"/>
+                <w:szCs w:val="20"/>
+              </w:rPr>
+              <w:t xml:space="preserve">VisitanteServicio</w:t>
+            </w:r>
+          </w:p>
+        </w:tc>
+        <w:tc>
+          <w:tcPr>
+            <w:tcW w:w="4882" w:type="dxa"/>
+            <w:tcBorders>
+              <w:top w:val="single" w:sz="4" w:space="0" w:color="000000"/>
+              <w:left w:val="single" w:sz="4" w:space="0" w:color="000000"/>
+              <w:bottom w:val="single" w:sz="4" w:space="0" w:color="000000"/>
+              <w:right w:val="single" w:sz="4" w:space="0" w:color="000000"/>
+            </w:tcBorders>
+          </w:tcPr>
+          <w:p>
+            <w:pPr>
+              <w:pStyle w:val="Contenidodelatabla"/>
+              <w:spacing w:lineRule="auto" w:line="276"/>
+              <w:jc w:val="left"/>
+            </w:pPr>
+            <w:r>
+              <w:rPr>
+                <w:rFonts w:ascii="Calibri" w:hAnsi="Calibri"/>
+                <w:color w:val="000000"/>
+                <w:sz w:val="20"/>
+                <w:szCs w:val="20"/>
+              </w:rPr>
+              <w:t xml:space="preserve">Declara una operación </w:t>
+            </w:r>
+            <w:r>
+              <w:rPr>
+                <w:rFonts w:ascii="Calibri" w:hAnsi="Calibri"/>
+                <w:color w:val="000000"/>
+                <w:sz w:val="20"/>
+                <w:szCs w:val="20"/>
+              </w:rPr>
+              <w:t xml:space="preserve">visitarX(...)</w:t>
+            </w:r>
+            <w:r>
+              <w:rPr>
+                <w:rFonts w:ascii="Calibri" w:hAnsi="Calibri"/>
+                <w:color w:val="000000"/>
+                <w:sz w:val="20"/>
+                <w:szCs w:val="20"/>
+              </w:rPr>
+              <w:t xml:space="preserve"> por cada tipo concreto de servicio. Es el contrato que obliga a tratar todos los tipos.</w:t>
+            </w:r>
+          </w:p>
+        </w:tc>
+      </w:tr>
+      <w:tr>
+        <w:trPr/>
+        <w:tc>
+          <w:tcPr>
+            <w:tcW w:w="1962" w:type="dxa"/>
+            <w:tcBorders>
+              <w:top w:val="single" w:sz="4" w:space="0" w:color="000000"/>
+              <w:left w:val="single" w:sz="4" w:space="0" w:color="000000"/>
+              <w:bottom w:val="single" w:sz="4" w:space="0" w:color="000000"/>
+            </w:tcBorders>
+          </w:tcPr>
+          <w:p>
+            <w:pPr>
+              <w:pStyle w:val="Contenidodelatabla"/>
+              <w:spacing w:lineRule="auto" w:line="276"/>
+              <w:jc w:val="left"/>
+            </w:pPr>
+            <w:r>
+              <w:rPr>
+                <w:rFonts w:ascii="Calibri" w:hAnsi="Calibri"/>
+                <w:color w:val="000000"/>
+                <w:sz w:val="20"/>
+                <w:szCs w:val="20"/>
+              </w:rPr>
+              <w:t xml:space="preserve">ConcreteVisitor</w:t>
+            </w:r>
+          </w:p>
+        </w:tc>
+        <w:tc>
+          <w:tcPr>
+            <w:tcW w:w="3341" w:type="dxa"/>
+            <w:tcBorders>
+              <w:top w:val="single" w:sz="4" w:space="0" w:color="000000"/>
+              <w:left w:val="single" w:sz="4" w:space="0" w:color="000000"/>
+              <w:bottom w:val="single" w:sz="4" w:space="0" w:color="000000"/>
+            </w:tcBorders>
+          </w:tcPr>
+          <w:p>
+            <w:pPr>
+              <w:pStyle w:val="Contenidodelatabla"/>
+              <w:spacing w:lineRule="auto" w:line="276"/>
+              <w:jc w:val="left"/>
+            </w:pPr>
+            <w:r>
+              <w:rPr>
+                <w:rFonts w:ascii="Calibri" w:hAnsi="Calibri"/>
+                <w:color w:val="000000"/>
+                <w:sz w:val="20"/>
+                <w:szCs w:val="20"/>
+              </w:rPr>
+              <w:t xml:space="preserve">CalculadoraImpuestos</w:t>
+            </w:r>
+          </w:p>
+        </w:tc>
+        <w:tc>
+          <w:tcPr>
+            <w:tcW w:w="4882" w:type="dxa"/>
+            <w:tcBorders>
+              <w:top w:val="single" w:sz="4" w:space="0" w:color="000000"/>
+              <w:left w:val="single" w:sz="4" w:space="0" w:color="000000"/>
+              <w:bottom w:val="single" w:sz="4" w:space="0" w:color="000000"/>
+              <w:right w:val="single" w:sz="4" w:space="0" w:color="000000"/>
+            </w:tcBorders>
+          </w:tcPr>
+          <w:p>
+            <w:pPr>
+              <w:pStyle w:val="Contenidodelatabla"/>
+              <w:spacing w:lineRule="auto" w:line="276"/>
+              <w:jc w:val="left"/>
+            </w:pPr>
+            <w:r>
+              <w:rPr>
+                <w:rFonts w:ascii="Calibri" w:hAnsi="Calibri"/>
+                <w:color w:val="000000"/>
+                <w:sz w:val="20"/>
+                <w:szCs w:val="20"/>
+              </w:rPr>
+              <w:t xml:space="preserve">Aplica la regla tributaria de cada tipo de servicio y acumula el total y el detalle.</w:t>
+            </w:r>
+          </w:p>
+        </w:tc>
+      </w:tr>
+      <w:tr>
+        <w:trPr/>
+        <w:tc>
+          <w:tcPr>
+            <w:tcW w:w="1962" w:type="dxa"/>
+            <w:tcBorders>
+              <w:top w:val="single" w:sz="4" w:space="0" w:color="000000"/>
+              <w:left w:val="single" w:sz="4" w:space="0" w:color="000000"/>
+              <w:bottom w:val="single" w:sz="4" w:space="0" w:color="000000"/>
+            </w:tcBorders>
+          </w:tcPr>
+          <w:p>
+            <w:pPr>
+              <w:pStyle w:val="Contenidodelatabla"/>
+              <w:spacing w:lineRule="auto" w:line="276"/>
+              <w:jc w:val="left"/>
+            </w:pPr>
+            <w:r>
+              <w:rPr>
+                <w:rFonts w:ascii="Calibri" w:hAnsi="Calibri"/>
+                <w:color w:val="000000"/>
+                <w:sz w:val="20"/>
+                <w:szCs w:val="20"/>
+              </w:rPr>
+              <w:t xml:space="preserve">ConcreteVisitor</w:t>
+            </w:r>
+          </w:p>
+        </w:tc>
+        <w:tc>
+          <w:tcPr>
+            <w:tcW w:w="3341" w:type="dxa"/>
+            <w:tcBorders>
+              <w:top w:val="single" w:sz="4" w:space="0" w:color="000000"/>
+              <w:left w:val="single" w:sz="4" w:space="0" w:color="000000"/>
+              <w:bottom w:val="single" w:sz="4" w:space="0" w:color="000000"/>
+            </w:tcBorders>
+          </w:tcPr>
+          <w:p>
+            <w:pPr>
+              <w:pStyle w:val="Contenidodelatabla"/>
+              <w:spacing w:lineRule="auto" w:line="276"/>
+              <w:jc w:val="left"/>
+            </w:pPr>
+            <w:r>
+              <w:rPr>
+                <w:rFonts w:ascii="Calibri" w:hAnsi="Calibri"/>
+                <w:color w:val="000000"/>
+                <w:sz w:val="20"/>
+                <w:szCs w:val="20"/>
+              </w:rPr>
+              <w:t xml:space="preserve">CalculadoraPuntosFidelidad</w:t>
+            </w:r>
+          </w:p>
+        </w:tc>
+        <w:tc>
+          <w:tcPr>
+            <w:tcW w:w="4882" w:type="dxa"/>
+            <w:tcBorders>
+              <w:top w:val="single" w:sz="4" w:space="0" w:color="000000"/>
+              <w:left w:val="single" w:sz="4" w:space="0" w:color="000000"/>
+              <w:bottom w:val="single" w:sz="4" w:space="0" w:color="000000"/>
+              <w:right w:val="single" w:sz="4" w:space="0" w:color="000000"/>
+            </w:tcBorders>
+          </w:tcPr>
+          <w:p>
+            <w:pPr>
+              <w:pStyle w:val="Contenidodelatabla"/>
+              <w:spacing w:lineRule="auto" w:line="276"/>
+              <w:jc w:val="left"/>
+            </w:pPr>
+            <w:r>
+              <w:rPr>
+                <w:rFonts w:ascii="Calibri" w:hAnsi="Calibri"/>
+                <w:color w:val="000000"/>
+                <w:sz w:val="20"/>
+                <w:szCs w:val="20"/>
+              </w:rPr>
+              <w:t xml:space="preserve">Aplica la regla de acumulación de puntos de cada tipo y acumula el total.</w:t>
+            </w:r>
+          </w:p>
+        </w:tc>
+      </w:tr>
+      <w:tr>
+        <w:trPr/>
+        <w:tc>
+          <w:tcPr>
+            <w:tcW w:w="1962" w:type="dxa"/>
+            <w:tcBorders>
+              <w:top w:val="single" w:sz="4" w:space="0" w:color="000000"/>
+              <w:left w:val="single" w:sz="4" w:space="0" w:color="000000"/>
+              <w:bottom w:val="single" w:sz="4" w:space="0" w:color="000000"/>
+            </w:tcBorders>
+          </w:tcPr>
+          <w:p>
+            <w:pPr>
+              <w:pStyle w:val="Contenidodelatabla"/>
+              <w:spacing w:lineRule="auto" w:line="276"/>
+              <w:jc w:val="left"/>
+            </w:pPr>
+            <w:r>
+              <w:rPr>
+                <w:rFonts w:ascii="Calibri" w:hAnsi="Calibri"/>
+                <w:color w:val="000000"/>
+                <w:sz w:val="20"/>
+                <w:szCs w:val="20"/>
+              </w:rPr>
+              <w:t xml:space="preserve">ConcreteVisitor</w:t>
+            </w:r>
+          </w:p>
+        </w:tc>
+        <w:tc>
+          <w:tcPr>
+            <w:tcW w:w="3341" w:type="dxa"/>
+            <w:tcBorders>
+              <w:top w:val="single" w:sz="4" w:space="0" w:color="000000"/>
+              <w:left w:val="single" w:sz="4" w:space="0" w:color="000000"/>
+              <w:bottom w:val="single" w:sz="4" w:space="0" w:color="000000"/>
+            </w:tcBorders>
+          </w:tcPr>
+          <w:p>
+            <w:pPr>
+              <w:pStyle w:val="Contenidodelatabla"/>
+              <w:spacing w:lineRule="auto" w:line="276"/>
+              <w:jc w:val="left"/>
+            </w:pPr>
+            <w:r>
+              <w:rPr>
+                <w:rFonts w:ascii="Calibri" w:hAnsi="Calibri"/>
+                <w:color w:val="000000"/>
+                <w:sz w:val="20"/>
+                <w:szCs w:val="20"/>
+              </w:rPr>
+              <w:t xml:space="preserve">GeneradorItinerario</w:t>
+            </w:r>
+          </w:p>
+        </w:tc>
+        <w:tc>
+          <w:tcPr>
+            <w:tcW w:w="4882" w:type="dxa"/>
+            <w:tcBorders>
+              <w:top w:val="single" w:sz="4" w:space="0" w:color="000000"/>
+              <w:left w:val="single" w:sz="4" w:space="0" w:color="000000"/>
+              <w:bottom w:val="single" w:sz="4" w:space="0" w:color="000000"/>
+              <w:right w:val="single" w:sz="4" w:space="0" w:color="000000"/>
+            </w:tcBorders>
+          </w:tcPr>
+          <w:p>
+            <w:pPr>
+              <w:pStyle w:val="Contenidodelatabla"/>
+              <w:spacing w:lineRule="auto" w:line="276"/>
+              <w:jc w:val="left"/>
+            </w:pPr>
+            <w:r>
+              <w:rPr>
+                <w:rFonts w:ascii="Calibri" w:hAnsi="Calibri"/>
+                <w:color w:val="000000"/>
+                <w:sz w:val="20"/>
+                <w:szCs w:val="20"/>
+              </w:rPr>
+              <w:t xml:space="preserve">Convierte cada servicio en entradas fechadas y devuelve el itinerario ordenado.</w:t>
+            </w:r>
+          </w:p>
+        </w:tc>
+      </w:tr>
+      <w:tr>
+        <w:trPr/>
+        <w:tc>
+          <w:tcPr>
+            <w:tcW w:w="1962" w:type="dxa"/>
+            <w:tcBorders>
+              <w:top w:val="single" w:sz="4" w:space="0" w:color="000000"/>
+              <w:left w:val="single" w:sz="4" w:space="0" w:color="000000"/>
+              <w:bottom w:val="single" w:sz="4" w:space="0" w:color="000000"/>
+            </w:tcBorders>
+          </w:tcPr>
+          <w:p>
+            <w:pPr>
+              <w:pStyle w:val="Contenidodelatabla"/>
+              <w:spacing w:lineRule="auto" w:line="276"/>
+              <w:jc w:val="left"/>
+            </w:pPr>
+            <w:r>
+              <w:rPr>
+                <w:rFonts w:ascii="Calibri" w:hAnsi="Calibri"/>
+                <w:color w:val="000000"/>
+                <w:sz w:val="20"/>
+                <w:szCs w:val="20"/>
+              </w:rPr>
+              <w:t xml:space="preserve">Element</w:t>
+            </w:r>
+          </w:p>
+        </w:tc>
+        <w:tc>
+          <w:tcPr>
+            <w:tcW w:w="3341" w:type="dxa"/>
+            <w:tcBorders>
+              <w:top w:val="single" w:sz="4" w:space="0" w:color="000000"/>
+              <w:left w:val="single" w:sz="4" w:space="0" w:color="000000"/>
+              <w:bottom w:val="single" w:sz="4" w:space="0" w:color="000000"/>
+            </w:tcBorders>
+          </w:tcPr>
+          <w:p>
+            <w:pPr>
+              <w:pStyle w:val="Contenidodelatabla"/>
+              <w:spacing w:lineRule="auto" w:line="276"/>
+              <w:jc w:val="left"/>
+            </w:pPr>
+            <w:r>
+              <w:rPr>
+                <w:rFonts w:ascii="Calibri" w:hAnsi="Calibri"/>
+                <w:color w:val="000000"/>
+                <w:sz w:val="20"/>
+                <w:szCs w:val="20"/>
+              </w:rPr>
+              <w:t xml:space="preserve">ServicioTuristico</w:t>
+            </w:r>
+          </w:p>
+        </w:tc>
+        <w:tc>
+          <w:tcPr>
+            <w:tcW w:w="4882" w:type="dxa"/>
+            <w:tcBorders>
+              <w:top w:val="single" w:sz="4" w:space="0" w:color="000000"/>
+              <w:left w:val="single" w:sz="4" w:space="0" w:color="000000"/>
+              <w:bottom w:val="single" w:sz="4" w:space="0" w:color="000000"/>
+              <w:right w:val="single" w:sz="4" w:space="0" w:color="000000"/>
+            </w:tcBorders>
+          </w:tcPr>
+          <w:p>
+            <w:pPr>
+              <w:pStyle w:val="Contenidodelatabla"/>
+              <w:spacing w:lineRule="auto" w:line="276"/>
+              <w:jc w:val="left"/>
+            </w:pPr>
+            <w:r>
+              <w:rPr>
+                <w:rFonts w:ascii="Calibri" w:hAnsi="Calibri"/>
+                <w:color w:val="000000"/>
+                <w:sz w:val="20"/>
+                <w:szCs w:val="20"/>
+              </w:rPr>
+              <w:t xml:space="preserve">Declara </w:t>
+            </w:r>
+            <w:r>
+              <w:rPr>
+                <w:rFonts w:ascii="Calibri" w:hAnsi="Calibri"/>
+                <w:color w:val="000000"/>
+                <w:sz w:val="20"/>
+                <w:szCs w:val="20"/>
+              </w:rPr>
+              <w:t xml:space="preserve">aceptar(VisitanteServicio)</w:t>
+            </w:r>
+            <w:r>
+              <w:rPr>
+                <w:rFonts w:ascii="Calibri" w:hAnsi="Calibri"/>
+                <w:color w:val="000000"/>
+                <w:sz w:val="20"/>
+                <w:szCs w:val="20"/>
+              </w:rPr>
+              <w:t xml:space="preserve"> y los datos comunes (</w:t>
+            </w:r>
+            <w:r>
+              <w:rPr>
+                <w:rFonts w:ascii="Calibri" w:hAnsi="Calibri"/>
+                <w:color w:val="000000"/>
+                <w:sz w:val="20"/>
+                <w:szCs w:val="20"/>
+              </w:rPr>
+              <w:t xml:space="preserve">codigo()</w:t>
+            </w:r>
+            <w:r>
+              <w:rPr>
+                <w:rFonts w:ascii="Calibri" w:hAnsi="Calibri"/>
+                <w:color w:val="000000"/>
+                <w:sz w:val="20"/>
+                <w:szCs w:val="20"/>
+              </w:rPr>
+              <w:t xml:space="preserve">, </w:t>
+            </w:r>
+            <w:r>
+              <w:rPr>
+                <w:rFonts w:ascii="Calibri" w:hAnsi="Calibri"/>
+                <w:color w:val="000000"/>
+                <w:sz w:val="20"/>
+                <w:szCs w:val="20"/>
+              </w:rPr>
+              <w:t xml:space="preserve">precioBase()</w:t>
+            </w:r>
+            <w:r>
+              <w:rPr>
+                <w:rFonts w:ascii="Calibri" w:hAnsi="Calibri"/>
+                <w:color w:val="000000"/>
+                <w:sz w:val="20"/>
+                <w:szCs w:val="20"/>
+              </w:rPr>
+              <w:t xml:space="preserve">).</w:t>
+            </w:r>
+          </w:p>
+        </w:tc>
+      </w:tr>
+      <w:tr>
+        <w:trPr/>
+        <w:tc>
+          <w:tcPr>
+            <w:tcW w:w="1962" w:type="dxa"/>
+            <w:tcBorders>
+              <w:top w:val="single" w:sz="4" w:space="0" w:color="000000"/>
+              <w:left w:val="single" w:sz="4" w:space="0" w:color="000000"/>
+              <w:bottom w:val="single" w:sz="4" w:space="0" w:color="000000"/>
+            </w:tcBorders>
+          </w:tcPr>
+          <w:p>
+            <w:pPr>
+              <w:pStyle w:val="Contenidodelatabla"/>
+              <w:spacing w:lineRule="auto" w:line="276"/>
+              <w:jc w:val="left"/>
+            </w:pPr>
+            <w:r>
+              <w:rPr>
+                <w:rFonts w:ascii="Calibri" w:hAnsi="Calibri"/>
+                <w:color w:val="000000"/>
+                <w:sz w:val="20"/>
+                <w:szCs w:val="20"/>
+              </w:rPr>
+              <w:t xml:space="preserve">ConcreteElement</w:t>
+            </w:r>
+          </w:p>
+        </w:tc>
+        <w:tc>
+          <w:tcPr>
+            <w:tcW w:w="3341" w:type="dxa"/>
+            <w:tcBorders>
+              <w:top w:val="single" w:sz="4" w:space="0" w:color="000000"/>
+              <w:left w:val="single" w:sz="4" w:space="0" w:color="000000"/>
+              <w:bottom w:val="single" w:sz="4" w:space="0" w:color="000000"/>
+            </w:tcBorders>
+          </w:tcPr>
+          <w:p>
+            <w:pPr>
+              <w:pStyle w:val="Contenidodelatabla"/>
+              <w:spacing w:lineRule="auto" w:line="276"/>
+              <w:jc w:val="left"/>
+            </w:pPr>
+            <w:r>
+              <w:rPr>
+                <w:rFonts w:ascii="Calibri" w:hAnsi="Calibri"/>
+                <w:color w:val="000000"/>
+                <w:sz w:val="20"/>
+                <w:szCs w:val="20"/>
+              </w:rPr>
+              <w:t xml:space="preserve">ServicioVuelo</w:t>
+            </w:r>
+            <w:r>
+              <w:rPr>
+                <w:rFonts w:ascii="Calibri" w:hAnsi="Calibri"/>
+                <w:color w:val="000000"/>
+                <w:sz w:val="20"/>
+                <w:szCs w:val="20"/>
+              </w:rPr>
+              <w:t xml:space="preserve">, </w:t>
+            </w:r>
+            <w:r>
+              <w:rPr>
+                <w:rFonts w:ascii="Calibri" w:hAnsi="Calibri"/>
+                <w:color w:val="000000"/>
+                <w:sz w:val="20"/>
+                <w:szCs w:val="20"/>
+              </w:rPr>
+              <w:t xml:space="preserve">ServicioHotel</w:t>
+            </w:r>
+            <w:r>
+              <w:rPr>
+                <w:rFonts w:ascii="Calibri" w:hAnsi="Calibri"/>
+                <w:color w:val="000000"/>
+                <w:sz w:val="20"/>
+                <w:szCs w:val="20"/>
+              </w:rPr>
+              <w:t xml:space="preserve">, etc.</w:t>
+            </w:r>
+          </w:p>
+        </w:tc>
+        <w:tc>
+          <w:tcPr>
+            <w:tcW w:w="4882" w:type="dxa"/>
+            <w:tcBorders>
+              <w:top w:val="single" w:sz="4" w:space="0" w:color="000000"/>
+              <w:left w:val="single" w:sz="4" w:space="0" w:color="000000"/>
+              <w:bottom w:val="single" w:sz="4" w:space="0" w:color="000000"/>
+              <w:right w:val="single" w:sz="4" w:space="0" w:color="000000"/>
+            </w:tcBorders>
+          </w:tcPr>
+          <w:p>
+            <w:pPr>
+              <w:pStyle w:val="Contenidodelatabla"/>
+              <w:spacing w:lineRule="auto" w:line="276"/>
+              <w:jc w:val="left"/>
+            </w:pPr>
+            <w:r>
+              <w:rPr>
+                <w:rFonts w:ascii="Calibri" w:hAnsi="Calibri"/>
+                <w:color w:val="000000"/>
+                <w:sz w:val="20"/>
+                <w:szCs w:val="20"/>
+              </w:rPr>
+              <w:t xml:space="preserve">Implementan </w:t>
+            </w:r>
+            <w:r>
+              <w:rPr>
+                <w:rFonts w:ascii="Calibri" w:hAnsi="Calibri"/>
+                <w:color w:val="000000"/>
+                <w:sz w:val="20"/>
+                <w:szCs w:val="20"/>
+              </w:rPr>
+              <w:t xml:space="preserve">aceptar()</w:t>
+            </w:r>
+            <w:r>
+              <w:rPr>
+                <w:rFonts w:ascii="Calibri" w:hAnsi="Calibri"/>
+                <w:color w:val="000000"/>
+                <w:sz w:val="20"/>
+                <w:szCs w:val="20"/>
+              </w:rPr>
+              <w:t xml:space="preserve"> llamando al método del visitante que corresponde a su tipo (</w:t>
+            </w:r>
+            <w:r>
+              <w:rPr>
+                <w:rFonts w:ascii="Calibri" w:hAnsi="Calibri"/>
+                <w:color w:val="000000"/>
+                <w:sz w:val="20"/>
+                <w:szCs w:val="20"/>
+              </w:rPr>
+              <w:t xml:space="preserve">visitante.visitarHotel(this)</w:t>
+            </w:r>
+            <w:r>
+              <w:rPr>
+                <w:rFonts w:ascii="Calibri" w:hAnsi="Calibri"/>
+                <w:color w:val="000000"/>
+                <w:sz w:val="20"/>
+                <w:szCs w:val="20"/>
+              </w:rPr>
+              <w:t xml:space="preserve">). Conocen sus datos y sus invariantes (noches &gt; 0, precio ≥ 0).</w:t>
+            </w:r>
+          </w:p>
+        </w:tc>
+      </w:tr>
+      <w:tr>
+        <w:trPr/>
+        <w:tc>
+          <w:tcPr>
+            <w:tcW w:w="1962" w:type="dxa"/>
+            <w:tcBorders>
+              <w:top w:val="single" w:sz="4" w:space="0" w:color="000000"/>
+              <w:left w:val="single" w:sz="4" w:space="0" w:color="000000"/>
+              <w:bottom w:val="single" w:sz="4" w:space="0" w:color="000000"/>
+            </w:tcBorders>
+          </w:tcPr>
+          <w:p>
+            <w:pPr>
+              <w:pStyle w:val="Contenidodelatabla"/>
+              <w:spacing w:lineRule="auto" w:line="276"/>
+              <w:jc w:val="left"/>
+            </w:pPr>
+            <w:r>
+              <w:rPr>
+                <w:rFonts w:ascii="Calibri" w:hAnsi="Calibri"/>
+                <w:color w:val="000000"/>
+                <w:sz w:val="20"/>
+                <w:szCs w:val="20"/>
+              </w:rPr>
+              <w:t xml:space="preserve">ObjectStructure</w:t>
+            </w:r>
+          </w:p>
+        </w:tc>
+        <w:tc>
+          <w:tcPr>
+            <w:tcW w:w="3341" w:type="dxa"/>
+            <w:tcBorders>
+              <w:top w:val="single" w:sz="4" w:space="0" w:color="000000"/>
+              <w:left w:val="single" w:sz="4" w:space="0" w:color="000000"/>
+              <w:bottom w:val="single" w:sz="4" w:space="0" w:color="000000"/>
+            </w:tcBorders>
+          </w:tcPr>
+          <w:p>
+            <w:pPr>
+              <w:pStyle w:val="Contenidodelatabla"/>
+              <w:spacing w:lineRule="auto" w:line="276"/>
+              <w:jc w:val="left"/>
+            </w:pPr>
+            <w:r>
+              <w:rPr>
+                <w:rFonts w:ascii="Calibri" w:hAnsi="Calibri"/>
+                <w:color w:val="000000"/>
+                <w:sz w:val="20"/>
+                <w:szCs w:val="20"/>
+              </w:rPr>
+              <w:t xml:space="preserve">PaqueteTuristico</w:t>
+            </w:r>
+          </w:p>
+        </w:tc>
+        <w:tc>
+          <w:tcPr>
+            <w:tcW w:w="4882" w:type="dxa"/>
+            <w:tcBorders>
+              <w:top w:val="single" w:sz="4" w:space="0" w:color="000000"/>
+              <w:left w:val="single" w:sz="4" w:space="0" w:color="000000"/>
+              <w:bottom w:val="single" w:sz="4" w:space="0" w:color="000000"/>
+              <w:right w:val="single" w:sz="4" w:space="0" w:color="000000"/>
+            </w:tcBorders>
+          </w:tcPr>
+          <w:p>
+            <w:pPr>
+              <w:pStyle w:val="Contenidodelatabla"/>
+              <w:spacing w:lineRule="auto" w:line="276"/>
+              <w:jc w:val="left"/>
+            </w:pPr>
+            <w:r>
+              <w:rPr>
+                <w:rFonts w:ascii="Calibri" w:hAnsi="Calibri"/>
+                <w:color w:val="000000"/>
+                <w:sz w:val="20"/>
+                <w:szCs w:val="20"/>
+              </w:rPr>
+              <w:t xml:space="preserve">Agrupa los servicios y los recorre en orden con </w:t>
+            </w:r>
+            <w:r>
+              <w:rPr>
+                <w:rFonts w:ascii="Calibri" w:hAnsi="Calibri"/>
+                <w:color w:val="000000"/>
+                <w:sz w:val="20"/>
+                <w:szCs w:val="20"/>
+              </w:rPr>
+              <w:t xml:space="preserve">aceptar(visitante)</w:t>
+            </w:r>
+            <w:r>
+              <w:rPr>
+                <w:rFonts w:ascii="Calibri" w:hAnsi="Calibri"/>
+                <w:color w:val="000000"/>
+                <w:sz w:val="20"/>
+                <w:szCs w:val="20"/>
+              </w:rPr>
+              <w:t xml:space="preserve">, sin exponer la colección.</w:t>
+            </w:r>
+          </w:p>
+        </w:tc>
+      </w:tr>
+      <w:tr>
+        <w:trPr/>
+        <w:tc>
+          <w:tcPr>
+            <w:tcW w:w="1962" w:type="dxa"/>
+            <w:tcBorders>
+              <w:top w:val="single" w:sz="4" w:space="0" w:color="000000"/>
+              <w:left w:val="single" w:sz="4" w:space="0" w:color="000000"/>
+              <w:bottom w:val="single" w:sz="4" w:space="0" w:color="000000"/>
+            </w:tcBorders>
+          </w:tcPr>
+          <w:p>
+            <w:pPr>
+              <w:pStyle w:val="Contenidodelatabla"/>
+              <w:spacing w:lineRule="auto" w:line="276"/>
+              <w:jc w:val="left"/>
+            </w:pPr>
+            <w:r>
+              <w:rPr>
+                <w:rFonts w:ascii="Calibri" w:hAnsi="Calibri"/>
+                <w:color w:val="000000"/>
+                <w:sz w:val="20"/>
+                <w:szCs w:val="20"/>
+              </w:rPr>
+              <w:t xml:space="preserve">Client</w:t>
+            </w:r>
+          </w:p>
+        </w:tc>
+        <w:tc>
+          <w:tcPr>
+            <w:tcW w:w="3341" w:type="dxa"/>
+            <w:tcBorders>
+              <w:top w:val="single" w:sz="4" w:space="0" w:color="000000"/>
+              <w:left w:val="single" w:sz="4" w:space="0" w:color="000000"/>
+              <w:bottom w:val="single" w:sz="4" w:space="0" w:color="000000"/>
+            </w:tcBorders>
+          </w:tcPr>
+          <w:p>
+            <w:pPr>
+              <w:pStyle w:val="Contenidodelatabla"/>
+              <w:spacing w:lineRule="auto" w:line="276"/>
+              <w:jc w:val="left"/>
+            </w:pPr>
+            <w:r>
+              <w:rPr>
+                <w:rFonts w:ascii="Calibri" w:hAnsi="Calibri"/>
+                <w:color w:val="000000"/>
+                <w:sz w:val="20"/>
+                <w:szCs w:val="20"/>
+              </w:rPr>
+              <w:t xml:space="preserve">App</w:t>
+            </w:r>
+          </w:p>
+        </w:tc>
+        <w:tc>
+          <w:tcPr>
+            <w:tcW w:w="4882" w:type="dxa"/>
+            <w:tcBorders>
+              <w:top w:val="single" w:sz="4" w:space="0" w:color="000000"/>
+              <w:left w:val="single" w:sz="4" w:space="0" w:color="000000"/>
+              <w:bottom w:val="single" w:sz="4" w:space="0" w:color="000000"/>
+              <w:right w:val="single" w:sz="4" w:space="0" w:color="000000"/>
+            </w:tcBorders>
+          </w:tcPr>
+          <w:p>
+            <w:pPr>
+              <w:pStyle w:val="Contenidodelatabla"/>
+              <w:spacing w:lineRule="auto" w:line="276"/>
+              <w:jc w:val="left"/>
+            </w:pPr>
+            <w:r>
+              <w:rPr>
+                <w:rFonts w:ascii="Calibri" w:hAnsi="Calibri"/>
+                <w:color w:val="000000"/>
+                <w:sz w:val="20"/>
+                <w:szCs w:val="20"/>
+              </w:rPr>
+              <w:t xml:space="preserve">Arma el paquete, crea el visitante de la operación que necesita, lo pasa al paquete y lee el resultado.</w:t>
+            </w:r>
+          </w:p>
+        </w:tc>
+      </w:tr>
+    </w:tbl>
+    <w:p>
+      <w:pPr>
+        <w:pStyle w:val="NormalWeb"/>
+        <w:shd w:val="clear" w:color="auto" w:fill="FFFFFF"/>
+        <w:spacing w:lineRule="auto" w:line="360" w:before="0" w:after="0"/>
+        <w:jc w:val="both"/>
+        <w:rPr>
+          <w:rFonts w:ascii="Calibri" w:hAnsi="Calibri" w:cs="Calibri" w:asciiTheme="minorHAnsi" w:cstheme="minorHAnsi" w:hAnsiTheme="minorHAnsi"/>
+          <w:sz w:val="20"/>
+          <w:szCs w:val="20"/>
+        </w:rPr>
+      </w:pPr>
+      <w:r>
+        <w:rPr>
+          <w:rFonts w:cs="Calibri" w:cstheme="minorHAnsi" w:ascii="Calibri" w:hAnsi="Calibri"/>
+          <w:sz w:val="20"/>
+          <w:szCs w:val="20"/>
+        </w:rPr>
+      </w:r>
+    </w:p>
+    <w:p>
+      <w:pPr>
+        <w:pStyle w:val="NormalWeb"/>
+        <w:shd w:val="clear" w:color="auto" w:fill="FFFFFF"/>
+        <w:spacing w:lineRule="auto" w:line="360" w:before="0" w:after="0"/>
+        <w:jc w:val="both"/>
+        <w:rPr>
+          <w:color w:val="auto"/>
+        </w:rPr>
+      </w:pPr>
+      <w:r>
+        <w:rPr>
+          <w:rFonts w:cs="Calibri" w:ascii="Calibri" w:hAnsi="Calibri" w:asciiTheme="minorHAnsi" w:cstheme="minorHAnsi" w:hAnsiTheme="minorHAnsi"/>
+          <w:b/>
+          <w:bCs/>
+          <w:color w:val="auto"/>
+          <w:sz w:val="20"/>
+          <w:szCs w:val="20"/>
+        </w:rPr>
+        <w:t xml:space="preserve">Colaboración entre los objetos (doble despacho).</w:t>
+      </w:r>
+    </w:p>
+    <w:p>
+      <w:pPr>
+        <w:pStyle w:val="NormalWeb"/>
+        <w:shd w:val="clear" w:color="auto" w:fill="FFFFFF"/>
+        <w:spacing w:lineRule="auto" w:line="360" w:before="0" w:after="0"/>
+        <w:jc w:val="both"/>
+        <w:rPr>
+          <w:rFonts w:ascii="Calibri" w:hAnsi="Calibri" w:cs="Calibri" w:asciiTheme="minorHAnsi" w:cstheme="minorHAnsi" w:hAnsiTheme="minorHAnsi"/>
+          <w:sz w:val="20"/>
+          <w:szCs w:val="20"/>
+        </w:rPr>
+      </w:pPr>
+      <w:r>
+        <w:rPr>
+          <w:rFonts w:cs="Calibri" w:cstheme="minorHAnsi" w:ascii="Calibri" w:hAnsi="Calibri"/>
+          <w:sz w:val="20"/>
+          <w:szCs w:val="20"/>
+        </w:rPr>
+      </w:r>
+    </w:p>
+    <w:p>
+      <w:pPr>
+        <w:pStyle w:val="NormalWeb"/>
+        <w:numPr>
+          <w:ilvl w:val="0"/>
+          <w:numId w:val="18"/>
+        </w:numPr>
+        <w:shd w:val="clear" w:color="auto" w:fill="FFFFFF"/>
+        <w:spacing w:lineRule="auto" w:line="360" w:before="0" w:after="0"/>
+        <w:jc w:val="both"/>
+        <w:rPr>
+          <w:color w:val="auto"/>
+        </w:rPr>
+      </w:pPr>
+      <w:r>
+        <w:rPr>
+          <w:rFonts w:cs="Calibri" w:ascii="Calibri" w:hAnsi="Calibri" w:asciiTheme="minorHAnsi" w:cstheme="minorHAnsi" w:hAnsiTheme="minorHAnsi"/>
+          <w:color w:val="auto"/>
+          <w:sz w:val="20"/>
+          <w:szCs w:val="20"/>
+        </w:rPr>
+        <w:t xml:space="preserve">El cliente crea un visitante concreto, por ejemplo </w:t>
+      </w:r>
+      <w:r>
+        <w:rPr>
+          <w:rFonts w:cs="Calibri" w:ascii="Calibri" w:hAnsi="Calibri" w:asciiTheme="minorHAnsi" w:cstheme="minorHAnsi" w:hAnsiTheme="minorHAnsi"/>
+          <w:color w:val="auto"/>
+          <w:sz w:val="20"/>
+          <w:szCs w:val="20"/>
+        </w:rPr>
+        <w:t xml:space="preserve">CalculadoraImpuestos</w:t>
+      </w:r>
+      <w:r>
+        <w:rPr>
+          <w:rFonts w:cs="Calibri" w:ascii="Calibri" w:hAnsi="Calibri" w:asciiTheme="minorHAnsi" w:cstheme="minorHAnsi" w:hAnsiTheme="minorHAnsi"/>
+          <w:color w:val="auto"/>
+          <w:sz w:val="20"/>
+          <w:szCs w:val="20"/>
+        </w:rPr>
+        <w:t xml:space="preserve">, y llama a </w:t>
+      </w:r>
+      <w:r>
+        <w:rPr>
+          <w:rFonts w:cs="Calibri" w:ascii="Calibri" w:hAnsi="Calibri" w:asciiTheme="minorHAnsi" w:cstheme="minorHAnsi" w:hAnsiTheme="minorHAnsi"/>
+          <w:color w:val="auto"/>
+          <w:sz w:val="20"/>
+          <w:szCs w:val="20"/>
+        </w:rPr>
+        <w:t xml:space="preserve">paquete.aceptar(impuestos)</w:t>
+      </w:r>
+      <w:r>
+        <w:rPr>
+          <w:rFonts w:cs="Calibri" w:ascii="Calibri" w:hAnsi="Calibri" w:asciiTheme="minorHAnsi" w:cstheme="minorHAnsi" w:hAnsiTheme="minorHAnsi"/>
+          <w:color w:val="auto"/>
+          <w:sz w:val="20"/>
+          <w:szCs w:val="20"/>
+        </w:rPr>
+        <w:t xml:space="preserve">.</w:t>
+      </w:r>
+    </w:p>
+    <w:p>
+      <w:pPr>
+        <w:pStyle w:val="NormalWeb"/>
+        <w:numPr>
+          <w:ilvl w:val="0"/>
+          <w:numId w:val="18"/>
+        </w:numPr>
+        <w:shd w:val="clear" w:color="auto" w:fill="FFFFFF"/>
+        <w:spacing w:lineRule="auto" w:line="360" w:before="0" w:after="0"/>
+        <w:jc w:val="both"/>
+        <w:rPr>
+          <w:color w:val="auto"/>
+        </w:rPr>
+      </w:pPr>
+      <w:r>
+        <w:rPr>
+          <w:rFonts w:cs="Calibri" w:ascii="Calibri" w:hAnsi="Calibri" w:asciiTheme="minorHAnsi" w:cstheme="minorHAnsi" w:hAnsiTheme="minorHAnsi"/>
+          <w:color w:val="auto"/>
+          <w:sz w:val="20"/>
+          <w:szCs w:val="20"/>
+        </w:rPr>
+        <w:t xml:space="preserve">El paquete recorre sus servicios y llama a </w:t>
+      </w:r>
+      <w:r>
+        <w:rPr>
+          <w:rFonts w:cs="Calibri" w:ascii="Calibri" w:hAnsi="Calibri" w:asciiTheme="minorHAnsi" w:cstheme="minorHAnsi" w:hAnsiTheme="minorHAnsi"/>
+          <w:color w:val="auto"/>
+          <w:sz w:val="20"/>
+          <w:szCs w:val="20"/>
+        </w:rPr>
+        <w:t xml:space="preserve">servicio.aceptar(impuestos)</w:t>
+      </w:r>
+      <w:r>
+        <w:rPr>
+          <w:rFonts w:cs="Calibri" w:ascii="Calibri" w:hAnsi="Calibri" w:asciiTheme="minorHAnsi" w:cstheme="minorHAnsi" w:hAnsiTheme="minorHAnsi"/>
+          <w:color w:val="auto"/>
+          <w:sz w:val="20"/>
+          <w:szCs w:val="20"/>
+        </w:rPr>
+        <w:t xml:space="preserve"> en cada uno. </w:t>
+      </w:r>
+      <w:r>
+        <w:rPr>
+          <w:rFonts w:cs="Calibri" w:ascii="Calibri" w:hAnsi="Calibri" w:asciiTheme="minorHAnsi" w:cstheme="minorHAnsi" w:hAnsiTheme="minorHAnsi"/>
+          <w:b/>
+          <w:bCs/>
+          <w:color w:val="auto"/>
+          <w:sz w:val="20"/>
+          <w:szCs w:val="20"/>
+        </w:rPr>
+        <w:t xml:space="preserve">Primer despacho:</w:t>
+      </w:r>
+      <w:r>
+        <w:rPr>
+          <w:rFonts w:cs="Calibri" w:ascii="Calibri" w:hAnsi="Calibri" w:asciiTheme="minorHAnsi" w:cstheme="minorHAnsi" w:hAnsiTheme="minorHAnsi"/>
+          <w:color w:val="auto"/>
+          <w:sz w:val="20"/>
+          <w:szCs w:val="20"/>
+        </w:rPr>
+        <w:t xml:space="preserve"> se resuelve el tipo concreto del servicio.</w:t>
+      </w:r>
+    </w:p>
+    <w:p>
+      <w:pPr>
+        <w:pStyle w:val="NormalWeb"/>
+        <w:numPr>
+          <w:ilvl w:val="0"/>
+          <w:numId w:val="18"/>
+        </w:numPr>
+        <w:shd w:val="clear" w:color="auto" w:fill="FFFFFF"/>
+        <w:spacing w:lineRule="auto" w:line="360" w:before="0" w:after="0"/>
+        <w:jc w:val="both"/>
+        <w:rPr>
+          <w:color w:val="auto"/>
+        </w:rPr>
+      </w:pPr>
+      <w:r>
+        <w:rPr>
+          <w:rFonts w:cs="Calibri" w:ascii="Calibri" w:hAnsi="Calibri" w:asciiTheme="minorHAnsi" w:cstheme="minorHAnsi" w:hAnsiTheme="minorHAnsi"/>
+          <w:color w:val="auto"/>
+          <w:sz w:val="20"/>
+          <w:szCs w:val="20"/>
+        </w:rPr>
+        <w:t xml:space="preserve">Cada servicio llama al método del visitante que corresponde a su tipo, por ejemplo </w:t>
+      </w:r>
+      <w:r>
+        <w:rPr>
+          <w:rFonts w:cs="Calibri" w:ascii="Calibri" w:hAnsi="Calibri" w:asciiTheme="minorHAnsi" w:cstheme="minorHAnsi" w:hAnsiTheme="minorHAnsi"/>
+          <w:color w:val="auto"/>
+          <w:sz w:val="20"/>
+          <w:szCs w:val="20"/>
+        </w:rPr>
+        <w:t xml:space="preserve">impuestos.visitarHotel(this)</w:t>
+      </w:r>
+      <w:r>
+        <w:rPr>
+          <w:rFonts w:cs="Calibri" w:ascii="Calibri" w:hAnsi="Calibri" w:asciiTheme="minorHAnsi" w:cstheme="minorHAnsi" w:hAnsiTheme="minorHAnsi"/>
+          <w:color w:val="auto"/>
+          <w:sz w:val="20"/>
+          <w:szCs w:val="20"/>
+        </w:rPr>
+        <w:t xml:space="preserve">. </w:t>
+      </w:r>
+      <w:r>
+        <w:rPr>
+          <w:rFonts w:cs="Calibri" w:ascii="Calibri" w:hAnsi="Calibri" w:asciiTheme="minorHAnsi" w:cstheme="minorHAnsi" w:hAnsiTheme="minorHAnsi"/>
+          <w:b/>
+          <w:bCs/>
+          <w:color w:val="auto"/>
+          <w:sz w:val="20"/>
+          <w:szCs w:val="20"/>
+        </w:rPr>
+        <w:t xml:space="preserve">Segundo despacho:</w:t>
+      </w:r>
+      <w:r>
+        <w:rPr>
+          <w:rFonts w:cs="Calibri" w:ascii="Calibri" w:hAnsi="Calibri" w:asciiTheme="minorHAnsi" w:cstheme="minorHAnsi" w:hAnsiTheme="minorHAnsi"/>
+          <w:color w:val="auto"/>
+          <w:sz w:val="20"/>
+          <w:szCs w:val="20"/>
+        </w:rPr>
+        <w:t xml:space="preserve"> se resuelve el tipo concreto del visitante.</w:t>
+      </w:r>
+    </w:p>
+    <w:p>
+      <w:pPr>
+        <w:pStyle w:val="NormalWeb"/>
+        <w:numPr>
+          <w:ilvl w:val="0"/>
+          <w:numId w:val="18"/>
+        </w:numPr>
+        <w:shd w:val="clear" w:color="auto" w:fill="FFFFFF"/>
+        <w:spacing w:lineRule="auto" w:line="360" w:before="0" w:after="0"/>
+        <w:jc w:val="both"/>
+        <w:rPr>
+          <w:color w:val="auto"/>
+        </w:rPr>
+      </w:pPr>
+      <w:r>
+        <w:rPr>
+          <w:rFonts w:cs="Calibri" w:ascii="Calibri" w:hAnsi="Calibri" w:asciiTheme="minorHAnsi" w:cstheme="minorHAnsi" w:hAnsiTheme="minorHAnsi"/>
+          <w:color w:val="auto"/>
+          <w:sz w:val="20"/>
+          <w:szCs w:val="20"/>
+        </w:rPr>
+        <w:t xml:space="preserve">El visitante lee los datos del servicio que necesita y acumula el resultado.</w:t>
+      </w:r>
+    </w:p>
+    <w:p>
+      <w:pPr>
+        <w:pStyle w:val="NormalWeb"/>
+        <w:numPr>
+          <w:ilvl w:val="0"/>
+          <w:numId w:val="18"/>
+        </w:numPr>
+        <w:shd w:val="clear" w:color="auto" w:fill="FFFFFF"/>
+        <w:spacing w:lineRule="auto" w:line="360" w:before="0" w:after="0"/>
+        <w:jc w:val="both"/>
+        <w:rPr>
+          <w:color w:val="auto"/>
+        </w:rPr>
+      </w:pPr>
+      <w:r>
+        <w:rPr>
+          <w:rFonts w:cs="Calibri" w:ascii="Calibri" w:hAnsi="Calibri" w:asciiTheme="minorHAnsi" w:cstheme="minorHAnsi" w:hAnsiTheme="minorHAnsi"/>
+          <w:color w:val="auto"/>
+          <w:sz w:val="20"/>
+          <w:szCs w:val="20"/>
+        </w:rPr>
+        <w:t xml:space="preserve">Al terminar el recorrido, el cliente le pide el resultado al visitante (</w:t>
+      </w:r>
+      <w:r>
+        <w:rPr>
+          <w:rFonts w:cs="Calibri" w:ascii="Calibri" w:hAnsi="Calibri" w:asciiTheme="minorHAnsi" w:cstheme="minorHAnsi" w:hAnsiTheme="minorHAnsi"/>
+          <w:color w:val="auto"/>
+          <w:sz w:val="20"/>
+          <w:szCs w:val="20"/>
+        </w:rPr>
+        <w:t xml:space="preserve">obtenerTotal()</w:t>
+      </w:r>
+      <w:r>
+        <w:rPr>
+          <w:rFonts w:cs="Calibri" w:ascii="Calibri" w:hAnsi="Calibri" w:asciiTheme="minorHAnsi" w:cstheme="minorHAnsi" w:hAnsiTheme="minorHAnsi"/>
+          <w:color w:val="auto"/>
+          <w:sz w:val="20"/>
+          <w:szCs w:val="20"/>
+        </w:rPr>
+        <w:t xml:space="preserve">).</w:t>
+      </w:r>
+    </w:p>
+    <w:p>
+      <w:pPr>
+        <w:pStyle w:val="NormalWeb"/>
+        <w:shd w:val="clear" w:color="auto" w:fill="FFFFFF"/>
+        <w:spacing w:lineRule="auto" w:line="360" w:before="0" w:after="0"/>
+        <w:jc w:val="both"/>
+        <w:rPr>
+          <w:rFonts w:ascii="Calibri" w:hAnsi="Calibri" w:cs="Calibri" w:asciiTheme="minorHAnsi" w:cstheme="minorHAnsi" w:hAnsiTheme="minorHAnsi"/>
+          <w:sz w:val="20"/>
+          <w:szCs w:val="20"/>
+        </w:rPr>
+      </w:pPr>
+      <w:r>
+        <w:rPr>
+          <w:rFonts w:cs="Calibri" w:cstheme="minorHAnsi" w:ascii="Calibri" w:hAnsi="Calibri"/>
+          <w:sz w:val="20"/>
+          <w:szCs w:val="20"/>
+        </w:rPr>
+      </w:r>
+    </w:p>
+    <w:p>
+      <w:pPr>
+        <w:pStyle w:val="NormalWeb"/>
+        <w:shd w:val="clear" w:color="auto" w:fill="FFFFFF"/>
+        <w:spacing w:lineRule="auto" w:line="360" w:before="0" w:after="0"/>
+        <w:jc w:val="both"/>
+        <w:rPr>
+          <w:color w:val="auto"/>
+        </w:rPr>
+      </w:pPr>
+      <w:r>
+        <w:rPr>
+          <w:rFonts w:cs="Calibri" w:ascii="Calibri" w:hAnsi="Calibri" w:asciiTheme="minorHAnsi" w:cstheme="minorHAnsi" w:hAnsiTheme="minorHAnsi"/>
+          <w:b/>
+          <w:bCs/>
+          <w:color w:val="auto"/>
+          <w:sz w:val="20"/>
+          <w:szCs w:val="20"/>
+        </w:rPr>
+        <w:t xml:space="preserve">Diagrama de secuencia.</w:t>
+      </w:r>
+    </w:p>
+    <w:p>
+      <w:pPr>
+        <w:pStyle w:val="NormalWeb"/>
+        <w:shd w:val="clear" w:color="auto" w:fill="FFFFFF"/>
+        <w:spacing w:lineRule="auto" w:line="360" w:before="0" w:after="0"/>
+        <w:jc w:val="both"/>
+        <w:rPr>
+          <w:rFonts w:ascii="Calibri" w:hAnsi="Calibri" w:cs="Calibri" w:asciiTheme="minorHAnsi" w:cstheme="minorHAnsi" w:hAnsiTheme="minorHAnsi"/>
+          <w:sz w:val="20"/>
+          <w:szCs w:val="20"/>
+        </w:rPr>
+      </w:pPr>
+      <w:r>
+        <w:rPr>
+          <w:rFonts w:cs="Calibri" w:cstheme="minorHAnsi" w:ascii="Calibri" w:hAnsi="Calibri"/>
+          <w:sz w:val="20"/>
+          <w:szCs w:val="20"/>
+        </w:rPr>
+      </w:r>
+    </w:p>
+    <w:p>
+      <w:pPr>
+        <w:pStyle w:val="NormalWeb"/>
+        <w:shd w:val="clear" w:color="auto" w:fill="FFFFFF"/>
+        <w:spacing w:lineRule="auto" w:line="360" w:before="0" w:after="0"/>
+        <w:jc w:val="both"/>
+        <w:rPr>
+          <w:color w:val="auto"/>
+        </w:rPr>
+      </w:pPr>
+      <w:r>
+        <w:rPr>
+          <w:color w:val="auto"/>
+        </w:rPr>
+        <w:drawing>
+          <wp:anchor behindDoc="0" distT="0" distB="0" distL="0" distR="0" simplePos="0" locked="0" layoutInCell="0" allowOverlap="1" relativeHeight="9002">
+            <wp:simplePos x="0" y="0"/>
+            <wp:positionH relativeFrom="column">
+              <wp:posOffset>-589915</wp:posOffset>
+            </wp:positionH>
+            <wp:positionV relativeFrom="paragraph">
+              <wp:posOffset>-7620</wp:posOffset>
+            </wp:positionV>
+            <wp:extent cx="6537960" cy="3861065"/>
+            <wp:effectExtent l="0" t="0" r="0" b="0"/>
+            <wp:wrapTopAndBottom/>
+            <wp:docPr id="9002" name="VisitorSecuencia" descr=""/>
+            <wp:cNvGraphicFramePr>
+              <a:graphicFrameLocks xmlns:a="http://schemas.openxmlformats.org/drawingml/2006/main" noChangeAspect="1"/>
+            </wp:cNvGraphicFramePr>
+            <a:graphic xmlns:a="http://schemas.openxmlformats.org/drawingml/2006/main">
+              <a:graphicData uri="http://schemas.openxmlformats.org/drawingml/2006/picture">
+                <pic:pic xmlns:pic="http://schemas.openxmlformats.org/drawingml/2006/picture">
+                  <pic:nvPicPr>
+                    <pic:cNvPr id="9002" name="VisitorSecuencia" descr=""/>
+                    <pic:cNvPicPr>
+                      <a:picLocks noChangeAspect="1" noChangeArrowheads="1"/>
+                    </pic:cNvPicPr>
+                  </pic:nvPicPr>
+                  <pic:blipFill>
+                    <a:blip r:embed="rIdVisitor1"/>
+                    <a:stretch>
+                      <a:fillRect/>
+                    </a:stretch>
+                  </pic:blipFill>
+                  <pic:spPr bwMode="auto">
+                    <a:xfrm>
+                      <a:off x="0" y="0"/>
+                      <a:ext cx="6537960" cy="3861065"/>
+                    </a:xfrm>
+                    <a:prstGeom prst="rect">
+                      <a:avLst/>
+                    </a:prstGeom>
+                  </pic:spPr>
+                </pic:pic>
+              </a:graphicData>
+            </a:graphic>
+          </wp:anchor>
+        </w:drawing>
+      </w:r>
+    </w:p>
+    <w:p>
+      <w:pPr>
+        <w:pStyle w:val="NormalWeb"/>
+        <w:shd w:val="clear" w:color="auto" w:fill="FFFFFF"/>
+        <w:spacing w:lineRule="auto" w:line="360" w:before="0" w:after="0"/>
+        <w:jc w:val="both"/>
+        <w:rPr>
+          <w:rFonts w:ascii="Calibri" w:hAnsi="Calibri" w:cs="Calibri" w:asciiTheme="minorHAnsi" w:cstheme="minorHAnsi" w:hAnsiTheme="minorHAnsi"/>
+          <w:sz w:val="20"/>
+          <w:szCs w:val="20"/>
+        </w:rPr>
+      </w:pPr>
+      <w:r>
+        <w:rPr>
+          <w:rFonts w:cs="Calibri" w:cstheme="minorHAnsi" w:ascii="Calibri" w:hAnsi="Calibri"/>
+          <w:sz w:val="20"/>
+          <w:szCs w:val="20"/>
+        </w:rPr>
+      </w:r>
+    </w:p>
+    <w:p>
+      <w:pPr>
+        <w:pStyle w:val="NormalWeb"/>
+        <w:shd w:val="clear" w:color="auto" w:fill="FFFFFF"/>
+        <w:spacing w:lineRule="auto" w:line="360" w:before="0" w:after="0"/>
+        <w:jc w:val="both"/>
+        <w:rPr>
+          <w:color w:val="auto"/>
+        </w:rPr>
+      </w:pPr>
+      <w:r>
+        <w:rPr>
+          <w:rFonts w:cs="Calibri" w:ascii="Calibri" w:hAnsi="Calibri" w:asciiTheme="minorHAnsi" w:cstheme="minorHAnsi" w:hAnsiTheme="minorHAnsi"/>
+          <w:color w:val="auto"/>
+          <w:sz w:val="20"/>
+          <w:szCs w:val="20"/>
+        </w:rPr>
+        <w:t xml:space="preserve">La fuente está en </w:t>
+      </w:r>
+      <w:r>
+        <w:rPr>
+          <w:rFonts w:cs="Calibri" w:ascii="Calibri" w:hAnsi="Calibri" w:asciiTheme="minorHAnsi" w:cstheme="minorHAnsi" w:hAnsiTheme="minorHAnsi"/>
+          <w:color w:val="auto"/>
+          <w:sz w:val="20"/>
+          <w:szCs w:val="20"/>
+        </w:rPr>
+        <w:t xml:space="preserve">diagramas/visitor-colaboracion-secuencia.mmd</w:t>
+      </w:r>
+      <w:r>
+        <w:rPr>
+          <w:rFonts w:cs="Calibri" w:ascii="Calibri" w:hAnsi="Calibri" w:asciiTheme="minorHAnsi" w:cstheme="minorHAnsi" w:hAnsiTheme="minorHAnsi"/>
+          <w:color w:val="auto"/>
+          <w:sz w:val="20"/>
+          <w:szCs w:val="20"/>
+        </w:rPr>
+        <w:t xml:space="preserve">. La imagen exportada, para el PDF, está en </w:t>
+      </w:r>
+      <w:r>
+        <w:rPr>
+          <w:rFonts w:cs="Calibri" w:ascii="Calibri" w:hAnsi="Calibri" w:asciiTheme="minorHAnsi" w:cstheme="minorHAnsi" w:hAnsiTheme="minorHAnsi"/>
+          <w:color w:val="auto"/>
+          <w:sz w:val="20"/>
+          <w:szCs w:val="20"/>
+        </w:rPr>
+        <w:t xml:space="preserve">diagramas/visitor-colaboracion-secuencia.png</w:t>
+      </w:r>
+      <w:r>
+        <w:rPr>
+          <w:rFonts w:cs="Calibri" w:ascii="Calibri" w:hAnsi="Calibri" w:asciiTheme="minorHAnsi" w:cstheme="minorHAnsi" w:hAnsiTheme="minorHAnsi"/>
+          <w:color w:val="auto"/>
+          <w:sz w:val="20"/>
+          <w:szCs w:val="20"/>
+        </w:rPr>
+        <w:t xml:space="preserve">.</w:t>
+      </w:r>
+    </w:p>
+    <w:p>
+      <w:pPr>
+        <w:pStyle w:val="NormalWeb"/>
+        <w:shd w:val="clear" w:color="auto" w:fill="FFFFFF"/>
+        <w:spacing w:lineRule="auto" w:line="360" w:before="0" w:after="0"/>
+        <w:jc w:val="both"/>
+        <w:rPr>
+          <w:rFonts w:ascii="Calibri" w:hAnsi="Calibri" w:cs="Calibri" w:asciiTheme="minorHAnsi" w:cstheme="minorHAnsi" w:hAnsiTheme="minorHAnsi"/>
+          <w:sz w:val="20"/>
+          <w:szCs w:val="20"/>
+        </w:rPr>
+      </w:pPr>
+      <w:r>
+        <w:rPr>
+          <w:rFonts w:cs="Calibri" w:cstheme="minorHAnsi" w:ascii="Calibri" w:hAnsi="Calibri"/>
+          <w:sz w:val="20"/>
+          <w:szCs w:val="20"/>
+        </w:rPr>
+      </w:r>
+    </w:p>
+    <w:p>
+      <w:pPr>
+        <w:pStyle w:val="NormalWeb"/>
+        <w:shd w:val="clear" w:color="auto" w:fill="FFFFFF"/>
+        <w:spacing w:lineRule="auto" w:line="360" w:beforeAutospacing="0" w:before="0" w:afterAutospacing="0" w:after="0"/>
+        <w:jc w:val="both"/>
+        <w:rPr>
+          <w:b/>
+          <w:bCs/>
+        </w:rPr>
+      </w:pPr>
+      <w:r>
+        <w:rPr>
+          <w:rFonts w:eastAsia="" w:cs="Calibri" w:ascii="Calibri" w:hAnsi="Calibri" w:asciiTheme="minorHAnsi" w:cstheme="minorHAnsi" w:eastAsiaTheme="majorEastAsia" w:hAnsiTheme="minorHAnsi"/>
+          <w:b/>
+          <w:bCs/>
+          <w:color w:themeColor="accent1" w:themeShade="bf" w:val="2F5496"/>
+          <w:sz w:val="20"/>
+          <w:szCs w:val="20"/>
+          <w:lang w:eastAsia="en-US"/>
+        </w:rPr>
+        <w:t xml:space="preserve">Diagrama de clases UML</w:t>
+      </w:r>
+    </w:p>
+    <w:p>
+      <w:pPr>
+        <w:pStyle w:val="NormalWeb"/>
+        <w:shd w:val="clear" w:color="auto" w:fill="FFFFFF"/>
+        <w:spacing w:lineRule="auto" w:line="360" w:before="0" w:after="0"/>
+        <w:jc w:val="both"/>
+        <w:rPr>
+          <w:color w:val="auto"/>
+        </w:rPr>
+      </w:pPr>
+      <w:r>
+        <w:rPr>
+          <w:rFonts w:cs="Calibri" w:ascii="Calibri" w:hAnsi="Calibri" w:asciiTheme="minorHAnsi" w:cstheme="minorHAnsi" w:hAnsiTheme="minorHAnsi"/>
+          <w:b/>
+          <w:bCs/>
+          <w:color w:val="auto"/>
+          <w:sz w:val="20"/>
+          <w:szCs w:val="20"/>
+        </w:rPr>
+        <w:t xml:space="preserve">Fuente del diagrama:</w:t>
+      </w:r>
+      <w:r>
+        <w:rPr>
+          <w:rFonts w:cs="Calibri" w:ascii="Calibri" w:hAnsi="Calibri" w:asciiTheme="minorHAnsi" w:cstheme="minorHAnsi" w:hAnsiTheme="minorHAnsi"/>
+          <w:color w:val="auto"/>
+          <w:sz w:val="20"/>
+          <w:szCs w:val="20"/>
+        </w:rPr>
+        <w:t xml:space="preserve"> </w:t>
+      </w:r>
+      <w:r>
+        <w:rPr>
+          <w:rFonts w:cs="Calibri" w:ascii="Calibri" w:hAnsi="Calibri" w:asciiTheme="minorHAnsi" w:cstheme="minorHAnsi" w:hAnsiTheme="minorHAnsi"/>
+          <w:color w:val="auto"/>
+          <w:sz w:val="20"/>
+          <w:szCs w:val="20"/>
+        </w:rPr>
+        <w:t xml:space="preserve">diagramas/visitor-paquete-turistico.puml</w:t>
+      </w:r>
+      <w:r>
+        <w:rPr>
+          <w:rFonts w:cs="Calibri" w:ascii="Calibri" w:hAnsi="Calibri" w:asciiTheme="minorHAnsi" w:cstheme="minorHAnsi" w:hAnsiTheme="minorHAnsi"/>
+          <w:color w:val="auto"/>
+          <w:sz w:val="20"/>
+          <w:szCs w:val="20"/>
+        </w:rPr>
+        <w:t xml:space="preserve"> (PlantUML).</w:t>
+      </w:r>
+    </w:p>
+    <w:p>
+      <w:pPr>
+        <w:pStyle w:val="NormalWeb"/>
+        <w:shd w:val="clear" w:color="auto" w:fill="FFFFFF"/>
+        <w:spacing w:lineRule="auto" w:line="360" w:before="0" w:after="0"/>
+        <w:jc w:val="both"/>
+        <w:rPr>
+          <w:rFonts w:ascii="Calibri" w:hAnsi="Calibri" w:cs="Calibri" w:asciiTheme="minorHAnsi" w:cstheme="minorHAnsi" w:hAnsiTheme="minorHAnsi"/>
+          <w:sz w:val="20"/>
+          <w:szCs w:val="20"/>
+        </w:rPr>
+      </w:pPr>
+      <w:r>
+        <w:rPr>
+          <w:rFonts w:cs="Calibri" w:cstheme="minorHAnsi" w:ascii="Calibri" w:hAnsi="Calibri"/>
+          <w:sz w:val="20"/>
+          <w:szCs w:val="20"/>
+        </w:rPr>
+      </w:r>
+    </w:p>
+    <w:p>
+      <w:pPr>
+        <w:pStyle w:val="NormalWeb"/>
+        <w:shd w:val="clear" w:color="auto" w:fill="FFFFFF"/>
+        <w:spacing w:lineRule="auto" w:line="360" w:before="0" w:after="0"/>
+        <w:jc w:val="both"/>
+        <w:rPr>
+          <w:color w:val="auto"/>
+        </w:rPr>
+      </w:pPr>
+      <w:r>
+        <w:rPr>
+          <w:color w:val="auto"/>
+        </w:rPr>
+        <w:drawing>
+          <wp:anchor behindDoc="0" distT="0" distB="0" distL="0" distR="0" simplePos="0" locked="0" layoutInCell="0" allowOverlap="1" relativeHeight="9001">
+            <wp:simplePos x="0" y="0"/>
+            <wp:positionH relativeFrom="column">
+              <wp:posOffset>-589915</wp:posOffset>
+            </wp:positionH>
+            <wp:positionV relativeFrom="paragraph">
+              <wp:posOffset>-7620</wp:posOffset>
+            </wp:positionV>
+            <wp:extent cx="6537960" cy="6663690"/>
+            <wp:effectExtent l="0" t="0" r="0" b="0"/>
+            <wp:wrapTopAndBottom/>
+            <wp:docPr id="9001" name="VisitorClases" descr=""/>
+            <wp:cNvGraphicFramePr>
+              <a:graphicFrameLocks xmlns:a="http://schemas.openxmlformats.org/drawingml/2006/main" noChangeAspect="1"/>
+            </wp:cNvGraphicFramePr>
+            <a:graphic xmlns:a="http://schemas.openxmlformats.org/drawingml/2006/main">
+              <a:graphicData uri="http://schemas.openxmlformats.org/drawingml/2006/picture">
+                <pic:pic xmlns:pic="http://schemas.openxmlformats.org/drawingml/2006/picture">
+                  <pic:nvPicPr>
+                    <pic:cNvPr id="9001" name="VisitorClases" descr=""/>
+                    <pic:cNvPicPr>
+                      <a:picLocks noChangeAspect="1" noChangeArrowheads="1"/>
+                    </pic:cNvPicPr>
+                  </pic:nvPicPr>
+                  <pic:blipFill>
+                    <a:blip r:embed="rIdVisitor2"/>
+                    <a:stretch>
+                      <a:fillRect/>
+                    </a:stretch>
+                  </pic:blipFill>
+                  <pic:spPr bwMode="auto">
+                    <a:xfrm>
+                      <a:off x="0" y="0"/>
+                      <a:ext cx="6537960" cy="6663690"/>
+                    </a:xfrm>
+                    <a:prstGeom prst="rect">
+                      <a:avLst/>
+                    </a:prstGeom>
+                  </pic:spPr>
+                </pic:pic>
+              </a:graphicData>
+            </a:graphic>
+          </wp:anchor>
+        </w:drawing>
+      </w:r>
+    </w:p>
+    <w:p>
+      <w:pPr>
+        <w:pStyle w:val="NormalWeb"/>
+        <w:shd w:val="clear" w:color="auto" w:fill="FFFFFF"/>
+        <w:spacing w:lineRule="auto" w:line="360" w:before="0" w:after="0"/>
+        <w:jc w:val="both"/>
+        <w:rPr>
+          <w:rFonts w:ascii="Calibri" w:hAnsi="Calibri" w:cs="Calibri" w:asciiTheme="minorHAnsi" w:cstheme="minorHAnsi" w:hAnsiTheme="minorHAnsi"/>
+          <w:sz w:val="20"/>
+          <w:szCs w:val="20"/>
+        </w:rPr>
+      </w:pPr>
+      <w:r>
+        <w:rPr>
+          <w:rFonts w:cs="Calibri" w:cstheme="minorHAnsi" w:ascii="Calibri" w:hAnsi="Calibri"/>
+          <w:sz w:val="20"/>
+          <w:szCs w:val="20"/>
+        </w:rPr>
+      </w:r>
+    </w:p>
+    <w:p>
+      <w:pPr>
+        <w:pStyle w:val="NormalWeb"/>
+        <w:shd w:val="clear" w:color="auto" w:fill="FFFFFF"/>
+        <w:spacing w:lineRule="auto" w:line="360" w:before="0" w:after="0"/>
+        <w:jc w:val="both"/>
+        <w:rPr>
+          <w:color w:val="auto"/>
+        </w:rPr>
+      </w:pPr>
+      <w:r>
+        <w:rPr>
+          <w:rFonts w:cs="Calibri" w:ascii="Calibri" w:hAnsi="Calibri" w:asciiTheme="minorHAnsi" w:cstheme="minorHAnsi" w:hAnsiTheme="minorHAnsi"/>
+          <w:b/>
+          <w:bCs/>
+          <w:color w:val="auto"/>
+          <w:sz w:val="20"/>
+          <w:szCs w:val="20"/>
+        </w:rPr>
+        <w:t xml:space="preserve">Elementos de notación utilizados.</w:t>
+      </w:r>
+    </w:p>
+    <w:p>
+      <w:pPr>
+        <w:pStyle w:val="NormalWeb"/>
+        <w:shd w:val="clear" w:color="auto" w:fill="FFFFFF"/>
+        <w:spacing w:lineRule="auto" w:line="360" w:before="0" w:after="0"/>
+        <w:jc w:val="both"/>
+        <w:rPr>
+          <w:rFonts w:ascii="Calibri" w:hAnsi="Calibri" w:cs="Calibri" w:asciiTheme="minorHAnsi" w:cstheme="minorHAnsi" w:hAnsiTheme="minorHAnsi"/>
+          <w:sz w:val="20"/>
+          <w:szCs w:val="20"/>
+        </w:rPr>
+      </w:pPr>
+      <w:r>
+        <w:rPr>
+          <w:rFonts w:cs="Calibri" w:cstheme="minorHAnsi" w:ascii="Calibri" w:hAnsi="Calibri"/>
+          <w:sz w:val="20"/>
+          <w:szCs w:val="20"/>
+        </w:rPr>
+      </w:r>
+    </w:p>
+    <w:tbl>
+      <w:tblPr>
+        <w:tblW w:w="10185" w:type="dxa"/>
+        <w:jc w:val="left"/>
+        <w:tblInd w:w="-698" w:type="dxa"/>
+        <w:tblLayout w:type="fixed"/>
+        <w:tblCellMar>
+          <w:top w:w="55" w:type="dxa"/>
+          <w:left w:w="55" w:type="dxa"/>
+          <w:bottom w:w="55" w:type="dxa"/>
+          <w:right w:w="55" w:type="dxa"/>
+        </w:tblCellMar>
+      </w:tblPr>
+      <w:tblGrid>
+        <w:gridCol w:w="4820"/>
+        <w:gridCol w:w="5365"/>
+      </w:tblGrid>
+      <w:tr>
+        <w:trPr>
+          <w:tblHeader/>
+        </w:trPr>
+        <w:tc>
+          <w:tcPr>
+            <w:tcW w:w="4820" w:type="dxa"/>
+            <w:tcBorders>
+              <w:top w:val="single" w:sz="4" w:space="0" w:color="000000"/>
+              <w:left w:val="single" w:sz="4" w:space="0" w:color="000000"/>
+              <w:bottom w:val="single" w:sz="4" w:space="0" w:color="000000"/>
+            </w:tcBorders>
+          </w:tcPr>
+          <w:p>
+            <w:pPr>
+              <w:pStyle w:val="Contenidodelatabla"/>
+              <w:spacing w:lineRule="auto" w:line="276"/>
+              <w:jc w:val="center"/>
+            </w:pPr>
+            <w:r>
+              <w:rPr>
+                <w:rFonts w:ascii="Calibri" w:hAnsi="Calibri"/>
+                <w:b/>
+                <w:bCs/>
+                <w:color w:val="000000"/>
+                <w:sz w:val="20"/>
+                <w:szCs w:val="20"/>
+              </w:rPr>
+              <w:t xml:space="preserve">Elemento UML</w:t>
+            </w:r>
+          </w:p>
+        </w:tc>
+        <w:tc>
+          <w:tcPr>
+            <w:tcW w:w="5365" w:type="dxa"/>
+            <w:tcBorders>
+              <w:top w:val="single" w:sz="4" w:space="0" w:color="000000"/>
+              <w:left w:val="single" w:sz="4" w:space="0" w:color="000000"/>
+              <w:bottom w:val="single" w:sz="4" w:space="0" w:color="000000"/>
+              <w:right w:val="single" w:sz="4" w:space="0" w:color="000000"/>
+            </w:tcBorders>
+          </w:tcPr>
+          <w:p>
+            <w:pPr>
+              <w:pStyle w:val="Contenidodelatabla"/>
+              <w:spacing w:lineRule="auto" w:line="276"/>
+              <w:jc w:val="center"/>
+            </w:pPr>
+            <w:r>
+              <w:rPr>
+                <w:rFonts w:ascii="Calibri" w:hAnsi="Calibri"/>
+                <w:b/>
+                <w:bCs/>
+                <w:color w:val="000000"/>
+                <w:sz w:val="20"/>
+                <w:szCs w:val="20"/>
+              </w:rPr>
+              <w:t xml:space="preserve">Uso en el diagrama</w:t>
+            </w:r>
+          </w:p>
+        </w:tc>
+      </w:tr>
+      <w:tr>
+        <w:trPr/>
+        <w:tc>
+          <w:tcPr>
+            <w:tcW w:w="4820" w:type="dxa"/>
+            <w:tcBorders>
+              <w:top w:val="single" w:sz="4" w:space="0" w:color="000000"/>
+              <w:left w:val="single" w:sz="4" w:space="0" w:color="000000"/>
+              <w:bottom w:val="single" w:sz="4" w:space="0" w:color="000000"/>
+            </w:tcBorders>
+          </w:tcPr>
+          <w:p>
+            <w:pPr>
+              <w:pStyle w:val="Contenidodelatabla"/>
+              <w:spacing w:lineRule="auto" w:line="276"/>
+              <w:jc w:val="left"/>
+            </w:pPr>
+            <w:r>
+              <w:rPr>
+                <w:rFonts w:ascii="Calibri" w:hAnsi="Calibri"/>
+                <w:color w:val="000000"/>
+                <w:sz w:val="20"/>
+                <w:szCs w:val="20"/>
+              </w:rPr>
+              <w:t xml:space="preserve">Estereotipos </w:t>
+            </w:r>
+            <w:r>
+              <w:rPr>
+                <w:rFonts w:ascii="Calibri" w:hAnsi="Calibri"/>
+                <w:color w:val="000000"/>
+                <w:sz w:val="20"/>
+                <w:szCs w:val="20"/>
+              </w:rPr>
+              <w:t xml:space="preserve">«Visitor»</w:t>
+            </w:r>
+            <w:r>
+              <w:rPr>
+                <w:rFonts w:ascii="Calibri" w:hAnsi="Calibri"/>
+                <w:color w:val="000000"/>
+                <w:sz w:val="20"/>
+                <w:szCs w:val="20"/>
+              </w:rPr>
+              <w:t xml:space="preserve">, </w:t>
+            </w:r>
+            <w:r>
+              <w:rPr>
+                <w:rFonts w:ascii="Calibri" w:hAnsi="Calibri"/>
+                <w:color w:val="000000"/>
+                <w:sz w:val="20"/>
+                <w:szCs w:val="20"/>
+              </w:rPr>
+              <w:t xml:space="preserve">«ConcreteVisitor»</w:t>
+            </w:r>
+            <w:r>
+              <w:rPr>
+                <w:rFonts w:ascii="Calibri" w:hAnsi="Calibri"/>
+                <w:color w:val="000000"/>
+                <w:sz w:val="20"/>
+                <w:szCs w:val="20"/>
+              </w:rPr>
+              <w:t xml:space="preserve">, </w:t>
+            </w:r>
+            <w:r>
+              <w:rPr>
+                <w:rFonts w:ascii="Calibri" w:hAnsi="Calibri"/>
+                <w:color w:val="000000"/>
+                <w:sz w:val="20"/>
+                <w:szCs w:val="20"/>
+              </w:rPr>
+              <w:t xml:space="preserve">«Element»</w:t>
+            </w:r>
+            <w:r>
+              <w:rPr>
+                <w:rFonts w:ascii="Calibri" w:hAnsi="Calibri"/>
+                <w:color w:val="000000"/>
+                <w:sz w:val="20"/>
+                <w:szCs w:val="20"/>
+              </w:rPr>
+              <w:t xml:space="preserve">, </w:t>
+            </w:r>
+            <w:r>
+              <w:rPr>
+                <w:rFonts w:ascii="Calibri" w:hAnsi="Calibri"/>
+                <w:color w:val="000000"/>
+                <w:sz w:val="20"/>
+                <w:szCs w:val="20"/>
+              </w:rPr>
+              <w:t xml:space="preserve">«ConcreteElement»</w:t>
+            </w:r>
+            <w:r>
+              <w:rPr>
+                <w:rFonts w:ascii="Calibri" w:hAnsi="Calibri"/>
+                <w:color w:val="000000"/>
+                <w:sz w:val="20"/>
+                <w:szCs w:val="20"/>
+              </w:rPr>
+              <w:t xml:space="preserve">, </w:t>
+            </w:r>
+            <w:r>
+              <w:rPr>
+                <w:rFonts w:ascii="Calibri" w:hAnsi="Calibri"/>
+                <w:color w:val="000000"/>
+                <w:sz w:val="20"/>
+                <w:szCs w:val="20"/>
+              </w:rPr>
+              <w:t xml:space="preserve">«ObjectStructure»</w:t>
+            </w:r>
+            <w:r>
+              <w:rPr>
+                <w:rFonts w:ascii="Calibri" w:hAnsi="Calibri"/>
+                <w:color w:val="000000"/>
+                <w:sz w:val="20"/>
+                <w:szCs w:val="20"/>
+              </w:rPr>
+              <w:t xml:space="preserve">, </w:t>
+            </w:r>
+            <w:r>
+              <w:rPr>
+                <w:rFonts w:ascii="Calibri" w:hAnsi="Calibri"/>
+                <w:color w:val="000000"/>
+                <w:sz w:val="20"/>
+                <w:szCs w:val="20"/>
+              </w:rPr>
+              <w:t xml:space="preserve">«Client»</w:t>
+            </w:r>
+          </w:p>
+        </w:tc>
+        <w:tc>
+          <w:tcPr>
+            <w:tcW w:w="5365" w:type="dxa"/>
+            <w:tcBorders>
+              <w:top w:val="single" w:sz="4" w:space="0" w:color="000000"/>
+              <w:left w:val="single" w:sz="4" w:space="0" w:color="000000"/>
+              <w:bottom w:val="single" w:sz="4" w:space="0" w:color="000000"/>
+              <w:right w:val="single" w:sz="4" w:space="0" w:color="000000"/>
+            </w:tcBorders>
+          </w:tcPr>
+          <w:p>
+            <w:pPr>
+              <w:pStyle w:val="Contenidodelatabla"/>
+              <w:spacing w:lineRule="auto" w:line="276"/>
+              <w:jc w:val="left"/>
+            </w:pPr>
+            <w:r>
+              <w:rPr>
+                <w:rFonts w:ascii="Calibri" w:hAnsi="Calibri"/>
+                <w:color w:val="000000"/>
+                <w:sz w:val="20"/>
+                <w:szCs w:val="20"/>
+              </w:rPr>
+              <w:t xml:space="preserve">Identifican los participantes del patrón.</w:t>
+            </w:r>
+          </w:p>
+        </w:tc>
+      </w:tr>
+      <w:tr>
+        <w:trPr/>
+        <w:tc>
+          <w:tcPr>
+            <w:tcW w:w="4820" w:type="dxa"/>
+            <w:tcBorders>
+              <w:top w:val="single" w:sz="4" w:space="0" w:color="000000"/>
+              <w:left w:val="single" w:sz="4" w:space="0" w:color="000000"/>
+              <w:bottom w:val="single" w:sz="4" w:space="0" w:color="000000"/>
+            </w:tcBorders>
+          </w:tcPr>
+          <w:p>
+            <w:pPr>
+              <w:pStyle w:val="Contenidodelatabla"/>
+              <w:spacing w:lineRule="auto" w:line="276"/>
+              <w:jc w:val="left"/>
+            </w:pPr>
+            <w:r>
+              <w:rPr>
+                <w:rFonts w:ascii="Calibri" w:hAnsi="Calibri"/>
+                <w:color w:val="000000"/>
+                <w:sz w:val="20"/>
+                <w:szCs w:val="20"/>
+              </w:rPr>
+              <w:t xml:space="preserve">Realización (línea discontinua, triángulo hueco)</w:t>
+            </w:r>
+          </w:p>
+        </w:tc>
+        <w:tc>
+          <w:tcPr>
+            <w:tcW w:w="5365" w:type="dxa"/>
+            <w:tcBorders>
+              <w:top w:val="single" w:sz="4" w:space="0" w:color="000000"/>
+              <w:left w:val="single" w:sz="4" w:space="0" w:color="000000"/>
+              <w:bottom w:val="single" w:sz="4" w:space="0" w:color="000000"/>
+              <w:right w:val="single" w:sz="4" w:space="0" w:color="000000"/>
+            </w:tcBorders>
+          </w:tcPr>
+          <w:p>
+            <w:pPr>
+              <w:pStyle w:val="Contenidodelatabla"/>
+              <w:spacing w:lineRule="auto" w:line="276"/>
+              <w:jc w:val="left"/>
+            </w:pPr>
+            <w:r>
+              <w:rPr>
+                <w:rFonts w:ascii="Calibri" w:hAnsi="Calibri"/>
+                <w:color w:val="000000"/>
+                <w:sz w:val="20"/>
+                <w:szCs w:val="20"/>
+              </w:rPr>
+              <w:t xml:space="preserve">Los cinco servicios realizan </w:t>
+            </w:r>
+            <w:r>
+              <w:rPr>
+                <w:rFonts w:ascii="Calibri" w:hAnsi="Calibri"/>
+                <w:color w:val="000000"/>
+                <w:sz w:val="20"/>
+                <w:szCs w:val="20"/>
+              </w:rPr>
+              <w:t xml:space="preserve">ServicioTuristico</w:t>
+            </w:r>
+            <w:r>
+              <w:rPr>
+                <w:rFonts w:ascii="Calibri" w:hAnsi="Calibri"/>
+                <w:color w:val="000000"/>
+                <w:sz w:val="20"/>
+                <w:szCs w:val="20"/>
+              </w:rPr>
+              <w:t xml:space="preserve"> y los tres visitantes realizan </w:t>
+            </w:r>
+            <w:r>
+              <w:rPr>
+                <w:rFonts w:ascii="Calibri" w:hAnsi="Calibri"/>
+                <w:color w:val="000000"/>
+                <w:sz w:val="20"/>
+                <w:szCs w:val="20"/>
+              </w:rPr>
+              <w:t xml:space="preserve">VisitanteServicio</w:t>
+            </w:r>
+            <w:r>
+              <w:rPr>
+                <w:rFonts w:ascii="Calibri" w:hAnsi="Calibri"/>
+                <w:color w:val="000000"/>
+                <w:sz w:val="20"/>
+                <w:szCs w:val="20"/>
+              </w:rPr>
+              <w:t xml:space="preserve">.</w:t>
+            </w:r>
+          </w:p>
+        </w:tc>
+      </w:tr>
+      <w:tr>
+        <w:trPr/>
+        <w:tc>
+          <w:tcPr>
+            <w:tcW w:w="4820" w:type="dxa"/>
+            <w:tcBorders>
+              <w:top w:val="single" w:sz="4" w:space="0" w:color="000000"/>
+              <w:left w:val="single" w:sz="4" w:space="0" w:color="000000"/>
+              <w:bottom w:val="single" w:sz="4" w:space="0" w:color="000000"/>
+            </w:tcBorders>
+          </w:tcPr>
+          <w:p>
+            <w:pPr>
+              <w:pStyle w:val="Contenidodelatabla"/>
+              <w:spacing w:lineRule="auto" w:line="276"/>
+              <w:jc w:val="left"/>
+            </w:pPr>
+            <w:r>
+              <w:rPr>
+                <w:rFonts w:ascii="Calibri" w:hAnsi="Calibri"/>
+                <w:color w:val="000000"/>
+                <w:sz w:val="20"/>
+                <w:szCs w:val="20"/>
+              </w:rPr>
+              <w:t xml:space="preserve">Agregación dirigida con multiplicidad </w:t>
+            </w:r>
+            <w:r>
+              <w:rPr>
+                <w:rFonts w:ascii="Calibri" w:hAnsi="Calibri"/>
+                <w:color w:val="000000"/>
+                <w:sz w:val="20"/>
+                <w:szCs w:val="20"/>
+              </w:rPr>
+              <w:t xml:space="preserve">0..*</w:t>
+            </w:r>
+            <w:r>
+              <w:rPr>
+                <w:rFonts w:ascii="Calibri" w:hAnsi="Calibri"/>
+                <w:color w:val="000000"/>
+                <w:sz w:val="20"/>
+                <w:szCs w:val="20"/>
+              </w:rPr>
+              <w:t xml:space="preserve"> y </w:t>
+            </w:r>
+            <w:r>
+              <w:rPr>
+                <w:rFonts w:ascii="Calibri" w:hAnsi="Calibri"/>
+                <w:color w:val="000000"/>
+                <w:sz w:val="20"/>
+                <w:szCs w:val="20"/>
+              </w:rPr>
+              <w:t xml:space="preserve">{ordered}</w:t>
+            </w:r>
+          </w:p>
+        </w:tc>
+        <w:tc>
+          <w:tcPr>
+            <w:tcW w:w="5365" w:type="dxa"/>
+            <w:tcBorders>
+              <w:top w:val="single" w:sz="4" w:space="0" w:color="000000"/>
+              <w:left w:val="single" w:sz="4" w:space="0" w:color="000000"/>
+              <w:bottom w:val="single" w:sz="4" w:space="0" w:color="000000"/>
+              <w:right w:val="single" w:sz="4" w:space="0" w:color="000000"/>
+            </w:tcBorders>
+          </w:tcPr>
+          <w:p>
+            <w:pPr>
+              <w:pStyle w:val="Contenidodelatabla"/>
+              <w:spacing w:lineRule="auto" w:line="276"/>
+              <w:jc w:val="left"/>
+            </w:pPr>
+            <w:r>
+              <w:rPr>
+                <w:rFonts w:ascii="Calibri" w:hAnsi="Calibri"/>
+                <w:color w:val="000000"/>
+                <w:sz w:val="20"/>
+                <w:szCs w:val="20"/>
+              </w:rPr>
+              <w:t xml:space="preserve">PaqueteTuristico</w:t>
+            </w:r>
+            <w:r>
+              <w:rPr>
+                <w:rFonts w:ascii="Calibri" w:hAnsi="Calibri"/>
+                <w:color w:val="000000"/>
+                <w:sz w:val="20"/>
+                <w:szCs w:val="20"/>
+              </w:rPr>
+              <w:t xml:space="preserve"> agrupa servicios en orden. Es agregación y no composición porque un servicio puede existir y cotizarse fuera de un paquete.</w:t>
+            </w:r>
+          </w:p>
+        </w:tc>
+      </w:tr>
+      <w:tr>
+        <w:trPr/>
+        <w:tc>
+          <w:tcPr>
+            <w:tcW w:w="4820" w:type="dxa"/>
+            <w:tcBorders>
+              <w:top w:val="single" w:sz="4" w:space="0" w:color="000000"/>
+              <w:left w:val="single" w:sz="4" w:space="0" w:color="000000"/>
+              <w:bottom w:val="single" w:sz="4" w:space="0" w:color="000000"/>
+            </w:tcBorders>
+          </w:tcPr>
+          <w:p>
+            <w:pPr>
+              <w:pStyle w:val="Contenidodelatabla"/>
+              <w:spacing w:lineRule="auto" w:line="276"/>
+              <w:jc w:val="left"/>
+            </w:pPr>
+            <w:r>
+              <w:rPr>
+                <w:rFonts w:ascii="Calibri" w:hAnsi="Calibri"/>
+                <w:color w:val="000000"/>
+                <w:sz w:val="20"/>
+                <w:szCs w:val="20"/>
+              </w:rPr>
+              <w:t xml:space="preserve">Dependencia </w:t>
+            </w:r>
+            <w:r>
+              <w:rPr>
+                <w:rFonts w:ascii="Calibri" w:hAnsi="Calibri"/>
+                <w:color w:val="000000"/>
+                <w:sz w:val="20"/>
+                <w:szCs w:val="20"/>
+              </w:rPr>
+              <w:t xml:space="preserve">«use»</w:t>
+            </w:r>
+          </w:p>
+        </w:tc>
+        <w:tc>
+          <w:tcPr>
+            <w:tcW w:w="5365" w:type="dxa"/>
+            <w:tcBorders>
+              <w:top w:val="single" w:sz="4" w:space="0" w:color="000000"/>
+              <w:left w:val="single" w:sz="4" w:space="0" w:color="000000"/>
+              <w:bottom w:val="single" w:sz="4" w:space="0" w:color="000000"/>
+              <w:right w:val="single" w:sz="4" w:space="0" w:color="000000"/>
+            </w:tcBorders>
+          </w:tcPr>
+          <w:p>
+            <w:pPr>
+              <w:pStyle w:val="Contenidodelatabla"/>
+              <w:spacing w:lineRule="auto" w:line="276"/>
+              <w:jc w:val="left"/>
+            </w:pPr>
+            <w:r>
+              <w:rPr>
+                <w:rFonts w:ascii="Calibri" w:hAnsi="Calibri"/>
+                <w:color w:val="000000"/>
+                <w:sz w:val="20"/>
+                <w:szCs w:val="20"/>
+              </w:rPr>
+              <w:t xml:space="preserve">ServicioTuristico</w:t>
+            </w:r>
+            <w:r>
+              <w:rPr>
+                <w:rFonts w:ascii="Calibri" w:hAnsi="Calibri"/>
+                <w:color w:val="000000"/>
+                <w:sz w:val="20"/>
+                <w:szCs w:val="20"/>
+              </w:rPr>
+              <w:t xml:space="preserve"> y </w:t>
+            </w:r>
+            <w:r>
+              <w:rPr>
+                <w:rFonts w:ascii="Calibri" w:hAnsi="Calibri"/>
+                <w:color w:val="000000"/>
+                <w:sz w:val="20"/>
+                <w:szCs w:val="20"/>
+              </w:rPr>
+              <w:t xml:space="preserve">PaqueteTuristico</w:t>
+            </w:r>
+            <w:r>
+              <w:rPr>
+                <w:rFonts w:ascii="Calibri" w:hAnsi="Calibri"/>
+                <w:color w:val="000000"/>
+                <w:sz w:val="20"/>
+                <w:szCs w:val="20"/>
+              </w:rPr>
+              <w:t xml:space="preserve"> reciben un </w:t>
+            </w:r>
+            <w:r>
+              <w:rPr>
+                <w:rFonts w:ascii="Calibri" w:hAnsi="Calibri"/>
+                <w:color w:val="000000"/>
+                <w:sz w:val="20"/>
+                <w:szCs w:val="20"/>
+              </w:rPr>
+              <w:t xml:space="preserve">VisitanteServicio</w:t>
+            </w:r>
+            <w:r>
+              <w:rPr>
+                <w:rFonts w:ascii="Calibri" w:hAnsi="Calibri"/>
+                <w:color w:val="000000"/>
+                <w:sz w:val="20"/>
+                <w:szCs w:val="20"/>
+              </w:rPr>
+              <w:t xml:space="preserve"> como parámetro, sin guardarlo.</w:t>
+            </w:r>
+          </w:p>
+        </w:tc>
+      </w:tr>
+      <w:tr>
+        <w:trPr/>
+        <w:tc>
+          <w:tcPr>
+            <w:tcW w:w="4820" w:type="dxa"/>
+            <w:tcBorders>
+              <w:top w:val="single" w:sz="4" w:space="0" w:color="000000"/>
+              <w:left w:val="single" w:sz="4" w:space="0" w:color="000000"/>
+              <w:bottom w:val="single" w:sz="4" w:space="0" w:color="000000"/>
+            </w:tcBorders>
+          </w:tcPr>
+          <w:p>
+            <w:pPr>
+              <w:pStyle w:val="Contenidodelatabla"/>
+              <w:spacing w:lineRule="auto" w:line="276"/>
+              <w:jc w:val="left"/>
+            </w:pPr>
+            <w:r>
+              <w:rPr>
+                <w:rFonts w:ascii="Calibri" w:hAnsi="Calibri"/>
+                <w:color w:val="000000"/>
+                <w:sz w:val="20"/>
+                <w:szCs w:val="20"/>
+              </w:rPr>
+              <w:t xml:space="preserve">Dependencia </w:t>
+            </w:r>
+            <w:r>
+              <w:rPr>
+                <w:rFonts w:ascii="Calibri" w:hAnsi="Calibri"/>
+                <w:color w:val="000000"/>
+                <w:sz w:val="20"/>
+                <w:szCs w:val="20"/>
+              </w:rPr>
+              <w:t xml:space="preserve">«create»</w:t>
+            </w:r>
+          </w:p>
+        </w:tc>
+        <w:tc>
+          <w:tcPr>
+            <w:tcW w:w="5365" w:type="dxa"/>
+            <w:tcBorders>
+              <w:top w:val="single" w:sz="4" w:space="0" w:color="000000"/>
+              <w:left w:val="single" w:sz="4" w:space="0" w:color="000000"/>
+              <w:bottom w:val="single" w:sz="4" w:space="0" w:color="000000"/>
+              <w:right w:val="single" w:sz="4" w:space="0" w:color="000000"/>
+            </w:tcBorders>
+          </w:tcPr>
+          <w:p>
+            <w:pPr>
+              <w:pStyle w:val="Contenidodelatabla"/>
+              <w:spacing w:lineRule="auto" w:line="276"/>
+              <w:jc w:val="left"/>
+            </w:pPr>
+            <w:r>
+              <w:rPr>
+                <w:rFonts w:ascii="Calibri" w:hAnsi="Calibri"/>
+                <w:color w:val="000000"/>
+                <w:sz w:val="20"/>
+                <w:szCs w:val="20"/>
+              </w:rPr>
+              <w:t xml:space="preserve">App</w:t>
+            </w:r>
+            <w:r>
+              <w:rPr>
+                <w:rFonts w:ascii="Calibri" w:hAnsi="Calibri"/>
+                <w:color w:val="000000"/>
+                <w:sz w:val="20"/>
+                <w:szCs w:val="20"/>
+              </w:rPr>
+              <w:t xml:space="preserve"> instancia los visitantes concretos.</w:t>
+            </w:r>
+          </w:p>
+        </w:tc>
+      </w:tr>
+      <w:tr>
+        <w:trPr/>
+        <w:tc>
+          <w:tcPr>
+            <w:tcW w:w="4820" w:type="dxa"/>
+            <w:tcBorders>
+              <w:top w:val="single" w:sz="4" w:space="0" w:color="000000"/>
+              <w:left w:val="single" w:sz="4" w:space="0" w:color="000000"/>
+              <w:bottom w:val="single" w:sz="4" w:space="0" w:color="000000"/>
+            </w:tcBorders>
+          </w:tcPr>
+          <w:p>
+            <w:pPr>
+              <w:pStyle w:val="Contenidodelatabla"/>
+              <w:spacing w:lineRule="auto" w:line="276"/>
+              <w:jc w:val="left"/>
+            </w:pPr>
+            <w:r>
+              <w:rPr>
+                <w:rFonts w:ascii="Calibri" w:hAnsi="Calibri"/>
+                <w:color w:val="000000"/>
+                <w:sz w:val="20"/>
+                <w:szCs w:val="20"/>
+              </w:rPr>
+              <w:t xml:space="preserve">Restricción </w:t>
+            </w:r>
+            <w:r>
+              <w:rPr>
+                <w:rFonts w:ascii="Calibri" w:hAnsi="Calibri"/>
+                <w:color w:val="000000"/>
+                <w:sz w:val="20"/>
+                <w:szCs w:val="20"/>
+              </w:rPr>
+              <w:t xml:space="preserve">{readOnly}</w:t>
+            </w:r>
+          </w:p>
+        </w:tc>
+        <w:tc>
+          <w:tcPr>
+            <w:tcW w:w="5365" w:type="dxa"/>
+            <w:tcBorders>
+              <w:top w:val="single" w:sz="4" w:space="0" w:color="000000"/>
+              <w:left w:val="single" w:sz="4" w:space="0" w:color="000000"/>
+              <w:bottom w:val="single" w:sz="4" w:space="0" w:color="000000"/>
+              <w:right w:val="single" w:sz="4" w:space="0" w:color="000000"/>
+            </w:tcBorders>
+          </w:tcPr>
+          <w:p>
+            <w:pPr>
+              <w:pStyle w:val="Contenidodelatabla"/>
+              <w:spacing w:lineRule="auto" w:line="276"/>
+              <w:jc w:val="left"/>
+            </w:pPr>
+            <w:r>
+              <w:rPr>
+                <w:rFonts w:ascii="Calibri" w:hAnsi="Calibri"/>
+                <w:color w:val="000000"/>
+                <w:sz w:val="20"/>
+                <w:szCs w:val="20"/>
+              </w:rPr>
+              <w:t xml:space="preserve">Los servicios son inmutables (</w:t>
+            </w:r>
+            <w:r>
+              <w:rPr>
+                <w:rFonts w:ascii="Calibri" w:hAnsi="Calibri"/>
+                <w:color w:val="000000"/>
+                <w:sz w:val="20"/>
+                <w:szCs w:val="20"/>
+              </w:rPr>
+              <w:t xml:space="preserve">record</w:t>
+            </w:r>
+            <w:r>
+              <w:rPr>
+                <w:rFonts w:ascii="Calibri" w:hAnsi="Calibri"/>
+                <w:color w:val="000000"/>
+                <w:sz w:val="20"/>
+                <w:szCs w:val="20"/>
+              </w:rPr>
+              <w:t xml:space="preserve"> en Java).</w:t>
+            </w:r>
+          </w:p>
+        </w:tc>
+      </w:tr>
+      <w:tr>
+        <w:trPr/>
+        <w:tc>
+          <w:tcPr>
+            <w:tcW w:w="4820" w:type="dxa"/>
+            <w:tcBorders>
+              <w:top w:val="single" w:sz="4" w:space="0" w:color="000000"/>
+              <w:left w:val="single" w:sz="4" w:space="0" w:color="000000"/>
+              <w:bottom w:val="single" w:sz="4" w:space="0" w:color="000000"/>
+            </w:tcBorders>
+          </w:tcPr>
+          <w:p>
+            <w:pPr>
+              <w:pStyle w:val="Contenidodelatabla"/>
+              <w:spacing w:lineRule="auto" w:line="276"/>
+              <w:jc w:val="left"/>
+            </w:pPr>
+            <w:r>
+              <w:rPr>
+                <w:rFonts w:ascii="Calibri" w:hAnsi="Calibri"/>
+                <w:color w:val="000000"/>
+                <w:sz w:val="20"/>
+                <w:szCs w:val="20"/>
+              </w:rPr>
+              <w:t xml:space="preserve">Notas</w:t>
+            </w:r>
+          </w:p>
+        </w:tc>
+        <w:tc>
+          <w:tcPr>
+            <w:tcW w:w="5365" w:type="dxa"/>
+            <w:tcBorders>
+              <w:top w:val="single" w:sz="4" w:space="0" w:color="000000"/>
+              <w:left w:val="single" w:sz="4" w:space="0" w:color="000000"/>
+              <w:bottom w:val="single" w:sz="4" w:space="0" w:color="000000"/>
+              <w:right w:val="single" w:sz="4" w:space="0" w:color="000000"/>
+            </w:tcBorders>
+          </w:tcPr>
+          <w:p>
+            <w:pPr>
+              <w:pStyle w:val="Contenidodelatabla"/>
+              <w:spacing w:lineRule="auto" w:line="276"/>
+              <w:jc w:val="left"/>
+            </w:pPr>
+            <w:r>
+              <w:rPr>
+                <w:rFonts w:ascii="Calibri" w:hAnsi="Calibri"/>
+                <w:color w:val="000000"/>
+                <w:sz w:val="20"/>
+                <w:szCs w:val="20"/>
+              </w:rPr>
+              <w:t xml:space="preserve">Indican el doble despacho en </w:t>
+            </w:r>
+            <w:r>
+              <w:rPr>
+                <w:rFonts w:ascii="Calibri" w:hAnsi="Calibri"/>
+                <w:color w:val="000000"/>
+                <w:sz w:val="20"/>
+                <w:szCs w:val="20"/>
+              </w:rPr>
+              <w:t xml:space="preserve">aceptar()</w:t>
+            </w:r>
+            <w:r>
+              <w:rPr>
+                <w:rFonts w:ascii="Calibri" w:hAnsi="Calibri"/>
+                <w:color w:val="000000"/>
+                <w:sz w:val="20"/>
+                <w:szCs w:val="20"/>
+              </w:rPr>
+              <w:t xml:space="preserve"> y el costo de agregar un tipo nuevo.</w:t>
+            </w:r>
+          </w:p>
+        </w:tc>
+      </w:tr>
+    </w:tbl>
+    <w:p>
+      <w:pPr>
+        <w:pStyle w:val="NormalWeb"/>
+        <w:shd w:val="clear" w:color="auto" w:fill="FFFFFF"/>
+        <w:spacing w:lineRule="auto" w:line="360" w:before="0" w:after="0"/>
+        <w:jc w:val="both"/>
+        <w:rPr>
+          <w:rFonts w:ascii="Calibri" w:hAnsi="Calibri" w:cs="Calibri" w:asciiTheme="minorHAnsi" w:cstheme="minorHAnsi" w:hAnsiTheme="minorHAnsi"/>
+          <w:sz w:val="20"/>
+          <w:szCs w:val="20"/>
+        </w:rPr>
+      </w:pPr>
+      <w:r>
+        <w:rPr>
+          <w:rFonts w:cs="Calibri" w:cstheme="minorHAnsi" w:ascii="Calibri" w:hAnsi="Calibri"/>
+          <w:sz w:val="20"/>
+          <w:szCs w:val="20"/>
+        </w:rPr>
+      </w:r>
+    </w:p>
+    <w:p>
+      <w:pPr>
+        <w:pStyle w:val="NormalWeb"/>
+        <w:shd w:val="clear" w:color="auto" w:fill="FFFFFF"/>
+        <w:spacing w:lineRule="auto" w:line="360" w:beforeAutospacing="0" w:before="0" w:afterAutospacing="0" w:after="0"/>
+        <w:jc w:val="both"/>
+        <w:rPr>
+          <w:b/>
+          <w:bCs/>
+        </w:rPr>
+      </w:pPr>
+      <w:r>
+        <w:rPr>
+          <w:rFonts w:eastAsia="" w:cs="Calibri" w:ascii="Calibri" w:hAnsi="Calibri" w:asciiTheme="minorHAnsi" w:cstheme="minorHAnsi" w:eastAsiaTheme="majorEastAsia" w:hAnsiTheme="minorHAnsi"/>
+          <w:b/>
+          <w:bCs/>
+          <w:color w:themeColor="accent1" w:themeShade="bf" w:val="2F5496"/>
+          <w:sz w:val="20"/>
+          <w:szCs w:val="20"/>
+          <w:lang w:eastAsia="en-US"/>
+        </w:rPr>
+        <w:t xml:space="preserve">Código fuente</w:t>
+      </w:r>
+    </w:p>
+    <w:p>
+      <w:pPr>
+        <w:pStyle w:val="NormalWeb"/>
+        <w:shd w:val="clear" w:color="auto" w:fill="FFFFFF"/>
+        <w:spacing w:lineRule="auto" w:line="360" w:before="0" w:after="0"/>
+        <w:jc w:val="both"/>
+        <w:rPr>
+          <w:color w:val="auto"/>
+        </w:rPr>
+      </w:pPr>
+      <w:r>
+        <w:rPr>
+          <w:rFonts w:cs="Calibri" w:ascii="Calibri" w:hAnsi="Calibri" w:asciiTheme="minorHAnsi" w:cstheme="minorHAnsi" w:hAnsiTheme="minorHAnsi"/>
+          <w:b/>
+          <w:bCs/>
+          <w:color w:val="auto"/>
+          <w:sz w:val="20"/>
+          <w:szCs w:val="20"/>
+        </w:rPr>
+        <w:t xml:space="preserve">Repositorio / enlace:</w:t>
+      </w:r>
+      <w:r>
+        <w:rPr>
+          <w:rFonts w:cs="Calibri" w:ascii="Calibri" w:hAnsi="Calibri" w:asciiTheme="minorHAnsi" w:cstheme="minorHAnsi" w:hAnsiTheme="minorHAnsi"/>
+          <w:color w:val="auto"/>
+          <w:sz w:val="20"/>
+          <w:szCs w:val="20"/>
+        </w:rPr>
+        <w:t xml:space="preserve"> https://github.com/cristian-espinoza-developer/patrones-comportamiento/tree/main/visitor-paquete-turistico (proyecto Maven, Java 17).</w:t>
+      </w:r>
+    </w:p>
+    <w:p>
+      <w:pPr>
+        <w:pStyle w:val="NormalWeb"/>
+        <w:shd w:val="clear" w:color="auto" w:fill="FFFFFF"/>
+        <w:spacing w:lineRule="auto" w:line="360" w:before="0" w:after="0"/>
+        <w:jc w:val="both"/>
+        <w:rPr>
+          <w:rFonts w:ascii="Calibri" w:hAnsi="Calibri" w:cs="Calibri" w:asciiTheme="minorHAnsi" w:cstheme="minorHAnsi" w:hAnsiTheme="minorHAnsi"/>
+          <w:sz w:val="20"/>
+          <w:szCs w:val="20"/>
+        </w:rPr>
+      </w:pPr>
+      <w:r>
+        <w:rPr>
+          <w:rFonts w:cs="Calibri" w:cstheme="minorHAnsi" w:ascii="Calibri" w:hAnsi="Calibri"/>
+          <w:sz w:val="20"/>
+          <w:szCs w:val="20"/>
+        </w:rPr>
+      </w:r>
+    </w:p>
+    <w:p>
+      <w:pPr>
+        <w:pStyle w:val="NormalWeb"/>
+        <w:shd w:val="clear" w:color="auto" w:fill="FFFFFF"/>
+        <w:spacing w:lineRule="auto" w:line="360" w:before="0" w:after="0"/>
+        <w:jc w:val="both"/>
+        <w:rPr>
+          <w:color w:val="auto"/>
+        </w:rPr>
+      </w:pPr>
+      <w:r>
+        <w:rPr>
+          <w:rFonts w:cs="Calibri" w:ascii="Calibri" w:hAnsi="Calibri" w:asciiTheme="minorHAnsi" w:cstheme="minorHAnsi" w:hAnsiTheme="minorHAnsi"/>
+          <w:b/>
+          <w:bCs/>
+          <w:color w:val="auto"/>
+          <w:sz w:val="20"/>
+          <w:szCs w:val="20"/>
+        </w:rPr>
+        <w:t xml:space="preserve">Correspondencia UML–código.</w:t>
+      </w:r>
+    </w:p>
+    <w:p>
+      <w:pPr>
+        <w:pStyle w:val="NormalWeb"/>
+        <w:shd w:val="clear" w:color="auto" w:fill="FFFFFF"/>
+        <w:spacing w:lineRule="auto" w:line="360" w:before="0" w:after="0"/>
+        <w:jc w:val="both"/>
+        <w:rPr>
+          <w:rFonts w:ascii="Calibri" w:hAnsi="Calibri" w:cs="Calibri" w:asciiTheme="minorHAnsi" w:cstheme="minorHAnsi" w:hAnsiTheme="minorHAnsi"/>
+          <w:sz w:val="20"/>
+          <w:szCs w:val="20"/>
+        </w:rPr>
+      </w:pPr>
+      <w:r>
+        <w:rPr>
+          <w:rFonts w:cs="Calibri" w:cstheme="minorHAnsi" w:ascii="Calibri" w:hAnsi="Calibri"/>
+          <w:sz w:val="20"/>
+          <w:szCs w:val="20"/>
+        </w:rPr>
+      </w:r>
+    </w:p>
+    <w:tbl>
+      <w:tblPr>
+        <w:tblW w:w="10185" w:type="dxa"/>
+        <w:jc w:val="left"/>
+        <w:tblInd w:w="-698" w:type="dxa"/>
+        <w:tblLayout w:type="fixed"/>
+        <w:tblCellMar>
+          <w:top w:w="55" w:type="dxa"/>
+          <w:left w:w="55" w:type="dxa"/>
+          <w:bottom w:w="55" w:type="dxa"/>
+          <w:right w:w="55" w:type="dxa"/>
+        </w:tblCellMar>
+      </w:tblPr>
+      <w:tblGrid>
+        <w:gridCol w:w="2664"/>
+        <w:gridCol w:w="7521"/>
+      </w:tblGrid>
+      <w:tr>
+        <w:trPr>
+          <w:tblHeader/>
+        </w:trPr>
+        <w:tc>
+          <w:tcPr>
+            <w:tcW w:w="2664" w:type="dxa"/>
+            <w:tcBorders>
+              <w:top w:val="single" w:sz="4" w:space="0" w:color="000000"/>
+              <w:left w:val="single" w:sz="4" w:space="0" w:color="000000"/>
+              <w:bottom w:val="single" w:sz="4" w:space="0" w:color="000000"/>
+            </w:tcBorders>
+          </w:tcPr>
+          <w:p>
+            <w:pPr>
+              <w:pStyle w:val="Contenidodelatabla"/>
+              <w:spacing w:lineRule="auto" w:line="276"/>
+              <w:jc w:val="center"/>
+            </w:pPr>
+            <w:r>
+              <w:rPr>
+                <w:rFonts w:ascii="Calibri" w:hAnsi="Calibri"/>
+                <w:b/>
+                <w:bCs/>
+                <w:color w:val="000000"/>
+                <w:sz w:val="20"/>
+                <w:szCs w:val="20"/>
+              </w:rPr>
+              <w:t xml:space="preserve">Participante / elemento UML</w:t>
+            </w:r>
+          </w:p>
+        </w:tc>
+        <w:tc>
+          <w:tcPr>
+            <w:tcW w:w="7521" w:type="dxa"/>
+            <w:tcBorders>
+              <w:top w:val="single" w:sz="4" w:space="0" w:color="000000"/>
+              <w:left w:val="single" w:sz="4" w:space="0" w:color="000000"/>
+              <w:bottom w:val="single" w:sz="4" w:space="0" w:color="000000"/>
+              <w:right w:val="single" w:sz="4" w:space="0" w:color="000000"/>
+            </w:tcBorders>
+          </w:tcPr>
+          <w:p>
+            <w:pPr>
+              <w:pStyle w:val="Contenidodelatabla"/>
+              <w:spacing w:lineRule="auto" w:line="276"/>
+              <w:jc w:val="center"/>
+            </w:pPr>
+            <w:r>
+              <w:rPr>
+                <w:rFonts w:ascii="Calibri" w:hAnsi="Calibri"/>
+                <w:b/>
+                <w:bCs/>
+                <w:color w:val="000000"/>
+                <w:sz w:val="20"/>
+                <w:szCs w:val="20"/>
+              </w:rPr>
+              <w:t xml:space="preserve">Clase Java</w:t>
+            </w:r>
+          </w:p>
+        </w:tc>
+      </w:tr>
+      <w:tr>
+        <w:trPr/>
+        <w:tc>
+          <w:tcPr>
+            <w:tcW w:w="2664" w:type="dxa"/>
+            <w:tcBorders>
+              <w:top w:val="single" w:sz="4" w:space="0" w:color="000000"/>
+              <w:left w:val="single" w:sz="4" w:space="0" w:color="000000"/>
+              <w:bottom w:val="single" w:sz="4" w:space="0" w:color="000000"/>
+            </w:tcBorders>
+          </w:tcPr>
+          <w:p>
+            <w:pPr>
+              <w:pStyle w:val="Contenidodelatabla"/>
+              <w:spacing w:lineRule="auto" w:line="276"/>
+              <w:jc w:val="left"/>
+            </w:pPr>
+            <w:r>
+              <w:rPr>
+                <w:rFonts w:ascii="Calibri" w:hAnsi="Calibri"/>
+                <w:color w:val="000000"/>
+                <w:sz w:val="20"/>
+                <w:szCs w:val="20"/>
+              </w:rPr>
+              <w:t xml:space="preserve">Visitor</w:t>
+            </w:r>
+          </w:p>
+        </w:tc>
+        <w:tc>
+          <w:tcPr>
+            <w:tcW w:w="7521" w:type="dxa"/>
+            <w:tcBorders>
+              <w:top w:val="single" w:sz="4" w:space="0" w:color="000000"/>
+              <w:left w:val="single" w:sz="4" w:space="0" w:color="000000"/>
+              <w:bottom w:val="single" w:sz="4" w:space="0" w:color="000000"/>
+              <w:right w:val="single" w:sz="4" w:space="0" w:color="000000"/>
+            </w:tcBorders>
+          </w:tcPr>
+          <w:p>
+            <w:pPr>
+              <w:pStyle w:val="Contenidodelatabla"/>
+              <w:spacing w:lineRule="auto" w:line="276"/>
+              <w:jc w:val="left"/>
+            </w:pPr>
+            <w:r>
+              <w:rPr>
+                <w:rFonts w:ascii="Calibri" w:hAnsi="Calibri"/>
+                <w:color w:val="000000"/>
+                <w:sz w:val="20"/>
+                <w:szCs w:val="20"/>
+              </w:rPr>
+              <w:t xml:space="preserve">visitantes.VisitanteServicio</w:t>
+            </w:r>
+            <w:r>
+              <w:rPr>
+                <w:rFonts w:ascii="Calibri" w:hAnsi="Calibri"/>
+                <w:color w:val="000000"/>
+                <w:sz w:val="20"/>
+                <w:szCs w:val="20"/>
+              </w:rPr>
+              <w:t xml:space="preserve"> (interfaz)</w:t>
+            </w:r>
+          </w:p>
+        </w:tc>
+      </w:tr>
+      <w:tr>
+        <w:trPr/>
+        <w:tc>
+          <w:tcPr>
+            <w:tcW w:w="2664" w:type="dxa"/>
+            <w:tcBorders>
+              <w:top w:val="single" w:sz="4" w:space="0" w:color="000000"/>
+              <w:left w:val="single" w:sz="4" w:space="0" w:color="000000"/>
+              <w:bottom w:val="single" w:sz="4" w:space="0" w:color="000000"/>
+            </w:tcBorders>
+          </w:tcPr>
+          <w:p>
+            <w:pPr>
+              <w:pStyle w:val="Contenidodelatabla"/>
+              <w:spacing w:lineRule="auto" w:line="276"/>
+              <w:jc w:val="left"/>
+            </w:pPr>
+            <w:r>
+              <w:rPr>
+                <w:rFonts w:ascii="Calibri" w:hAnsi="Calibri"/>
+                <w:color w:val="000000"/>
+                <w:sz w:val="20"/>
+                <w:szCs w:val="20"/>
+              </w:rPr>
+              <w:t xml:space="preserve">ConcreteVisitor</w:t>
+            </w:r>
+          </w:p>
+        </w:tc>
+        <w:tc>
+          <w:tcPr>
+            <w:tcW w:w="7521" w:type="dxa"/>
+            <w:tcBorders>
+              <w:top w:val="single" w:sz="4" w:space="0" w:color="000000"/>
+              <w:left w:val="single" w:sz="4" w:space="0" w:color="000000"/>
+              <w:bottom w:val="single" w:sz="4" w:space="0" w:color="000000"/>
+              <w:right w:val="single" w:sz="4" w:space="0" w:color="000000"/>
+            </w:tcBorders>
+          </w:tcPr>
+          <w:p>
+            <w:pPr>
+              <w:pStyle w:val="Contenidodelatabla"/>
+              <w:spacing w:lineRule="auto" w:line="276"/>
+              <w:jc w:val="left"/>
+            </w:pPr>
+            <w:r>
+              <w:rPr>
+                <w:rFonts w:ascii="Calibri" w:hAnsi="Calibri"/>
+                <w:color w:val="000000"/>
+                <w:sz w:val="20"/>
+                <w:szCs w:val="20"/>
+              </w:rPr>
+              <w:t xml:space="preserve">visitantes.CalculadoraImpuestos</w:t>
+            </w:r>
+            <w:r>
+              <w:rPr>
+                <w:rFonts w:ascii="Calibri" w:hAnsi="Calibri"/>
+                <w:color w:val="000000"/>
+                <w:sz w:val="20"/>
+                <w:szCs w:val="20"/>
+              </w:rPr>
+              <w:t xml:space="preserve">, </w:t>
+            </w:r>
+            <w:r>
+              <w:rPr>
+                <w:rFonts w:ascii="Calibri" w:hAnsi="Calibri"/>
+                <w:color w:val="000000"/>
+                <w:sz w:val="20"/>
+                <w:szCs w:val="20"/>
+              </w:rPr>
+              <w:t xml:space="preserve">visitantes.CalculadoraPuntosFidelidad</w:t>
+            </w:r>
+            <w:r>
+              <w:rPr>
+                <w:rFonts w:ascii="Calibri" w:hAnsi="Calibri"/>
+                <w:color w:val="000000"/>
+                <w:sz w:val="20"/>
+                <w:szCs w:val="20"/>
+              </w:rPr>
+              <w:t xml:space="preserve">, </w:t>
+            </w:r>
+            <w:r>
+              <w:rPr>
+                <w:rFonts w:ascii="Calibri" w:hAnsi="Calibri"/>
+                <w:color w:val="000000"/>
+                <w:sz w:val="20"/>
+                <w:szCs w:val="20"/>
+              </w:rPr>
+              <w:t xml:space="preserve">visitantes.GeneradorItinerario</w:t>
+            </w:r>
+          </w:p>
+        </w:tc>
+      </w:tr>
+      <w:tr>
+        <w:trPr/>
+        <w:tc>
+          <w:tcPr>
+            <w:tcW w:w="2664" w:type="dxa"/>
+            <w:tcBorders>
+              <w:top w:val="single" w:sz="4" w:space="0" w:color="000000"/>
+              <w:left w:val="single" w:sz="4" w:space="0" w:color="000000"/>
+              <w:bottom w:val="single" w:sz="4" w:space="0" w:color="000000"/>
+            </w:tcBorders>
+          </w:tcPr>
+          <w:p>
+            <w:pPr>
+              <w:pStyle w:val="Contenidodelatabla"/>
+              <w:spacing w:lineRule="auto" w:line="276"/>
+              <w:jc w:val="left"/>
+            </w:pPr>
+            <w:r>
+              <w:rPr>
+                <w:rFonts w:ascii="Calibri" w:hAnsi="Calibri"/>
+                <w:color w:val="000000"/>
+                <w:sz w:val="20"/>
+                <w:szCs w:val="20"/>
+              </w:rPr>
+              <w:t xml:space="preserve">Element</w:t>
+            </w:r>
+          </w:p>
+        </w:tc>
+        <w:tc>
+          <w:tcPr>
+            <w:tcW w:w="7521" w:type="dxa"/>
+            <w:tcBorders>
+              <w:top w:val="single" w:sz="4" w:space="0" w:color="000000"/>
+              <w:left w:val="single" w:sz="4" w:space="0" w:color="000000"/>
+              <w:bottom w:val="single" w:sz="4" w:space="0" w:color="000000"/>
+              <w:right w:val="single" w:sz="4" w:space="0" w:color="000000"/>
+            </w:tcBorders>
+          </w:tcPr>
+          <w:p>
+            <w:pPr>
+              <w:pStyle w:val="Contenidodelatabla"/>
+              <w:spacing w:lineRule="auto" w:line="276"/>
+              <w:jc w:val="left"/>
+            </w:pPr>
+            <w:r>
+              <w:rPr>
+                <w:rFonts w:ascii="Calibri" w:hAnsi="Calibri"/>
+                <w:color w:val="000000"/>
+                <w:sz w:val="20"/>
+                <w:szCs w:val="20"/>
+              </w:rPr>
+              <w:t xml:space="preserve">dominio.ServicioTuristico</w:t>
+            </w:r>
+            <w:r>
+              <w:rPr>
+                <w:rFonts w:ascii="Calibri" w:hAnsi="Calibri"/>
+                <w:color w:val="000000"/>
+                <w:sz w:val="20"/>
+                <w:szCs w:val="20"/>
+              </w:rPr>
+              <w:t xml:space="preserve"> (interfaz)</w:t>
+            </w:r>
+          </w:p>
+        </w:tc>
+      </w:tr>
+      <w:tr>
+        <w:trPr/>
+        <w:tc>
+          <w:tcPr>
+            <w:tcW w:w="2664" w:type="dxa"/>
+            <w:tcBorders>
+              <w:top w:val="single" w:sz="4" w:space="0" w:color="000000"/>
+              <w:left w:val="single" w:sz="4" w:space="0" w:color="000000"/>
+              <w:bottom w:val="single" w:sz="4" w:space="0" w:color="000000"/>
+            </w:tcBorders>
+          </w:tcPr>
+          <w:p>
+            <w:pPr>
+              <w:pStyle w:val="Contenidodelatabla"/>
+              <w:spacing w:lineRule="auto" w:line="276"/>
+              <w:jc w:val="left"/>
+            </w:pPr>
+            <w:r>
+              <w:rPr>
+                <w:rFonts w:ascii="Calibri" w:hAnsi="Calibri"/>
+                <w:color w:val="000000"/>
+                <w:sz w:val="20"/>
+                <w:szCs w:val="20"/>
+              </w:rPr>
+              <w:t xml:space="preserve">ConcreteElement</w:t>
+            </w:r>
+          </w:p>
+        </w:tc>
+        <w:tc>
+          <w:tcPr>
+            <w:tcW w:w="7521" w:type="dxa"/>
+            <w:tcBorders>
+              <w:top w:val="single" w:sz="4" w:space="0" w:color="000000"/>
+              <w:left w:val="single" w:sz="4" w:space="0" w:color="000000"/>
+              <w:bottom w:val="single" w:sz="4" w:space="0" w:color="000000"/>
+              <w:right w:val="single" w:sz="4" w:space="0" w:color="000000"/>
+            </w:tcBorders>
+          </w:tcPr>
+          <w:p>
+            <w:pPr>
+              <w:pStyle w:val="Contenidodelatabla"/>
+              <w:spacing w:lineRule="auto" w:line="276"/>
+              <w:jc w:val="left"/>
+            </w:pPr>
+            <w:r>
+              <w:rPr>
+                <w:rFonts w:ascii="Calibri" w:hAnsi="Calibri"/>
+                <w:color w:val="000000"/>
+                <w:sz w:val="20"/>
+                <w:szCs w:val="20"/>
+              </w:rPr>
+              <w:t xml:space="preserve">dominio.ServicioVuelo</w:t>
+            </w:r>
+            <w:r>
+              <w:rPr>
+                <w:rFonts w:ascii="Calibri" w:hAnsi="Calibri"/>
+                <w:color w:val="000000"/>
+                <w:sz w:val="20"/>
+                <w:szCs w:val="20"/>
+              </w:rPr>
+              <w:t xml:space="preserve">, </w:t>
+            </w:r>
+            <w:r>
+              <w:rPr>
+                <w:rFonts w:ascii="Calibri" w:hAnsi="Calibri"/>
+                <w:color w:val="000000"/>
+                <w:sz w:val="20"/>
+                <w:szCs w:val="20"/>
+              </w:rPr>
+              <w:t xml:space="preserve">ServicioHotel</w:t>
+            </w:r>
+            <w:r>
+              <w:rPr>
+                <w:rFonts w:ascii="Calibri" w:hAnsi="Calibri"/>
+                <w:color w:val="000000"/>
+                <w:sz w:val="20"/>
+                <w:szCs w:val="20"/>
+              </w:rPr>
+              <w:t xml:space="preserve">, </w:t>
+            </w:r>
+            <w:r>
+              <w:rPr>
+                <w:rFonts w:ascii="Calibri" w:hAnsi="Calibri"/>
+                <w:color w:val="000000"/>
+                <w:sz w:val="20"/>
+                <w:szCs w:val="20"/>
+              </w:rPr>
+              <w:t xml:space="preserve">ServicioTraslado</w:t>
+            </w:r>
+            <w:r>
+              <w:rPr>
+                <w:rFonts w:ascii="Calibri" w:hAnsi="Calibri"/>
+                <w:color w:val="000000"/>
+                <w:sz w:val="20"/>
+                <w:szCs w:val="20"/>
+              </w:rPr>
+              <w:t xml:space="preserve">, </w:t>
+            </w:r>
+            <w:r>
+              <w:rPr>
+                <w:rFonts w:ascii="Calibri" w:hAnsi="Calibri"/>
+                <w:color w:val="000000"/>
+                <w:sz w:val="20"/>
+                <w:szCs w:val="20"/>
+              </w:rPr>
+              <w:t xml:space="preserve">ServicioExcursion</w:t>
+            </w:r>
+            <w:r>
+              <w:rPr>
+                <w:rFonts w:ascii="Calibri" w:hAnsi="Calibri"/>
+                <w:color w:val="000000"/>
+                <w:sz w:val="20"/>
+                <w:szCs w:val="20"/>
+              </w:rPr>
+              <w:t xml:space="preserve">, </w:t>
+            </w:r>
+            <w:r>
+              <w:rPr>
+                <w:rFonts w:ascii="Calibri" w:hAnsi="Calibri"/>
+                <w:color w:val="000000"/>
+                <w:sz w:val="20"/>
+                <w:szCs w:val="20"/>
+              </w:rPr>
+              <w:t xml:space="preserve">ServicioSeguro</w:t>
+            </w:r>
+            <w:r>
+              <w:rPr>
+                <w:rFonts w:ascii="Calibri" w:hAnsi="Calibri"/>
+                <w:color w:val="000000"/>
+                <w:sz w:val="20"/>
+                <w:szCs w:val="20"/>
+              </w:rPr>
+              <w:t xml:space="preserve"> (</w:t>
+            </w:r>
+            <w:r>
+              <w:rPr>
+                <w:rFonts w:ascii="Calibri" w:hAnsi="Calibri"/>
+                <w:color w:val="000000"/>
+                <w:sz w:val="20"/>
+                <w:szCs w:val="20"/>
+              </w:rPr>
+              <w:t xml:space="preserve">record</w:t>
+            </w:r>
+            <w:r>
+              <w:rPr>
+                <w:rFonts w:ascii="Calibri" w:hAnsi="Calibri"/>
+                <w:color w:val="000000"/>
+                <w:sz w:val="20"/>
+                <w:szCs w:val="20"/>
+              </w:rPr>
+              <w:t xml:space="preserve">)</w:t>
+            </w:r>
+          </w:p>
+        </w:tc>
+      </w:tr>
+      <w:tr>
+        <w:trPr/>
+        <w:tc>
+          <w:tcPr>
+            <w:tcW w:w="2664" w:type="dxa"/>
+            <w:tcBorders>
+              <w:top w:val="single" w:sz="4" w:space="0" w:color="000000"/>
+              <w:left w:val="single" w:sz="4" w:space="0" w:color="000000"/>
+              <w:bottom w:val="single" w:sz="4" w:space="0" w:color="000000"/>
+            </w:tcBorders>
+          </w:tcPr>
+          <w:p>
+            <w:pPr>
+              <w:pStyle w:val="Contenidodelatabla"/>
+              <w:spacing w:lineRule="auto" w:line="276"/>
+              <w:jc w:val="left"/>
+            </w:pPr>
+            <w:r>
+              <w:rPr>
+                <w:rFonts w:ascii="Calibri" w:hAnsi="Calibri"/>
+                <w:color w:val="000000"/>
+                <w:sz w:val="20"/>
+                <w:szCs w:val="20"/>
+              </w:rPr>
+              <w:t xml:space="preserve">ObjectStructure</w:t>
+            </w:r>
+          </w:p>
+        </w:tc>
+        <w:tc>
+          <w:tcPr>
+            <w:tcW w:w="7521" w:type="dxa"/>
+            <w:tcBorders>
+              <w:top w:val="single" w:sz="4" w:space="0" w:color="000000"/>
+              <w:left w:val="single" w:sz="4" w:space="0" w:color="000000"/>
+              <w:bottom w:val="single" w:sz="4" w:space="0" w:color="000000"/>
+              <w:right w:val="single" w:sz="4" w:space="0" w:color="000000"/>
+            </w:tcBorders>
+          </w:tcPr>
+          <w:p>
+            <w:pPr>
+              <w:pStyle w:val="Contenidodelatabla"/>
+              <w:spacing w:lineRule="auto" w:line="276"/>
+              <w:jc w:val="left"/>
+            </w:pPr>
+            <w:r>
+              <w:rPr>
+                <w:rFonts w:ascii="Calibri" w:hAnsi="Calibri"/>
+                <w:color w:val="000000"/>
+                <w:sz w:val="20"/>
+                <w:szCs w:val="20"/>
+              </w:rPr>
+              <w:t xml:space="preserve">dominio.PaqueteTuristico</w:t>
+            </w:r>
+          </w:p>
+        </w:tc>
+      </w:tr>
+      <w:tr>
+        <w:trPr/>
+        <w:tc>
+          <w:tcPr>
+            <w:tcW w:w="2664" w:type="dxa"/>
+            <w:tcBorders>
+              <w:top w:val="single" w:sz="4" w:space="0" w:color="000000"/>
+              <w:left w:val="single" w:sz="4" w:space="0" w:color="000000"/>
+              <w:bottom w:val="single" w:sz="4" w:space="0" w:color="000000"/>
+            </w:tcBorders>
+          </w:tcPr>
+          <w:p>
+            <w:pPr>
+              <w:pStyle w:val="Contenidodelatabla"/>
+              <w:spacing w:lineRule="auto" w:line="276"/>
+              <w:jc w:val="left"/>
+            </w:pPr>
+            <w:r>
+              <w:rPr>
+                <w:rFonts w:ascii="Calibri" w:hAnsi="Calibri"/>
+                <w:color w:val="000000"/>
+                <w:sz w:val="20"/>
+                <w:szCs w:val="20"/>
+              </w:rPr>
+              <w:t xml:space="preserve">Client</w:t>
+            </w:r>
+          </w:p>
+        </w:tc>
+        <w:tc>
+          <w:tcPr>
+            <w:tcW w:w="7521" w:type="dxa"/>
+            <w:tcBorders>
+              <w:top w:val="single" w:sz="4" w:space="0" w:color="000000"/>
+              <w:left w:val="single" w:sz="4" w:space="0" w:color="000000"/>
+              <w:bottom w:val="single" w:sz="4" w:space="0" w:color="000000"/>
+              <w:right w:val="single" w:sz="4" w:space="0" w:color="000000"/>
+            </w:tcBorders>
+          </w:tcPr>
+          <w:p>
+            <w:pPr>
+              <w:pStyle w:val="Contenidodelatabla"/>
+              <w:spacing w:lineRule="auto" w:line="276"/>
+              <w:jc w:val="left"/>
+            </w:pPr>
+            <w:r>
+              <w:rPr>
+                <w:rFonts w:ascii="Calibri" w:hAnsi="Calibri"/>
+                <w:color w:val="000000"/>
+                <w:sz w:val="20"/>
+                <w:szCs w:val="20"/>
+              </w:rPr>
+              <w:t xml:space="preserve">App</w:t>
+            </w:r>
+          </w:p>
+        </w:tc>
+      </w:tr>
+    </w:tbl>
+    <w:p>
+      <w:pPr>
+        <w:pStyle w:val="NormalWeb"/>
+        <w:shd w:val="clear" w:color="auto" w:fill="FFFFFF"/>
+        <w:spacing w:lineRule="auto" w:line="360" w:before="0" w:after="0"/>
+        <w:jc w:val="both"/>
+        <w:rPr>
+          <w:rFonts w:ascii="Calibri" w:hAnsi="Calibri" w:cs="Calibri" w:asciiTheme="minorHAnsi" w:cstheme="minorHAnsi" w:hAnsiTheme="minorHAnsi"/>
+          <w:sz w:val="20"/>
+          <w:szCs w:val="20"/>
+        </w:rPr>
+      </w:pPr>
+      <w:r>
+        <w:rPr>
+          <w:rFonts w:cs="Calibri" w:cstheme="minorHAnsi" w:ascii="Calibri" w:hAnsi="Calibri"/>
+          <w:sz w:val="20"/>
+          <w:szCs w:val="20"/>
+        </w:rPr>
+      </w:r>
+    </w:p>
+    <w:p>
+      <w:pPr>
+        <w:pStyle w:val="NormalWeb"/>
+        <w:shd w:val="clear" w:color="auto" w:fill="FFFFFF"/>
+        <w:spacing w:lineRule="auto" w:line="360" w:before="0" w:after="0"/>
+        <w:jc w:val="both"/>
+        <w:rPr>
+          <w:color w:val="auto"/>
+        </w:rPr>
+      </w:pPr>
+      <w:r>
+        <w:rPr>
+          <w:rFonts w:cs="Calibri" w:ascii="Calibri" w:hAnsi="Calibri" w:asciiTheme="minorHAnsi" w:cstheme="minorHAnsi" w:hAnsiTheme="minorHAnsi"/>
+          <w:b/>
+          <w:bCs/>
+          <w:color w:val="auto"/>
+          <w:sz w:val="20"/>
+          <w:szCs w:val="20"/>
+        </w:rPr>
+        <w:t xml:space="preserve">Ejecución de la demostración</w:t>
+      </w:r>
+      <w:r>
+        <w:rPr>
+          <w:rFonts w:cs="Calibri" w:ascii="Calibri" w:hAnsi="Calibri" w:asciiTheme="minorHAnsi" w:cstheme="minorHAnsi" w:hAnsiTheme="minorHAnsi"/>
+          <w:color w:val="auto"/>
+          <w:sz w:val="20"/>
+          <w:szCs w:val="20"/>
+        </w:rPr>
+        <w:t xml:space="preserve"> (requiere JDK 17 o superior):</w:t>
+      </w:r>
+    </w:p>
+    <w:p>
+      <w:pPr>
+        <w:pStyle w:val="NormalWeb"/>
+        <w:shd w:val="clear" w:color="auto" w:fill="FFFFFF"/>
+        <w:spacing w:lineRule="auto" w:line="360" w:before="0" w:after="0"/>
+        <w:jc w:val="both"/>
+        <w:rPr>
+          <w:rFonts w:ascii="Calibri" w:hAnsi="Calibri" w:cs="Calibri" w:asciiTheme="minorHAnsi" w:cstheme="minorHAnsi" w:hAnsiTheme="minorHAnsi"/>
+          <w:sz w:val="20"/>
+          <w:szCs w:val="20"/>
+        </w:rPr>
+      </w:pPr>
+      <w:r>
+        <w:rPr>
+          <w:rFonts w:cs="Calibri" w:cstheme="minorHAnsi" w:ascii="Calibri" w:hAnsi="Calibri"/>
+          <w:sz w:val="20"/>
+          <w:szCs w:val="20"/>
+        </w:rPr>
+      </w:r>
+    </w:p>
+    <w:p>
+      <w:pPr>
+        <w:pStyle w:val="Textopreformateado"/>
+        <w:widowControl/>
+        <w:pBdr>
+          <w:top w:val="single" w:sz="2" w:space="12" w:color="D4D4D4"/>
+          <w:left w:val="single" w:sz="2" w:space="12" w:color="D4D4D4"/>
+          <w:bottom w:val="single" w:sz="2" w:space="12" w:color="D4D4D4"/>
+        </w:pBdr>
+        <w:shd w:fill="DCDCDC" w:val="clear"/>
+        <w:spacing w:before="0" w:after="140"/>
+        <w:ind w:hanging="0" w:left="0" w:right="0"/>
+        <w:rPr/>
+      </w:pPr>
+      <w:r>
+        <w:rPr>
+          <w:rFonts w:ascii="Courier New" w:hAnsi="Courier New" w:cs="Courier New"/>
+          <w:color w:val="1F1F1F"/>
+          <w:sz w:val="17"/>
+          <w:szCs w:val="17"/>
+        </w:rPr>
+        <w:t xml:space="preserve">cd visitor-paquete-turistico</w:t>
+      </w:r>
+    </w:p>
+    <w:p>
+      <w:pPr>
+        <w:pStyle w:val="Textopreformateado"/>
+        <w:widowControl/>
+        <w:pBdr>
+          <w:top w:val="single" w:sz="2" w:space="12" w:color="D4D4D4"/>
+          <w:left w:val="single" w:sz="2" w:space="12" w:color="D4D4D4"/>
+          <w:bottom w:val="single" w:sz="2" w:space="12" w:color="D4D4D4"/>
+        </w:pBdr>
+        <w:shd w:fill="DCDCDC" w:val="clear"/>
+        <w:spacing w:before="0" w:after="140"/>
+        <w:ind w:hanging="0" w:left="0" w:right="0"/>
+        <w:rPr/>
+      </w:pPr>
+      <w:r>
+        <w:rPr>
+          <w:rFonts w:ascii="Courier New" w:hAnsi="Courier New" w:cs="Courier New"/>
+          <w:color w:val="1F1F1F"/>
+          <w:sz w:val="17"/>
+          <w:szCs w:val="17"/>
+        </w:rPr>
+        <w:t xml:space="preserve">mvn compile exec:java</w:t>
+      </w:r>
+    </w:p>
+    <w:p>
+      <w:pPr>
+        <w:pStyle w:val="NormalWeb"/>
+        <w:shd w:val="clear" w:color="auto" w:fill="FFFFFF"/>
+        <w:spacing w:lineRule="auto" w:line="360" w:before="0" w:after="0"/>
+        <w:jc w:val="both"/>
+        <w:rPr>
+          <w:rFonts w:ascii="Calibri" w:hAnsi="Calibri" w:cs="Calibri" w:asciiTheme="minorHAnsi" w:cstheme="minorHAnsi" w:hAnsiTheme="minorHAnsi"/>
+          <w:sz w:val="20"/>
+          <w:szCs w:val="20"/>
+        </w:rPr>
+      </w:pPr>
+      <w:r>
+        <w:rPr>
+          <w:rFonts w:cs="Calibri" w:cstheme="minorHAnsi" w:ascii="Calibri" w:hAnsi="Calibri"/>
+          <w:sz w:val="20"/>
+          <w:szCs w:val="20"/>
+        </w:rPr>
+      </w:r>
+    </w:p>
+    <w:p>
+      <w:pPr>
+        <w:pStyle w:val="NormalWeb"/>
+        <w:shd w:val="clear" w:color="auto" w:fill="FFFFFF"/>
+        <w:spacing w:lineRule="auto" w:line="360" w:before="0" w:after="0"/>
+        <w:jc w:val="both"/>
+        <w:rPr>
+          <w:color w:val="auto"/>
+        </w:rPr>
+      </w:pPr>
+      <w:r>
+        <w:rPr>
+          <w:rFonts w:cs="Calibri" w:ascii="Calibri" w:hAnsi="Calibri" w:asciiTheme="minorHAnsi" w:cstheme="minorHAnsi" w:hAnsiTheme="minorHAnsi"/>
+          <w:color w:val="auto"/>
+          <w:sz w:val="20"/>
+          <w:szCs w:val="20"/>
+        </w:rPr>
+        <w:t xml:space="preserve">La clase </w:t>
+      </w:r>
+      <w:r>
+        <w:rPr>
+          <w:rFonts w:cs="Calibri" w:ascii="Calibri" w:hAnsi="Calibri" w:asciiTheme="minorHAnsi" w:cstheme="minorHAnsi" w:hAnsiTheme="minorHAnsi"/>
+          <w:color w:val="auto"/>
+          <w:sz w:val="20"/>
+          <w:szCs w:val="20"/>
+        </w:rPr>
+        <w:t xml:space="preserve">App</w:t>
+      </w:r>
+      <w:r>
+        <w:rPr>
+          <w:rFonts w:cs="Calibri" w:ascii="Calibri" w:hAnsi="Calibri" w:asciiTheme="minorHAnsi" w:cstheme="minorHAnsi" w:hAnsiTheme="minorHAnsi"/>
+          <w:color w:val="auto"/>
+          <w:sz w:val="20"/>
+          <w:szCs w:val="20"/>
+        </w:rPr>
+        <w:t xml:space="preserve"> arma un paquete Quito–Cancún con siete servicios agregados fuera de orden y aplica los tres visitantes sobre el mismo paquete: impuestos con su detalle, puntos de fidelidad e itinerario ordenado por fecha. Al final muestra el precio base, los impuestos y el total a pagar. Las tasas tributarias están simplificadas para la demostración.</w:t>
+      </w:r>
+    </w:p>
+    <w:p>
+      <w:pPr>
+        <w:pStyle w:val="NormalWeb"/>
+        <w:shd w:val="clear" w:color="auto" w:fill="FFFFFF"/>
+        <w:spacing w:lineRule="auto" w:line="360" w:before="0" w:after="0"/>
+        <w:jc w:val="both"/>
+        <w:rPr>
+          <w:rFonts w:ascii="Calibri" w:hAnsi="Calibri" w:cs="Calibri" w:asciiTheme="minorHAnsi" w:cstheme="minorHAnsi" w:hAnsiTheme="minorHAnsi"/>
+          <w:sz w:val="20"/>
+          <w:szCs w:val="20"/>
+        </w:rPr>
+      </w:pPr>
+      <w:r>
+        <w:rPr>
+          <w:rFonts w:cs="Calibri" w:cstheme="minorHAnsi" w:ascii="Calibri" w:hAnsi="Calibri"/>
+          <w:sz w:val="20"/>
+          <w:szCs w:val="20"/>
+        </w:rPr>
+      </w:r>
+    </w:p>
+    <w:p>
+      <w:pPr>
+        <w:pStyle w:val="NormalWeb"/>
+        <w:shd w:val="clear" w:color="auto" w:fill="FFFFFF"/>
+        <w:spacing w:lineRule="auto" w:line="360" w:beforeAutospacing="0" w:before="0" w:afterAutospacing="0" w:after="0"/>
+        <w:jc w:val="both"/>
+        <w:rPr>
+          <w:b/>
+          <w:bCs/>
+        </w:rPr>
+      </w:pPr>
+      <w:r>
+        <w:rPr>
+          <w:rFonts w:eastAsia="" w:cs="Calibri" w:ascii="Calibri" w:hAnsi="Calibri" w:asciiTheme="minorHAnsi" w:cstheme="minorHAnsi" w:eastAsiaTheme="majorEastAsia" w:hAnsiTheme="minorHAnsi"/>
+          <w:b/>
+          <w:bCs/>
+          <w:color w:themeColor="accent1" w:themeShade="bf" w:val="2F5496"/>
+          <w:sz w:val="20"/>
+          <w:szCs w:val="20"/>
+          <w:lang w:eastAsia="en-US"/>
+        </w:rPr>
+        <w:t xml:space="preserve">Validación de la solución</w:t>
+      </w:r>
+    </w:p>
+    <w:p>
+      <w:pPr>
+        <w:pStyle w:val="NormalWeb"/>
+        <w:shd w:val="clear" w:color="auto" w:fill="FFFFFF"/>
+        <w:spacing w:lineRule="auto" w:line="360" w:before="0" w:after="0"/>
+        <w:jc w:val="both"/>
+        <w:rPr>
+          <w:color w:val="auto"/>
+        </w:rPr>
+      </w:pPr>
+      <w:r>
+        <w:rPr>
+          <w:rFonts w:cs="Calibri" w:ascii="Calibri" w:hAnsi="Calibri" w:asciiTheme="minorHAnsi" w:cstheme="minorHAnsi" w:hAnsiTheme="minorHAnsi"/>
+          <w:b/>
+          <w:bCs/>
+          <w:color w:val="auto"/>
+          <w:sz w:val="20"/>
+          <w:szCs w:val="20"/>
+        </w:rPr>
+        <w:t xml:space="preserve">Qué problema resolvió.</w:t>
+      </w:r>
+      <w:r>
+        <w:rPr>
+          <w:rFonts w:cs="Calibri" w:ascii="Calibri" w:hAnsi="Calibri" w:asciiTheme="minorHAnsi" w:cstheme="minorHAnsi" w:hAnsiTheme="minorHAnsi"/>
+          <w:color w:val="auto"/>
+          <w:sz w:val="20"/>
+          <w:szCs w:val="20"/>
+        </w:rPr>
+        <w:t xml:space="preserve"> Permite ejecutar operaciones distintas sobre los servicios del paquete (impuestos, puntos e itinerario), cada una con un comportamiento propio por tipo de servicio, sin modificar las clases de servicio y sin condicionales por tipo.</w:t>
+      </w:r>
+    </w:p>
+    <w:p>
+      <w:pPr>
+        <w:pStyle w:val="NormalWeb"/>
+        <w:shd w:val="clear" w:color="auto" w:fill="FFFFFF"/>
+        <w:spacing w:lineRule="auto" w:line="360" w:before="0" w:after="0"/>
+        <w:jc w:val="both"/>
+        <w:rPr>
+          <w:rFonts w:ascii="Calibri" w:hAnsi="Calibri" w:cs="Calibri" w:asciiTheme="minorHAnsi" w:cstheme="minorHAnsi" w:hAnsiTheme="minorHAnsi"/>
+          <w:sz w:val="20"/>
+          <w:szCs w:val="20"/>
+        </w:rPr>
+      </w:pPr>
+      <w:r>
+        <w:rPr>
+          <w:rFonts w:cs="Calibri" w:cstheme="minorHAnsi" w:ascii="Calibri" w:hAnsi="Calibri"/>
+          <w:sz w:val="20"/>
+          <w:szCs w:val="20"/>
+        </w:rPr>
+      </w:r>
+    </w:p>
+    <w:p>
+      <w:pPr>
+        <w:pStyle w:val="NormalWeb"/>
+        <w:shd w:val="clear" w:color="auto" w:fill="FFFFFF"/>
+        <w:spacing w:lineRule="auto" w:line="360" w:before="0" w:after="0"/>
+        <w:jc w:val="both"/>
+        <w:rPr>
+          <w:color w:val="auto"/>
+        </w:rPr>
+      </w:pPr>
+      <w:r>
+        <w:rPr>
+          <w:rFonts w:cs="Calibri" w:ascii="Calibri" w:hAnsi="Calibri" w:asciiTheme="minorHAnsi" w:cstheme="minorHAnsi" w:hAnsiTheme="minorHAnsi"/>
+          <w:b/>
+          <w:bCs/>
+          <w:color w:val="auto"/>
+          <w:sz w:val="20"/>
+          <w:szCs w:val="20"/>
+        </w:rPr>
+        <w:t xml:space="preserve">Qué mejoró respecto de una solución directa.</w:t>
+      </w:r>
+    </w:p>
+    <w:p>
+      <w:pPr>
+        <w:pStyle w:val="NormalWeb"/>
+        <w:shd w:val="clear" w:color="auto" w:fill="FFFFFF"/>
+        <w:spacing w:lineRule="auto" w:line="360" w:before="0" w:after="0"/>
+        <w:jc w:val="both"/>
+        <w:rPr>
+          <w:rFonts w:ascii="Calibri" w:hAnsi="Calibri" w:cs="Calibri" w:asciiTheme="minorHAnsi" w:cstheme="minorHAnsi" w:hAnsiTheme="minorHAnsi"/>
+          <w:sz w:val="20"/>
+          <w:szCs w:val="20"/>
+        </w:rPr>
+      </w:pPr>
+      <w:r>
+        <w:rPr>
+          <w:rFonts w:cs="Calibri" w:cstheme="minorHAnsi" w:ascii="Calibri" w:hAnsi="Calibri"/>
+          <w:sz w:val="20"/>
+          <w:szCs w:val="20"/>
+        </w:rPr>
+      </w:r>
+    </w:p>
+    <w:tbl>
+      <w:tblPr>
+        <w:tblW w:w="10185" w:type="dxa"/>
+        <w:jc w:val="left"/>
+        <w:tblInd w:w="-698" w:type="dxa"/>
+        <w:tblLayout w:type="fixed"/>
+        <w:tblCellMar>
+          <w:top w:w="55" w:type="dxa"/>
+          <w:left w:w="55" w:type="dxa"/>
+          <w:bottom w:w="55" w:type="dxa"/>
+          <w:right w:w="55" w:type="dxa"/>
+        </w:tblCellMar>
+      </w:tblPr>
+      <w:tblGrid>
+        <w:gridCol w:w="2488"/>
+        <w:gridCol w:w="3366"/>
+        <w:gridCol w:w="4331"/>
+      </w:tblGrid>
+      <w:tr>
+        <w:trPr>
+          <w:tblHeader/>
+        </w:trPr>
+        <w:tc>
+          <w:tcPr>
+            <w:tcW w:w="2488" w:type="dxa"/>
+            <w:tcBorders>
+              <w:top w:val="single" w:sz="4" w:space="0" w:color="000000"/>
+              <w:left w:val="single" w:sz="4" w:space="0" w:color="000000"/>
+              <w:bottom w:val="single" w:sz="4" w:space="0" w:color="000000"/>
+            </w:tcBorders>
+          </w:tcPr>
+          <w:p>
+            <w:pPr>
+              <w:pStyle w:val="Contenidodelatabla"/>
+              <w:spacing w:lineRule="auto" w:line="276"/>
+              <w:jc w:val="center"/>
+            </w:pPr>
+            <w:r>
+              <w:rPr>
+                <w:rFonts w:ascii="Calibri" w:hAnsi="Calibri"/>
+                <w:b/>
+                <w:bCs/>
+                <w:color w:val="000000"/>
+                <w:sz w:val="20"/>
+                <w:szCs w:val="20"/>
+              </w:rPr>
+              <w:t xml:space="preserve">Aspecto</w:t>
+            </w:r>
+          </w:p>
+        </w:tc>
+        <w:tc>
+          <w:tcPr>
+            <w:tcW w:w="3366" w:type="dxa"/>
+            <w:tcBorders>
+              <w:top w:val="single" w:sz="4" w:space="0" w:color="000000"/>
+              <w:left w:val="single" w:sz="4" w:space="0" w:color="000000"/>
+              <w:bottom w:val="single" w:sz="4" w:space="0" w:color="000000"/>
+            </w:tcBorders>
+          </w:tcPr>
+          <w:p>
+            <w:pPr>
+              <w:pStyle w:val="Contenidodelatabla"/>
+              <w:spacing w:lineRule="auto" w:line="276"/>
+              <w:jc w:val="center"/>
+            </w:pPr>
+            <w:r>
+              <w:rPr>
+                <w:rFonts w:ascii="Calibri" w:hAnsi="Calibri"/>
+                <w:b/>
+                <w:bCs/>
+                <w:color w:val="000000"/>
+                <w:sz w:val="20"/>
+                <w:szCs w:val="20"/>
+              </w:rPr>
+              <w:t xml:space="preserve">Solución directa</w:t>
+            </w:r>
+          </w:p>
+        </w:tc>
+        <w:tc>
+          <w:tcPr>
+            <w:tcW w:w="4331" w:type="dxa"/>
+            <w:tcBorders>
+              <w:top w:val="single" w:sz="4" w:space="0" w:color="000000"/>
+              <w:left w:val="single" w:sz="4" w:space="0" w:color="000000"/>
+              <w:bottom w:val="single" w:sz="4" w:space="0" w:color="000000"/>
+              <w:right w:val="single" w:sz="4" w:space="0" w:color="000000"/>
+            </w:tcBorders>
+          </w:tcPr>
+          <w:p>
+            <w:pPr>
+              <w:pStyle w:val="Contenidodelatabla"/>
+              <w:spacing w:lineRule="auto" w:line="276"/>
+              <w:jc w:val="center"/>
+            </w:pPr>
+            <w:r>
+              <w:rPr>
+                <w:rFonts w:ascii="Calibri" w:hAnsi="Calibri"/>
+                <w:b/>
+                <w:bCs/>
+                <w:color w:val="000000"/>
+                <w:sz w:val="20"/>
+                <w:szCs w:val="20"/>
+              </w:rPr>
+              <w:t xml:space="preserve">Con Visitor</w:t>
+            </w:r>
+          </w:p>
+        </w:tc>
+      </w:tr>
+      <w:tr>
+        <w:trPr/>
+        <w:tc>
+          <w:tcPr>
+            <w:tcW w:w="2488" w:type="dxa"/>
+            <w:tcBorders>
+              <w:top w:val="single" w:sz="4" w:space="0" w:color="000000"/>
+              <w:left w:val="single" w:sz="4" w:space="0" w:color="000000"/>
+              <w:bottom w:val="single" w:sz="4" w:space="0" w:color="000000"/>
+            </w:tcBorders>
+          </w:tcPr>
+          <w:p>
+            <w:pPr>
+              <w:pStyle w:val="Contenidodelatabla"/>
+              <w:spacing w:lineRule="auto" w:line="276"/>
+              <w:jc w:val="left"/>
+            </w:pPr>
+            <w:r>
+              <w:rPr>
+                <w:rFonts w:ascii="Calibri" w:hAnsi="Calibri"/>
+                <w:color w:val="000000"/>
+                <w:sz w:val="20"/>
+                <w:szCs w:val="20"/>
+              </w:rPr>
+              <w:t xml:space="preserve">Agregar una operación</w:t>
+            </w:r>
+          </w:p>
+        </w:tc>
+        <w:tc>
+          <w:tcPr>
+            <w:tcW w:w="3366" w:type="dxa"/>
+            <w:tcBorders>
+              <w:top w:val="single" w:sz="4" w:space="0" w:color="000000"/>
+              <w:left w:val="single" w:sz="4" w:space="0" w:color="000000"/>
+              <w:bottom w:val="single" w:sz="4" w:space="0" w:color="000000"/>
+            </w:tcBorders>
+          </w:tcPr>
+          <w:p>
+            <w:pPr>
+              <w:pStyle w:val="Contenidodelatabla"/>
+              <w:spacing w:lineRule="auto" w:line="276"/>
+              <w:jc w:val="left"/>
+            </w:pPr>
+            <w:r>
+              <w:rPr>
+                <w:rFonts w:ascii="Calibri" w:hAnsi="Calibri"/>
+                <w:color w:val="000000"/>
+                <w:sz w:val="20"/>
+                <w:szCs w:val="20"/>
+              </w:rPr>
+              <w:t xml:space="preserve">Modificar las 5 clases de servicio (variante A) o escribir otra cadena de </w:t>
+            </w:r>
+            <w:r>
+              <w:rPr>
+                <w:rFonts w:ascii="Calibri" w:hAnsi="Calibri"/>
+                <w:color w:val="000000"/>
+                <w:sz w:val="20"/>
+                <w:szCs w:val="20"/>
+              </w:rPr>
+              <w:t xml:space="preserve">instanceof</w:t>
+            </w:r>
+            <w:r>
+              <w:rPr>
+                <w:rFonts w:ascii="Calibri" w:hAnsi="Calibri"/>
+                <w:color w:val="000000"/>
+                <w:sz w:val="20"/>
+                <w:szCs w:val="20"/>
+              </w:rPr>
+              <w:t xml:space="preserve"> (variante B).</w:t>
+            </w:r>
+          </w:p>
+        </w:tc>
+        <w:tc>
+          <w:tcPr>
+            <w:tcW w:w="4331" w:type="dxa"/>
+            <w:tcBorders>
+              <w:top w:val="single" w:sz="4" w:space="0" w:color="000000"/>
+              <w:left w:val="single" w:sz="4" w:space="0" w:color="000000"/>
+              <w:bottom w:val="single" w:sz="4" w:space="0" w:color="000000"/>
+              <w:right w:val="single" w:sz="4" w:space="0" w:color="000000"/>
+            </w:tcBorders>
+          </w:tcPr>
+          <w:p>
+            <w:pPr>
+              <w:pStyle w:val="Contenidodelatabla"/>
+              <w:spacing w:lineRule="auto" w:line="276"/>
+              <w:jc w:val="left"/>
+            </w:pPr>
+            <w:r>
+              <w:rPr>
+                <w:rFonts w:ascii="Calibri" w:hAnsi="Calibri"/>
+                <w:color w:val="000000"/>
+                <w:sz w:val="20"/>
+                <w:szCs w:val="20"/>
+              </w:rPr>
+              <w:t xml:space="preserve">Crear una clase que implemente </w:t>
+            </w:r>
+            <w:r>
+              <w:rPr>
+                <w:rFonts w:ascii="Calibri" w:hAnsi="Calibri"/>
+                <w:color w:val="000000"/>
+                <w:sz w:val="20"/>
+                <w:szCs w:val="20"/>
+              </w:rPr>
+              <w:t xml:space="preserve">VisitanteServicio</w:t>
+            </w:r>
+            <w:r>
+              <w:rPr>
+                <w:rFonts w:ascii="Calibri" w:hAnsi="Calibri"/>
+                <w:color w:val="000000"/>
+                <w:sz w:val="20"/>
+                <w:szCs w:val="20"/>
+              </w:rPr>
+              <w:t xml:space="preserve">. Los servicios no se tocan.</w:t>
+            </w:r>
+          </w:p>
+        </w:tc>
+      </w:tr>
+      <w:tr>
+        <w:trPr/>
+        <w:tc>
+          <w:tcPr>
+            <w:tcW w:w="2488" w:type="dxa"/>
+            <w:tcBorders>
+              <w:top w:val="single" w:sz="4" w:space="0" w:color="000000"/>
+              <w:left w:val="single" w:sz="4" w:space="0" w:color="000000"/>
+              <w:bottom w:val="single" w:sz="4" w:space="0" w:color="000000"/>
+            </w:tcBorders>
+          </w:tcPr>
+          <w:p>
+            <w:pPr>
+              <w:pStyle w:val="Contenidodelatabla"/>
+              <w:spacing w:lineRule="auto" w:line="276"/>
+              <w:jc w:val="left"/>
+            </w:pPr>
+            <w:r>
+              <w:rPr>
+                <w:rFonts w:ascii="Calibri" w:hAnsi="Calibri"/>
+                <w:color w:val="000000"/>
+                <w:sz w:val="20"/>
+                <w:szCs w:val="20"/>
+              </w:rPr>
+              <w:t xml:space="preserve">Cohesión</w:t>
+            </w:r>
+          </w:p>
+        </w:tc>
+        <w:tc>
+          <w:tcPr>
+            <w:tcW w:w="3366" w:type="dxa"/>
+            <w:tcBorders>
+              <w:top w:val="single" w:sz="4" w:space="0" w:color="000000"/>
+              <w:left w:val="single" w:sz="4" w:space="0" w:color="000000"/>
+              <w:bottom w:val="single" w:sz="4" w:space="0" w:color="000000"/>
+            </w:tcBorders>
+          </w:tcPr>
+          <w:p>
+            <w:pPr>
+              <w:pStyle w:val="Contenidodelatabla"/>
+              <w:spacing w:lineRule="auto" w:line="276"/>
+              <w:jc w:val="left"/>
+            </w:pPr>
+            <w:r>
+              <w:rPr>
+                <w:rFonts w:ascii="Calibri" w:hAnsi="Calibri"/>
+                <w:color w:val="000000"/>
+                <w:sz w:val="20"/>
+                <w:szCs w:val="20"/>
+              </w:rPr>
+              <w:t xml:space="preserve">Reglas de impuestos repartidas en 5 archivos, o mezcladas con otras operaciones.</w:t>
+            </w:r>
+          </w:p>
+        </w:tc>
+        <w:tc>
+          <w:tcPr>
+            <w:tcW w:w="4331" w:type="dxa"/>
+            <w:tcBorders>
+              <w:top w:val="single" w:sz="4" w:space="0" w:color="000000"/>
+              <w:left w:val="single" w:sz="4" w:space="0" w:color="000000"/>
+              <w:bottom w:val="single" w:sz="4" w:space="0" w:color="000000"/>
+              <w:right w:val="single" w:sz="4" w:space="0" w:color="000000"/>
+            </w:tcBorders>
+          </w:tcPr>
+          <w:p>
+            <w:pPr>
+              <w:pStyle w:val="Contenidodelatabla"/>
+              <w:spacing w:lineRule="auto" w:line="276"/>
+              <w:jc w:val="left"/>
+            </w:pPr>
+            <w:r>
+              <w:rPr>
+                <w:rFonts w:ascii="Calibri" w:hAnsi="Calibri"/>
+                <w:color w:val="000000"/>
+                <w:sz w:val="20"/>
+                <w:szCs w:val="20"/>
+              </w:rPr>
+              <w:t xml:space="preserve">Cada operación completa en una sola clase.</w:t>
+            </w:r>
+          </w:p>
+        </w:tc>
+      </w:tr>
+      <w:tr>
+        <w:trPr/>
+        <w:tc>
+          <w:tcPr>
+            <w:tcW w:w="2488" w:type="dxa"/>
+            <w:tcBorders>
+              <w:top w:val="single" w:sz="4" w:space="0" w:color="000000"/>
+              <w:left w:val="single" w:sz="4" w:space="0" w:color="000000"/>
+              <w:bottom w:val="single" w:sz="4" w:space="0" w:color="000000"/>
+            </w:tcBorders>
+          </w:tcPr>
+          <w:p>
+            <w:pPr>
+              <w:pStyle w:val="Contenidodelatabla"/>
+              <w:spacing w:lineRule="auto" w:line="276"/>
+              <w:jc w:val="left"/>
+            </w:pPr>
+            <w:r>
+              <w:rPr>
+                <w:rFonts w:ascii="Calibri" w:hAnsi="Calibri"/>
+                <w:color w:val="000000"/>
+                <w:sz w:val="20"/>
+                <w:szCs w:val="20"/>
+              </w:rPr>
+              <w:t xml:space="preserve">Seguridad de tipos</w:t>
+            </w:r>
+          </w:p>
+        </w:tc>
+        <w:tc>
+          <w:tcPr>
+            <w:tcW w:w="3366" w:type="dxa"/>
+            <w:tcBorders>
+              <w:top w:val="single" w:sz="4" w:space="0" w:color="000000"/>
+              <w:left w:val="single" w:sz="4" w:space="0" w:color="000000"/>
+              <w:bottom w:val="single" w:sz="4" w:space="0" w:color="000000"/>
+            </w:tcBorders>
+          </w:tcPr>
+          <w:p>
+            <w:pPr>
+              <w:pStyle w:val="Contenidodelatabla"/>
+              <w:spacing w:lineRule="auto" w:line="276"/>
+              <w:jc w:val="left"/>
+            </w:pPr>
+            <w:r>
+              <w:rPr>
+                <w:rFonts w:ascii="Calibri" w:hAnsi="Calibri"/>
+                <w:color w:val="000000"/>
+                <w:sz w:val="20"/>
+                <w:szCs w:val="20"/>
+              </w:rPr>
+              <w:t xml:space="preserve">Un tipo olvidado en un </w:t>
+            </w:r>
+            <w:r>
+              <w:rPr>
+                <w:rFonts w:ascii="Calibri" w:hAnsi="Calibri"/>
+                <w:color w:val="000000"/>
+                <w:sz w:val="20"/>
+                <w:szCs w:val="20"/>
+              </w:rPr>
+              <w:t xml:space="preserve">instanceof</w:t>
+            </w:r>
+            <w:r>
+              <w:rPr>
+                <w:rFonts w:ascii="Calibri" w:hAnsi="Calibri"/>
+                <w:color w:val="000000"/>
+                <w:sz w:val="20"/>
+                <w:szCs w:val="20"/>
+              </w:rPr>
+              <w:t xml:space="preserve"> falla en silencio.</w:t>
+            </w:r>
+          </w:p>
+        </w:tc>
+        <w:tc>
+          <w:tcPr>
+            <w:tcW w:w="4331" w:type="dxa"/>
+            <w:tcBorders>
+              <w:top w:val="single" w:sz="4" w:space="0" w:color="000000"/>
+              <w:left w:val="single" w:sz="4" w:space="0" w:color="000000"/>
+              <w:bottom w:val="single" w:sz="4" w:space="0" w:color="000000"/>
+              <w:right w:val="single" w:sz="4" w:space="0" w:color="000000"/>
+            </w:tcBorders>
+          </w:tcPr>
+          <w:p>
+            <w:pPr>
+              <w:pStyle w:val="Contenidodelatabla"/>
+              <w:spacing w:lineRule="auto" w:line="276"/>
+              <w:jc w:val="left"/>
+            </w:pPr>
+            <w:r>
+              <w:rPr>
+                <w:rFonts w:ascii="Calibri" w:hAnsi="Calibri"/>
+                <w:color w:val="000000"/>
+                <w:sz w:val="20"/>
+                <w:szCs w:val="20"/>
+              </w:rPr>
+              <w:t xml:space="preserve">El compilador exige implementar </w:t>
+            </w:r>
+            <w:r>
+              <w:rPr>
+                <w:rFonts w:ascii="Calibri" w:hAnsi="Calibri"/>
+                <w:color w:val="000000"/>
+                <w:sz w:val="20"/>
+                <w:szCs w:val="20"/>
+              </w:rPr>
+              <w:t xml:space="preserve">visitarX</w:t>
+            </w:r>
+            <w:r>
+              <w:rPr>
+                <w:rFonts w:ascii="Calibri" w:hAnsi="Calibri"/>
+                <w:color w:val="000000"/>
+                <w:sz w:val="20"/>
+                <w:szCs w:val="20"/>
+              </w:rPr>
+              <w:t xml:space="preserve"> para todos los tipos.</w:t>
+            </w:r>
+          </w:p>
+        </w:tc>
+      </w:tr>
+      <w:tr>
+        <w:trPr/>
+        <w:tc>
+          <w:tcPr>
+            <w:tcW w:w="2488" w:type="dxa"/>
+            <w:tcBorders>
+              <w:top w:val="single" w:sz="4" w:space="0" w:color="000000"/>
+              <w:left w:val="single" w:sz="4" w:space="0" w:color="000000"/>
+              <w:bottom w:val="single" w:sz="4" w:space="0" w:color="000000"/>
+            </w:tcBorders>
+          </w:tcPr>
+          <w:p>
+            <w:pPr>
+              <w:pStyle w:val="Contenidodelatabla"/>
+              <w:spacing w:lineRule="auto" w:line="276"/>
+              <w:jc w:val="left"/>
+            </w:pPr>
+            <w:r>
+              <w:rPr>
+                <w:rFonts w:ascii="Calibri" w:hAnsi="Calibri"/>
+                <w:color w:val="000000"/>
+                <w:sz w:val="20"/>
+                <w:szCs w:val="20"/>
+              </w:rPr>
+              <w:t xml:space="preserve">Responsabilidades</w:t>
+            </w:r>
+          </w:p>
+        </w:tc>
+        <w:tc>
+          <w:tcPr>
+            <w:tcW w:w="3366" w:type="dxa"/>
+            <w:tcBorders>
+              <w:top w:val="single" w:sz="4" w:space="0" w:color="000000"/>
+              <w:left w:val="single" w:sz="4" w:space="0" w:color="000000"/>
+              <w:bottom w:val="single" w:sz="4" w:space="0" w:color="000000"/>
+            </w:tcBorders>
+          </w:tcPr>
+          <w:p>
+            <w:pPr>
+              <w:pStyle w:val="Contenidodelatabla"/>
+              <w:spacing w:lineRule="auto" w:line="276"/>
+              <w:jc w:val="left"/>
+            </w:pPr>
+            <w:r>
+              <w:rPr>
+                <w:rFonts w:ascii="Calibri" w:hAnsi="Calibri"/>
+                <w:color w:val="000000"/>
+                <w:sz w:val="20"/>
+                <w:szCs w:val="20"/>
+              </w:rPr>
+              <w:t xml:space="preserve">Los servicios cargan lógica de contabilidad, marketing y operaciones.</w:t>
+            </w:r>
+          </w:p>
+        </w:tc>
+        <w:tc>
+          <w:tcPr>
+            <w:tcW w:w="4331" w:type="dxa"/>
+            <w:tcBorders>
+              <w:top w:val="single" w:sz="4" w:space="0" w:color="000000"/>
+              <w:left w:val="single" w:sz="4" w:space="0" w:color="000000"/>
+              <w:bottom w:val="single" w:sz="4" w:space="0" w:color="000000"/>
+              <w:right w:val="single" w:sz="4" w:space="0" w:color="000000"/>
+            </w:tcBorders>
+          </w:tcPr>
+          <w:p>
+            <w:pPr>
+              <w:pStyle w:val="Contenidodelatabla"/>
+              <w:spacing w:lineRule="auto" w:line="276"/>
+              <w:jc w:val="left"/>
+            </w:pPr>
+            <w:r>
+              <w:rPr>
+                <w:rFonts w:ascii="Calibri" w:hAnsi="Calibri"/>
+                <w:color w:val="000000"/>
+                <w:sz w:val="20"/>
+                <w:szCs w:val="20"/>
+              </w:rPr>
+              <w:t xml:space="preserve">Los servicios solo conocen sus datos. Cada área tiene su visitante.</w:t>
+            </w:r>
+          </w:p>
+        </w:tc>
+      </w:tr>
+      <w:tr>
+        <w:trPr/>
+        <w:tc>
+          <w:tcPr>
+            <w:tcW w:w="2488" w:type="dxa"/>
+            <w:tcBorders>
+              <w:top w:val="single" w:sz="4" w:space="0" w:color="000000"/>
+              <w:left w:val="single" w:sz="4" w:space="0" w:color="000000"/>
+              <w:bottom w:val="single" w:sz="4" w:space="0" w:color="000000"/>
+            </w:tcBorders>
+          </w:tcPr>
+          <w:p>
+            <w:pPr>
+              <w:pStyle w:val="Contenidodelatabla"/>
+              <w:spacing w:lineRule="auto" w:line="276"/>
+              <w:jc w:val="left"/>
+            </w:pPr>
+            <w:r>
+              <w:rPr>
+                <w:rFonts w:ascii="Calibri" w:hAnsi="Calibri"/>
+                <w:color w:val="000000"/>
+                <w:sz w:val="20"/>
+                <w:szCs w:val="20"/>
+              </w:rPr>
+              <w:t xml:space="preserve">Encapsulamiento del paquete</w:t>
+            </w:r>
+          </w:p>
+        </w:tc>
+        <w:tc>
+          <w:tcPr>
+            <w:tcW w:w="3366" w:type="dxa"/>
+            <w:tcBorders>
+              <w:top w:val="single" w:sz="4" w:space="0" w:color="000000"/>
+              <w:left w:val="single" w:sz="4" w:space="0" w:color="000000"/>
+              <w:bottom w:val="single" w:sz="4" w:space="0" w:color="000000"/>
+            </w:tcBorders>
+          </w:tcPr>
+          <w:p>
+            <w:pPr>
+              <w:pStyle w:val="Contenidodelatabla"/>
+              <w:spacing w:lineRule="auto" w:line="276"/>
+              <w:jc w:val="left"/>
+            </w:pPr>
+            <w:r>
+              <w:rPr>
+                <w:rFonts w:ascii="Calibri" w:hAnsi="Calibri"/>
+                <w:color w:val="000000"/>
+                <w:sz w:val="20"/>
+                <w:szCs w:val="20"/>
+              </w:rPr>
+              <w:t xml:space="preserve">Hay que exponer la colección para recorrerla.</w:t>
+            </w:r>
+          </w:p>
+        </w:tc>
+        <w:tc>
+          <w:tcPr>
+            <w:tcW w:w="4331" w:type="dxa"/>
+            <w:tcBorders>
+              <w:top w:val="single" w:sz="4" w:space="0" w:color="000000"/>
+              <w:left w:val="single" w:sz="4" w:space="0" w:color="000000"/>
+              <w:bottom w:val="single" w:sz="4" w:space="0" w:color="000000"/>
+              <w:right w:val="single" w:sz="4" w:space="0" w:color="000000"/>
+            </w:tcBorders>
+          </w:tcPr>
+          <w:p>
+            <w:pPr>
+              <w:pStyle w:val="Contenidodelatabla"/>
+              <w:spacing w:lineRule="auto" w:line="276"/>
+              <w:jc w:val="left"/>
+            </w:pPr>
+            <w:r>
+              <w:rPr>
+                <w:rFonts w:ascii="Calibri" w:hAnsi="Calibri"/>
+                <w:color w:val="000000"/>
+                <w:sz w:val="20"/>
+                <w:szCs w:val="20"/>
+              </w:rPr>
+              <w:t xml:space="preserve">PaqueteTuristico.aceptar()</w:t>
+            </w:r>
+            <w:r>
+              <w:rPr>
+                <w:rFonts w:ascii="Calibri" w:hAnsi="Calibri"/>
+                <w:color w:val="000000"/>
+                <w:sz w:val="20"/>
+                <w:szCs w:val="20"/>
+              </w:rPr>
+              <w:t xml:space="preserve"> recorre internamente.</w:t>
+            </w:r>
+          </w:p>
+        </w:tc>
+      </w:tr>
+    </w:tbl>
+    <w:p>
+      <w:pPr>
+        <w:pStyle w:val="NormalWeb"/>
+        <w:shd w:val="clear" w:color="auto" w:fill="FFFFFF"/>
+        <w:spacing w:lineRule="auto" w:line="360" w:before="0" w:after="0"/>
+        <w:jc w:val="both"/>
+        <w:rPr>
+          <w:rFonts w:ascii="Calibri" w:hAnsi="Calibri" w:cs="Calibri" w:asciiTheme="minorHAnsi" w:cstheme="minorHAnsi" w:hAnsiTheme="minorHAnsi"/>
+          <w:sz w:val="20"/>
+          <w:szCs w:val="20"/>
+        </w:rPr>
+      </w:pPr>
+      <w:r>
+        <w:rPr>
+          <w:rFonts w:cs="Calibri" w:cstheme="minorHAnsi" w:ascii="Calibri" w:hAnsi="Calibri"/>
+          <w:sz w:val="20"/>
+          <w:szCs w:val="20"/>
+        </w:rPr>
+      </w:r>
+    </w:p>
+    <w:p>
+      <w:pPr>
+        <w:pStyle w:val="NormalWeb"/>
+        <w:shd w:val="clear" w:color="auto" w:fill="FFFFFF"/>
+        <w:spacing w:lineRule="auto" w:line="360" w:before="0" w:after="0"/>
+        <w:jc w:val="both"/>
+        <w:rPr>
+          <w:color w:val="auto"/>
+        </w:rPr>
+      </w:pPr>
+      <w:r>
+        <w:rPr>
+          <w:rFonts w:cs="Calibri" w:ascii="Calibri" w:hAnsi="Calibri" w:asciiTheme="minorHAnsi" w:cstheme="minorHAnsi" w:hAnsiTheme="minorHAnsi"/>
+          <w:b/>
+          <w:bCs/>
+          <w:color w:val="auto"/>
+          <w:sz w:val="20"/>
+          <w:szCs w:val="20"/>
+        </w:rPr>
+        <w:t xml:space="preserve">Qué costos o complejidad adicional introdujo.</w:t>
+      </w:r>
+    </w:p>
+    <w:p>
+      <w:pPr>
+        <w:pStyle w:val="NormalWeb"/>
+        <w:shd w:val="clear" w:color="auto" w:fill="FFFFFF"/>
+        <w:spacing w:lineRule="auto" w:line="360" w:before="0" w:after="0"/>
+        <w:jc w:val="both"/>
+        <w:rPr>
+          <w:rFonts w:ascii="Calibri" w:hAnsi="Calibri" w:cs="Calibri" w:asciiTheme="minorHAnsi" w:cstheme="minorHAnsi" w:hAnsiTheme="minorHAnsi"/>
+          <w:sz w:val="20"/>
+          <w:szCs w:val="20"/>
+        </w:rPr>
+      </w:pPr>
+      <w:r>
+        <w:rPr>
+          <w:rFonts w:cs="Calibri" w:cstheme="minorHAnsi" w:ascii="Calibri" w:hAnsi="Calibri"/>
+          <w:sz w:val="20"/>
+          <w:szCs w:val="20"/>
+        </w:rPr>
+      </w:r>
+    </w:p>
+    <w:p>
+      <w:pPr>
+        <w:pStyle w:val="NormalWeb"/>
+        <w:numPr>
+          <w:ilvl w:val="0"/>
+          <w:numId w:val="10"/>
+        </w:numPr>
+        <w:shd w:val="clear" w:color="auto" w:fill="FFFFFF"/>
+        <w:spacing w:lineRule="auto" w:line="360" w:before="0" w:after="0"/>
+        <w:jc w:val="both"/>
+        <w:rPr>
+          <w:b w:val="false"/>
+          <w:bCs w:val="false"/>
+          <w:color w:val="auto"/>
+        </w:rPr>
+      </w:pPr>
+      <w:r>
+        <w:rPr>
+          <w:rFonts w:cs="Calibri" w:ascii="Calibri" w:hAnsi="Calibri" w:asciiTheme="minorHAnsi" w:cstheme="minorHAnsi" w:hAnsiTheme="minorHAnsi"/>
+          <w:b/>
+          <w:bCs/>
+          <w:color w:val="auto"/>
+          <w:sz w:val="20"/>
+          <w:szCs w:val="20"/>
+        </w:rPr>
+        <w:t xml:space="preserve">Agregar un tipo de servicio es caro.</w:t>
+      </w:r>
+      <w:r>
+        <w:rPr>
+          <w:rFonts w:cs="Calibri" w:ascii="Calibri" w:hAnsi="Calibri" w:asciiTheme="minorHAnsi" w:cstheme="minorHAnsi" w:hAnsiTheme="minorHAnsi"/>
+          <w:color w:val="auto"/>
+          <w:sz w:val="20"/>
+          <w:szCs w:val="20"/>
+        </w:rPr>
+        <w:t xml:space="preserve"> Un </w:t>
+      </w:r>
+      <w:r>
+        <w:rPr>
+          <w:rFonts w:cs="Calibri" w:ascii="Calibri" w:hAnsi="Calibri" w:asciiTheme="minorHAnsi" w:cstheme="minorHAnsi" w:hAnsiTheme="minorHAnsi"/>
+          <w:color w:val="auto"/>
+          <w:sz w:val="20"/>
+          <w:szCs w:val="20"/>
+        </w:rPr>
+        <w:t xml:space="preserve">ServicioCrucero</w:t>
+      </w:r>
+      <w:r>
+        <w:rPr>
+          <w:rFonts w:cs="Calibri" w:ascii="Calibri" w:hAnsi="Calibri" w:asciiTheme="minorHAnsi" w:cstheme="minorHAnsi" w:hAnsiTheme="minorHAnsi"/>
+          <w:color w:val="auto"/>
+          <w:sz w:val="20"/>
+          <w:szCs w:val="20"/>
+        </w:rPr>
+        <w:t xml:space="preserve"> obliga a añadir </w:t>
+      </w:r>
+      <w:r>
+        <w:rPr>
+          <w:rFonts w:cs="Calibri" w:ascii="Calibri" w:hAnsi="Calibri" w:asciiTheme="minorHAnsi" w:cstheme="minorHAnsi" w:hAnsiTheme="minorHAnsi"/>
+          <w:color w:val="auto"/>
+          <w:sz w:val="20"/>
+          <w:szCs w:val="20"/>
+        </w:rPr>
+        <w:t xml:space="preserve">visitarCrucero()</w:t>
+      </w:r>
+      <w:r>
+        <w:rPr>
+          <w:rFonts w:cs="Calibri" w:ascii="Calibri" w:hAnsi="Calibri" w:asciiTheme="minorHAnsi" w:cstheme="minorHAnsi" w:hAnsiTheme="minorHAnsi"/>
+          <w:color w:val="auto"/>
+          <w:sz w:val="20"/>
+          <w:szCs w:val="20"/>
+        </w:rPr>
+        <w:t xml:space="preserve"> a la interfaz y a </w:t>
+      </w:r>
+      <w:r>
+        <w:rPr>
+          <w:rFonts w:cs="Calibri" w:ascii="Calibri" w:hAnsi="Calibri" w:asciiTheme="minorHAnsi" w:cstheme="minorHAnsi" w:hAnsiTheme="minorHAnsi"/>
+          <w:b/>
+          <w:bCs/>
+          <w:color w:val="auto"/>
+          <w:sz w:val="20"/>
+          <w:szCs w:val="20"/>
+        </w:rPr>
+        <w:t xml:space="preserve">todos</w:t>
+      </w:r>
+      <w:r>
+        <w:rPr>
+          <w:rFonts w:cs="Calibri" w:ascii="Calibri" w:hAnsi="Calibri" w:asciiTheme="minorHAnsi" w:cstheme="minorHAnsi" w:hAnsiTheme="minorHAnsi"/>
+          <w:color w:val="auto"/>
+          <w:sz w:val="20"/>
+          <w:szCs w:val="20"/>
+        </w:rPr>
+        <w:t xml:space="preserve"> los visitantes concretos. Es la contracara del beneficio: Visitor facilita agregar operaciones a cambio de dificultar agregar tipos.</w:t>
+      </w:r>
+    </w:p>
+    <w:p>
+      <w:pPr>
+        <w:pStyle w:val="NormalWeb"/>
+        <w:numPr>
+          <w:ilvl w:val="0"/>
+          <w:numId w:val="10"/>
+        </w:numPr>
+        <w:shd w:val="clear" w:color="auto" w:fill="FFFFFF"/>
+        <w:spacing w:lineRule="auto" w:line="360" w:before="0" w:after="0"/>
+        <w:jc w:val="both"/>
+        <w:rPr>
+          <w:b w:val="false"/>
+          <w:bCs w:val="false"/>
+          <w:color w:val="auto"/>
+        </w:rPr>
+      </w:pPr>
+      <w:r>
+        <w:rPr>
+          <w:rFonts w:cs="Calibri" w:ascii="Calibri" w:hAnsi="Calibri" w:asciiTheme="minorHAnsi" w:cstheme="minorHAnsi" w:hAnsiTheme="minorHAnsi"/>
+          <w:b/>
+          <w:bCs/>
+          <w:color w:val="auto"/>
+          <w:sz w:val="20"/>
+          <w:szCs w:val="20"/>
+        </w:rPr>
+        <w:t xml:space="preserve">Exposición del estado de los elementos.</w:t>
+      </w:r>
+      <w:r>
+        <w:rPr>
+          <w:rFonts w:cs="Calibri" w:ascii="Calibri" w:hAnsi="Calibri" w:asciiTheme="minorHAnsi" w:cstheme="minorHAnsi" w:hAnsiTheme="minorHAnsi"/>
+          <w:color w:val="auto"/>
+          <w:sz w:val="20"/>
+          <w:szCs w:val="20"/>
+        </w:rPr>
+        <w:t xml:space="preserve"> Los visitantes necesitan leer los datos de cada servicio, así que los servicios deben exponerlos. Aquí es aceptable porque son </w:t>
+      </w:r>
+      <w:r>
+        <w:rPr>
+          <w:rFonts w:cs="Calibri" w:ascii="Calibri" w:hAnsi="Calibri" w:asciiTheme="minorHAnsi" w:cstheme="minorHAnsi" w:hAnsiTheme="minorHAnsi"/>
+          <w:color w:val="auto"/>
+          <w:sz w:val="20"/>
+          <w:szCs w:val="20"/>
+        </w:rPr>
+        <w:t xml:space="preserve">record</w:t>
+      </w:r>
+      <w:r>
+        <w:rPr>
+          <w:rFonts w:cs="Calibri" w:ascii="Calibri" w:hAnsi="Calibri" w:asciiTheme="minorHAnsi" w:cstheme="minorHAnsi" w:hAnsiTheme="minorHAnsi"/>
+          <w:color w:val="auto"/>
+          <w:sz w:val="20"/>
+          <w:szCs w:val="20"/>
+        </w:rPr>
+        <w:t xml:space="preserve"> inmutables, pero con elementos mutables se debilitaría el encapsulamiento.</w:t>
+      </w:r>
+    </w:p>
+    <w:p>
+      <w:pPr>
+        <w:pStyle w:val="NormalWeb"/>
+        <w:numPr>
+          <w:ilvl w:val="0"/>
+          <w:numId w:val="10"/>
+        </w:numPr>
+        <w:shd w:val="clear" w:color="auto" w:fill="FFFFFF"/>
+        <w:spacing w:lineRule="auto" w:line="360" w:before="0" w:after="0"/>
+        <w:jc w:val="both"/>
+        <w:rPr>
+          <w:b w:val="false"/>
+          <w:bCs w:val="false"/>
+          <w:color w:val="auto"/>
+        </w:rPr>
+      </w:pPr>
+      <w:r>
+        <w:rPr>
+          <w:rFonts w:cs="Calibri" w:ascii="Calibri" w:hAnsi="Calibri" w:asciiTheme="minorHAnsi" w:cstheme="minorHAnsi" w:hAnsiTheme="minorHAnsi"/>
+          <w:b/>
+          <w:bCs/>
+          <w:color w:val="auto"/>
+          <w:sz w:val="20"/>
+          <w:szCs w:val="20"/>
+        </w:rPr>
+        <w:t xml:space="preserve">Dependencia cíclica entre paquetes.</w:t>
+      </w:r>
+      <w:r>
+        <w:rPr>
+          <w:rFonts w:cs="Calibri" w:ascii="Calibri" w:hAnsi="Calibri" w:asciiTheme="minorHAnsi" w:cstheme="minorHAnsi" w:hAnsiTheme="minorHAnsi"/>
+          <w:color w:val="auto"/>
+          <w:sz w:val="20"/>
+          <w:szCs w:val="20"/>
+        </w:rPr>
+        <w:t xml:space="preserve"> </w:t>
+      </w:r>
+      <w:r>
+        <w:rPr>
+          <w:rFonts w:cs="Calibri" w:ascii="Calibri" w:hAnsi="Calibri" w:asciiTheme="minorHAnsi" w:cstheme="minorHAnsi" w:hAnsiTheme="minorHAnsi"/>
+          <w:color w:val="auto"/>
+          <w:sz w:val="20"/>
+          <w:szCs w:val="20"/>
+        </w:rPr>
+        <w:t xml:space="preserve">dominio</w:t>
+      </w:r>
+      <w:r>
+        <w:rPr>
+          <w:rFonts w:cs="Calibri" w:ascii="Calibri" w:hAnsi="Calibri" w:asciiTheme="minorHAnsi" w:cstheme="minorHAnsi" w:hAnsiTheme="minorHAnsi"/>
+          <w:color w:val="auto"/>
+          <w:sz w:val="20"/>
+          <w:szCs w:val="20"/>
+        </w:rPr>
+        <w:t xml:space="preserve"> conoce a </w:t>
+      </w:r>
+      <w:r>
+        <w:rPr>
+          <w:rFonts w:cs="Calibri" w:ascii="Calibri" w:hAnsi="Calibri" w:asciiTheme="minorHAnsi" w:cstheme="minorHAnsi" w:hAnsiTheme="minorHAnsi"/>
+          <w:color w:val="auto"/>
+          <w:sz w:val="20"/>
+          <w:szCs w:val="20"/>
+        </w:rPr>
+        <w:t xml:space="preserve">VisitanteServicio</w:t>
+      </w:r>
+      <w:r>
+        <w:rPr>
+          <w:rFonts w:cs="Calibri" w:ascii="Calibri" w:hAnsi="Calibri" w:asciiTheme="minorHAnsi" w:cstheme="minorHAnsi" w:hAnsiTheme="minorHAnsi"/>
+          <w:color w:val="auto"/>
+          <w:sz w:val="20"/>
+          <w:szCs w:val="20"/>
+        </w:rPr>
+        <w:t xml:space="preserve"> (en </w:t>
+      </w:r>
+      <w:r>
+        <w:rPr>
+          <w:rFonts w:cs="Calibri" w:ascii="Calibri" w:hAnsi="Calibri" w:asciiTheme="minorHAnsi" w:cstheme="minorHAnsi" w:hAnsiTheme="minorHAnsi"/>
+          <w:color w:val="auto"/>
+          <w:sz w:val="20"/>
+          <w:szCs w:val="20"/>
+        </w:rPr>
+        <w:t xml:space="preserve">aceptar</w:t>
+      </w:r>
+      <w:r>
+        <w:rPr>
+          <w:rFonts w:cs="Calibri" w:ascii="Calibri" w:hAnsi="Calibri" w:asciiTheme="minorHAnsi" w:cstheme="minorHAnsi" w:hAnsiTheme="minorHAnsi"/>
+          <w:color w:val="auto"/>
+          <w:sz w:val="20"/>
+          <w:szCs w:val="20"/>
+        </w:rPr>
+        <w:t xml:space="preserve">) y </w:t>
+      </w:r>
+      <w:r>
+        <w:rPr>
+          <w:rFonts w:cs="Calibri" w:ascii="Calibri" w:hAnsi="Calibri" w:asciiTheme="minorHAnsi" w:cstheme="minorHAnsi" w:hAnsiTheme="minorHAnsi"/>
+          <w:color w:val="auto"/>
+          <w:sz w:val="20"/>
+          <w:szCs w:val="20"/>
+        </w:rPr>
+        <w:t xml:space="preserve">visitantes</w:t>
+      </w:r>
+      <w:r>
+        <w:rPr>
+          <w:rFonts w:cs="Calibri" w:ascii="Calibri" w:hAnsi="Calibri" w:asciiTheme="minorHAnsi" w:cstheme="minorHAnsi" w:hAnsiTheme="minorHAnsi"/>
+          <w:color w:val="auto"/>
+          <w:sz w:val="20"/>
+          <w:szCs w:val="20"/>
+        </w:rPr>
+        <w:t xml:space="preserve"> conoce a los servicios concretos. Es inherente al doble despacho.</w:t>
+      </w:r>
+    </w:p>
+    <w:p>
+      <w:pPr>
+        <w:pStyle w:val="NormalWeb"/>
+        <w:numPr>
+          <w:ilvl w:val="0"/>
+          <w:numId w:val="10"/>
+        </w:numPr>
+        <w:shd w:val="clear" w:color="auto" w:fill="FFFFFF"/>
+        <w:spacing w:lineRule="auto" w:line="360" w:before="0" w:after="0"/>
+        <w:jc w:val="both"/>
+        <w:rPr>
+          <w:b w:val="false"/>
+          <w:bCs w:val="false"/>
+          <w:color w:val="auto"/>
+        </w:rPr>
+      </w:pPr>
+      <w:r>
+        <w:rPr>
+          <w:rFonts w:cs="Calibri" w:ascii="Calibri" w:hAnsi="Calibri" w:asciiTheme="minorHAnsi" w:cstheme="minorHAnsi" w:hAnsiTheme="minorHAnsi"/>
+          <w:b/>
+          <w:bCs/>
+          <w:color w:val="auto"/>
+          <w:sz w:val="20"/>
+          <w:szCs w:val="20"/>
+        </w:rPr>
+        <w:t xml:space="preserve">Indirección.</w:t>
+      </w:r>
+      <w:r>
+        <w:rPr>
+          <w:rFonts w:cs="Calibri" w:ascii="Calibri" w:hAnsi="Calibri" w:asciiTheme="minorHAnsi" w:cstheme="minorHAnsi" w:hAnsiTheme="minorHAnsi"/>
+          <w:color w:val="auto"/>
+          <w:sz w:val="20"/>
+          <w:szCs w:val="20"/>
+        </w:rPr>
+        <w:t xml:space="preserve"> El flujo </w:t>
+      </w:r>
+      <w:r>
+        <w:rPr>
+          <w:rFonts w:cs="Calibri" w:ascii="Calibri" w:hAnsi="Calibri" w:asciiTheme="minorHAnsi" w:cstheme="minorHAnsi" w:hAnsiTheme="minorHAnsi"/>
+          <w:color w:val="auto"/>
+          <w:sz w:val="20"/>
+          <w:szCs w:val="20"/>
+        </w:rPr>
+        <w:t xml:space="preserve">paquete → servicio.aceptar → visitante.visitarX</w:t>
+      </w:r>
+      <w:r>
+        <w:rPr>
+          <w:rFonts w:cs="Calibri" w:ascii="Calibri" w:hAnsi="Calibri" w:asciiTheme="minorHAnsi" w:cstheme="minorHAnsi" w:hAnsiTheme="minorHAnsi"/>
+          <w:color w:val="auto"/>
+          <w:sz w:val="20"/>
+          <w:szCs w:val="20"/>
+        </w:rPr>
+        <w:t xml:space="preserve"> es menos evidente que una llamada directa, y cuesta más seguirlo al depurar.</w:t>
+      </w:r>
+    </w:p>
+    <w:p>
+      <w:pPr>
+        <w:pStyle w:val="NormalWeb"/>
+        <w:numPr>
+          <w:ilvl w:val="0"/>
+          <w:numId w:val="10"/>
+        </w:numPr>
+        <w:shd w:val="clear" w:color="auto" w:fill="FFFFFF"/>
+        <w:spacing w:lineRule="auto" w:line="360" w:before="0" w:after="0"/>
+        <w:jc w:val="both"/>
+        <w:rPr>
+          <w:b w:val="false"/>
+          <w:bCs w:val="false"/>
+          <w:color w:val="auto"/>
+        </w:rPr>
+      </w:pPr>
+      <w:r>
+        <w:rPr>
+          <w:rFonts w:cs="Calibri" w:ascii="Calibri" w:hAnsi="Calibri" w:asciiTheme="minorHAnsi" w:cstheme="minorHAnsi" w:hAnsiTheme="minorHAnsi"/>
+          <w:b/>
+          <w:bCs/>
+          <w:color w:val="auto"/>
+          <w:sz w:val="20"/>
+          <w:szCs w:val="20"/>
+        </w:rPr>
+        <w:t xml:space="preserve">Visitantes con estado.</w:t>
+      </w:r>
+      <w:r>
+        <w:rPr>
+          <w:rFonts w:cs="Calibri" w:ascii="Calibri" w:hAnsi="Calibri" w:asciiTheme="minorHAnsi" w:cstheme="minorHAnsi" w:hAnsiTheme="minorHAnsi"/>
+          <w:color w:val="auto"/>
+          <w:sz w:val="20"/>
+          <w:szCs w:val="20"/>
+        </w:rPr>
+        <w:t xml:space="preserve"> Cada visitante acumula resultados, así que se crea uno nuevo por cálculo. Reutilizarlo sumaría resultados de dos paquetes.</w:t>
+      </w:r>
+    </w:p>
+    <w:p>
+      <w:pPr>
+        <w:pStyle w:val="NormalWeb"/>
+        <w:numPr>
+          <w:ilvl w:val="0"/>
+          <w:numId w:val="10"/>
+        </w:numPr>
+        <w:shd w:val="clear" w:color="auto" w:fill="FFFFFF"/>
+        <w:spacing w:lineRule="auto" w:line="360" w:before="0" w:after="0"/>
+        <w:jc w:val="both"/>
+        <w:rPr>
+          <w:b w:val="false"/>
+          <w:bCs w:val="false"/>
+          <w:color w:val="auto"/>
+        </w:rPr>
+      </w:pPr>
+      <w:r>
+        <w:rPr>
+          <w:rFonts w:cs="Calibri" w:ascii="Calibri" w:hAnsi="Calibri" w:asciiTheme="minorHAnsi" w:cstheme="minorHAnsi" w:hAnsiTheme="minorHAnsi"/>
+          <w:b/>
+          <w:bCs/>
+          <w:color w:val="auto"/>
+          <w:sz w:val="20"/>
+          <w:szCs w:val="20"/>
+        </w:rPr>
+        <w:t xml:space="preserve">Operaciones uniformes fuera del patrón.</w:t>
+      </w:r>
+      <w:r>
+        <w:rPr>
+          <w:rFonts w:cs="Calibri" w:ascii="Calibri" w:hAnsi="Calibri" w:asciiTheme="minorHAnsi" w:cstheme="minorHAnsi" w:hAnsiTheme="minorHAnsi"/>
+          <w:color w:val="auto"/>
+          <w:sz w:val="20"/>
+          <w:szCs w:val="20"/>
+        </w:rPr>
+        <w:t xml:space="preserve"> El precio base se calcula igual para todos los servicios, por eso queda en </w:t>
+      </w:r>
+      <w:r>
+        <w:rPr>
+          <w:rFonts w:cs="Calibri" w:ascii="Calibri" w:hAnsi="Calibri" w:asciiTheme="minorHAnsi" w:cstheme="minorHAnsi" w:hAnsiTheme="minorHAnsi"/>
+          <w:color w:val="auto"/>
+          <w:sz w:val="20"/>
+          <w:szCs w:val="20"/>
+        </w:rPr>
+        <w:t xml:space="preserve">PaqueteTuristico.obtenerPrecioBase()</w:t>
+      </w:r>
+      <w:r>
+        <w:rPr>
+          <w:rFonts w:cs="Calibri" w:ascii="Calibri" w:hAnsi="Calibri" w:asciiTheme="minorHAnsi" w:cstheme="minorHAnsi" w:hAnsiTheme="minorHAnsi"/>
+          <w:color w:val="auto"/>
+          <w:sz w:val="20"/>
+          <w:szCs w:val="20"/>
+        </w:rPr>
+        <w:t xml:space="preserve"> y no en un visitante. Usar Visitor ahí sería sobreingeniería.</w:t>
+      </w:r>
+    </w:p>
+    <w:p>
+      <w:pPr>
+        <w:pStyle w:val="NormalWeb"/>
+        <w:shd w:val="clear" w:color="auto" w:fill="FFFFFF"/>
+        <w:spacing w:lineRule="auto" w:line="360" w:before="0" w:after="0"/>
+        <w:jc w:val="both"/>
+        <w:rPr>
+          <w:rFonts w:ascii="Calibri" w:hAnsi="Calibri" w:cs="Calibri" w:asciiTheme="minorHAnsi" w:cstheme="minorHAnsi" w:hAnsiTheme="minorHAnsi"/>
+          <w:sz w:val="20"/>
+          <w:szCs w:val="20"/>
+        </w:rPr>
+      </w:pPr>
+      <w:r>
+        <w:rPr>
+          <w:rFonts w:cs="Calibri" w:cstheme="minorHAnsi" w:ascii="Calibri" w:hAnsi="Calibri"/>
+          <w:sz w:val="20"/>
+          <w:szCs w:val="20"/>
+        </w:rPr>
+      </w:r>
+    </w:p>
+    <w:p>
+      <w:pPr>
+        <w:pStyle w:val="NormalWeb"/>
+        <w:shd w:val="clear" w:color="auto" w:fill="FFFFFF"/>
+        <w:spacing w:lineRule="auto" w:line="360" w:before="0" w:after="0"/>
+        <w:jc w:val="both"/>
+        <w:rPr>
+          <w:color w:val="auto"/>
+        </w:rPr>
+      </w:pPr>
+      <w:r>
+        <w:rPr>
+          <w:rFonts w:cs="Calibri" w:ascii="Calibri" w:hAnsi="Calibri" w:asciiTheme="minorHAnsi" w:cstheme="minorHAnsi" w:hAnsiTheme="minorHAnsi"/>
+          <w:b/>
+          <w:bCs/>
+          <w:color w:val="auto"/>
+          <w:sz w:val="20"/>
+          <w:szCs w:val="20"/>
+        </w:rPr>
+        <w:t xml:space="preserve">En qué situación no se recomendaría usarlo.</w:t>
+      </w:r>
+    </w:p>
+    <w:p>
+      <w:pPr>
+        <w:pStyle w:val="NormalWeb"/>
+        <w:shd w:val="clear" w:color="auto" w:fill="FFFFFF"/>
+        <w:spacing w:lineRule="auto" w:line="360" w:before="0" w:after="0"/>
+        <w:jc w:val="both"/>
+        <w:rPr>
+          <w:rFonts w:ascii="Calibri" w:hAnsi="Calibri" w:cs="Calibri" w:asciiTheme="minorHAnsi" w:cstheme="minorHAnsi" w:hAnsiTheme="minorHAnsi"/>
+          <w:sz w:val="20"/>
+          <w:szCs w:val="20"/>
+        </w:rPr>
+      </w:pPr>
+      <w:r>
+        <w:rPr>
+          <w:rFonts w:cs="Calibri" w:cstheme="minorHAnsi" w:ascii="Calibri" w:hAnsi="Calibri"/>
+          <w:sz w:val="20"/>
+          <w:szCs w:val="20"/>
+        </w:rPr>
+      </w:r>
+    </w:p>
+    <w:p>
+      <w:pPr>
+        <w:pStyle w:val="NormalWeb"/>
+        <w:numPr>
+          <w:ilvl w:val="0"/>
+          <w:numId w:val="10"/>
+        </w:numPr>
+        <w:shd w:val="clear" w:color="auto" w:fill="FFFFFF"/>
+        <w:spacing w:lineRule="auto" w:line="360" w:before="0" w:after="0"/>
+        <w:jc w:val="both"/>
+        <w:rPr>
+          <w:b w:val="false"/>
+          <w:bCs w:val="false"/>
+          <w:color w:val="auto"/>
+        </w:rPr>
+      </w:pPr>
+      <w:r>
+        <w:rPr>
+          <w:rFonts w:cs="Calibri" w:ascii="Calibri" w:hAnsi="Calibri" w:asciiTheme="minorHAnsi" w:cstheme="minorHAnsi" w:hAnsiTheme="minorHAnsi"/>
+          <w:color w:val="auto"/>
+          <w:sz w:val="20"/>
+          <w:szCs w:val="20"/>
+        </w:rPr>
+        <w:t xml:space="preserve">Cuando la jerarquía de elementos cambia con frecuencia, por ejemplo si la agencia agregara tipos de servicio cada mes. Cada tipo nuevo rompería todos los visitantes.</w:t>
+      </w:r>
+    </w:p>
+    <w:p>
+      <w:pPr>
+        <w:pStyle w:val="NormalWeb"/>
+        <w:numPr>
+          <w:ilvl w:val="0"/>
+          <w:numId w:val="10"/>
+        </w:numPr>
+        <w:shd w:val="clear" w:color="auto" w:fill="FFFFFF"/>
+        <w:spacing w:lineRule="auto" w:line="360" w:before="0" w:after="0"/>
+        <w:jc w:val="both"/>
+        <w:rPr>
+          <w:b w:val="false"/>
+          <w:bCs w:val="false"/>
+          <w:color w:val="auto"/>
+        </w:rPr>
+      </w:pPr>
+      <w:r>
+        <w:rPr>
+          <w:rFonts w:cs="Calibri" w:ascii="Calibri" w:hAnsi="Calibri" w:asciiTheme="minorHAnsi" w:cstheme="minorHAnsi" w:hAnsiTheme="minorHAnsi"/>
+          <w:color w:val="auto"/>
+          <w:sz w:val="20"/>
+          <w:szCs w:val="20"/>
+        </w:rPr>
+        <w:t xml:space="preserve">Cuando hay pocas operaciones y no se esperan más. Un método polimórfico en cada clase es más simple.</w:t>
+      </w:r>
+    </w:p>
+    <w:p>
+      <w:pPr>
+        <w:pStyle w:val="NormalWeb"/>
+        <w:numPr>
+          <w:ilvl w:val="0"/>
+          <w:numId w:val="10"/>
+        </w:numPr>
+        <w:shd w:val="clear" w:color="auto" w:fill="FFFFFF"/>
+        <w:spacing w:lineRule="auto" w:line="360" w:before="0" w:after="0"/>
+        <w:jc w:val="both"/>
+        <w:rPr>
+          <w:b w:val="false"/>
+          <w:bCs w:val="false"/>
+          <w:color w:val="auto"/>
+        </w:rPr>
+      </w:pPr>
+      <w:r>
+        <w:rPr>
+          <w:rFonts w:cs="Calibri" w:ascii="Calibri" w:hAnsi="Calibri" w:asciiTheme="minorHAnsi" w:cstheme="minorHAnsi" w:hAnsiTheme="minorHAnsi"/>
+          <w:color w:val="auto"/>
+          <w:sz w:val="20"/>
+          <w:szCs w:val="20"/>
+        </w:rPr>
+        <w:t xml:space="preserve">Cuando la operación es uniforme para todos los tipos, como sumar precios. No hay nada que despachar.</w:t>
+      </w:r>
+    </w:p>
+    <w:p>
+      <w:pPr>
+        <w:pStyle w:val="NormalWeb"/>
+        <w:numPr>
+          <w:ilvl w:val="0"/>
+          <w:numId w:val="10"/>
+        </w:numPr>
+        <w:shd w:val="clear" w:color="auto" w:fill="FFFFFF"/>
+        <w:spacing w:lineRule="auto" w:line="360" w:before="0" w:after="0"/>
+        <w:jc w:val="both"/>
+        <w:rPr>
+          <w:b w:val="false"/>
+          <w:bCs w:val="false"/>
+          <w:color w:val="auto"/>
+        </w:rPr>
+      </w:pPr>
+      <w:r>
+        <w:rPr>
+          <w:rFonts w:cs="Calibri" w:ascii="Calibri" w:hAnsi="Calibri" w:asciiTheme="minorHAnsi" w:cstheme="minorHAnsi" w:hAnsiTheme="minorHAnsi"/>
+          <w:color w:val="auto"/>
+          <w:sz w:val="20"/>
+          <w:szCs w:val="20"/>
+        </w:rPr>
+        <w:t xml:space="preserve">Cuando los elementos deben ocultar su estado interno. El visitante necesita leerlo.</w:t>
+      </w:r>
+    </w:p>
+    <w:p>
+      <w:pPr>
+        <w:pStyle w:val="NormalWeb"/>
+        <w:numPr>
+          <w:ilvl w:val="0"/>
+          <w:numId w:val="10"/>
+        </w:numPr>
+        <w:shd w:val="clear" w:color="auto" w:fill="FFFFFF"/>
+        <w:spacing w:lineRule="auto" w:line="360" w:before="0" w:after="0"/>
+        <w:jc w:val="both"/>
+        <w:rPr>
+          <w:b w:val="false"/>
+          <w:bCs w:val="false"/>
+          <w:color w:val="auto"/>
+        </w:rPr>
+      </w:pPr>
+      <w:r>
+        <w:rPr>
+          <w:rFonts w:cs="Calibri" w:ascii="Calibri" w:hAnsi="Calibri" w:asciiTheme="minorHAnsi" w:cstheme="minorHAnsi" w:hAnsiTheme="minorHAnsi"/>
+          <w:color w:val="auto"/>
+          <w:sz w:val="20"/>
+          <w:szCs w:val="20"/>
+        </w:rPr>
+        <w:t xml:space="preserve">En Java 21 o superior con jerarquías selladas. Un </w:t>
+      </w:r>
+      <w:r>
+        <w:rPr>
+          <w:rFonts w:cs="Calibri" w:ascii="Calibri" w:hAnsi="Calibri" w:asciiTheme="minorHAnsi" w:cstheme="minorHAnsi" w:hAnsiTheme="minorHAnsi"/>
+          <w:color w:val="auto"/>
+          <w:sz w:val="20"/>
+          <w:szCs w:val="20"/>
+        </w:rPr>
+        <w:t xml:space="preserve">switch</w:t>
+      </w:r>
+      <w:r>
+        <w:rPr>
+          <w:rFonts w:cs="Calibri" w:ascii="Calibri" w:hAnsi="Calibri" w:asciiTheme="minorHAnsi" w:cstheme="minorHAnsi" w:hAnsiTheme="minorHAnsi"/>
+          <w:color w:val="auto"/>
+          <w:sz w:val="20"/>
+          <w:szCs w:val="20"/>
+        </w:rPr>
+        <w:t xml:space="preserve"> con </w:t>
+      </w:r>
+      <w:r>
+        <w:rPr>
+          <w:rFonts w:cs="Calibri" w:ascii="Calibri" w:hAnsi="Calibri" w:asciiTheme="minorHAnsi" w:cstheme="minorHAnsi" w:hAnsiTheme="minorHAnsi"/>
+          <w:color w:val="auto"/>
+          <w:sz w:val="20"/>
+          <w:szCs w:val="20"/>
+          <w:i/>
+          <w:iCs/>
+        </w:rPr>
+        <w:t xml:space="preserve">pattern matching</w:t>
+      </w:r>
+      <w:r>
+        <w:rPr>
+          <w:rFonts w:cs="Calibri" w:ascii="Calibri" w:hAnsi="Calibri" w:asciiTheme="minorHAnsi" w:cstheme="minorHAnsi" w:hAnsiTheme="minorHAnsi"/>
+          <w:color w:val="auto"/>
+          <w:sz w:val="20"/>
+          <w:szCs w:val="20"/>
+        </w:rPr>
+        <w:t xml:space="preserve"> sobre una </w:t>
+      </w:r>
+      <w:r>
+        <w:rPr>
+          <w:rFonts w:cs="Calibri" w:ascii="Calibri" w:hAnsi="Calibri" w:asciiTheme="minorHAnsi" w:cstheme="minorHAnsi" w:hAnsiTheme="minorHAnsi"/>
+          <w:color w:val="auto"/>
+          <w:sz w:val="20"/>
+          <w:szCs w:val="20"/>
+        </w:rPr>
+        <w:t xml:space="preserve">sealed interface</w:t>
+      </w:r>
+      <w:r>
+        <w:rPr>
+          <w:rFonts w:cs="Calibri" w:ascii="Calibri" w:hAnsi="Calibri" w:asciiTheme="minorHAnsi" w:cstheme="minorHAnsi" w:hAnsiTheme="minorHAnsi"/>
+          <w:color w:val="auto"/>
+          <w:sz w:val="20"/>
+          <w:szCs w:val="20"/>
+        </w:rPr>
+        <w:t xml:space="preserve"> da la misma verificación en compilación con menos código.</w:t>
+      </w:r>
+    </w:p>
+    <w:p>
+      <w:pPr>
+        <w:pStyle w:val="NormalWeb"/>
+        <w:shd w:val="clear" w:color="auto" w:fill="FFFFFF"/>
+        <w:spacing w:lineRule="auto" w:line="360" w:before="0" w:after="0"/>
+        <w:jc w:val="both"/>
+        <w:rPr>
+          <w:rFonts w:ascii="Calibri" w:hAnsi="Calibri" w:cs="Calibri" w:asciiTheme="minorHAnsi" w:cstheme="minorHAnsi" w:hAnsiTheme="minorHAnsi"/>
+          <w:sz w:val="20"/>
+          <w:szCs w:val="20"/>
+        </w:rPr>
+      </w:pPr>
+      <w:r>
+        <w:rPr>
+          <w:rFonts w:cs="Calibri" w:cstheme="minorHAnsi" w:ascii="Calibri" w:hAnsi="Calibri"/>
+          <w:sz w:val="20"/>
+          <w:szCs w:val="20"/>
+        </w:rPr>
+      </w:r>
+    </w:p>
+    <w:p>
+      <w:pPr>
+        <w:pStyle w:val="NormalWeb"/>
+        <w:shd w:val="clear" w:color="auto" w:fill="FFFFFF"/>
+        <w:spacing w:lineRule="auto" w:line="360" w:beforeAutospacing="0" w:before="0" w:afterAutospacing="0" w:after="0"/>
+        <w:jc w:val="both"/>
+        <w:rPr>
+          <w:b/>
+          <w:bCs/>
+        </w:rPr>
+      </w:pPr>
+      <w:r>
+        <w:rPr>
+          <w:rFonts w:eastAsia="" w:cs="Calibri" w:ascii="Calibri" w:hAnsi="Calibri" w:asciiTheme="minorHAnsi" w:cstheme="minorHAnsi" w:eastAsiaTheme="majorEastAsia" w:hAnsiTheme="minorHAnsi"/>
+          <w:b/>
+          <w:bCs/>
+          <w:color w:themeColor="accent1" w:themeShade="bf" w:val="2F5496"/>
+          <w:sz w:val="20"/>
+          <w:szCs w:val="20"/>
+          <w:lang w:eastAsia="en-US"/>
+        </w:rPr>
+        <w:t xml:space="preserve">Uso crítico de inteligencia artificial</w:t>
+      </w:r>
+    </w:p>
+    <w:p>
+      <w:pPr>
+        <w:pStyle w:val="NormalWeb"/>
+        <w:shd w:val="clear" w:color="auto" w:fill="FFFFFF"/>
+        <w:spacing w:lineRule="auto" w:line="360" w:before="0" w:after="0"/>
+        <w:jc w:val="both"/>
+        <w:rPr>
+          <w:color w:val="auto"/>
+        </w:rPr>
+      </w:pPr>
+      <w:r>
+        <w:rPr>
+          <w:rFonts w:cs="Calibri" w:ascii="Calibri" w:hAnsi="Calibri" w:asciiTheme="minorHAnsi" w:cstheme="minorHAnsi" w:hAnsiTheme="minorHAnsi"/>
+          <w:b/>
+          <w:bCs/>
+          <w:color w:val="auto"/>
+          <w:sz w:val="20"/>
+          <w:szCs w:val="20"/>
+        </w:rPr>
+        <w:t xml:space="preserve">Usos de la IA como apoyo en este patrón.</w:t>
+      </w:r>
+    </w:p>
+    <w:p>
+      <w:pPr>
+        <w:pStyle w:val="NormalWeb"/>
+        <w:shd w:val="clear" w:color="auto" w:fill="FFFFFF"/>
+        <w:spacing w:lineRule="auto" w:line="360" w:before="0" w:after="0"/>
+        <w:jc w:val="both"/>
+        <w:rPr>
+          <w:rFonts w:ascii="Calibri" w:hAnsi="Calibri" w:cs="Calibri" w:asciiTheme="minorHAnsi" w:cstheme="minorHAnsi" w:hAnsiTheme="minorHAnsi"/>
+          <w:sz w:val="20"/>
+          <w:szCs w:val="20"/>
+        </w:rPr>
+      </w:pPr>
+      <w:r>
+        <w:rPr>
+          <w:rFonts w:cs="Calibri" w:cstheme="minorHAnsi" w:ascii="Calibri" w:hAnsi="Calibri"/>
+          <w:sz w:val="20"/>
+          <w:szCs w:val="20"/>
+        </w:rPr>
+      </w:r>
+    </w:p>
+    <w:p>
+      <w:pPr>
+        <w:pStyle w:val="NormalWeb"/>
+        <w:numPr>
+          <w:ilvl w:val="0"/>
+          <w:numId w:val="10"/>
+        </w:numPr>
+        <w:shd w:val="clear" w:color="auto" w:fill="FFFFFF"/>
+        <w:spacing w:lineRule="auto" w:line="360" w:before="0" w:after="0"/>
+        <w:jc w:val="both"/>
+        <w:rPr>
+          <w:b w:val="false"/>
+          <w:bCs w:val="false"/>
+          <w:color w:val="auto"/>
+        </w:rPr>
+      </w:pPr>
+      <w:r>
+        <w:rPr>
+          <w:rFonts w:cs="Calibri" w:ascii="Calibri" w:hAnsi="Calibri" w:asciiTheme="minorHAnsi" w:cstheme="minorHAnsi" w:hAnsiTheme="minorHAnsi"/>
+          <w:b/>
+          <w:bCs/>
+          <w:color w:val="auto"/>
+          <w:sz w:val="20"/>
+          <w:szCs w:val="20"/>
+        </w:rPr>
+        <w:t xml:space="preserve">Prompt principal:</w:t>
+      </w:r>
+      <w:r>
+        <w:rPr>
+          <w:rFonts w:cs="Calibri" w:ascii="Calibri" w:hAnsi="Calibri" w:asciiTheme="minorHAnsi" w:cstheme="minorHAnsi" w:hAnsiTheme="minorHAnsi"/>
+          <w:color w:val="auto"/>
+          <w:sz w:val="20"/>
+          <w:szCs w:val="20"/>
+        </w:rPr>
+        <w:t xml:space="preserve"> "Vamos a desarrollar el escenario 2 aplicando el patrón Visitor (asignado por el docente). Hemos definido estructurarlo sobre el escenario de un 'Paquete Turístico' para mantener la coherencia con el dominio de agencia de viajes del Patrón 01. Genera el andamiaje (boilerplate) del código y un borrador del diagrama UML considerando las restricciones que hemos establecido: una jerarquía de elementos estable (vuelos, hoteles, etc.) y operaciones variables (cálculo de impuestos, acumulación de puntos). Mantén las convenciones arquitectónicas y de nomenclatura de nuestro escenario anterior."</w:t>
+      </w:r>
+    </w:p>
+    <w:p>
+      <w:pPr>
+        <w:pStyle w:val="NormalWeb"/>
+        <w:numPr>
+          <w:ilvl w:val="0"/>
+          <w:numId w:val="10"/>
+        </w:numPr>
+        <w:shd w:val="clear" w:color="auto" w:fill="FFFFFF"/>
+        <w:spacing w:lineRule="auto" w:line="360" w:before="0" w:after="0"/>
+        <w:jc w:val="both"/>
+        <w:rPr>
+          <w:b w:val="false"/>
+          <w:bCs w:val="false"/>
+          <w:color w:val="auto"/>
+        </w:rPr>
+      </w:pPr>
+      <w:r>
+        <w:rPr>
+          <w:rFonts w:cs="Calibri" w:ascii="Calibri" w:hAnsi="Calibri" w:asciiTheme="minorHAnsi" w:cstheme="minorHAnsi" w:hAnsiTheme="minorHAnsi"/>
+          <w:b/>
+          <w:bCs/>
+          <w:color w:val="auto"/>
+          <w:sz w:val="20"/>
+          <w:szCs w:val="20"/>
+        </w:rPr>
+        <w:t xml:space="preserve">Recomendación aceptada y justificación:</w:t>
+      </w:r>
+      <w:r>
+        <w:rPr>
+          <w:rFonts w:cs="Calibri" w:ascii="Calibri" w:hAnsi="Calibri" w:asciiTheme="minorHAnsi" w:cstheme="minorHAnsi" w:hAnsiTheme="minorHAnsi"/>
+          <w:color w:val="auto"/>
+          <w:sz w:val="20"/>
+          <w:szCs w:val="20"/>
+        </w:rPr>
+        <w:t xml:space="preserve"> El equipo propuso el escenario de "Paquete Turístico" y utilizó la IA para validar su viabilidad técnica frente a las restricciones del patrón. Se aceptó el análisis de la IA que confirmaba la idoneidad del diseño, ya que cumplía con las dos condiciones estructurales de Visitor: una jerarquía de servicios estable y operaciones externas que pueden escalar. Adicionalmente, el análisis de la IA ayudó a estructurar teóricamente los límites del patrón (evidenciando que agregar un nuevo tipo de servicio rompería las interfaces de todos los visitantes), lo cual el equipo incorporó directamente en la sección de validación del documento.</w:t>
+      </w:r>
+    </w:p>
+    <w:p>
+      <w:pPr>
+        <w:pStyle w:val="NormalWeb"/>
+        <w:numPr>
+          <w:ilvl w:val="0"/>
+          <w:numId w:val="10"/>
+        </w:numPr>
+        <w:shd w:val="clear" w:color="auto" w:fill="FFFFFF"/>
+        <w:spacing w:lineRule="auto" w:line="360" w:before="0" w:after="0"/>
+        <w:jc w:val="both"/>
+        <w:rPr>
+          <w:b w:val="false"/>
+          <w:bCs w:val="false"/>
+          <w:color w:val="auto"/>
+        </w:rPr>
+      </w:pPr>
+      <w:r>
+        <w:rPr>
+          <w:rFonts w:cs="Calibri" w:ascii="Calibri" w:hAnsi="Calibri" w:asciiTheme="minorHAnsi" w:cstheme="minorHAnsi" w:hAnsiTheme="minorHAnsi"/>
+          <w:b/>
+          <w:bCs/>
+          <w:color w:val="auto"/>
+          <w:sz w:val="20"/>
+          <w:szCs w:val="20"/>
+        </w:rPr>
+        <w:t xml:space="preserve">Recomendación modificada o rechazada y justificación:</w:t>
+      </w:r>
+    </w:p>
+    <w:p>
+      <w:pPr>
+        <w:pStyle w:val="NormalWeb"/>
+        <w:numPr>
+          <w:ilvl w:val="1"/>
+          <w:numId w:val="10"/>
+        </w:numPr>
+        <w:shd w:val="clear" w:color="auto" w:fill="FFFFFF"/>
+        <w:spacing w:lineRule="auto" w:line="360" w:before="0" w:after="0"/>
+        <w:jc w:val="both"/>
+        <w:rPr>
+          <w:b w:val="false"/>
+          <w:bCs w:val="false"/>
+          <w:color w:val="auto"/>
+        </w:rPr>
+      </w:pPr>
+      <w:r>
+        <w:rPr>
+          <w:rFonts w:cs="Calibri" w:ascii="Calibri" w:hAnsi="Calibri" w:asciiTheme="minorHAnsi" w:cstheme="minorHAnsi" w:hAnsiTheme="minorHAnsi"/>
+          <w:color w:val="auto"/>
+          <w:sz w:val="20"/>
+          <w:szCs w:val="20"/>
+          <w:i/>
+          <w:iCs/>
+        </w:rPr>
+        <w:t xml:space="preserve">Rechazada.</w:t>
+      </w:r>
+      <w:r>
+        <w:rPr>
+          <w:rFonts w:cs="Calibri" w:ascii="Calibri" w:hAnsi="Calibri" w:asciiTheme="minorHAnsi" w:cstheme="minorHAnsi" w:hAnsiTheme="minorHAnsi"/>
+          <w:color w:val="auto"/>
+          <w:sz w:val="20"/>
+          <w:szCs w:val="20"/>
+        </w:rPr>
+        <w:t xml:space="preserve"> Durante la fase exploratoria, la IA sugirió analizar arquitecturas basadas en comportamiento e iteración, proponiendo Chain of Responsibility como alternativa teórica para contrastar con el manejo de estado de Memento. El equipo rechazó tajantemente esta desviación, ya que la directriz académica exigía específicamente aplicar el patrón Visitor. Se instruyó a la herramienta descartar otras opciones y enfocarse en el Double Dispatch.</w:t>
+      </w:r>
+    </w:p>
+    <w:p>
+      <w:pPr>
+        <w:pStyle w:val="NormalWeb"/>
+        <w:numPr>
+          <w:ilvl w:val="1"/>
+          <w:numId w:val="10"/>
+        </w:numPr>
+        <w:shd w:val="clear" w:color="auto" w:fill="FFFFFF"/>
+        <w:spacing w:lineRule="auto" w:line="360" w:before="0" w:after="0"/>
+        <w:jc w:val="both"/>
+        <w:rPr>
+          <w:b w:val="false"/>
+          <w:bCs w:val="false"/>
+          <w:color w:val="auto"/>
+        </w:rPr>
+      </w:pPr>
+      <w:r>
+        <w:rPr>
+          <w:rFonts w:cs="Calibri" w:ascii="Calibri" w:hAnsi="Calibri" w:asciiTheme="minorHAnsi" w:cstheme="minorHAnsi" w:hAnsiTheme="minorHAnsi"/>
+          <w:color w:val="auto"/>
+          <w:sz w:val="20"/>
+          <w:szCs w:val="20"/>
+          <w:i/>
+          <w:iCs/>
+        </w:rPr>
+        <w:t xml:space="preserve">Modificada.</w:t>
+      </w:r>
+      <w:r>
+        <w:rPr>
+          <w:rFonts w:cs="Calibri" w:ascii="Calibri" w:hAnsi="Calibri" w:asciiTheme="minorHAnsi" w:cstheme="minorHAnsi" w:hAnsiTheme="minorHAnsi"/>
+          <w:color w:val="auto"/>
+          <w:sz w:val="20"/>
+          <w:szCs w:val="20"/>
+        </w:rPr>
+        <w:t xml:space="preserve"> A partir del código estructurado por el equipo, la IA generó un borrador del diagrama UML que presentaba un error arquitectónico: trazó una dependencia «create» desde la clase App hacia la interfaz VisitanteServicio. El equipo revisó y corrigió este defecto (reconociendo que una interfaz no puede ser instanciada), modificando el modelo para que las dependencias «create» apuntaran correctamente a cada visitante concreto, logrando así total fidelidad con el código real.</w:t>
+      </w:r>
+    </w:p>
+    <w:p>
+      <w:pPr>
+        <w:pStyle w:val="NormalWeb"/>
+        <w:numPr>
+          <w:ilvl w:val="1"/>
+          <w:numId w:val="10"/>
+        </w:numPr>
+        <w:shd w:val="clear" w:color="auto" w:fill="FFFFFF"/>
+        <w:spacing w:lineRule="auto" w:line="360" w:before="0" w:after="0"/>
+        <w:jc w:val="both"/>
+        <w:rPr>
+          <w:b w:val="false"/>
+          <w:bCs w:val="false"/>
+          <w:color w:val="auto"/>
+        </w:rPr>
+      </w:pPr>
+      <w:r>
+        <w:rPr>
+          <w:rFonts w:cs="Calibri" w:ascii="Calibri" w:hAnsi="Calibri" w:asciiTheme="minorHAnsi" w:cstheme="minorHAnsi" w:hAnsiTheme="minorHAnsi"/>
+          <w:color w:val="auto"/>
+          <w:sz w:val="20"/>
+          <w:szCs w:val="20"/>
+          <w:i/>
+          <w:iCs/>
+        </w:rPr>
+        <w:t xml:space="preserve">No adoptada.</w:t>
+      </w:r>
+      <w:r>
+        <w:rPr>
+          <w:rFonts w:cs="Calibri" w:ascii="Calibri" w:hAnsi="Calibri" w:asciiTheme="minorHAnsi" w:cstheme="minorHAnsi" w:hAnsiTheme="minorHAnsi"/>
+          <w:color w:val="auto"/>
+          <w:sz w:val="20"/>
+          <w:szCs w:val="20"/>
+        </w:rPr>
+        <w:t xml:space="preserve"> Como optimización, la IA propuso refactorizar el código utilizando características modernas de Java 21, específicamente sealed interfaces combinadas con pattern matching en estructuras switch. El equipo decidió no adoptar esta implementación para mantener la compatibilidad estricta con Java 17 (estándar definido en el Patrón 01) y para asegurar que la entrega evidenciara claramente la estructura clásica del patrón delineada por el GoF (Gang of Four). Esta alternativa fue documentada en la justificación solo como un posible trabajo futuro.</w:t>
+      </w:r>
+    </w:p>
+    <w:p>
+      <w:pPr>
+        <w:pStyle w:val="NormalWeb"/>
+        <w:shd w:val="clear" w:color="auto" w:fill="FFFFFF"/>
+        <w:spacing w:lineRule="auto" w:line="360" w:before="0" w:after="0"/>
+        <w:jc w:val="both"/>
+        <w:rPr>
+          <w:rFonts w:ascii="Calibri" w:hAnsi="Calibri" w:cs="Calibri" w:asciiTheme="minorHAnsi" w:cstheme="minorHAnsi" w:hAnsiTheme="minorHAnsi"/>
+          <w:sz w:val="20"/>
+          <w:szCs w:val="20"/>
+        </w:rPr>
+      </w:pPr>
+      <w:r>
+        <w:rPr>
+          <w:rFonts w:cs="Calibri" w:cstheme="minorHAnsi" w:ascii="Calibri" w:hAnsi="Calibri"/>
+          <w:sz w:val="20"/>
+          <w:szCs w:val="20"/>
+        </w:rPr>
+      </w:r>
+    </w:p>
+    <w:p>
+      <w:pPr>
+        <w:pStyle w:val="Heading2"/>
+        <w:rPr>
+          <w:rFonts w:ascii="Calibri" w:hAnsi="Calibri" w:cs="Calibri" w:asciiTheme="minorHAnsi" w:cstheme="minorHAnsi" w:hAnsiTheme="minorHAnsi"/>
+          <w:sz w:val="20"/>
+          <w:szCs w:val="20"/>
+        </w:rPr>
+      </w:pPr>
+      <w:r>
+        <w:rPr>
+          <w:rFonts w:cs="Calibri" w:cstheme="minorHAnsi" w:ascii="Calibri" w:hAnsi="Calibri"/>
+          <w:sz w:val="20"/>
+          <w:szCs w:val="20"/>
+        </w:rPr>
+      </w:r>
+    </w:p>
+    <w:p>
+      <w:pPr>
+        <w:pStyle w:val="Normal"/>
+        <w:rPr>
+          <w:rFonts w:cs="Calibri" w:cstheme="minorHAnsi"/>
+          <w:sz w:val="20"/>
+          <w:szCs w:val="20"/>
+        </w:rPr>
+      </w:pPr>
+      <w:r>
+        <w:rPr>
+          <w:rFonts w:cs="Calibri" w:cstheme="minorHAnsi"/>
+          <w:sz w:val="20"/>
+          <w:szCs w:val="20"/>
+        </w:rPr>
+      </w:r>
+    </w:p>
+    <w:p>
+      <w:pPr>
+        <w:pStyle w:val="NormalWeb"/>
+        <w:shd w:val="clear" w:color="auto" w:fill="FFFFFF"/>
+        <w:spacing w:lineRule="auto" w:line="360" w:beforeAutospacing="0" w:before="0" w:afterAutospacing="0" w:after="0"/>
+        <w:jc w:val="both"/>
+        <w:rPr>
+          <w:rFonts w:ascii="Calibri" w:hAnsi="Calibri" w:cs="Calibri" w:asciiTheme="minorHAnsi" w:cstheme="minorHAnsi" w:hAnsiTheme="minorHAnsi"/>
+          <w:sz w:val="20"/>
+          <w:szCs w:val="20"/>
         </w:rPr>
       </w:pPr>
       <w:r>
@@ -9907,722 +18920,11 @@
           <w:szCs w:val="20"/>
           <w:lang w:eastAsia="en-US"/>
         </w:rPr>
-        <w:t>Patrón 02:</w:t>
-      </w:r>
-    </w:p>
-    <w:p>
-      <w:pPr>
-        <w:pStyle w:val="NormalWeb"/>
-        <w:shd w:val="clear" w:color="auto" w:fill="FFFFFF"/>
-        <w:spacing w:lineRule="auto" w:line="360" w:beforeAutospacing="0" w:before="0" w:afterAutospacing="0" w:after="0"/>
-        <w:jc w:val="both"/>
-        <w:rPr>
-          <w:rFonts w:ascii="Calibri" w:hAnsi="Calibri" w:eastAsia="" w:cs="Calibri" w:asciiTheme="minorHAnsi" w:cstheme="minorHAnsi" w:eastAsiaTheme="majorEastAsia" w:hAnsiTheme="minorHAnsi"/>
-          <w:color w:themeColor="accent1" w:themeShade="bf" w:val="2F5496"/>
-          <w:sz w:val="20"/>
-          <w:szCs w:val="20"/>
-          <w:lang w:eastAsia="en-US"/>
-        </w:rPr>
-      </w:pPr>
-      <w:r>
-        <w:rPr>
-          <w:rFonts w:eastAsia="" w:cs="Calibri" w:ascii="Calibri" w:hAnsi="Calibri" w:asciiTheme="minorHAnsi" w:cstheme="minorHAnsi" w:eastAsiaTheme="majorEastAsia" w:hAnsiTheme="minorHAnsi"/>
-          <w:color w:themeColor="accent1" w:themeShade="bf" w:val="2F5496"/>
-          <w:sz w:val="20"/>
-          <w:szCs w:val="20"/>
-          <w:lang w:eastAsia="en-US"/>
-        </w:rPr>
-        <w:t>Escenario / Motivación</w:t>
-      </w:r>
-    </w:p>
-    <w:p>
-      <w:pPr>
-        <w:pStyle w:val="NormalWeb"/>
-        <w:shd w:val="clear" w:color="auto" w:fill="FFFFFF"/>
-        <w:spacing w:lineRule="auto" w:line="360" w:before="280" w:after="280"/>
-        <w:jc w:val="both"/>
-        <w:rPr>
-          <w:rFonts w:ascii="Calibri" w:hAnsi="Calibri" w:cs="Calibri" w:asciiTheme="minorHAnsi" w:cstheme="minorHAnsi" w:hAnsiTheme="minorHAnsi"/>
-          <w:color w:themeColor="background2" w:themeShade="80" w:val="767171"/>
-          <w:sz w:val="20"/>
-          <w:szCs w:val="20"/>
-        </w:rPr>
-      </w:pPr>
-      <w:r>
-        <w:rPr>
-          <w:rFonts w:cs="Calibri" w:ascii="Calibri" w:hAnsi="Calibri" w:asciiTheme="minorHAnsi" w:cstheme="minorHAnsi" w:hAnsiTheme="minorHAnsi"/>
-          <w:color w:themeColor="background2" w:themeShade="80" w:val="767171"/>
-          <w:sz w:val="20"/>
-          <w:szCs w:val="20"/>
-        </w:rPr>
-        <w:t>Describa el problema seleccionado, el contexto en el que ocurre y las responsabilidades o interacciones entre objetos que generan la necesidad de aplicar el patrón.</w:t>
-      </w:r>
-    </w:p>
-    <w:p>
-      <w:pPr>
-        <w:pStyle w:val="NormalWeb"/>
-        <w:shd w:val="clear" w:color="auto" w:fill="FFFFFF"/>
-        <w:spacing w:lineRule="auto" w:line="360" w:beforeAutospacing="0" w:before="0" w:afterAutospacing="0" w:after="0"/>
-        <w:jc w:val="both"/>
-        <w:rPr>
-          <w:rFonts w:ascii="Calibri" w:hAnsi="Calibri" w:eastAsia="" w:cs="Calibri" w:asciiTheme="minorHAnsi" w:cstheme="minorHAnsi" w:eastAsiaTheme="majorEastAsia" w:hAnsiTheme="minorHAnsi"/>
-          <w:color w:themeColor="accent1" w:themeShade="bf" w:val="2F5496"/>
-          <w:sz w:val="20"/>
-          <w:szCs w:val="20"/>
-          <w:lang w:eastAsia="en-US"/>
-        </w:rPr>
-      </w:pPr>
-      <w:r>
-        <w:rPr>
-          <w:rFonts w:eastAsia="" w:cs="Calibri" w:ascii="Calibri" w:hAnsi="Calibri" w:asciiTheme="minorHAnsi" w:cstheme="minorHAnsi" w:eastAsiaTheme="majorEastAsia" w:hAnsiTheme="minorHAnsi"/>
-          <w:color w:themeColor="accent1" w:themeShade="bf" w:val="2F5496"/>
-          <w:sz w:val="20"/>
-          <w:szCs w:val="20"/>
-          <w:lang w:eastAsia="en-US"/>
-        </w:rPr>
-        <w:t>Problema de diseño identificado</w:t>
-      </w:r>
-    </w:p>
-    <w:p>
-      <w:pPr>
-        <w:pStyle w:val="NormalWeb"/>
-        <w:shd w:val="clear" w:color="auto" w:fill="FFFFFF"/>
-        <w:spacing w:lineRule="auto" w:line="360" w:before="280" w:after="280"/>
-        <w:jc w:val="both"/>
-        <w:rPr>
-          <w:rFonts w:ascii="Calibri" w:hAnsi="Calibri" w:cs="Calibri" w:asciiTheme="minorHAnsi" w:cstheme="minorHAnsi" w:hAnsiTheme="minorHAnsi"/>
-          <w:color w:themeColor="background2" w:themeShade="80" w:val="767171"/>
-          <w:sz w:val="20"/>
-          <w:szCs w:val="20"/>
-        </w:rPr>
-      </w:pPr>
-      <w:r>
-        <w:rPr>
-          <w:rFonts w:cs="Calibri" w:ascii="Calibri" w:hAnsi="Calibri" w:asciiTheme="minorHAnsi" w:cstheme="minorHAnsi" w:hAnsiTheme="minorHAnsi"/>
-          <w:color w:themeColor="background2" w:themeShade="80" w:val="767171"/>
-          <w:sz w:val="20"/>
-          <w:szCs w:val="20"/>
-        </w:rPr>
-        <w:t>Explique qué dificultad presenta una solución directa y qué aspecto del comportamiento o de la interacción entre objetos necesita organizarse.</w:t>
-      </w:r>
-    </w:p>
-    <w:p>
-      <w:pPr>
-        <w:pStyle w:val="NormalWeb"/>
-        <w:shd w:val="clear" w:color="auto" w:fill="FFFFFF"/>
-        <w:spacing w:lineRule="auto" w:line="360" w:beforeAutospacing="0" w:before="0" w:afterAutospacing="0" w:after="0"/>
-        <w:jc w:val="both"/>
-        <w:rPr>
-          <w:rFonts w:ascii="Calibri" w:hAnsi="Calibri" w:eastAsia="" w:cs="Calibri" w:asciiTheme="minorHAnsi" w:cstheme="minorHAnsi" w:eastAsiaTheme="majorEastAsia" w:hAnsiTheme="minorHAnsi"/>
-          <w:color w:themeColor="accent1" w:themeShade="bf" w:val="2F5496"/>
-          <w:sz w:val="20"/>
-          <w:szCs w:val="20"/>
-          <w:lang w:eastAsia="en-US"/>
-        </w:rPr>
-      </w:pPr>
-      <w:r>
-        <w:rPr>
-          <w:rFonts w:eastAsia="" w:cs="Calibri" w:ascii="Calibri" w:hAnsi="Calibri" w:asciiTheme="minorHAnsi" w:cstheme="minorHAnsi" w:eastAsiaTheme="majorEastAsia" w:hAnsiTheme="minorHAnsi"/>
-          <w:color w:themeColor="accent1" w:themeShade="bf" w:val="2F5496"/>
-          <w:sz w:val="20"/>
-          <w:szCs w:val="20"/>
-          <w:lang w:eastAsia="en-US"/>
-        </w:rPr>
-        <w:t>Justificación del patrón</w:t>
-      </w:r>
-    </w:p>
-    <w:p>
-      <w:pPr>
-        <w:pStyle w:val="NormalWeb"/>
-        <w:shd w:val="clear" w:color="auto" w:fill="FFFFFF"/>
-        <w:spacing w:lineRule="auto" w:line="360" w:before="280" w:after="280"/>
-        <w:jc w:val="both"/>
-        <w:rPr>
-          <w:rFonts w:ascii="Calibri" w:hAnsi="Calibri" w:cs="Calibri" w:asciiTheme="minorHAnsi" w:cstheme="minorHAnsi" w:hAnsiTheme="minorHAnsi"/>
-          <w:color w:themeColor="background2" w:themeShade="80" w:val="767171"/>
-          <w:sz w:val="20"/>
-          <w:szCs w:val="20"/>
-        </w:rPr>
-      </w:pPr>
-      <w:r>
-        <w:rPr>
-          <w:rFonts w:cs="Calibri" w:ascii="Calibri" w:hAnsi="Calibri" w:asciiTheme="minorHAnsi" w:cstheme="minorHAnsi" w:hAnsiTheme="minorHAnsi"/>
-          <w:color w:themeColor="background2" w:themeShade="80" w:val="767171"/>
-          <w:sz w:val="20"/>
-          <w:szCs w:val="20"/>
-        </w:rPr>
-        <w:t>Explique por qué el patrón seleccionado es adecuado para resolver el problema y qué alternativas fueron consideradas.</w:t>
-      </w:r>
-    </w:p>
-    <w:p>
-      <w:pPr>
-        <w:pStyle w:val="NormalWeb"/>
-        <w:shd w:val="clear" w:color="auto" w:fill="FFFFFF"/>
-        <w:spacing w:lineRule="auto" w:line="360" w:beforeAutospacing="0" w:before="0" w:afterAutospacing="0" w:after="0"/>
-        <w:jc w:val="both"/>
-        <w:rPr>
-          <w:rFonts w:ascii="Calibri" w:hAnsi="Calibri" w:eastAsia="" w:cs="Calibri" w:asciiTheme="minorHAnsi" w:cstheme="minorHAnsi" w:eastAsiaTheme="majorEastAsia" w:hAnsiTheme="minorHAnsi"/>
-          <w:color w:themeColor="accent1" w:themeShade="bf" w:val="2F5496"/>
-          <w:sz w:val="20"/>
-          <w:szCs w:val="20"/>
-          <w:lang w:eastAsia="en-US"/>
-        </w:rPr>
-      </w:pPr>
-      <w:r>
-        <w:rPr>
-          <w:rFonts w:eastAsia="" w:cs="Calibri" w:ascii="Calibri" w:hAnsi="Calibri" w:asciiTheme="minorHAnsi" w:cstheme="minorHAnsi" w:eastAsiaTheme="majorEastAsia" w:hAnsiTheme="minorHAnsi"/>
-          <w:color w:themeColor="accent1" w:themeShade="bf" w:val="2F5496"/>
-          <w:sz w:val="20"/>
-          <w:szCs w:val="20"/>
-          <w:lang w:eastAsia="en-US"/>
-        </w:rPr>
-        <w:t>Participantes del patrón</w:t>
-      </w:r>
-    </w:p>
-    <w:p>
-      <w:pPr>
-        <w:pStyle w:val="NormalWeb"/>
-        <w:shd w:val="clear" w:color="auto" w:fill="FFFFFF"/>
-        <w:spacing w:lineRule="auto" w:line="360" w:before="280" w:after="280"/>
-        <w:jc w:val="both"/>
-        <w:rPr>
-          <w:rFonts w:ascii="Calibri" w:hAnsi="Calibri" w:cs="Calibri" w:asciiTheme="minorHAnsi" w:cstheme="minorHAnsi" w:hAnsiTheme="minorHAnsi"/>
-          <w:color w:themeColor="background2" w:themeShade="80" w:val="767171"/>
-          <w:sz w:val="20"/>
-          <w:szCs w:val="20"/>
-        </w:rPr>
-      </w:pPr>
-      <w:r>
-        <w:rPr>
-          <w:rFonts w:cs="Calibri" w:ascii="Calibri" w:hAnsi="Calibri" w:asciiTheme="minorHAnsi" w:cstheme="minorHAnsi" w:hAnsiTheme="minorHAnsi"/>
-          <w:color w:themeColor="background2" w:themeShade="80" w:val="767171"/>
-          <w:sz w:val="20"/>
-          <w:szCs w:val="20"/>
-        </w:rPr>
-        <w:t>Identifique los participantes GoF dentro de la solución propuesta:</w:t>
-      </w:r>
-    </w:p>
-    <w:p>
-      <w:pPr>
-        <w:pStyle w:val="NormalWeb"/>
-        <w:numPr>
-          <w:ilvl w:val="0"/>
-          <w:numId w:val="4"/>
-        </w:numPr>
-        <w:shd w:val="clear" w:color="auto" w:fill="FFFFFF"/>
-        <w:spacing w:lineRule="auto" w:line="360" w:before="280" w:after="280"/>
-        <w:jc w:val="both"/>
-        <w:rPr>
-          <w:rFonts w:ascii="Calibri" w:hAnsi="Calibri" w:cs="Calibri" w:asciiTheme="minorHAnsi" w:cstheme="minorHAnsi" w:hAnsiTheme="minorHAnsi"/>
-          <w:color w:themeColor="background2" w:themeShade="80" w:val="767171"/>
-          <w:sz w:val="20"/>
-          <w:szCs w:val="20"/>
-        </w:rPr>
-      </w:pPr>
-      <w:r>
-        <w:rPr>
-          <w:rFonts w:cs="Calibri" w:ascii="Calibri" w:hAnsi="Calibri" w:asciiTheme="minorHAnsi" w:cstheme="minorHAnsi" w:hAnsiTheme="minorHAnsi"/>
-          <w:color w:themeColor="background2" w:themeShade="80" w:val="767171"/>
-          <w:sz w:val="20"/>
-          <w:szCs w:val="20"/>
-        </w:rPr>
-        <w:t xml:space="preserve">Participante 1 → ______________________________ </w:t>
-      </w:r>
-    </w:p>
-    <w:p>
-      <w:pPr>
-        <w:pStyle w:val="NormalWeb"/>
-        <w:numPr>
-          <w:ilvl w:val="0"/>
-          <w:numId w:val="4"/>
-        </w:numPr>
-        <w:shd w:val="clear" w:color="auto" w:fill="FFFFFF"/>
-        <w:spacing w:lineRule="auto" w:line="360" w:before="280" w:after="280"/>
-        <w:jc w:val="both"/>
-        <w:rPr>
-          <w:rFonts w:ascii="Calibri" w:hAnsi="Calibri" w:cs="Calibri" w:asciiTheme="minorHAnsi" w:cstheme="minorHAnsi" w:hAnsiTheme="minorHAnsi"/>
-          <w:color w:themeColor="background2" w:themeShade="80" w:val="767171"/>
-          <w:sz w:val="20"/>
-          <w:szCs w:val="20"/>
-        </w:rPr>
-      </w:pPr>
-      <w:r>
-        <w:rPr>
-          <w:rFonts w:cs="Calibri" w:ascii="Calibri" w:hAnsi="Calibri" w:asciiTheme="minorHAnsi" w:cstheme="minorHAnsi" w:hAnsiTheme="minorHAnsi"/>
-          <w:color w:themeColor="background2" w:themeShade="80" w:val="767171"/>
-          <w:sz w:val="20"/>
-          <w:szCs w:val="20"/>
-        </w:rPr>
-        <w:t xml:space="preserve">Participante 2 → ______________________________ </w:t>
-      </w:r>
-    </w:p>
-    <w:p>
-      <w:pPr>
-        <w:pStyle w:val="NormalWeb"/>
-        <w:numPr>
-          <w:ilvl w:val="0"/>
-          <w:numId w:val="4"/>
-        </w:numPr>
-        <w:shd w:val="clear" w:color="auto" w:fill="FFFFFF"/>
-        <w:spacing w:lineRule="auto" w:line="360" w:before="280" w:after="280"/>
-        <w:jc w:val="both"/>
-        <w:rPr>
-          <w:rFonts w:ascii="Calibri" w:hAnsi="Calibri" w:cs="Calibri" w:asciiTheme="minorHAnsi" w:cstheme="minorHAnsi" w:hAnsiTheme="minorHAnsi"/>
-          <w:color w:themeColor="background2" w:themeShade="80" w:val="767171"/>
-          <w:sz w:val="20"/>
-          <w:szCs w:val="20"/>
-        </w:rPr>
-      </w:pPr>
-      <w:r>
-        <w:rPr>
-          <w:rFonts w:cs="Calibri" w:ascii="Calibri" w:hAnsi="Calibri" w:asciiTheme="minorHAnsi" w:cstheme="minorHAnsi" w:hAnsiTheme="minorHAnsi"/>
-          <w:color w:themeColor="background2" w:themeShade="80" w:val="767171"/>
-          <w:sz w:val="20"/>
-          <w:szCs w:val="20"/>
-        </w:rPr>
-        <w:t xml:space="preserve">Participante 3 → ______________________________ </w:t>
-      </w:r>
-    </w:p>
-    <w:p>
-      <w:pPr>
-        <w:pStyle w:val="NormalWeb"/>
-        <w:numPr>
-          <w:ilvl w:val="0"/>
-          <w:numId w:val="4"/>
-        </w:numPr>
-        <w:shd w:val="clear" w:color="auto" w:fill="FFFFFF"/>
-        <w:spacing w:lineRule="auto" w:line="360" w:before="280" w:after="280"/>
-        <w:jc w:val="both"/>
-        <w:rPr>
-          <w:rFonts w:ascii="Calibri" w:hAnsi="Calibri" w:cs="Calibri" w:asciiTheme="minorHAnsi" w:cstheme="minorHAnsi" w:hAnsiTheme="minorHAnsi"/>
-          <w:color w:themeColor="background2" w:themeShade="80" w:val="767171"/>
-          <w:sz w:val="20"/>
-          <w:szCs w:val="20"/>
-        </w:rPr>
-      </w:pPr>
-      <w:r>
-        <w:rPr>
-          <w:rFonts w:cs="Calibri" w:ascii="Calibri" w:hAnsi="Calibri" w:asciiTheme="minorHAnsi" w:cstheme="minorHAnsi" w:hAnsiTheme="minorHAnsi"/>
-          <w:color w:themeColor="background2" w:themeShade="80" w:val="767171"/>
-          <w:sz w:val="20"/>
-          <w:szCs w:val="20"/>
-        </w:rPr>
-        <w:t xml:space="preserve">Participante N → ______________________________ </w:t>
-      </w:r>
-    </w:p>
-    <w:p>
-      <w:pPr>
-        <w:pStyle w:val="NormalWeb"/>
-        <w:shd w:val="clear" w:color="auto" w:fill="FFFFFF"/>
-        <w:spacing w:lineRule="auto" w:line="360" w:beforeAutospacing="0" w:before="0" w:afterAutospacing="0" w:after="0"/>
-        <w:jc w:val="both"/>
-        <w:rPr>
-          <w:rFonts w:ascii="Calibri" w:hAnsi="Calibri" w:eastAsia="" w:cs="Calibri" w:asciiTheme="minorHAnsi" w:cstheme="minorHAnsi" w:eastAsiaTheme="majorEastAsia" w:hAnsiTheme="minorHAnsi"/>
-          <w:color w:themeColor="accent1" w:themeShade="bf" w:val="2F5496"/>
-          <w:sz w:val="20"/>
-          <w:szCs w:val="20"/>
-          <w:lang w:eastAsia="en-US"/>
-        </w:rPr>
-      </w:pPr>
-      <w:r>
-        <w:rPr>
-          <w:rFonts w:eastAsia="" w:cs="Calibri" w:ascii="Calibri" w:hAnsi="Calibri" w:asciiTheme="minorHAnsi" w:cstheme="minorHAnsi" w:eastAsiaTheme="majorEastAsia" w:hAnsiTheme="minorHAnsi"/>
-          <w:color w:themeColor="accent1" w:themeShade="bf" w:val="2F5496"/>
-          <w:sz w:val="20"/>
-          <w:szCs w:val="20"/>
-          <w:lang w:eastAsia="en-US"/>
-        </w:rPr>
-        <w:t>Diagrama de clases UML</w:t>
-      </w:r>
-    </w:p>
-    <w:p>
-      <w:pPr>
-        <w:pStyle w:val="NormalWeb"/>
-        <w:shd w:val="clear" w:color="auto" w:fill="FFFFFF"/>
-        <w:spacing w:lineRule="auto" w:line="360" w:before="280" w:after="280"/>
-        <w:jc w:val="both"/>
-        <w:rPr>
-          <w:rFonts w:ascii="Calibri" w:hAnsi="Calibri" w:cs="Calibri" w:asciiTheme="minorHAnsi" w:cstheme="minorHAnsi" w:hAnsiTheme="minorHAnsi"/>
-          <w:color w:themeColor="background2" w:themeShade="80" w:val="767171"/>
-          <w:sz w:val="20"/>
-          <w:szCs w:val="20"/>
-        </w:rPr>
-      </w:pPr>
-      <w:r>
-        <w:rPr>
-          <w:rFonts w:cs="Calibri" w:ascii="Calibri" w:hAnsi="Calibri" w:asciiTheme="minorHAnsi" w:cstheme="minorHAnsi" w:hAnsiTheme="minorHAnsi"/>
-          <w:color w:themeColor="background2" w:themeShade="80" w:val="767171"/>
-          <w:sz w:val="20"/>
-          <w:szCs w:val="20"/>
-        </w:rPr>
-        <w:t>Insertar aquí el diagrama UML de la solución.</w:t>
-      </w:r>
-    </w:p>
-    <w:p>
-      <w:pPr>
-        <w:pStyle w:val="NormalWeb"/>
-        <w:shd w:val="clear" w:color="auto" w:fill="FFFFFF"/>
-        <w:spacing w:lineRule="auto" w:line="360" w:before="280" w:after="280"/>
-        <w:jc w:val="both"/>
-        <w:rPr>
-          <w:rFonts w:ascii="Calibri" w:hAnsi="Calibri" w:cs="Calibri" w:asciiTheme="minorHAnsi" w:cstheme="minorHAnsi" w:hAnsiTheme="minorHAnsi"/>
-          <w:color w:themeColor="background2" w:themeShade="80" w:val="767171"/>
-          <w:sz w:val="20"/>
-          <w:szCs w:val="20"/>
-        </w:rPr>
-      </w:pPr>
-      <w:r>
-        <w:rPr>
-          <w:rFonts w:cs="Calibri" w:ascii="Calibri" w:hAnsi="Calibri" w:asciiTheme="minorHAnsi" w:cstheme="minorHAnsi" w:hAnsiTheme="minorHAnsi"/>
-          <w:color w:themeColor="background2" w:themeShade="80" w:val="767171"/>
-          <w:sz w:val="20"/>
-          <w:szCs w:val="20"/>
-        </w:rPr>
-        <w:t>El diagrama debe mostrar:</w:t>
-      </w:r>
-    </w:p>
-    <w:p>
-      <w:pPr>
-        <w:pStyle w:val="NormalWeb"/>
-        <w:numPr>
-          <w:ilvl w:val="0"/>
-          <w:numId w:val="5"/>
-        </w:numPr>
-        <w:shd w:val="clear" w:color="auto" w:fill="FFFFFF"/>
-        <w:spacing w:lineRule="auto" w:line="360" w:before="280" w:after="280"/>
-        <w:jc w:val="both"/>
-        <w:rPr>
-          <w:rFonts w:ascii="Calibri" w:hAnsi="Calibri" w:cs="Calibri" w:asciiTheme="minorHAnsi" w:cstheme="minorHAnsi" w:hAnsiTheme="minorHAnsi"/>
-          <w:color w:themeColor="background2" w:themeShade="80" w:val="767171"/>
-          <w:sz w:val="20"/>
-          <w:szCs w:val="20"/>
-        </w:rPr>
-      </w:pPr>
-      <w:r>
-        <w:rPr>
-          <w:rFonts w:cs="Calibri" w:ascii="Calibri" w:hAnsi="Calibri" w:asciiTheme="minorHAnsi" w:cstheme="minorHAnsi" w:hAnsiTheme="minorHAnsi"/>
-          <w:color w:themeColor="background2" w:themeShade="80" w:val="767171"/>
-          <w:sz w:val="20"/>
-          <w:szCs w:val="20"/>
-        </w:rPr>
-        <w:t xml:space="preserve">clases e interfaces; </w:t>
-      </w:r>
-    </w:p>
-    <w:p>
-      <w:pPr>
-        <w:pStyle w:val="NormalWeb"/>
-        <w:numPr>
-          <w:ilvl w:val="0"/>
-          <w:numId w:val="5"/>
-        </w:numPr>
-        <w:shd w:val="clear" w:color="auto" w:fill="FFFFFF"/>
-        <w:spacing w:lineRule="auto" w:line="360" w:before="280" w:after="280"/>
-        <w:jc w:val="both"/>
-        <w:rPr>
-          <w:rFonts w:ascii="Calibri" w:hAnsi="Calibri" w:cs="Calibri" w:asciiTheme="minorHAnsi" w:cstheme="minorHAnsi" w:hAnsiTheme="minorHAnsi"/>
-          <w:color w:themeColor="background2" w:themeShade="80" w:val="767171"/>
-          <w:sz w:val="20"/>
-          <w:szCs w:val="20"/>
-        </w:rPr>
-      </w:pPr>
-      <w:r>
-        <w:rPr>
-          <w:rFonts w:cs="Calibri" w:ascii="Calibri" w:hAnsi="Calibri" w:asciiTheme="minorHAnsi" w:cstheme="minorHAnsi" w:hAnsiTheme="minorHAnsi"/>
-          <w:color w:themeColor="background2" w:themeShade="80" w:val="767171"/>
-          <w:sz w:val="20"/>
-          <w:szCs w:val="20"/>
-        </w:rPr>
-        <w:t xml:space="preserve">atributos y operaciones relevantes; </w:t>
-      </w:r>
-    </w:p>
-    <w:p>
-      <w:pPr>
-        <w:pStyle w:val="NormalWeb"/>
-        <w:numPr>
-          <w:ilvl w:val="0"/>
-          <w:numId w:val="5"/>
-        </w:numPr>
-        <w:shd w:val="clear" w:color="auto" w:fill="FFFFFF"/>
-        <w:spacing w:lineRule="auto" w:line="360" w:before="280" w:after="280"/>
-        <w:jc w:val="both"/>
-        <w:rPr>
-          <w:rFonts w:ascii="Calibri" w:hAnsi="Calibri" w:cs="Calibri" w:asciiTheme="minorHAnsi" w:cstheme="minorHAnsi" w:hAnsiTheme="minorHAnsi"/>
-          <w:color w:themeColor="background2" w:themeShade="80" w:val="767171"/>
-          <w:sz w:val="20"/>
-          <w:szCs w:val="20"/>
-        </w:rPr>
-      </w:pPr>
-      <w:r>
-        <w:rPr>
-          <w:rFonts w:cs="Calibri" w:ascii="Calibri" w:hAnsi="Calibri" w:asciiTheme="minorHAnsi" w:cstheme="minorHAnsi" w:hAnsiTheme="minorHAnsi"/>
-          <w:color w:themeColor="background2" w:themeShade="80" w:val="767171"/>
-          <w:sz w:val="20"/>
-          <w:szCs w:val="20"/>
-        </w:rPr>
-        <w:t xml:space="preserve">relaciones y navegabilidad cuando corresponda; </w:t>
-      </w:r>
-    </w:p>
-    <w:p>
-      <w:pPr>
-        <w:pStyle w:val="NormalWeb"/>
-        <w:numPr>
-          <w:ilvl w:val="0"/>
-          <w:numId w:val="5"/>
-        </w:numPr>
-        <w:shd w:val="clear" w:color="auto" w:fill="FFFFFF"/>
-        <w:spacing w:lineRule="auto" w:line="360" w:before="280" w:after="280"/>
-        <w:jc w:val="both"/>
-        <w:rPr>
-          <w:rFonts w:ascii="Calibri" w:hAnsi="Calibri" w:cs="Calibri" w:asciiTheme="minorHAnsi" w:cstheme="minorHAnsi" w:hAnsiTheme="minorHAnsi"/>
-          <w:color w:themeColor="background2" w:themeShade="80" w:val="767171"/>
-          <w:sz w:val="20"/>
-          <w:szCs w:val="20"/>
-        </w:rPr>
-      </w:pPr>
-      <w:r>
-        <w:rPr>
-          <w:rFonts w:cs="Calibri" w:ascii="Calibri" w:hAnsi="Calibri" w:asciiTheme="minorHAnsi" w:cstheme="minorHAnsi" w:hAnsiTheme="minorHAnsi"/>
-          <w:color w:themeColor="background2" w:themeShade="80" w:val="767171"/>
-          <w:sz w:val="20"/>
-          <w:szCs w:val="20"/>
-        </w:rPr>
-        <w:t xml:space="preserve">multiplicidades cuando aporten información; </w:t>
-      </w:r>
-    </w:p>
-    <w:p>
-      <w:pPr>
-        <w:pStyle w:val="NormalWeb"/>
-        <w:numPr>
-          <w:ilvl w:val="0"/>
-          <w:numId w:val="5"/>
-        </w:numPr>
-        <w:shd w:val="clear" w:color="auto" w:fill="FFFFFF"/>
-        <w:spacing w:lineRule="auto" w:line="360" w:before="280" w:after="280"/>
-        <w:jc w:val="both"/>
-        <w:rPr>
-          <w:rFonts w:ascii="Calibri" w:hAnsi="Calibri" w:cs="Calibri" w:asciiTheme="minorHAnsi" w:cstheme="minorHAnsi" w:hAnsiTheme="minorHAnsi"/>
-          <w:color w:themeColor="background2" w:themeShade="80" w:val="767171"/>
-          <w:sz w:val="20"/>
-          <w:szCs w:val="20"/>
-        </w:rPr>
-      </w:pPr>
-      <w:r>
-        <w:rPr>
-          <w:rFonts w:cs="Calibri" w:ascii="Calibri" w:hAnsi="Calibri" w:asciiTheme="minorHAnsi" w:cstheme="minorHAnsi" w:hAnsiTheme="minorHAnsi"/>
-          <w:color w:themeColor="background2" w:themeShade="80" w:val="767171"/>
-          <w:sz w:val="20"/>
-          <w:szCs w:val="20"/>
-        </w:rPr>
-        <w:t xml:space="preserve">correspondencia clara con los participantes del patrón. </w:t>
-      </w:r>
-    </w:p>
-    <w:p>
-      <w:pPr>
-        <w:pStyle w:val="NormalWeb"/>
-        <w:shd w:val="clear" w:color="auto" w:fill="FFFFFF"/>
-        <w:spacing w:lineRule="auto" w:line="360" w:beforeAutospacing="0" w:before="0" w:afterAutospacing="0" w:after="0"/>
-        <w:jc w:val="both"/>
-        <w:rPr>
-          <w:rFonts w:ascii="Calibri" w:hAnsi="Calibri" w:eastAsia="" w:cs="Calibri" w:asciiTheme="minorHAnsi" w:cstheme="minorHAnsi" w:eastAsiaTheme="majorEastAsia" w:hAnsiTheme="minorHAnsi"/>
-          <w:color w:themeColor="accent1" w:themeShade="bf" w:val="2F5496"/>
-          <w:sz w:val="20"/>
-          <w:szCs w:val="20"/>
-          <w:lang w:eastAsia="en-US"/>
-        </w:rPr>
-      </w:pPr>
-      <w:r>
-        <w:rPr>
-          <w:rFonts w:eastAsia="" w:cs="Calibri" w:ascii="Calibri" w:hAnsi="Calibri" w:asciiTheme="minorHAnsi" w:cstheme="minorHAnsi" w:eastAsiaTheme="majorEastAsia" w:hAnsiTheme="minorHAnsi"/>
-          <w:color w:themeColor="accent1" w:themeShade="bf" w:val="2F5496"/>
-          <w:sz w:val="20"/>
-          <w:szCs w:val="20"/>
-          <w:lang w:eastAsia="en-US"/>
-        </w:rPr>
-        <w:t>Código fuente</w:t>
-      </w:r>
-    </w:p>
-    <w:p>
-      <w:pPr>
-        <w:pStyle w:val="NormalWeb"/>
-        <w:shd w:val="clear" w:color="auto" w:fill="FFFFFF"/>
-        <w:spacing w:lineRule="auto" w:line="360" w:before="280" w:after="280"/>
-        <w:jc w:val="both"/>
-        <w:rPr>
-          <w:rFonts w:ascii="Calibri" w:hAnsi="Calibri" w:cs="Calibri" w:asciiTheme="minorHAnsi" w:cstheme="minorHAnsi" w:hAnsiTheme="minorHAnsi"/>
-          <w:color w:themeColor="background2" w:themeShade="80" w:val="767171"/>
-          <w:sz w:val="20"/>
-          <w:szCs w:val="20"/>
-        </w:rPr>
-      </w:pPr>
-      <w:r>
-        <w:rPr>
-          <w:rFonts w:cs="Calibri" w:ascii="Calibri" w:hAnsi="Calibri" w:asciiTheme="minorHAnsi" w:cstheme="minorHAnsi" w:hAnsiTheme="minorHAnsi"/>
-          <w:color w:themeColor="background2" w:themeShade="80" w:val="767171"/>
-          <w:sz w:val="20"/>
-          <w:szCs w:val="20"/>
-        </w:rPr>
-        <w:t xml:space="preserve">Repositorio / enlace: </w:t>
-      </w:r>
-    </w:p>
-    <w:p>
-      <w:pPr>
-        <w:pStyle w:val="NormalWeb"/>
-        <w:shd w:val="clear" w:color="auto" w:fill="FFFFFF"/>
-        <w:spacing w:lineRule="auto" w:line="360" w:beforeAutospacing="0" w:before="0" w:afterAutospacing="0" w:after="0"/>
-        <w:jc w:val="both"/>
-        <w:rPr>
-          <w:rFonts w:ascii="Calibri" w:hAnsi="Calibri" w:eastAsia="" w:cs="Calibri" w:asciiTheme="minorHAnsi" w:cstheme="minorHAnsi" w:eastAsiaTheme="majorEastAsia" w:hAnsiTheme="minorHAnsi"/>
-          <w:color w:themeColor="accent1" w:themeShade="bf" w:val="2F5496"/>
-          <w:sz w:val="20"/>
-          <w:szCs w:val="20"/>
-          <w:lang w:eastAsia="en-US"/>
-        </w:rPr>
-      </w:pPr>
-      <w:r>
-        <w:rPr>
-          <w:rFonts w:eastAsia="" w:cs="Calibri" w:ascii="Calibri" w:hAnsi="Calibri" w:asciiTheme="minorHAnsi" w:cstheme="minorHAnsi" w:eastAsiaTheme="majorEastAsia" w:hAnsiTheme="minorHAnsi"/>
-          <w:color w:themeColor="accent1" w:themeShade="bf" w:val="2F5496"/>
-          <w:sz w:val="20"/>
-          <w:szCs w:val="20"/>
-          <w:lang w:eastAsia="en-US"/>
-        </w:rPr>
-        <w:t>Uso crítico de inteligencia artificial</w:t>
-      </w:r>
-    </w:p>
-    <w:p>
-      <w:pPr>
-        <w:pStyle w:val="NormalWeb"/>
-        <w:numPr>
-          <w:ilvl w:val="0"/>
-          <w:numId w:val="6"/>
-        </w:numPr>
-        <w:shd w:val="clear" w:color="auto" w:fill="FFFFFF"/>
-        <w:spacing w:lineRule="auto" w:line="360" w:before="280" w:after="280"/>
-        <w:jc w:val="both"/>
-        <w:rPr>
-          <w:rFonts w:ascii="Calibri" w:hAnsi="Calibri" w:cs="Calibri" w:asciiTheme="minorHAnsi" w:cstheme="minorHAnsi" w:hAnsiTheme="minorHAnsi"/>
-          <w:color w:themeColor="background2" w:themeShade="80" w:val="767171"/>
-          <w:sz w:val="20"/>
-          <w:szCs w:val="20"/>
-        </w:rPr>
-      </w:pPr>
-      <w:r>
-        <w:rPr>
-          <w:rFonts w:cs="Calibri" w:ascii="Calibri" w:hAnsi="Calibri" w:asciiTheme="minorHAnsi" w:cstheme="minorHAnsi" w:hAnsiTheme="minorHAnsi"/>
-          <w:b/>
-          <w:bCs/>
-          <w:color w:themeColor="background2" w:themeShade="80" w:val="767171"/>
-          <w:sz w:val="20"/>
-          <w:szCs w:val="20"/>
-        </w:rPr>
-        <w:t>Prompt principal:</w:t>
-      </w:r>
-    </w:p>
-    <w:p>
-      <w:pPr>
-        <w:pStyle w:val="NormalWeb"/>
-        <w:shd w:val="clear" w:color="auto" w:fill="FFFFFF"/>
-        <w:spacing w:lineRule="auto" w:line="360" w:before="280" w:after="280"/>
-        <w:jc w:val="both"/>
-        <w:rPr>
-          <w:rFonts w:ascii="Calibri" w:hAnsi="Calibri" w:cs="Calibri" w:asciiTheme="minorHAnsi" w:cstheme="minorHAnsi" w:hAnsiTheme="minorHAnsi"/>
-          <w:color w:themeColor="background2" w:themeShade="80" w:val="767171"/>
-          <w:sz w:val="20"/>
-          <w:szCs w:val="20"/>
-        </w:rPr>
-      </w:pPr>
-      <w:r>
-        <w:rPr>
-          <w:rFonts w:cs="Calibri" w:cstheme="minorHAnsi" w:ascii="Calibri" w:hAnsi="Calibri"/>
-          <w:color w:themeColor="background2" w:themeShade="80" w:val="767171"/>
-          <w:sz w:val="20"/>
-          <w:szCs w:val="20"/>
-        </w:rPr>
-      </w:r>
-    </w:p>
-    <w:p>
-      <w:pPr>
-        <w:pStyle w:val="NormalWeb"/>
-        <w:numPr>
-          <w:ilvl w:val="0"/>
-          <w:numId w:val="6"/>
-        </w:numPr>
-        <w:shd w:val="clear" w:color="auto" w:fill="FFFFFF"/>
-        <w:spacing w:lineRule="auto" w:line="360" w:before="280" w:after="280"/>
-        <w:jc w:val="both"/>
-        <w:rPr>
-          <w:rFonts w:ascii="Calibri" w:hAnsi="Calibri" w:cs="Calibri" w:asciiTheme="minorHAnsi" w:cstheme="minorHAnsi" w:hAnsiTheme="minorHAnsi"/>
-          <w:color w:themeColor="background2" w:themeShade="80" w:val="767171"/>
-          <w:sz w:val="20"/>
-          <w:szCs w:val="20"/>
-        </w:rPr>
-      </w:pPr>
-      <w:r>
-        <w:rPr>
-          <w:rFonts w:cs="Calibri" w:ascii="Calibri" w:hAnsi="Calibri" w:asciiTheme="minorHAnsi" w:cstheme="minorHAnsi" w:hAnsiTheme="minorHAnsi"/>
-          <w:b/>
-          <w:bCs/>
-          <w:color w:themeColor="background2" w:themeShade="80" w:val="767171"/>
-          <w:sz w:val="20"/>
-          <w:szCs w:val="20"/>
-        </w:rPr>
-        <w:t>Recomendación aceptada y justificación:</w:t>
-      </w:r>
-    </w:p>
-    <w:p>
-      <w:pPr>
-        <w:pStyle w:val="NormalWeb"/>
-        <w:shd w:val="clear" w:color="auto" w:fill="FFFFFF"/>
-        <w:spacing w:lineRule="auto" w:line="360" w:before="280" w:after="280"/>
-        <w:jc w:val="both"/>
-        <w:rPr>
-          <w:rFonts w:ascii="Calibri" w:hAnsi="Calibri" w:cs="Calibri" w:asciiTheme="minorHAnsi" w:cstheme="minorHAnsi" w:hAnsiTheme="minorHAnsi"/>
-          <w:color w:themeColor="background2" w:themeShade="80" w:val="767171"/>
-          <w:sz w:val="20"/>
-          <w:szCs w:val="20"/>
-        </w:rPr>
-      </w:pPr>
-      <w:r>
-        <w:rPr>
-          <w:rFonts w:cs="Calibri" w:cstheme="minorHAnsi" w:ascii="Calibri" w:hAnsi="Calibri"/>
-          <w:color w:themeColor="background2" w:themeShade="80" w:val="767171"/>
-          <w:sz w:val="20"/>
-          <w:szCs w:val="20"/>
-        </w:rPr>
-      </w:r>
-    </w:p>
-    <w:p>
-      <w:pPr>
-        <w:pStyle w:val="NormalWeb"/>
-        <w:numPr>
-          <w:ilvl w:val="0"/>
-          <w:numId w:val="6"/>
-        </w:numPr>
-        <w:shd w:val="clear" w:color="auto" w:fill="FFFFFF"/>
-        <w:spacing w:lineRule="auto" w:line="360" w:before="280" w:after="280"/>
-        <w:jc w:val="both"/>
-        <w:rPr>
-          <w:rFonts w:ascii="Calibri" w:hAnsi="Calibri" w:cs="Calibri" w:asciiTheme="minorHAnsi" w:cstheme="minorHAnsi" w:hAnsiTheme="minorHAnsi"/>
-          <w:color w:themeColor="background2" w:themeShade="80" w:val="767171"/>
-          <w:sz w:val="20"/>
-          <w:szCs w:val="20"/>
-        </w:rPr>
-      </w:pPr>
-      <w:r>
-        <w:rPr>
-          <w:rFonts w:cs="Calibri" w:ascii="Calibri" w:hAnsi="Calibri" w:asciiTheme="minorHAnsi" w:cstheme="minorHAnsi" w:hAnsiTheme="minorHAnsi"/>
-          <w:b/>
-          <w:bCs/>
-          <w:color w:themeColor="background2" w:themeShade="80" w:val="767171"/>
-          <w:sz w:val="20"/>
-          <w:szCs w:val="20"/>
-        </w:rPr>
-        <w:t>Recomendación modificada o rechazada y justificación:</w:t>
-      </w:r>
-      <w:r>
-        <w:rPr>
-          <w:rFonts w:cs="Calibri" w:ascii="Calibri" w:hAnsi="Calibri" w:asciiTheme="minorHAnsi" w:cstheme="minorHAnsi" w:hAnsiTheme="minorHAnsi"/>
-          <w:color w:themeColor="background2" w:themeShade="80" w:val="767171"/>
+        <w:t>Conclusiones</w:t>
+      </w:r>
+      <w:r>
+        <w:rPr>
+          <w:rFonts w:cs="Calibri" w:ascii="Calibri" w:hAnsi="Calibri" w:asciiTheme="minorHAnsi" w:cstheme="minorHAnsi" w:hAnsiTheme="minorHAnsi"/>
           <w:sz w:val="20"/>
           <w:szCs w:val="20"/>
         </w:rPr>
@@ -10631,46 +18933,8 @@
     </w:p>
     <w:p>
       <w:pPr>
-        <w:pStyle w:val="NormalWeb"/>
-        <w:shd w:val="clear" w:color="auto" w:fill="FFFFFF"/>
-        <w:spacing w:lineRule="auto" w:line="360" w:before="280" w:after="280"/>
-        <w:jc w:val="both"/>
-        <w:rPr>
-          <w:rFonts w:ascii="Calibri" w:hAnsi="Calibri" w:cs="Calibri" w:asciiTheme="minorHAnsi" w:cstheme="minorHAnsi" w:hAnsiTheme="minorHAnsi"/>
-          <w:color w:themeColor="background2" w:themeShade="80" w:val="767171"/>
-          <w:sz w:val="20"/>
-          <w:szCs w:val="20"/>
-        </w:rPr>
-      </w:pPr>
-      <w:r>
-        <w:rPr>
-          <w:rFonts w:cs="Calibri" w:cstheme="minorHAnsi" w:ascii="Calibri" w:hAnsi="Calibri"/>
-          <w:color w:themeColor="background2" w:themeShade="80" w:val="767171"/>
-          <w:sz w:val="20"/>
-          <w:szCs w:val="20"/>
-        </w:rPr>
-      </w:r>
-    </w:p>
-    <w:p>
-      <w:pPr>
-        <w:pStyle w:val="Heading2"/>
-        <w:rPr>
-          <w:rFonts w:ascii="Calibri" w:hAnsi="Calibri" w:cs="Calibri" w:asciiTheme="minorHAnsi" w:cstheme="minorHAnsi" w:hAnsiTheme="minorHAnsi"/>
-          <w:sz w:val="20"/>
-          <w:szCs w:val="20"/>
-        </w:rPr>
-      </w:pPr>
-      <w:r>
-        <w:rPr>
-          <w:rFonts w:cs="Calibri" w:cstheme="minorHAnsi" w:ascii="Calibri" w:hAnsi="Calibri"/>
-          <w:sz w:val="20"/>
-          <w:szCs w:val="20"/>
-        </w:rPr>
-      </w:r>
-    </w:p>
-    <w:p>
-      <w:pPr>
         <w:pStyle w:val="Normal"/>
+        <w:jc w:val="both"/>
         <w:rPr>
           <w:rFonts w:cs="Calibri" w:cstheme="minorHAnsi"/>
           <w:sz w:val="20"/>
@@ -10683,37 +18947,7 @@
           <w:sz w:val="20"/>
           <w:szCs w:val="20"/>
         </w:rPr>
-      </w:r>
-    </w:p>
-    <w:p>
-      <w:pPr>
-        <w:pStyle w:val="NormalWeb"/>
-        <w:shd w:val="clear" w:color="auto" w:fill="FFFFFF"/>
-        <w:spacing w:lineRule="auto" w:line="360" w:beforeAutospacing="0" w:before="0" w:afterAutospacing="0" w:after="0"/>
-        <w:jc w:val="both"/>
-        <w:rPr>
-          <w:rFonts w:ascii="Calibri" w:hAnsi="Calibri" w:cs="Calibri" w:asciiTheme="minorHAnsi" w:cstheme="minorHAnsi" w:hAnsiTheme="minorHAnsi"/>
-          <w:sz w:val="20"/>
-          <w:szCs w:val="20"/>
-        </w:rPr>
-      </w:pPr>
-      <w:r>
-        <w:rPr>
-          <w:rFonts w:eastAsia="" w:cs="Calibri" w:ascii="Calibri" w:hAnsi="Calibri" w:asciiTheme="minorHAnsi" w:cstheme="minorHAnsi" w:eastAsiaTheme="majorEastAsia" w:hAnsiTheme="minorHAnsi"/>
-          <w:color w:themeColor="accent1" w:themeShade="bf" w:val="2F5496"/>
-          <w:sz w:val="20"/>
-          <w:szCs w:val="20"/>
-          <w:lang w:eastAsia="en-US"/>
-        </w:rPr>
-        <w:t>Conclusiones</w:t>
-      </w:r>
-      <w:r>
-        <w:rPr>
-          <w:rFonts w:cs="Calibri" w:ascii="Calibri" w:hAnsi="Calibri" w:asciiTheme="minorHAnsi" w:cstheme="minorHAnsi" w:hAnsiTheme="minorHAnsi"/>
-          <w:sz w:val="20"/>
-          <w:szCs w:val="20"/>
-        </w:rPr>
-        <w:t xml:space="preserve"> </w:t>
+        <w:t>El patrón Memento permitió separar la captura y restauración del estado de la reserva de las reglas que lo protegen. El Caretaker gestiona el historial sin conocer el contenido de los borradores, y el Originator recalcula los datos derivados al restaurar, evitando estados inconsistentes. Añadir atributos a la reserva solo afecta a la reserva y a su memento. A cambio, introduce más clases y consumo de memoria, y no restaura recursos externos como el inventario de asientos. Es adecuado con estados pequeños y encapsulados; con estados grandes conviene Command.</w:t>
       </w:r>
     </w:p>
     <w:p>
@@ -10726,13 +18960,24 @@
           <w:szCs w:val="20"/>
         </w:rPr>
       </w:pPr>
-      <w:r>
+    </w:p>
+    <w:p>
+      <w:pPr>
+        <w:pStyle w:val="Normal"/>
+        <w:jc w:val="both"/>
         <w:rPr>
           <w:rFonts w:cs="Calibri" w:cstheme="minorHAnsi"/>
           <w:sz w:val="20"/>
           <w:szCs w:val="20"/>
         </w:rPr>
-        <w:t>El patrón Memento permitió separar la captura y restauración del estado de la reserva de las reglas que lo protegen. El Caretaker gestiona el historial sin conocer el contenido de los borradores, y el Originator recalcula los datos derivados al restaurar, evitando estados inconsistentes. Añadir atributos a la reserva solo afecta a la reserva y a su memento. A cambio, introduce más clases y consumo de memoria, y no restaura recursos externos como el inventario de asientos. Es adecuado con estados pequeños y encapsulados; con estados grandes conviene Command.</w:t>
+      </w:pPr>
+      <w:r>
+        <w:rPr>
+          <w:rFonts w:cs="Calibri" w:cstheme="minorHAnsi"/>
+          <w:sz w:val="20"/>
+          <w:szCs w:val="20"/>
+        </w:rPr>
+        <w:t xml:space="preserve">El patrón Visitor permitió agregar operaciones sobre el paquete turístico (impuestos, puntos de fidelidad e itinerario) sin modificar las clases de servicio. Cada operación quedó completa en su propia clase, y el doble despacho reemplazó las cadenas de instanceof, de modo que el compilador obliga a tratar todos los tipos. Las operaciones uniformes, como el precio base, se mantuvieron fuera del patrón para evitar sobreingeniería. A cambio, los servicios deben exponer sus datos a los visitantes y aparece una dependencia cíclica entre paquetes. Su mayor costo es la rigidez ante tipos nuevos: un servicio adicional obliga a modificar todos los visitantes. Conviene cuando la jerarquía es estable y las operaciones crecen.</w:t>
       </w:r>
     </w:p>
     <w:p>
@@ -15568,6 +23813,18 @@
   </w:num>
   <w:num w:numId="16">
     <w:abstractNumId w:val="16"/>
+  </w:num>
+  <w:num w:numId="17">
+    <w:abstractNumId w:val="12"/>
+    <w:lvlOverride w:ilvl="0">
+      <w:startOverride w:val="1"/>
+    </w:lvlOverride>
+  </w:num>
+  <w:num w:numId="18">
+    <w:abstractNumId w:val="12"/>
+    <w:lvlOverride w:ilvl="0">
+      <w:startOverride w:val="1"/>
+    </w:lvlOverride>
   </w:num>
 </w:numbering>
 </file>
